--- a/Курсовой проект конвертер валют Репников Пётр.docx
+++ b/Курсовой проект конвертер валют Репников Пётр.docx
@@ -4,185 +4,1420 @@
   <w:body>
     <w:p>
       <w:pPr>
-        <w:ind w:left="1701" w:right="850"/>
-        <w:rPr>
-          <w:rFonts w:ascii="Times New Roman" w:hAnsi="Times New Roman" w:cs="Times New Roman"/>
+        <w:rPr>
+          <w:rFonts w:ascii="Times New Roman" w:hAnsi="Times New Roman" w:cs="Times New Roman"/>
+        </w:rPr>
+      </w:pPr>
+    </w:p>
+    <w:p>
+      <w:pPr>
+        <w:spacing w:line="276" w:lineRule="auto"/>
+        <w:rPr>
+          <w:rFonts w:ascii="Times New Roman" w:eastAsia="Times New Roman" w:hAnsi="Times New Roman" w:cs="Times New Roman"/>
           <w:b/>
           <w:bCs/>
         </w:rPr>
       </w:pPr>
       <w:r>
         <w:rPr>
-          <w:rFonts w:ascii="Times New Roman" w:hAnsi="Times New Roman" w:cs="Times New Roman"/>
+          <w:rFonts w:ascii="Times New Roman" w:eastAsia="Times New Roman" w:hAnsi="Times New Roman" w:cs="Times New Roman"/>
           <w:b/>
           <w:bCs/>
         </w:rPr>
-        <w:t>ВВЕДЕНИЕ</w:t>
-      </w:r>
-    </w:p>
-    <w:p>
-      <w:pPr>
-        <w:ind w:left="1701" w:right="850"/>
-        <w:rPr>
-          <w:rFonts w:ascii="Times New Roman" w:hAnsi="Times New Roman" w:cs="Times New Roman"/>
-        </w:rPr>
-      </w:pPr>
-      <w:r>
-        <w:rPr>
-          <w:rFonts w:ascii="Times New Roman" w:hAnsi="Times New Roman" w:cs="Times New Roman"/>
+        <w:t>Автономная некоммерческая профессиональная образовательная организация</w:t>
+      </w:r>
+      <w:r>
+        <w:rPr>
+          <w:rFonts w:ascii="Times New Roman" w:eastAsia="Times New Roman" w:hAnsi="Times New Roman" w:cs="Times New Roman"/>
           <w:b/>
           <w:bCs/>
         </w:rPr>
-        <w:t>Определение темы проекта.</w:t>
-      </w:r>
-      <w:r>
-        <w:rPr>
-          <w:rFonts w:ascii="Times New Roman" w:hAnsi="Times New Roman" w:cs="Times New Roman"/>
-        </w:rPr>
-        <w:t xml:space="preserve"> В современной науке об издательском деле и веб-индустрии под «конвертером валют» понимается специализированный интерактивный веб-сервис, предназначенный для автоматического пересчета денежных единиц различных стран по актуальному курсу. Данное программное решение занимает важное место в общей системе электронных изданий и информационных ресурсов, поскольку выступает неотъемлемым элементом современных медиа-платформ, бизнес-ресурсов и интернет-изданий финансовой направленности. Научное и практическое значение избранной темы заключается в необходимости создания легковесных, адаптивных и </w:t>
-      </w:r>
-      <w:proofErr w:type="spellStart"/>
-      <w:r>
-        <w:rPr>
-          <w:rFonts w:ascii="Times New Roman" w:hAnsi="Times New Roman" w:cs="Times New Roman"/>
-        </w:rPr>
-        <w:t>кроссбраузерных</w:t>
-      </w:r>
-      <w:proofErr w:type="spellEnd"/>
-      <w:r>
-        <w:rPr>
-          <w:rFonts w:ascii="Times New Roman" w:hAnsi="Times New Roman" w:cs="Times New Roman"/>
-        </w:rPr>
-        <w:t xml:space="preserve"> интерфейсов для мгновенного предоставления пользователю точной финансовой информации.</w:t>
-      </w:r>
-    </w:p>
-    <w:p>
-      <w:pPr>
-        <w:ind w:left="1701" w:right="850"/>
-        <w:rPr>
-          <w:rFonts w:ascii="Times New Roman" w:hAnsi="Times New Roman" w:cs="Times New Roman"/>
-        </w:rPr>
-      </w:pPr>
-      <w:r>
-        <w:rPr>
-          <w:rFonts w:ascii="Times New Roman" w:hAnsi="Times New Roman" w:cs="Times New Roman"/>
+        <w:br/>
+        <w:t>«</w:t>
+      </w:r>
+      <w:proofErr w:type="spellStart"/>
+      <w:r>
+        <w:rPr>
+          <w:rFonts w:ascii="Times New Roman" w:eastAsia="Times New Roman" w:hAnsi="Times New Roman" w:cs="Times New Roman"/>
           <w:b/>
           <w:bCs/>
         </w:rPr>
-        <w:t>Актуальность проекта.</w:t>
-      </w:r>
-      <w:r>
-        <w:rPr>
-          <w:rFonts w:ascii="Times New Roman" w:hAnsi="Times New Roman" w:cs="Times New Roman"/>
-        </w:rPr>
-        <w:t xml:space="preserve"> Актуальность данной темы обусловлена тем, что в современных условиях глобализации и динамичного развития цифровой экономики пользователям сетевых изданий требуется оперативный доступ к инструментам конвертации валют. Существующее положение дел на рынке веб-разработки показывает высокий спрос на клиентские приложения, работающие без перезагрузки страниц и предоставляющие удобные механизмы взаимодействия, такие как сохранение истории операций. Разработка такого конвертера силами современных веб-технологий (HTML5, CSS3, JavaScript) позволяет минимизировать нагрузку на серверную часть и обеспечить высокую скорость отклика интерфейса.</w:t>
-      </w:r>
-    </w:p>
-    <w:p>
-      <w:pPr>
-        <w:ind w:left="1701" w:right="850"/>
-        <w:rPr>
-          <w:rFonts w:ascii="Times New Roman" w:hAnsi="Times New Roman" w:cs="Times New Roman"/>
-        </w:rPr>
-      </w:pPr>
-      <w:r>
-        <w:rPr>
-          <w:rFonts w:ascii="Times New Roman" w:hAnsi="Times New Roman" w:cs="Times New Roman"/>
+        <w:t>Хекслет</w:t>
+      </w:r>
+      <w:proofErr w:type="spellEnd"/>
+      <w:r>
+        <w:rPr>
+          <w:rFonts w:ascii="Times New Roman" w:eastAsia="Times New Roman" w:hAnsi="Times New Roman" w:cs="Times New Roman"/>
           <w:b/>
           <w:bCs/>
         </w:rPr>
-        <w:t>Цель проекта.</w:t>
-      </w:r>
-      <w:r>
-        <w:rPr>
-          <w:rFonts w:ascii="Times New Roman" w:hAnsi="Times New Roman" w:cs="Times New Roman"/>
-        </w:rPr>
-        <w:t xml:space="preserve"> Целью данного проекта является проектирование, разработка и программная реализация интерактивного веб-приложения «Конвертер валют» с функцией ведения истории операций на базе языка программирования JavaScript.</w:t>
-      </w:r>
-    </w:p>
-    <w:p>
-      <w:pPr>
-        <w:ind w:left="1701" w:right="850"/>
-        <w:rPr>
-          <w:rFonts w:ascii="Times New Roman" w:hAnsi="Times New Roman" w:cs="Times New Roman"/>
-        </w:rPr>
-      </w:pPr>
-      <w:r>
-        <w:rPr>
-          <w:rFonts w:ascii="Times New Roman" w:hAnsi="Times New Roman" w:cs="Times New Roman"/>
+        <w:t xml:space="preserve"> колледж»</w:t>
+      </w:r>
+    </w:p>
+    <w:p>
+      <w:pPr>
+        <w:spacing w:after="200" w:line="276" w:lineRule="auto"/>
+        <w:rPr>
+          <w:rFonts w:ascii="Times New Roman" w:eastAsia="Times New Roman" w:hAnsi="Times New Roman" w:cs="Times New Roman"/>
           <w:b/>
           <w:bCs/>
         </w:rPr>
-        <w:t>Задачи курсового проекта.</w:t>
-      </w:r>
-      <w:r>
-        <w:rPr>
-          <w:rFonts w:ascii="Times New Roman" w:hAnsi="Times New Roman" w:cs="Times New Roman"/>
-        </w:rPr>
-        <w:t xml:space="preserve"> Для достижения цели, поставленной в курсовом проекте, были определены следующие задачи:</w:t>
+      </w:pPr>
+    </w:p>
+    <w:p>
+      <w:pPr>
+        <w:spacing w:after="200" w:line="276" w:lineRule="auto"/>
+        <w:rPr>
+          <w:rFonts w:ascii="Times New Roman" w:eastAsia="Times New Roman" w:hAnsi="Times New Roman" w:cs="Times New Roman"/>
+          <w:b/>
+          <w:bCs/>
+        </w:rPr>
+      </w:pPr>
+    </w:p>
+    <w:p>
+      <w:pPr>
+        <w:spacing w:after="200" w:line="276" w:lineRule="auto"/>
+        <w:rPr>
+          <w:rFonts w:ascii="Times New Roman" w:eastAsia="Times New Roman" w:hAnsi="Times New Roman" w:cs="Times New Roman"/>
+          <w:b/>
+          <w:bCs/>
+        </w:rPr>
+      </w:pPr>
+    </w:p>
+    <w:p>
+      <w:pPr>
+        <w:spacing w:after="200" w:line="276" w:lineRule="auto"/>
+        <w:jc w:val="center"/>
+        <w:rPr>
+          <w:rFonts w:ascii="Times New Roman" w:eastAsia="Times New Roman" w:hAnsi="Times New Roman" w:cs="Times New Roman"/>
+          <w:b/>
+          <w:bCs/>
+        </w:rPr>
+      </w:pPr>
+    </w:p>
+    <w:p>
+      <w:pPr>
+        <w:spacing w:after="200" w:line="276" w:lineRule="auto"/>
+        <w:jc w:val="center"/>
+        <w:rPr>
+          <w:rFonts w:ascii="Times New Roman" w:eastAsia="Times New Roman" w:hAnsi="Times New Roman" w:cs="Times New Roman"/>
+          <w:b/>
+          <w:bCs/>
+        </w:rPr>
+      </w:pPr>
+      <w:r>
+        <w:rPr>
+          <w:rFonts w:ascii="Times New Roman" w:eastAsia="Times New Roman" w:hAnsi="Times New Roman" w:cs="Times New Roman"/>
+          <w:b/>
+          <w:bCs/>
+        </w:rPr>
+        <w:t>КУРСОВОЙ ПРОЕКТ</w:t>
+      </w:r>
+    </w:p>
+    <w:tbl>
+      <w:tblPr>
+        <w:tblW w:w="9322" w:type="dxa"/>
+        <w:tblInd w:w="-115" w:type="dxa"/>
+        <w:tblLayout w:type="fixed"/>
+        <w:tblLook w:val="0400" w:firstRow="0" w:lastRow="0" w:firstColumn="0" w:lastColumn="0" w:noHBand="0" w:noVBand="1"/>
+      </w:tblPr>
+      <w:tblGrid>
+        <w:gridCol w:w="9322"/>
+      </w:tblGrid>
+      <w:tr>
+        <w:trPr>
+          <w:trHeight w:val="551"/>
+        </w:trPr>
+        <w:tc>
+          <w:tcPr>
+            <w:tcW w:w="9322" w:type="dxa"/>
+            <w:tcBorders>
+              <w:bottom w:val="single" w:sz="4" w:space="0" w:color="000000"/>
+            </w:tcBorders>
+            <w:vAlign w:val="bottom"/>
+          </w:tcPr>
+          <w:p>
+            <w:pPr>
+              <w:spacing w:before="120"/>
+              <w:jc w:val="center"/>
+              <w:rPr>
+                <w:rFonts w:ascii="Times New Roman" w:eastAsia="Times New Roman" w:hAnsi="Times New Roman" w:cs="Times New Roman"/>
+              </w:rPr>
+            </w:pPr>
+            <w:r>
+              <w:rPr>
+                <w:rFonts w:ascii="Times New Roman" w:eastAsia="Times New Roman" w:hAnsi="Times New Roman" w:cs="Times New Roman"/>
+              </w:rPr>
+              <w:t>по дисциплине Основы алгоритмизации и программирования</w:t>
+            </w:r>
+          </w:p>
+        </w:tc>
+      </w:tr>
+      <w:tr>
+        <w:tc>
+          <w:tcPr>
+            <w:tcW w:w="9322" w:type="dxa"/>
+            <w:tcBorders>
+              <w:top w:val="single" w:sz="4" w:space="0" w:color="000000"/>
+            </w:tcBorders>
+          </w:tcPr>
+          <w:p>
+            <w:pPr>
+              <w:spacing w:before="360"/>
+              <w:jc w:val="center"/>
+              <w:rPr>
+                <w:rFonts w:ascii="Times New Roman" w:eastAsia="Times New Roman" w:hAnsi="Times New Roman" w:cs="Times New Roman"/>
+                <w:color w:val="FF0000"/>
+              </w:rPr>
+            </w:pPr>
+          </w:p>
+        </w:tc>
+      </w:tr>
+    </w:tbl>
+    <w:p>
+      <w:pPr>
+        <w:jc w:val="center"/>
+        <w:rPr>
+          <w:rFonts w:ascii="Times New Roman" w:eastAsia="Times New Roman" w:hAnsi="Times New Roman" w:cs="Times New Roman"/>
+        </w:rPr>
+      </w:pPr>
+    </w:p>
+    <w:p>
+      <w:pPr>
+        <w:jc w:val="center"/>
+        <w:rPr>
+          <w:rFonts w:ascii="Times New Roman" w:eastAsia="Times New Roman" w:hAnsi="Times New Roman" w:cs="Times New Roman"/>
+        </w:rPr>
+      </w:pPr>
+    </w:p>
+    <w:tbl>
+      <w:tblPr>
+        <w:tblW w:w="9322" w:type="dxa"/>
+        <w:tblInd w:w="-115" w:type="dxa"/>
+        <w:tblLayout w:type="fixed"/>
+        <w:tblLook w:val="0400" w:firstRow="0" w:lastRow="0" w:firstColumn="0" w:lastColumn="0" w:noHBand="0" w:noVBand="1"/>
+      </w:tblPr>
+      <w:tblGrid>
+        <w:gridCol w:w="959"/>
+        <w:gridCol w:w="8363"/>
+      </w:tblGrid>
+      <w:tr>
+        <w:tc>
+          <w:tcPr>
+            <w:tcW w:w="959" w:type="dxa"/>
+          </w:tcPr>
+          <w:p>
+            <w:pPr>
+              <w:tabs>
+                <w:tab w:val="left" w:pos="709"/>
+                <w:tab w:val="left" w:pos="1418"/>
+                <w:tab w:val="left" w:pos="2126"/>
+                <w:tab w:val="left" w:pos="2835"/>
+                <w:tab w:val="left" w:pos="3544"/>
+                <w:tab w:val="left" w:pos="4253"/>
+                <w:tab w:val="left" w:pos="4961"/>
+                <w:tab w:val="left" w:pos="5670"/>
+                <w:tab w:val="left" w:pos="6379"/>
+                <w:tab w:val="left" w:pos="7088"/>
+                <w:tab w:val="left" w:pos="7796"/>
+                <w:tab w:val="left" w:pos="8505"/>
+                <w:tab w:val="left" w:pos="9497"/>
+              </w:tabs>
+              <w:spacing w:before="120" w:line="276" w:lineRule="auto"/>
+              <w:rPr>
+                <w:rFonts w:ascii="Times New Roman" w:eastAsia="Times New Roman" w:hAnsi="Times New Roman" w:cs="Times New Roman"/>
+                <w:color w:val="0D0D0D" w:themeColor="text1" w:themeTint="F2"/>
+              </w:rPr>
+            </w:pPr>
+            <w:r>
+              <w:rPr>
+                <w:rFonts w:ascii="Times New Roman" w:eastAsia="Times New Roman" w:hAnsi="Times New Roman" w:cs="Times New Roman"/>
+                <w:color w:val="0D0D0D" w:themeColor="text1" w:themeTint="F2"/>
+              </w:rPr>
+              <w:t>Тема:</w:t>
+            </w:r>
+          </w:p>
+        </w:tc>
+        <w:tc>
+          <w:tcPr>
+            <w:tcW w:w="8363" w:type="dxa"/>
+            <w:tcBorders>
+              <w:bottom w:val="single" w:sz="4" w:space="0" w:color="000000"/>
+            </w:tcBorders>
+            <w:vAlign w:val="bottom"/>
+          </w:tcPr>
+          <w:p>
+            <w:pPr>
+              <w:tabs>
+                <w:tab w:val="left" w:pos="709"/>
+                <w:tab w:val="left" w:pos="1418"/>
+                <w:tab w:val="left" w:pos="2126"/>
+                <w:tab w:val="left" w:pos="2835"/>
+                <w:tab w:val="left" w:pos="3544"/>
+                <w:tab w:val="left" w:pos="4253"/>
+                <w:tab w:val="left" w:pos="4961"/>
+                <w:tab w:val="left" w:pos="5670"/>
+                <w:tab w:val="left" w:pos="6379"/>
+                <w:tab w:val="left" w:pos="7088"/>
+                <w:tab w:val="left" w:pos="7796"/>
+                <w:tab w:val="left" w:pos="8505"/>
+                <w:tab w:val="left" w:pos="9497"/>
+              </w:tabs>
+              <w:spacing w:before="120" w:line="276" w:lineRule="auto"/>
+              <w:jc w:val="center"/>
+              <w:rPr>
+                <w:rFonts w:ascii="Times New Roman" w:hAnsi="Times New Roman" w:cs="Times New Roman"/>
+                <w:color w:val="0D0D0D" w:themeColor="text1" w:themeTint="F2"/>
+              </w:rPr>
+            </w:pPr>
+            <w:r>
+              <w:rPr>
+                <w:rFonts w:ascii="Times New Roman" w:eastAsia="Times New Roman" w:hAnsi="Times New Roman" w:cs="Times New Roman"/>
+                <w:color w:val="0D0D0D" w:themeColor="text1" w:themeTint="F2"/>
+              </w:rPr>
+              <w:t xml:space="preserve">Разработка модуля веб-приложения на стороне клиента </w:t>
+            </w:r>
+          </w:p>
+        </w:tc>
+      </w:tr>
+      <w:tr>
+        <w:tc>
+          <w:tcPr>
+            <w:tcW w:w="9322" w:type="dxa"/>
+            <w:gridSpan w:val="2"/>
+            <w:tcBorders>
+              <w:top w:val="single" w:sz="4" w:space="0" w:color="000000"/>
+              <w:bottom w:val="single" w:sz="4" w:space="0" w:color="000000"/>
+            </w:tcBorders>
+          </w:tcPr>
+          <w:p>
+            <w:pPr>
+              <w:spacing w:before="360"/>
+              <w:jc w:val="center"/>
+              <w:rPr>
+                <w:rFonts w:ascii="Times New Roman" w:eastAsia="Times New Roman" w:hAnsi="Times New Roman" w:cs="Times New Roman"/>
+                <w:color w:val="0D0D0D" w:themeColor="text1" w:themeTint="F2"/>
+              </w:rPr>
+            </w:pPr>
+            <w:r>
+              <w:rPr>
+                <w:rFonts w:ascii="Times New Roman" w:eastAsia="Times New Roman" w:hAnsi="Times New Roman" w:cs="Times New Roman"/>
+                <w:color w:val="0D0D0D" w:themeColor="text1" w:themeTint="F2"/>
+              </w:rPr>
+              <w:t>«</w:t>
+            </w:r>
+            <w:r>
+              <w:rPr>
+                <w:rFonts w:ascii="Times New Roman" w:eastAsia="Times New Roman" w:hAnsi="Times New Roman" w:cs="Times New Roman"/>
+                <w:color w:val="0D0D0D" w:themeColor="text1" w:themeTint="F2"/>
+              </w:rPr>
+              <w:t>Конвертер валют</w:t>
+            </w:r>
+            <w:r>
+              <w:rPr>
+                <w:rFonts w:ascii="Times New Roman" w:eastAsia="Times New Roman" w:hAnsi="Times New Roman" w:cs="Times New Roman"/>
+                <w:color w:val="0D0D0D" w:themeColor="text1" w:themeTint="F2"/>
+              </w:rPr>
+              <w:t>»</w:t>
+            </w:r>
+          </w:p>
+        </w:tc>
+      </w:tr>
+    </w:tbl>
+    <w:p>
+      <w:pPr>
+        <w:jc w:val="center"/>
+        <w:rPr>
+          <w:rFonts w:ascii="Times New Roman" w:eastAsia="Times New Roman" w:hAnsi="Times New Roman" w:cs="Times New Roman"/>
+        </w:rPr>
+      </w:pPr>
+    </w:p>
+    <w:p>
+      <w:pPr>
+        <w:jc w:val="center"/>
+        <w:rPr>
+          <w:rFonts w:ascii="Times New Roman" w:eastAsia="Times New Roman" w:hAnsi="Times New Roman" w:cs="Times New Roman"/>
+        </w:rPr>
+      </w:pPr>
+    </w:p>
+    <w:tbl>
+      <w:tblPr>
+        <w:tblW w:w="9322" w:type="dxa"/>
+        <w:tblInd w:w="-115" w:type="dxa"/>
+        <w:tblLayout w:type="fixed"/>
+        <w:tblLook w:val="0400" w:firstRow="0" w:lastRow="0" w:firstColumn="0" w:lastColumn="0" w:noHBand="0" w:noVBand="1"/>
+      </w:tblPr>
+      <w:tblGrid>
+        <w:gridCol w:w="2093"/>
+        <w:gridCol w:w="7229"/>
+      </w:tblGrid>
+      <w:tr>
+        <w:tc>
+          <w:tcPr>
+            <w:tcW w:w="2093" w:type="dxa"/>
+            <w:vAlign w:val="bottom"/>
+          </w:tcPr>
+          <w:p>
+            <w:pPr>
+              <w:tabs>
+                <w:tab w:val="left" w:pos="709"/>
+                <w:tab w:val="left" w:pos="1418"/>
+                <w:tab w:val="left" w:pos="2126"/>
+                <w:tab w:val="left" w:pos="2835"/>
+                <w:tab w:val="left" w:pos="3544"/>
+                <w:tab w:val="left" w:pos="4253"/>
+                <w:tab w:val="left" w:pos="4961"/>
+                <w:tab w:val="left" w:pos="5670"/>
+                <w:tab w:val="left" w:pos="6379"/>
+                <w:tab w:val="left" w:pos="7088"/>
+                <w:tab w:val="left" w:pos="7796"/>
+                <w:tab w:val="left" w:pos="8505"/>
+                <w:tab w:val="left" w:pos="9497"/>
+              </w:tabs>
+              <w:spacing w:before="120" w:line="276" w:lineRule="auto"/>
+              <w:rPr>
+                <w:rFonts w:ascii="Times New Roman" w:eastAsia="Times New Roman" w:hAnsi="Times New Roman" w:cs="Times New Roman"/>
+              </w:rPr>
+            </w:pPr>
+            <w:r>
+              <w:rPr>
+                <w:rFonts w:ascii="Times New Roman" w:eastAsia="Times New Roman" w:hAnsi="Times New Roman" w:cs="Times New Roman"/>
+              </w:rPr>
+              <w:t>Специальность</w:t>
+            </w:r>
+          </w:p>
+        </w:tc>
+        <w:tc>
+          <w:tcPr>
+            <w:tcW w:w="7229" w:type="dxa"/>
+            <w:tcBorders>
+              <w:bottom w:val="single" w:sz="4" w:space="0" w:color="000000"/>
+            </w:tcBorders>
+            <w:vAlign w:val="bottom"/>
+          </w:tcPr>
+          <w:p>
+            <w:pPr>
+              <w:spacing w:before="120" w:line="276" w:lineRule="auto"/>
+              <w:jc w:val="center"/>
+              <w:rPr>
+                <w:rFonts w:ascii="Times New Roman" w:eastAsia="Times New Roman" w:hAnsi="Times New Roman" w:cs="Times New Roman"/>
+              </w:rPr>
+            </w:pPr>
+            <w:r>
+              <w:rPr>
+                <w:rFonts w:ascii="Times New Roman" w:eastAsia="Times New Roman" w:hAnsi="Times New Roman" w:cs="Times New Roman"/>
+              </w:rPr>
+              <w:t>09.02.07 «Информационные системы и программирование»</w:t>
+            </w:r>
+          </w:p>
+        </w:tc>
+      </w:tr>
+    </w:tbl>
+    <w:p>
+      <w:pPr>
+        <w:jc w:val="center"/>
+        <w:rPr>
+          <w:rFonts w:ascii="Times New Roman" w:eastAsia="Times New Roman" w:hAnsi="Times New Roman" w:cs="Times New Roman"/>
+        </w:rPr>
+      </w:pPr>
+    </w:p>
+    <w:p>
+      <w:pPr>
+        <w:jc w:val="center"/>
+        <w:rPr>
+          <w:rFonts w:ascii="Times New Roman" w:eastAsia="Times New Roman" w:hAnsi="Times New Roman" w:cs="Times New Roman"/>
+        </w:rPr>
+      </w:pPr>
+    </w:p>
+    <w:tbl>
+      <w:tblPr>
+        <w:tblW w:w="12452" w:type="dxa"/>
+        <w:tblInd w:w="-115" w:type="dxa"/>
+        <w:tblLayout w:type="fixed"/>
+        <w:tblLook w:val="0400" w:firstRow="0" w:lastRow="0" w:firstColumn="0" w:lastColumn="0" w:noHBand="0" w:noVBand="1"/>
+      </w:tblPr>
+      <w:tblGrid>
+        <w:gridCol w:w="1843"/>
+        <w:gridCol w:w="3935"/>
+        <w:gridCol w:w="414"/>
+        <w:gridCol w:w="3130"/>
+        <w:gridCol w:w="3130"/>
+      </w:tblGrid>
+      <w:tr>
+        <w:tc>
+          <w:tcPr>
+            <w:tcW w:w="1843" w:type="dxa"/>
+          </w:tcPr>
+          <w:p>
+            <w:pPr>
+              <w:tabs>
+                <w:tab w:val="left" w:pos="709"/>
+                <w:tab w:val="left" w:pos="1418"/>
+                <w:tab w:val="left" w:pos="2126"/>
+                <w:tab w:val="left" w:pos="2835"/>
+                <w:tab w:val="left" w:pos="3544"/>
+                <w:tab w:val="left" w:pos="4253"/>
+                <w:tab w:val="left" w:pos="4961"/>
+                <w:tab w:val="left" w:pos="5670"/>
+                <w:tab w:val="left" w:pos="6379"/>
+                <w:tab w:val="left" w:pos="7088"/>
+                <w:tab w:val="left" w:pos="7796"/>
+                <w:tab w:val="left" w:pos="8505"/>
+                <w:tab w:val="left" w:pos="9497"/>
+              </w:tabs>
+              <w:spacing w:before="120" w:line="276" w:lineRule="auto"/>
+              <w:rPr>
+                <w:rFonts w:ascii="Times New Roman" w:eastAsia="Times New Roman" w:hAnsi="Times New Roman" w:cs="Times New Roman"/>
+              </w:rPr>
+            </w:pPr>
+            <w:r>
+              <w:rPr>
+                <w:rFonts w:ascii="Times New Roman" w:eastAsia="Times New Roman" w:hAnsi="Times New Roman" w:cs="Times New Roman"/>
+              </w:rPr>
+              <w:t>Руководитель</w:t>
+            </w:r>
+          </w:p>
+        </w:tc>
+        <w:tc>
+          <w:tcPr>
+            <w:tcW w:w="3935" w:type="dxa"/>
+          </w:tcPr>
+          <w:p>
+            <w:pPr>
+              <w:spacing w:before="120"/>
+              <w:jc w:val="center"/>
+              <w:rPr>
+                <w:rFonts w:ascii="Times New Roman" w:eastAsia="Times New Roman" w:hAnsi="Times New Roman" w:cs="Times New Roman"/>
+              </w:rPr>
+            </w:pPr>
+          </w:p>
+        </w:tc>
+        <w:tc>
+          <w:tcPr>
+            <w:tcW w:w="414" w:type="dxa"/>
+          </w:tcPr>
+          <w:p>
+            <w:pPr>
+              <w:spacing w:before="120"/>
+              <w:jc w:val="center"/>
+              <w:rPr>
+                <w:rFonts w:ascii="Times New Roman" w:eastAsia="Times New Roman" w:hAnsi="Times New Roman" w:cs="Times New Roman"/>
+              </w:rPr>
+            </w:pPr>
+          </w:p>
+        </w:tc>
+        <w:tc>
+          <w:tcPr>
+            <w:tcW w:w="3130" w:type="dxa"/>
+          </w:tcPr>
+          <w:p>
+            <w:pPr>
+              <w:spacing w:before="120"/>
+              <w:jc w:val="center"/>
+              <w:rPr>
+                <w:rFonts w:ascii="Times New Roman" w:eastAsia="Times New Roman" w:hAnsi="Times New Roman" w:cs="Times New Roman"/>
+                <w:color w:val="0D0D0D" w:themeColor="text1" w:themeTint="F2"/>
+              </w:rPr>
+            </w:pPr>
+            <w:r>
+              <w:rPr>
+                <w:rFonts w:ascii="Times New Roman" w:eastAsia="Times New Roman" w:hAnsi="Times New Roman" w:cs="Times New Roman"/>
+                <w:color w:val="0D0D0D" w:themeColor="text1" w:themeTint="F2"/>
+              </w:rPr>
+              <w:t>Гордей Александрович Королёв</w:t>
+            </w:r>
+          </w:p>
+        </w:tc>
+        <w:tc>
+          <w:tcPr>
+            <w:tcW w:w="3130" w:type="dxa"/>
+          </w:tcPr>
+          <w:p>
+            <w:pPr>
+              <w:spacing w:before="120"/>
+              <w:jc w:val="center"/>
+              <w:rPr>
+                <w:rFonts w:ascii="Times New Roman" w:eastAsia="Times New Roman" w:hAnsi="Times New Roman" w:cs="Times New Roman"/>
+                <w:color w:val="0D0D0D" w:themeColor="text1" w:themeTint="F2"/>
+              </w:rPr>
+            </w:pPr>
+          </w:p>
+        </w:tc>
+      </w:tr>
+      <w:tr>
+        <w:tc>
+          <w:tcPr>
+            <w:tcW w:w="1843" w:type="dxa"/>
+          </w:tcPr>
+          <w:p>
+            <w:pPr>
+              <w:tabs>
+                <w:tab w:val="left" w:pos="709"/>
+                <w:tab w:val="left" w:pos="1418"/>
+                <w:tab w:val="left" w:pos="2126"/>
+                <w:tab w:val="left" w:pos="2835"/>
+                <w:tab w:val="left" w:pos="3544"/>
+                <w:tab w:val="left" w:pos="4253"/>
+                <w:tab w:val="left" w:pos="4961"/>
+                <w:tab w:val="left" w:pos="5670"/>
+                <w:tab w:val="left" w:pos="6379"/>
+                <w:tab w:val="left" w:pos="7088"/>
+                <w:tab w:val="left" w:pos="7796"/>
+                <w:tab w:val="left" w:pos="8505"/>
+                <w:tab w:val="left" w:pos="9497"/>
+              </w:tabs>
+              <w:spacing w:after="200" w:line="276" w:lineRule="auto"/>
+              <w:jc w:val="both"/>
+              <w:rPr>
+                <w:rFonts w:ascii="Times New Roman" w:eastAsia="Times New Roman" w:hAnsi="Times New Roman" w:cs="Times New Roman"/>
+              </w:rPr>
+            </w:pPr>
+          </w:p>
+        </w:tc>
+        <w:tc>
+          <w:tcPr>
+            <w:tcW w:w="3935" w:type="dxa"/>
+            <w:tcBorders>
+              <w:top w:val="single" w:sz="4" w:space="0" w:color="000000"/>
+            </w:tcBorders>
+          </w:tcPr>
+          <w:p>
+            <w:pPr>
+              <w:tabs>
+                <w:tab w:val="left" w:pos="709"/>
+                <w:tab w:val="left" w:pos="1418"/>
+                <w:tab w:val="left" w:pos="2126"/>
+                <w:tab w:val="left" w:pos="2835"/>
+                <w:tab w:val="left" w:pos="3544"/>
+                <w:tab w:val="left" w:pos="4253"/>
+                <w:tab w:val="left" w:pos="4961"/>
+                <w:tab w:val="left" w:pos="5670"/>
+                <w:tab w:val="left" w:pos="6379"/>
+                <w:tab w:val="left" w:pos="7088"/>
+                <w:tab w:val="left" w:pos="7796"/>
+                <w:tab w:val="left" w:pos="8505"/>
+                <w:tab w:val="left" w:pos="9497"/>
+              </w:tabs>
+              <w:spacing w:after="200" w:line="276" w:lineRule="auto"/>
+              <w:jc w:val="center"/>
+              <w:rPr>
+                <w:rFonts w:ascii="Times New Roman" w:eastAsia="Times New Roman" w:hAnsi="Times New Roman" w:cs="Times New Roman"/>
+              </w:rPr>
+            </w:pPr>
+            <w:r>
+              <w:rPr>
+                <w:rFonts w:ascii="Times New Roman" w:eastAsia="Times New Roman" w:hAnsi="Times New Roman" w:cs="Times New Roman"/>
+              </w:rPr>
+              <w:t>подпись</w:t>
+            </w:r>
+          </w:p>
+        </w:tc>
+        <w:tc>
+          <w:tcPr>
+            <w:tcW w:w="414" w:type="dxa"/>
+          </w:tcPr>
+          <w:p>
+            <w:pPr>
+              <w:tabs>
+                <w:tab w:val="left" w:pos="709"/>
+                <w:tab w:val="left" w:pos="1418"/>
+                <w:tab w:val="left" w:pos="2126"/>
+                <w:tab w:val="left" w:pos="2835"/>
+                <w:tab w:val="left" w:pos="3544"/>
+                <w:tab w:val="left" w:pos="4253"/>
+                <w:tab w:val="left" w:pos="4961"/>
+                <w:tab w:val="left" w:pos="5670"/>
+                <w:tab w:val="left" w:pos="6379"/>
+                <w:tab w:val="left" w:pos="7088"/>
+                <w:tab w:val="left" w:pos="7796"/>
+                <w:tab w:val="left" w:pos="8505"/>
+                <w:tab w:val="left" w:pos="9497"/>
+              </w:tabs>
+              <w:spacing w:after="200" w:line="276" w:lineRule="auto"/>
+              <w:jc w:val="center"/>
+              <w:rPr>
+                <w:rFonts w:ascii="Times New Roman" w:eastAsia="Times New Roman" w:hAnsi="Times New Roman" w:cs="Times New Roman"/>
+              </w:rPr>
+            </w:pPr>
+          </w:p>
+        </w:tc>
+        <w:tc>
+          <w:tcPr>
+            <w:tcW w:w="3130" w:type="dxa"/>
+            <w:tcBorders>
+              <w:top w:val="single" w:sz="4" w:space="0" w:color="000000"/>
+            </w:tcBorders>
+          </w:tcPr>
+          <w:p>
+            <w:pPr>
+              <w:tabs>
+                <w:tab w:val="left" w:pos="709"/>
+                <w:tab w:val="left" w:pos="1418"/>
+                <w:tab w:val="left" w:pos="2126"/>
+                <w:tab w:val="left" w:pos="2835"/>
+                <w:tab w:val="left" w:pos="3544"/>
+                <w:tab w:val="left" w:pos="4253"/>
+                <w:tab w:val="left" w:pos="4961"/>
+                <w:tab w:val="left" w:pos="5670"/>
+                <w:tab w:val="left" w:pos="6379"/>
+                <w:tab w:val="left" w:pos="7088"/>
+                <w:tab w:val="left" w:pos="7796"/>
+                <w:tab w:val="left" w:pos="8505"/>
+                <w:tab w:val="left" w:pos="9497"/>
+              </w:tabs>
+              <w:spacing w:after="200" w:line="276" w:lineRule="auto"/>
+              <w:jc w:val="center"/>
+              <w:rPr>
+                <w:rFonts w:ascii="Times New Roman" w:eastAsia="Times New Roman" w:hAnsi="Times New Roman" w:cs="Times New Roman"/>
+              </w:rPr>
+            </w:pPr>
+            <w:proofErr w:type="spellStart"/>
+            <w:r>
+              <w:rPr>
+                <w:rFonts w:ascii="Times New Roman" w:eastAsia="Times New Roman" w:hAnsi="Times New Roman" w:cs="Times New Roman"/>
+              </w:rPr>
+              <w:t>И.О.Фамилия</w:t>
+            </w:r>
+            <w:proofErr w:type="spellEnd"/>
+          </w:p>
+        </w:tc>
+        <w:tc>
+          <w:tcPr>
+            <w:tcW w:w="3130" w:type="dxa"/>
+            <w:tcBorders>
+              <w:top w:val="single" w:sz="4" w:space="0" w:color="000000"/>
+            </w:tcBorders>
+          </w:tcPr>
+          <w:p>
+            <w:pPr>
+              <w:tabs>
+                <w:tab w:val="left" w:pos="709"/>
+                <w:tab w:val="left" w:pos="1418"/>
+                <w:tab w:val="left" w:pos="2126"/>
+                <w:tab w:val="left" w:pos="2835"/>
+                <w:tab w:val="left" w:pos="3544"/>
+                <w:tab w:val="left" w:pos="4253"/>
+                <w:tab w:val="left" w:pos="4961"/>
+                <w:tab w:val="left" w:pos="5670"/>
+                <w:tab w:val="left" w:pos="6379"/>
+                <w:tab w:val="left" w:pos="7088"/>
+                <w:tab w:val="left" w:pos="7796"/>
+                <w:tab w:val="left" w:pos="8505"/>
+                <w:tab w:val="left" w:pos="9497"/>
+              </w:tabs>
+              <w:spacing w:after="200" w:line="276" w:lineRule="auto"/>
+              <w:jc w:val="center"/>
+              <w:rPr>
+                <w:rFonts w:ascii="Times New Roman" w:eastAsia="Times New Roman" w:hAnsi="Times New Roman" w:cs="Times New Roman"/>
+              </w:rPr>
+            </w:pPr>
+          </w:p>
+        </w:tc>
+      </w:tr>
+    </w:tbl>
+    <w:p>
+      <w:pPr>
+        <w:tabs>
+          <w:tab w:val="left" w:pos="709"/>
+          <w:tab w:val="left" w:pos="1418"/>
+          <w:tab w:val="left" w:pos="2126"/>
+          <w:tab w:val="left" w:pos="2835"/>
+          <w:tab w:val="left" w:pos="3544"/>
+          <w:tab w:val="left" w:pos="4253"/>
+          <w:tab w:val="left" w:pos="4961"/>
+          <w:tab w:val="left" w:pos="5670"/>
+          <w:tab w:val="left" w:pos="6379"/>
+          <w:tab w:val="left" w:pos="7088"/>
+          <w:tab w:val="left" w:pos="7796"/>
+          <w:tab w:val="left" w:pos="8505"/>
+          <w:tab w:val="left" w:pos="9497"/>
+        </w:tabs>
+        <w:spacing w:after="200" w:line="276" w:lineRule="auto"/>
+        <w:jc w:val="both"/>
+        <w:rPr>
+          <w:rFonts w:ascii="Times New Roman" w:eastAsia="Times New Roman" w:hAnsi="Times New Roman" w:cs="Times New Roman"/>
+        </w:rPr>
+      </w:pPr>
+    </w:p>
+    <w:tbl>
+      <w:tblPr>
+        <w:tblW w:w="9322" w:type="dxa"/>
+        <w:tblInd w:w="-115" w:type="dxa"/>
+        <w:tblLayout w:type="fixed"/>
+        <w:tblLook w:val="0400" w:firstRow="0" w:lastRow="0" w:firstColumn="0" w:lastColumn="0" w:noHBand="0" w:noVBand="1"/>
+      </w:tblPr>
+      <w:tblGrid>
+        <w:gridCol w:w="1951"/>
+        <w:gridCol w:w="3827"/>
+        <w:gridCol w:w="284"/>
+        <w:gridCol w:w="1275"/>
+        <w:gridCol w:w="1985"/>
+      </w:tblGrid>
+      <w:tr>
+        <w:tc>
+          <w:tcPr>
+            <w:tcW w:w="1951" w:type="dxa"/>
+          </w:tcPr>
+          <w:p>
+            <w:pPr>
+              <w:tabs>
+                <w:tab w:val="left" w:pos="709"/>
+                <w:tab w:val="left" w:pos="1418"/>
+                <w:tab w:val="left" w:pos="2126"/>
+                <w:tab w:val="left" w:pos="2835"/>
+                <w:tab w:val="left" w:pos="3544"/>
+                <w:tab w:val="left" w:pos="4253"/>
+                <w:tab w:val="left" w:pos="4961"/>
+                <w:tab w:val="left" w:pos="5670"/>
+                <w:tab w:val="left" w:pos="6379"/>
+                <w:tab w:val="left" w:pos="7088"/>
+                <w:tab w:val="left" w:pos="7796"/>
+                <w:tab w:val="left" w:pos="8505"/>
+                <w:tab w:val="left" w:pos="9497"/>
+              </w:tabs>
+              <w:spacing w:before="120" w:line="276" w:lineRule="auto"/>
+              <w:rPr>
+                <w:rFonts w:ascii="Times New Roman" w:eastAsia="Times New Roman" w:hAnsi="Times New Roman" w:cs="Times New Roman"/>
+              </w:rPr>
+            </w:pPr>
+            <w:r>
+              <w:rPr>
+                <w:rFonts w:ascii="Times New Roman" w:eastAsia="Times New Roman" w:hAnsi="Times New Roman" w:cs="Times New Roman"/>
+              </w:rPr>
+              <w:t>Студент</w:t>
+            </w:r>
+          </w:p>
+        </w:tc>
+        <w:tc>
+          <w:tcPr>
+            <w:tcW w:w="3827" w:type="dxa"/>
+          </w:tcPr>
+          <w:p>
+            <w:pPr>
+              <w:spacing w:before="120"/>
+              <w:jc w:val="center"/>
+              <w:rPr>
+                <w:rFonts w:ascii="Times New Roman" w:eastAsia="Times New Roman" w:hAnsi="Times New Roman" w:cs="Times New Roman"/>
+                <w:color w:val="0D0D0D" w:themeColor="text1" w:themeTint="F2"/>
+              </w:rPr>
+            </w:pPr>
+            <w:r>
+              <w:rPr>
+                <w:rFonts w:ascii="Times New Roman" w:eastAsia="Times New Roman" w:hAnsi="Times New Roman" w:cs="Times New Roman"/>
+                <w:color w:val="0D0D0D" w:themeColor="text1" w:themeTint="F2"/>
+              </w:rPr>
+              <w:t>Репников Пётр Петрович</w:t>
+            </w:r>
+          </w:p>
+        </w:tc>
+        <w:tc>
+          <w:tcPr>
+            <w:tcW w:w="284" w:type="dxa"/>
+          </w:tcPr>
+          <w:p>
+            <w:pPr>
+              <w:spacing w:before="120"/>
+              <w:jc w:val="center"/>
+              <w:rPr>
+                <w:rFonts w:ascii="Times New Roman" w:eastAsia="Times New Roman" w:hAnsi="Times New Roman" w:cs="Times New Roman"/>
+              </w:rPr>
+            </w:pPr>
+          </w:p>
+        </w:tc>
+        <w:tc>
+          <w:tcPr>
+            <w:tcW w:w="1275" w:type="dxa"/>
+          </w:tcPr>
+          <w:p>
+            <w:pPr>
+              <w:spacing w:before="120"/>
+              <w:jc w:val="center"/>
+              <w:rPr>
+                <w:rFonts w:ascii="Times New Roman" w:eastAsia="Times New Roman" w:hAnsi="Times New Roman" w:cs="Times New Roman"/>
+              </w:rPr>
+            </w:pPr>
+            <w:r>
+              <w:rPr>
+                <w:rFonts w:ascii="Times New Roman" w:eastAsia="Times New Roman" w:hAnsi="Times New Roman" w:cs="Times New Roman"/>
+              </w:rPr>
+              <w:t>Группа</w:t>
+            </w:r>
+          </w:p>
+        </w:tc>
+        <w:tc>
+          <w:tcPr>
+            <w:tcW w:w="1985" w:type="dxa"/>
+          </w:tcPr>
+          <w:p>
+            <w:pPr>
+              <w:spacing w:before="120"/>
+              <w:jc w:val="center"/>
+              <w:rPr>
+                <w:rFonts w:ascii="Times New Roman" w:eastAsia="Times New Roman" w:hAnsi="Times New Roman" w:cs="Times New Roman"/>
+                <w:color w:val="0D0D0D" w:themeColor="text1" w:themeTint="F2"/>
+              </w:rPr>
+            </w:pPr>
+            <w:r>
+              <w:rPr>
+                <w:rFonts w:ascii="Times New Roman" w:eastAsia="Times New Roman" w:hAnsi="Times New Roman" w:cs="Times New Roman"/>
+                <w:color w:val="0D0D0D" w:themeColor="text1" w:themeTint="F2"/>
+              </w:rPr>
+              <w:t>02</w:t>
+            </w:r>
+            <w:r>
+              <w:rPr>
+                <w:rFonts w:ascii="Times New Roman" w:eastAsia="Times New Roman" w:hAnsi="Times New Roman" w:cs="Times New Roman"/>
+                <w:color w:val="0D0D0D" w:themeColor="text1" w:themeTint="F2"/>
+                <w:lang w:val="en-US"/>
+              </w:rPr>
+              <w:t>.</w:t>
+            </w:r>
+            <w:proofErr w:type="gramStart"/>
+            <w:r>
+              <w:rPr>
+                <w:rFonts w:ascii="Times New Roman" w:eastAsia="Times New Roman" w:hAnsi="Times New Roman" w:cs="Times New Roman"/>
+                <w:color w:val="0D0D0D" w:themeColor="text1" w:themeTint="F2"/>
+                <w:lang w:val="en-US"/>
+              </w:rPr>
+              <w:t>24.</w:t>
+            </w:r>
+            <w:r>
+              <w:rPr>
+                <w:rFonts w:ascii="Times New Roman" w:eastAsia="Times New Roman" w:hAnsi="Times New Roman" w:cs="Times New Roman"/>
+                <w:color w:val="0D0D0D" w:themeColor="text1" w:themeTint="F2"/>
+              </w:rPr>
+              <w:t>ИСИП</w:t>
+            </w:r>
+            <w:r>
+              <w:rPr>
+                <w:rFonts w:ascii="Times New Roman" w:eastAsia="Times New Roman" w:hAnsi="Times New Roman" w:cs="Times New Roman"/>
+                <w:color w:val="0D0D0D" w:themeColor="text1" w:themeTint="F2"/>
+                <w:lang w:val="en-US"/>
+              </w:rPr>
+              <w:t>.</w:t>
+            </w:r>
+            <w:r>
+              <w:rPr>
+                <w:rFonts w:ascii="Times New Roman" w:eastAsia="Times New Roman" w:hAnsi="Times New Roman" w:cs="Times New Roman"/>
+                <w:color w:val="0D0D0D" w:themeColor="text1" w:themeTint="F2"/>
+              </w:rPr>
+              <w:t>ОФ</w:t>
+            </w:r>
+            <w:r>
+              <w:rPr>
+                <w:rFonts w:ascii="Times New Roman" w:eastAsia="Times New Roman" w:hAnsi="Times New Roman" w:cs="Times New Roman"/>
+                <w:color w:val="0D0D0D" w:themeColor="text1" w:themeTint="F2"/>
+                <w:lang w:val="en-US"/>
+              </w:rPr>
+              <w:t>.</w:t>
+            </w:r>
+            <w:proofErr w:type="gramEnd"/>
+            <w:r>
+              <w:rPr>
+                <w:rFonts w:ascii="Times New Roman" w:eastAsia="Times New Roman" w:hAnsi="Times New Roman" w:cs="Times New Roman"/>
+                <w:color w:val="0D0D0D" w:themeColor="text1" w:themeTint="F2"/>
+              </w:rPr>
+              <w:t>9-НСК</w:t>
+            </w:r>
+          </w:p>
+        </w:tc>
+      </w:tr>
+      <w:tr>
+        <w:tc>
+          <w:tcPr>
+            <w:tcW w:w="1951" w:type="dxa"/>
+          </w:tcPr>
+          <w:p>
+            <w:pPr>
+              <w:tabs>
+                <w:tab w:val="left" w:pos="709"/>
+                <w:tab w:val="left" w:pos="1418"/>
+                <w:tab w:val="left" w:pos="2126"/>
+                <w:tab w:val="left" w:pos="2835"/>
+                <w:tab w:val="left" w:pos="3544"/>
+                <w:tab w:val="left" w:pos="4253"/>
+                <w:tab w:val="left" w:pos="4961"/>
+                <w:tab w:val="left" w:pos="5670"/>
+                <w:tab w:val="left" w:pos="6379"/>
+                <w:tab w:val="left" w:pos="7088"/>
+                <w:tab w:val="left" w:pos="7796"/>
+                <w:tab w:val="left" w:pos="8505"/>
+                <w:tab w:val="left" w:pos="9497"/>
+              </w:tabs>
+              <w:spacing w:after="200" w:line="276" w:lineRule="auto"/>
+              <w:jc w:val="both"/>
+              <w:rPr>
+                <w:rFonts w:ascii="Times New Roman" w:eastAsia="Times New Roman" w:hAnsi="Times New Roman" w:cs="Times New Roman"/>
+              </w:rPr>
+            </w:pPr>
+          </w:p>
+        </w:tc>
+        <w:tc>
+          <w:tcPr>
+            <w:tcW w:w="3827" w:type="dxa"/>
+            <w:tcBorders>
+              <w:top w:val="single" w:sz="4" w:space="0" w:color="000000"/>
+            </w:tcBorders>
+          </w:tcPr>
+          <w:p>
+            <w:pPr>
+              <w:tabs>
+                <w:tab w:val="left" w:pos="709"/>
+                <w:tab w:val="left" w:pos="1418"/>
+                <w:tab w:val="left" w:pos="2126"/>
+                <w:tab w:val="left" w:pos="2835"/>
+                <w:tab w:val="left" w:pos="3544"/>
+                <w:tab w:val="left" w:pos="4253"/>
+                <w:tab w:val="left" w:pos="4961"/>
+                <w:tab w:val="left" w:pos="5670"/>
+                <w:tab w:val="left" w:pos="6379"/>
+                <w:tab w:val="left" w:pos="7088"/>
+                <w:tab w:val="left" w:pos="7796"/>
+                <w:tab w:val="left" w:pos="8505"/>
+                <w:tab w:val="left" w:pos="9497"/>
+              </w:tabs>
+              <w:spacing w:after="200" w:line="276" w:lineRule="auto"/>
+              <w:jc w:val="center"/>
+              <w:rPr>
+                <w:rFonts w:ascii="Times New Roman" w:eastAsia="Times New Roman" w:hAnsi="Times New Roman" w:cs="Times New Roman"/>
+              </w:rPr>
+            </w:pPr>
+            <w:r>
+              <w:rPr>
+                <w:rFonts w:ascii="Times New Roman" w:eastAsia="Times New Roman" w:hAnsi="Times New Roman" w:cs="Times New Roman"/>
+              </w:rPr>
+              <w:t>Фамилия И.О.</w:t>
+            </w:r>
+          </w:p>
+        </w:tc>
+        <w:tc>
+          <w:tcPr>
+            <w:tcW w:w="284" w:type="dxa"/>
+          </w:tcPr>
+          <w:p>
+            <w:pPr>
+              <w:tabs>
+                <w:tab w:val="left" w:pos="709"/>
+                <w:tab w:val="left" w:pos="1418"/>
+                <w:tab w:val="left" w:pos="2126"/>
+                <w:tab w:val="left" w:pos="2835"/>
+                <w:tab w:val="left" w:pos="3544"/>
+                <w:tab w:val="left" w:pos="4253"/>
+                <w:tab w:val="left" w:pos="4961"/>
+                <w:tab w:val="left" w:pos="5670"/>
+                <w:tab w:val="left" w:pos="6379"/>
+                <w:tab w:val="left" w:pos="7088"/>
+                <w:tab w:val="left" w:pos="7796"/>
+                <w:tab w:val="left" w:pos="8505"/>
+                <w:tab w:val="left" w:pos="9497"/>
+              </w:tabs>
+              <w:spacing w:after="200" w:line="276" w:lineRule="auto"/>
+              <w:jc w:val="center"/>
+              <w:rPr>
+                <w:rFonts w:ascii="Times New Roman" w:eastAsia="Times New Roman" w:hAnsi="Times New Roman" w:cs="Times New Roman"/>
+              </w:rPr>
+            </w:pPr>
+          </w:p>
+        </w:tc>
+        <w:tc>
+          <w:tcPr>
+            <w:tcW w:w="1275" w:type="dxa"/>
+          </w:tcPr>
+          <w:p>
+            <w:pPr>
+              <w:tabs>
+                <w:tab w:val="left" w:pos="709"/>
+                <w:tab w:val="left" w:pos="1418"/>
+                <w:tab w:val="left" w:pos="2126"/>
+                <w:tab w:val="left" w:pos="2835"/>
+                <w:tab w:val="left" w:pos="3544"/>
+                <w:tab w:val="left" w:pos="4253"/>
+                <w:tab w:val="left" w:pos="4961"/>
+                <w:tab w:val="left" w:pos="5670"/>
+                <w:tab w:val="left" w:pos="6379"/>
+                <w:tab w:val="left" w:pos="7088"/>
+                <w:tab w:val="left" w:pos="7796"/>
+                <w:tab w:val="left" w:pos="8505"/>
+                <w:tab w:val="left" w:pos="9497"/>
+              </w:tabs>
+              <w:spacing w:after="200" w:line="276" w:lineRule="auto"/>
+              <w:jc w:val="center"/>
+              <w:rPr>
+                <w:rFonts w:ascii="Times New Roman" w:eastAsia="Times New Roman" w:hAnsi="Times New Roman" w:cs="Times New Roman"/>
+              </w:rPr>
+            </w:pPr>
+          </w:p>
+        </w:tc>
+        <w:tc>
+          <w:tcPr>
+            <w:tcW w:w="1985" w:type="dxa"/>
+            <w:tcBorders>
+              <w:top w:val="single" w:sz="4" w:space="0" w:color="000000"/>
+            </w:tcBorders>
+          </w:tcPr>
+          <w:p>
+            <w:pPr>
+              <w:tabs>
+                <w:tab w:val="left" w:pos="709"/>
+                <w:tab w:val="left" w:pos="1418"/>
+                <w:tab w:val="left" w:pos="2126"/>
+                <w:tab w:val="left" w:pos="2835"/>
+                <w:tab w:val="left" w:pos="3544"/>
+                <w:tab w:val="left" w:pos="4253"/>
+                <w:tab w:val="left" w:pos="4961"/>
+                <w:tab w:val="left" w:pos="5670"/>
+                <w:tab w:val="left" w:pos="6379"/>
+                <w:tab w:val="left" w:pos="7088"/>
+                <w:tab w:val="left" w:pos="7796"/>
+                <w:tab w:val="left" w:pos="8505"/>
+                <w:tab w:val="left" w:pos="9497"/>
+              </w:tabs>
+              <w:spacing w:after="200" w:line="276" w:lineRule="auto"/>
+              <w:jc w:val="center"/>
+              <w:rPr>
+                <w:rFonts w:ascii="Times New Roman" w:eastAsia="Times New Roman" w:hAnsi="Times New Roman" w:cs="Times New Roman"/>
+              </w:rPr>
+            </w:pPr>
+          </w:p>
+        </w:tc>
+      </w:tr>
+    </w:tbl>
+    <w:p>
+      <w:pPr>
+        <w:tabs>
+          <w:tab w:val="left" w:pos="709"/>
+          <w:tab w:val="left" w:pos="1418"/>
+          <w:tab w:val="left" w:pos="2126"/>
+          <w:tab w:val="left" w:pos="2835"/>
+          <w:tab w:val="left" w:pos="3544"/>
+          <w:tab w:val="left" w:pos="4253"/>
+          <w:tab w:val="left" w:pos="4961"/>
+          <w:tab w:val="left" w:pos="5670"/>
+          <w:tab w:val="left" w:pos="6379"/>
+          <w:tab w:val="left" w:pos="7088"/>
+          <w:tab w:val="left" w:pos="7796"/>
+          <w:tab w:val="left" w:pos="8505"/>
+          <w:tab w:val="left" w:pos="9497"/>
+        </w:tabs>
+        <w:spacing w:after="200" w:line="276" w:lineRule="auto"/>
+        <w:jc w:val="both"/>
+        <w:rPr>
+          <w:rFonts w:ascii="Times New Roman" w:eastAsia="Times New Roman" w:hAnsi="Times New Roman" w:cs="Times New Roman"/>
+          <w:u w:val="single"/>
+        </w:rPr>
+      </w:pPr>
+      <w:r>
+        <w:rPr>
+          <w:rFonts w:ascii="Times New Roman" w:eastAsia="Times New Roman" w:hAnsi="Times New Roman" w:cs="Times New Roman"/>
+          <w:b/>
+          <w:bCs/>
+        </w:rPr>
+        <w:t xml:space="preserve">Работа выполнена с оценкой </w:t>
+      </w:r>
+      <w:r>
+        <w:rPr>
+          <w:rFonts w:ascii="Times New Roman" w:eastAsia="Times New Roman" w:hAnsi="Times New Roman" w:cs="Times New Roman"/>
+          <w:u w:val="single"/>
+        </w:rPr>
+        <w:tab/>
+      </w:r>
+      <w:r>
+        <w:rPr>
+          <w:rFonts w:ascii="Times New Roman" w:eastAsia="Times New Roman" w:hAnsi="Times New Roman" w:cs="Times New Roman"/>
+          <w:u w:val="single"/>
+        </w:rPr>
+        <w:tab/>
+      </w:r>
+      <w:r>
+        <w:rPr>
+          <w:rFonts w:ascii="Times New Roman" w:eastAsia="Times New Roman" w:hAnsi="Times New Roman" w:cs="Times New Roman"/>
+          <w:u w:val="single"/>
+        </w:rPr>
+        <w:tab/>
+      </w:r>
+      <w:r>
+        <w:rPr>
+          <w:rFonts w:ascii="Times New Roman" w:eastAsia="Times New Roman" w:hAnsi="Times New Roman" w:cs="Times New Roman"/>
+          <w:u w:val="single"/>
+        </w:rPr>
+        <w:tab/>
+      </w:r>
+      <w:r>
+        <w:rPr>
+          <w:rFonts w:ascii="Times New Roman" w:eastAsia="Times New Roman" w:hAnsi="Times New Roman" w:cs="Times New Roman"/>
+          <w:u w:val="single"/>
+        </w:rPr>
+        <w:tab/>
+      </w:r>
+      <w:r>
+        <w:rPr>
+          <w:rFonts w:ascii="Times New Roman" w:eastAsia="Times New Roman" w:hAnsi="Times New Roman" w:cs="Times New Roman"/>
+          <w:u w:val="single"/>
+        </w:rPr>
+        <w:tab/>
+      </w:r>
+      <w:r>
+        <w:rPr>
+          <w:rFonts w:ascii="Times New Roman" w:eastAsia="Times New Roman" w:hAnsi="Times New Roman" w:cs="Times New Roman"/>
+          <w:u w:val="single"/>
+        </w:rPr>
+        <w:tab/>
+      </w:r>
+    </w:p>
+    <w:p>
+      <w:pPr>
+        <w:rPr>
+          <w:rFonts w:ascii="Times New Roman" w:hAnsi="Times New Roman" w:cs="Times New Roman"/>
+        </w:rPr>
+      </w:pPr>
+    </w:p>
+    <w:p>
+      <w:pPr>
+        <w:rPr>
+          <w:rFonts w:ascii="Times New Roman" w:hAnsi="Times New Roman" w:cs="Times New Roman"/>
+        </w:rPr>
+      </w:pPr>
+      <w:r>
+        <w:rPr>
+          <w:rFonts w:ascii="Times New Roman" w:hAnsi="Times New Roman" w:cs="Times New Roman"/>
+        </w:rPr>
+        <w:t>ВВЕДЕНИЕ</w:t>
+      </w:r>
+    </w:p>
+    <w:p>
+      <w:pPr>
+        <w:rPr>
+          <w:rFonts w:ascii="Times New Roman" w:hAnsi="Times New Roman" w:cs="Times New Roman"/>
+        </w:rPr>
+      </w:pPr>
+      <w:r>
+        <w:rPr>
+          <w:rFonts w:ascii="Times New Roman" w:hAnsi="Times New Roman" w:cs="Times New Roman"/>
+        </w:rPr>
+        <w:t>Актуальность темы. В условиях глобализации финансовых рынков и цифровизации экономики возникает постоянная необходимость в оперативной конвертации валют как для коммерческих структур, так и для частных лиц. Быстрое изменение валютных курсов требует создания доступных, надежных и кроссплатформенных программных инструментов для совершения расчетных операций в режиме реального времени. Разработка клиентских веб-приложений на базе современного стека технологий HTML5 и JavaScript позволяет решать данные задачи непосредственно в браузере пользователя, полностью минимизируя нагрузку на серверную инфраструктуру. Использование асинхронных запросов к верифицированным API-интерфейсам, таким как база данных Центрального банка Российской Федерации, обеспечивает высокую точность и актуальность предоставляемой информации, что определяет практическую значимость темы курсового проекта.</w:t>
+      </w:r>
+    </w:p>
+    <w:p>
+      <w:pPr>
+        <w:rPr>
+          <w:rFonts w:ascii="Times New Roman" w:hAnsi="Times New Roman" w:cs="Times New Roman"/>
+        </w:rPr>
+      </w:pPr>
+      <w:r>
+        <w:rPr>
+          <w:rFonts w:ascii="Times New Roman" w:hAnsi="Times New Roman" w:cs="Times New Roman"/>
+        </w:rPr>
+        <w:t>Цель курсового проекта — проектирование, разработка и программная реализация интерактивного клиентского веб-приложения «Конвертер валют» с функциями асинхронного обновления данных и сохранения истории операций.</w:t>
+      </w:r>
+    </w:p>
+    <w:p>
+      <w:pPr>
+        <w:rPr>
+          <w:rFonts w:ascii="Times New Roman" w:hAnsi="Times New Roman" w:cs="Times New Roman"/>
+        </w:rPr>
+      </w:pPr>
+      <w:r>
+        <w:rPr>
+          <w:rFonts w:ascii="Times New Roman" w:hAnsi="Times New Roman" w:cs="Times New Roman"/>
+        </w:rPr>
+        <w:t>Для достижения поставленной цели необходимо решить следующие задачи:</w:t>
       </w:r>
     </w:p>
     <w:p>
       <w:pPr>
         <w:numPr>
           <w:ilvl w:val="0"/>
-          <w:numId w:val="1"/>
+          <w:numId w:val="3"/>
         </w:numPr>
-        <w:ind w:left="1701" w:right="850"/>
-        <w:rPr>
-          <w:rFonts w:ascii="Times New Roman" w:hAnsi="Times New Roman" w:cs="Times New Roman"/>
-        </w:rPr>
-      </w:pPr>
-      <w:r>
-        <w:rPr>
-          <w:rFonts w:ascii="Times New Roman" w:hAnsi="Times New Roman" w:cs="Times New Roman"/>
-        </w:rPr>
-        <w:t>Выявить и изучить теоретические основы создания клиентских веб-приложений с использованием современного стека фронтенд-технологий.</w:t>
+        <w:rPr>
+          <w:rFonts w:ascii="Times New Roman" w:hAnsi="Times New Roman" w:cs="Times New Roman"/>
+        </w:rPr>
+      </w:pPr>
+      <w:r>
+        <w:rPr>
+          <w:rFonts w:ascii="Times New Roman" w:hAnsi="Times New Roman" w:cs="Times New Roman"/>
+        </w:rPr>
+        <w:t>Изучить теоретические основы и стандарты разработки веб-интерфейсов.</w:t>
       </w:r>
     </w:p>
     <w:p>
       <w:pPr>
         <w:numPr>
           <w:ilvl w:val="0"/>
-          <w:numId w:val="1"/>
+          <w:numId w:val="3"/>
         </w:numPr>
-        <w:ind w:left="1701" w:right="850"/>
-        <w:rPr>
-          <w:rFonts w:ascii="Times New Roman" w:hAnsi="Times New Roman" w:cs="Times New Roman"/>
-        </w:rPr>
-      </w:pPr>
-      <w:r>
-        <w:rPr>
-          <w:rFonts w:ascii="Times New Roman" w:hAnsi="Times New Roman" w:cs="Times New Roman"/>
-        </w:rPr>
-        <w:t>Провести анализ требований к функционалу конвертера валют и спроектировать структуру пользовательского интерфейса.</w:t>
+        <w:rPr>
+          <w:rFonts w:ascii="Times New Roman" w:hAnsi="Times New Roman" w:cs="Times New Roman"/>
+        </w:rPr>
+      </w:pPr>
+      <w:r>
+        <w:rPr>
+          <w:rFonts w:ascii="Times New Roman" w:hAnsi="Times New Roman" w:cs="Times New Roman"/>
+        </w:rPr>
+        <w:t>Спроектировать логическую структуру пользовательского интерфейса средствами HTML5.</w:t>
       </w:r>
     </w:p>
     <w:p>
       <w:pPr>
         <w:numPr>
           <w:ilvl w:val="0"/>
-          <w:numId w:val="1"/>
+          <w:numId w:val="3"/>
         </w:numPr>
-        <w:ind w:left="1701" w:right="850"/>
-        <w:rPr>
-          <w:rFonts w:ascii="Times New Roman" w:hAnsi="Times New Roman" w:cs="Times New Roman"/>
-        </w:rPr>
-      </w:pPr>
-      <w:r>
-        <w:rPr>
-          <w:rFonts w:ascii="Times New Roman" w:hAnsi="Times New Roman" w:cs="Times New Roman"/>
-        </w:rPr>
-        <w:t>Разработать программный модуль конвертации данных и алгоритм сохранения пользовательских действий с использованием браузерного хранилища.</w:t>
+        <w:rPr>
+          <w:rFonts w:ascii="Times New Roman" w:hAnsi="Times New Roman" w:cs="Times New Roman"/>
+        </w:rPr>
+      </w:pPr>
+      <w:r>
+        <w:rPr>
+          <w:rFonts w:ascii="Times New Roman" w:hAnsi="Times New Roman" w:cs="Times New Roman"/>
+        </w:rPr>
+        <w:t xml:space="preserve">Реализовать алгоритм асинхронного взаимодействия с удаленным сервером ЦБ РФ посредством интерфейса </w:t>
+      </w:r>
+      <w:proofErr w:type="spellStart"/>
+      <w:r>
+        <w:rPr>
+          <w:rFonts w:ascii="Times New Roman" w:hAnsi="Times New Roman" w:cs="Times New Roman"/>
+        </w:rPr>
+        <w:t>Fetch</w:t>
+      </w:r>
+      <w:proofErr w:type="spellEnd"/>
+      <w:r>
+        <w:rPr>
+          <w:rFonts w:ascii="Times New Roman" w:hAnsi="Times New Roman" w:cs="Times New Roman"/>
+        </w:rPr>
+        <w:t xml:space="preserve"> API.</w:t>
       </w:r>
     </w:p>
     <w:p>
       <w:pPr>
         <w:numPr>
           <w:ilvl w:val="0"/>
-          <w:numId w:val="1"/>
+          <w:numId w:val="3"/>
         </w:numPr>
-        <w:ind w:left="1701" w:right="850"/>
+        <w:rPr>
+          <w:rFonts w:ascii="Times New Roman" w:hAnsi="Times New Roman" w:cs="Times New Roman"/>
+        </w:rPr>
+      </w:pPr>
+      <w:r>
+        <w:rPr>
+          <w:rFonts w:ascii="Times New Roman" w:hAnsi="Times New Roman" w:cs="Times New Roman"/>
+        </w:rPr>
+        <w:t>Разработать математическую модель и программную логику пересчета валют с учетом их номинальной стоимости.</w:t>
+      </w:r>
+    </w:p>
+    <w:p>
+      <w:pPr>
+        <w:numPr>
+          <w:ilvl w:val="0"/>
+          <w:numId w:val="3"/>
+        </w:numPr>
+        <w:rPr>
+          <w:rFonts w:ascii="Times New Roman" w:hAnsi="Times New Roman" w:cs="Times New Roman"/>
+        </w:rPr>
+      </w:pPr>
+      <w:r>
+        <w:rPr>
+          <w:rFonts w:ascii="Times New Roman" w:hAnsi="Times New Roman" w:cs="Times New Roman"/>
+        </w:rPr>
+        <w:t>Организовать систему долгосрочного хранения данных на стороне клиента с использованием технологии Web Storage.</w:t>
+      </w:r>
+    </w:p>
+    <w:p>
+      <w:pPr>
+        <w:rPr>
+          <w:rFonts w:ascii="Times New Roman" w:hAnsi="Times New Roman" w:cs="Times New Roman"/>
+        </w:rPr>
+      </w:pPr>
+      <w:r>
+        <w:rPr>
+          <w:rFonts w:ascii="Times New Roman" w:hAnsi="Times New Roman" w:cs="Times New Roman"/>
+        </w:rPr>
+        <w:t>Объект исследования — технологии клиентской веб-разработки (Front-</w:t>
+      </w:r>
+      <w:proofErr w:type="spellStart"/>
+      <w:r>
+        <w:rPr>
+          <w:rFonts w:ascii="Times New Roman" w:hAnsi="Times New Roman" w:cs="Times New Roman"/>
+        </w:rPr>
+        <w:t>end</w:t>
+      </w:r>
+      <w:proofErr w:type="spellEnd"/>
+      <w:r>
+        <w:rPr>
+          <w:rFonts w:ascii="Times New Roman" w:hAnsi="Times New Roman" w:cs="Times New Roman"/>
+        </w:rPr>
+        <w:t>).</w:t>
+      </w:r>
+    </w:p>
+    <w:p>
+      <w:pPr>
+        <w:rPr>
+          <w:rFonts w:ascii="Times New Roman" w:hAnsi="Times New Roman" w:cs="Times New Roman"/>
+        </w:rPr>
+      </w:pPr>
+      <w:r>
+        <w:rPr>
+          <w:rFonts w:ascii="Times New Roman" w:hAnsi="Times New Roman" w:cs="Times New Roman"/>
+        </w:rPr>
+        <w:t>Предмет исследования — программные инструменты, алгоритмы и сценарии языка JavaScript для интерактивной обработки финансовых данных.</w:t>
+      </w:r>
+    </w:p>
+    <w:p>
+      <w:pPr>
+        <w:rPr>
+          <w:rFonts w:ascii="Times New Roman" w:hAnsi="Times New Roman" w:cs="Times New Roman"/>
+        </w:rPr>
+      </w:pPr>
+      <w:r>
+        <w:rPr>
+          <w:rFonts w:ascii="Times New Roman" w:hAnsi="Times New Roman" w:cs="Times New Roman"/>
+        </w:rPr>
+        <w:pict w14:anchorId="51A39726">
+          <v:rect id="_x0000_i1054" style="width:0;height:1.5pt" o:hralign="center" o:hrstd="t" o:hr="t" fillcolor="#a0a0a0" stroked="f"/>
+        </w:pict>
+      </w:r>
+    </w:p>
+    <w:p>
+      <w:pPr>
+        <w:rPr>
+          <w:rFonts w:ascii="Times New Roman" w:hAnsi="Times New Roman" w:cs="Times New Roman"/>
+        </w:rPr>
+      </w:pPr>
+      <w:r>
+        <w:rPr>
+          <w:rFonts w:ascii="Times New Roman" w:hAnsi="Times New Roman" w:cs="Times New Roman"/>
+        </w:rPr>
+        <w:t>ОСНОВНАЯ ЧАСТЬ. ПРОГРАММНАЯ РЕАЛИЗАЦИЯ СИСТЕМЫ</w:t>
+      </w:r>
+    </w:p>
+    <w:p>
+      <w:pPr>
+        <w:rPr>
+          <w:rFonts w:ascii="Times New Roman" w:hAnsi="Times New Roman" w:cs="Times New Roman"/>
+        </w:rPr>
+      </w:pPr>
+      <w:r>
+        <w:rPr>
+          <w:rFonts w:ascii="Times New Roman" w:hAnsi="Times New Roman" w:cs="Times New Roman"/>
+        </w:rPr>
+        <w:t>1. Структурно-семантический анализ пользовательского интерфейса (HTML)</w:t>
+      </w:r>
+    </w:p>
+    <w:p>
+      <w:pPr>
+        <w:rPr>
+          <w:rFonts w:ascii="Times New Roman" w:hAnsi="Times New Roman" w:cs="Times New Roman"/>
+        </w:rPr>
+      </w:pPr>
+      <w:r>
+        <w:rPr>
+          <w:rFonts w:ascii="Times New Roman" w:hAnsi="Times New Roman" w:cs="Times New Roman"/>
+        </w:rPr>
+        <w:t>Интерфейс разработанного программного продукта представляет собой структурированный текстовый документ, соответствующий спецификации HTML5. Архитектура графического интерфейса спроектирована по модульному принципу, где каждый элемент выполняет строго определенную функцию.</w:t>
+      </w:r>
+    </w:p>
+    <w:p>
+      <w:pPr>
         <w:rPr>
           <w:rFonts w:ascii="Times New Roman" w:hAnsi="Times New Roman" w:cs="Times New Roman"/>
         </w:rPr>
@@ -192,28 +1427,716 @@
           <w:rFonts w:ascii="Times New Roman" w:hAnsi="Times New Roman" w:cs="Times New Roman"/>
         </w:rPr>
         <w:lastRenderedPageBreak/>
-        <w:t xml:space="preserve">Развернуть и протестировать готовое веб-приложение на хостинге </w:t>
-      </w:r>
-      <w:proofErr w:type="spellStart"/>
-      <w:r>
-        <w:rPr>
-          <w:rFonts w:ascii="Times New Roman" w:hAnsi="Times New Roman" w:cs="Times New Roman"/>
-        </w:rPr>
-        <w:t>GitHub</w:t>
-      </w:r>
-      <w:proofErr w:type="spellEnd"/>
-      <w:r>
-        <w:rPr>
-          <w:rFonts w:ascii="Times New Roman" w:hAnsi="Times New Roman" w:cs="Times New Roman"/>
-        </w:rPr>
-        <w:t xml:space="preserve"> </w:t>
-      </w:r>
-      <w:proofErr w:type="spellStart"/>
-      <w:r>
-        <w:rPr>
-          <w:rFonts w:ascii="Times New Roman" w:hAnsi="Times New Roman" w:cs="Times New Roman"/>
-        </w:rPr>
-        <w:t>Pages</w:t>
+        <w:t xml:space="preserve">Роль глобального контейнера выполняет блочный элемент </w:t>
+      </w:r>
+      <w:proofErr w:type="spellStart"/>
+      <w:r>
+        <w:rPr>
+          <w:rFonts w:ascii="Times New Roman" w:hAnsi="Times New Roman" w:cs="Times New Roman"/>
+        </w:rPr>
+        <w:t>div</w:t>
+      </w:r>
+      <w:proofErr w:type="spellEnd"/>
+      <w:r>
+        <w:rPr>
+          <w:rFonts w:ascii="Times New Roman" w:hAnsi="Times New Roman" w:cs="Times New Roman"/>
+        </w:rPr>
+        <w:t xml:space="preserve"> с классом </w:t>
+      </w:r>
+      <w:proofErr w:type="spellStart"/>
+      <w:r>
+        <w:rPr>
+          <w:rFonts w:ascii="Times New Roman" w:hAnsi="Times New Roman" w:cs="Times New Roman"/>
+        </w:rPr>
+        <w:t>container</w:t>
+      </w:r>
+      <w:proofErr w:type="spellEnd"/>
+      <w:r>
+        <w:rPr>
+          <w:rFonts w:ascii="Times New Roman" w:hAnsi="Times New Roman" w:cs="Times New Roman"/>
+        </w:rPr>
+        <w:t>, обеспечивающий центрирование и изоляцию интерфейса. Внутреннее пространство распределено между тремя независимыми функциональными блоками:</w:t>
+      </w:r>
+    </w:p>
+    <w:p>
+      <w:pPr>
+        <w:numPr>
+          <w:ilvl w:val="0"/>
+          <w:numId w:val="4"/>
+        </w:numPr>
+        <w:rPr>
+          <w:rFonts w:ascii="Times New Roman" w:hAnsi="Times New Roman" w:cs="Times New Roman"/>
+        </w:rPr>
+      </w:pPr>
+      <w:r>
+        <w:rPr>
+          <w:rFonts w:ascii="Times New Roman" w:hAnsi="Times New Roman" w:cs="Times New Roman"/>
+        </w:rPr>
+        <w:t>Блок метаданных (</w:t>
+      </w:r>
+      <w:proofErr w:type="spellStart"/>
+      <w:r>
+        <w:rPr>
+          <w:rFonts w:ascii="Times New Roman" w:hAnsi="Times New Roman" w:cs="Times New Roman"/>
+        </w:rPr>
+        <w:t>header</w:t>
+      </w:r>
+      <w:proofErr w:type="spellEnd"/>
+      <w:r>
+        <w:rPr>
+          <w:rFonts w:ascii="Times New Roman" w:hAnsi="Times New Roman" w:cs="Times New Roman"/>
+        </w:rPr>
+        <w:t xml:space="preserve">) — содержит текстовый заголовок первого уровня h1 и информационное поле с идентификатором </w:t>
+      </w:r>
+      <w:proofErr w:type="spellStart"/>
+      <w:r>
+        <w:rPr>
+          <w:rFonts w:ascii="Times New Roman" w:hAnsi="Times New Roman" w:cs="Times New Roman"/>
+        </w:rPr>
+        <w:t>last-updated</w:t>
+      </w:r>
+      <w:proofErr w:type="spellEnd"/>
+      <w:r>
+        <w:rPr>
+          <w:rFonts w:ascii="Times New Roman" w:hAnsi="Times New Roman" w:cs="Times New Roman"/>
+        </w:rPr>
+        <w:t>, предназначенное для вывода динамических сведений о дате и точном времени актуализации курсов валют.</w:t>
+      </w:r>
+    </w:p>
+    <w:p>
+      <w:pPr>
+        <w:numPr>
+          <w:ilvl w:val="0"/>
+          <w:numId w:val="4"/>
+        </w:numPr>
+        <w:rPr>
+          <w:rFonts w:ascii="Times New Roman" w:hAnsi="Times New Roman" w:cs="Times New Roman"/>
+        </w:rPr>
+      </w:pPr>
+      <w:r>
+        <w:rPr>
+          <w:rFonts w:ascii="Times New Roman" w:hAnsi="Times New Roman" w:cs="Times New Roman"/>
+        </w:rPr>
+        <w:t>Вычислительный модуль (</w:t>
+      </w:r>
+      <w:proofErr w:type="spellStart"/>
+      <w:r>
+        <w:rPr>
+          <w:rFonts w:ascii="Times New Roman" w:hAnsi="Times New Roman" w:cs="Times New Roman"/>
+        </w:rPr>
+        <w:t>first</w:t>
+      </w:r>
+      <w:proofErr w:type="spellEnd"/>
+      <w:r>
+        <w:rPr>
+          <w:rFonts w:ascii="Times New Roman" w:hAnsi="Times New Roman" w:cs="Times New Roman"/>
+        </w:rPr>
+        <w:t xml:space="preserve">) — агрегирует в себе элементы управления, включая поле ввода исходной суммы (класс </w:t>
+      </w:r>
+      <w:proofErr w:type="spellStart"/>
+      <w:r>
+        <w:rPr>
+          <w:rFonts w:ascii="Times New Roman" w:hAnsi="Times New Roman" w:cs="Times New Roman"/>
+        </w:rPr>
+        <w:t>sum</w:t>
+      </w:r>
+      <w:proofErr w:type="spellEnd"/>
+      <w:r>
+        <w:rPr>
+          <w:rFonts w:ascii="Times New Roman" w:hAnsi="Times New Roman" w:cs="Times New Roman"/>
+        </w:rPr>
+        <w:t xml:space="preserve">), два раскрывающихся списка </w:t>
+      </w:r>
+      <w:proofErr w:type="spellStart"/>
+      <w:r>
+        <w:rPr>
+          <w:rFonts w:ascii="Times New Roman" w:hAnsi="Times New Roman" w:cs="Times New Roman"/>
+        </w:rPr>
+        <w:t>select</w:t>
+      </w:r>
+      <w:proofErr w:type="spellEnd"/>
+      <w:r>
+        <w:rPr>
+          <w:rFonts w:ascii="Times New Roman" w:hAnsi="Times New Roman" w:cs="Times New Roman"/>
+        </w:rPr>
+        <w:t xml:space="preserve"> для выбора сопоставляемых валютных пар (российский рубль, доллар США, евро, казахстанский тенге, украинская гривна), интерактивную кнопку активации расчета (#convert-btn) и область вывода результата (класс </w:t>
+      </w:r>
+      <w:proofErr w:type="spellStart"/>
+      <w:r>
+        <w:rPr>
+          <w:rFonts w:ascii="Times New Roman" w:hAnsi="Times New Roman" w:cs="Times New Roman"/>
+        </w:rPr>
+        <w:t>res</w:t>
+      </w:r>
+      <w:proofErr w:type="spellEnd"/>
+      <w:r>
+        <w:rPr>
+          <w:rFonts w:ascii="Times New Roman" w:hAnsi="Times New Roman" w:cs="Times New Roman"/>
+        </w:rPr>
+        <w:t>).</w:t>
+      </w:r>
+    </w:p>
+    <w:p>
+      <w:pPr>
+        <w:numPr>
+          <w:ilvl w:val="0"/>
+          <w:numId w:val="4"/>
+        </w:numPr>
+        <w:rPr>
+          <w:rFonts w:ascii="Times New Roman" w:hAnsi="Times New Roman" w:cs="Times New Roman"/>
+        </w:rPr>
+      </w:pPr>
+      <w:r>
+        <w:rPr>
+          <w:rFonts w:ascii="Times New Roman" w:hAnsi="Times New Roman" w:cs="Times New Roman"/>
+        </w:rPr>
+        <w:t>Модуль хранения и очистки данных (</w:t>
+      </w:r>
+      <w:proofErr w:type="spellStart"/>
+      <w:r>
+        <w:rPr>
+          <w:rFonts w:ascii="Times New Roman" w:hAnsi="Times New Roman" w:cs="Times New Roman"/>
+        </w:rPr>
+        <w:t>history</w:t>
+      </w:r>
+      <w:proofErr w:type="spellEnd"/>
+      <w:r>
+        <w:rPr>
+          <w:rFonts w:ascii="Times New Roman" w:hAnsi="Times New Roman" w:cs="Times New Roman"/>
+        </w:rPr>
+        <w:t xml:space="preserve">) — представляет собой </w:t>
+      </w:r>
+      <w:proofErr w:type="gramStart"/>
+      <w:r>
+        <w:rPr>
+          <w:rFonts w:ascii="Times New Roman" w:hAnsi="Times New Roman" w:cs="Times New Roman"/>
+        </w:rPr>
+        <w:t>контейнер .</w:t>
+      </w:r>
+      <w:proofErr w:type="spellStart"/>
+      <w:r>
+        <w:rPr>
+          <w:rFonts w:ascii="Times New Roman" w:hAnsi="Times New Roman" w:cs="Times New Roman"/>
+        </w:rPr>
+        <w:t>history</w:t>
+      </w:r>
+      <w:proofErr w:type="gramEnd"/>
+      <w:r>
+        <w:rPr>
+          <w:rFonts w:ascii="Times New Roman" w:hAnsi="Times New Roman" w:cs="Times New Roman"/>
+        </w:rPr>
+        <w:t>_list</w:t>
+      </w:r>
+      <w:proofErr w:type="spellEnd"/>
+      <w:r>
+        <w:rPr>
+          <w:rFonts w:ascii="Times New Roman" w:hAnsi="Times New Roman" w:cs="Times New Roman"/>
+        </w:rPr>
+        <w:t xml:space="preserve"> для динамической генерации записей о совершенных операциях, снабженный кнопкой полной очистки локального стека памяти (#clear-btn).</w:t>
+      </w:r>
+    </w:p>
+    <w:p>
+      <w:pPr>
+        <w:rPr>
+          <w:rFonts w:ascii="Times New Roman" w:hAnsi="Times New Roman" w:cs="Times New Roman"/>
+        </w:rPr>
+      </w:pPr>
+      <w:r>
+        <w:rPr>
+          <w:rFonts w:ascii="Times New Roman" w:hAnsi="Times New Roman" w:cs="Times New Roman"/>
+        </w:rPr>
+        <w:t>Подключение управляющих скриптов осуществляется в заголовочной части документа (</w:t>
+      </w:r>
+      <w:proofErr w:type="spellStart"/>
+      <w:r>
+        <w:rPr>
+          <w:rFonts w:ascii="Times New Roman" w:hAnsi="Times New Roman" w:cs="Times New Roman"/>
+        </w:rPr>
+        <w:t>head</w:t>
+      </w:r>
+      <w:proofErr w:type="spellEnd"/>
+      <w:r>
+        <w:rPr>
+          <w:rFonts w:ascii="Times New Roman" w:hAnsi="Times New Roman" w:cs="Times New Roman"/>
+        </w:rPr>
+        <w:t xml:space="preserve">) с использованием атрибута </w:t>
+      </w:r>
+      <w:proofErr w:type="spellStart"/>
+      <w:r>
+        <w:rPr>
+          <w:rFonts w:ascii="Times New Roman" w:hAnsi="Times New Roman" w:cs="Times New Roman"/>
+        </w:rPr>
+        <w:t>type</w:t>
+      </w:r>
+      <w:proofErr w:type="spellEnd"/>
+      <w:r>
+        <w:rPr>
+          <w:rFonts w:ascii="Times New Roman" w:hAnsi="Times New Roman" w:cs="Times New Roman"/>
+        </w:rPr>
+        <w:t>="</w:t>
+      </w:r>
+      <w:proofErr w:type="spellStart"/>
+      <w:r>
+        <w:rPr>
+          <w:rFonts w:ascii="Times New Roman" w:hAnsi="Times New Roman" w:cs="Times New Roman"/>
+        </w:rPr>
+        <w:t>module</w:t>
+      </w:r>
+      <w:proofErr w:type="spellEnd"/>
+      <w:r>
+        <w:rPr>
+          <w:rFonts w:ascii="Times New Roman" w:hAnsi="Times New Roman" w:cs="Times New Roman"/>
+        </w:rPr>
+        <w:t>", что позволяет использовать современные модульные стандарты структурирования кода JavaScript и изолировать область видимости переменных.</w:t>
+      </w:r>
+    </w:p>
+    <w:p>
+      <w:pPr>
+        <w:rPr>
+          <w:rFonts w:ascii="Times New Roman" w:hAnsi="Times New Roman" w:cs="Times New Roman"/>
+        </w:rPr>
+      </w:pPr>
+      <w:r>
+        <w:rPr>
+          <w:rFonts w:ascii="Times New Roman" w:hAnsi="Times New Roman" w:cs="Times New Roman"/>
+        </w:rPr>
+        <w:t>2. Организация асинхронного взаимодействия с внешним API</w:t>
+      </w:r>
+    </w:p>
+    <w:p>
+      <w:pPr>
+        <w:rPr>
+          <w:rFonts w:ascii="Times New Roman" w:hAnsi="Times New Roman" w:cs="Times New Roman"/>
+        </w:rPr>
+      </w:pPr>
+      <w:r>
+        <w:rPr>
+          <w:rFonts w:ascii="Times New Roman" w:hAnsi="Times New Roman" w:cs="Times New Roman"/>
+        </w:rPr>
+        <w:t>Программный комплекс функционирует на стороне клиента (Client-</w:t>
+      </w:r>
+      <w:proofErr w:type="spellStart"/>
+      <w:r>
+        <w:rPr>
+          <w:rFonts w:ascii="Times New Roman" w:hAnsi="Times New Roman" w:cs="Times New Roman"/>
+        </w:rPr>
+        <w:t>side</w:t>
+      </w:r>
+      <w:proofErr w:type="spellEnd"/>
+      <w:r>
+        <w:rPr>
+          <w:rFonts w:ascii="Times New Roman" w:hAnsi="Times New Roman" w:cs="Times New Roman"/>
+        </w:rPr>
+        <w:t xml:space="preserve">) и управляется сценарием на языке JavaScript. Важнейшим этапом работы приложения является получение верифицированных курсов валют, которое реализуется посредством функции </w:t>
+      </w:r>
+      <w:proofErr w:type="spellStart"/>
+      <w:proofErr w:type="gramStart"/>
+      <w:r>
+        <w:rPr>
+          <w:rFonts w:ascii="Times New Roman" w:hAnsi="Times New Roman" w:cs="Times New Roman"/>
+        </w:rPr>
+        <w:t>loadRates</w:t>
+      </w:r>
+      <w:proofErr w:type="spellEnd"/>
+      <w:r>
+        <w:rPr>
+          <w:rFonts w:ascii="Times New Roman" w:hAnsi="Times New Roman" w:cs="Times New Roman"/>
+        </w:rPr>
+        <w:t>(</w:t>
+      </w:r>
+      <w:proofErr w:type="gramEnd"/>
+      <w:r>
+        <w:rPr>
+          <w:rFonts w:ascii="Times New Roman" w:hAnsi="Times New Roman" w:cs="Times New Roman"/>
+        </w:rPr>
+        <w:t>).</w:t>
+      </w:r>
+    </w:p>
+    <w:p>
+      <w:pPr>
+        <w:rPr>
+          <w:rFonts w:ascii="Times New Roman" w:hAnsi="Times New Roman" w:cs="Times New Roman"/>
+        </w:rPr>
+      </w:pPr>
+      <w:r>
+        <w:rPr>
+          <w:rFonts w:ascii="Times New Roman" w:hAnsi="Times New Roman" w:cs="Times New Roman"/>
+        </w:rPr>
+        <w:t xml:space="preserve">Взаимодействие с внешним информационным ресурсом Центрального банка Российской Федерации организовано на основе асинхронных HTTP-запросов по технологии </w:t>
+      </w:r>
+      <w:proofErr w:type="spellStart"/>
+      <w:r>
+        <w:rPr>
+          <w:rFonts w:ascii="Times New Roman" w:hAnsi="Times New Roman" w:cs="Times New Roman"/>
+        </w:rPr>
+        <w:t>Fetch</w:t>
+      </w:r>
+      <w:proofErr w:type="spellEnd"/>
+      <w:r>
+        <w:rPr>
+          <w:rFonts w:ascii="Times New Roman" w:hAnsi="Times New Roman" w:cs="Times New Roman"/>
+        </w:rPr>
+        <w:t xml:space="preserve"> API. Метод </w:t>
+      </w:r>
+      <w:proofErr w:type="spellStart"/>
+      <w:proofErr w:type="gramStart"/>
+      <w:r>
+        <w:rPr>
+          <w:rFonts w:ascii="Times New Roman" w:hAnsi="Times New Roman" w:cs="Times New Roman"/>
+        </w:rPr>
+        <w:t>fetch</w:t>
+      </w:r>
+      <w:proofErr w:type="spellEnd"/>
+      <w:r>
+        <w:rPr>
+          <w:rFonts w:ascii="Times New Roman" w:hAnsi="Times New Roman" w:cs="Times New Roman"/>
+        </w:rPr>
+        <w:t>(</w:t>
+      </w:r>
+      <w:proofErr w:type="gramEnd"/>
+      <w:r>
+        <w:rPr>
+          <w:rFonts w:ascii="Times New Roman" w:hAnsi="Times New Roman" w:cs="Times New Roman"/>
+        </w:rPr>
+        <w:t>) осуществляет запрос к удаленному серверу по адресу https://cbr-xml-daily.ru. Обработка ответа построена на базе цепочки промисов (</w:t>
+      </w:r>
+      <w:proofErr w:type="spellStart"/>
+      <w:r>
+        <w:rPr>
+          <w:rFonts w:ascii="Times New Roman" w:hAnsi="Times New Roman" w:cs="Times New Roman"/>
+        </w:rPr>
+        <w:t>Promises</w:t>
+      </w:r>
+      <w:proofErr w:type="spellEnd"/>
+      <w:r>
+        <w:rPr>
+          <w:rFonts w:ascii="Times New Roman" w:hAnsi="Times New Roman" w:cs="Times New Roman"/>
+        </w:rPr>
+        <w:t>):</w:t>
+      </w:r>
+    </w:p>
+    <w:p>
+      <w:pPr>
+        <w:numPr>
+          <w:ilvl w:val="0"/>
+          <w:numId w:val="5"/>
+        </w:numPr>
+        <w:rPr>
+          <w:rFonts w:ascii="Times New Roman" w:hAnsi="Times New Roman" w:cs="Times New Roman"/>
+        </w:rPr>
+      </w:pPr>
+      <w:r>
+        <w:rPr>
+          <w:rFonts w:ascii="Times New Roman" w:hAnsi="Times New Roman" w:cs="Times New Roman"/>
+        </w:rPr>
+        <w:t xml:space="preserve">Первый этап </w:t>
+      </w:r>
+      <w:proofErr w:type="gramStart"/>
+      <w:r>
+        <w:rPr>
+          <w:rFonts w:ascii="Times New Roman" w:hAnsi="Times New Roman" w:cs="Times New Roman"/>
+        </w:rPr>
+        <w:t>(.</w:t>
+      </w:r>
+      <w:proofErr w:type="spellStart"/>
+      <w:r>
+        <w:rPr>
+          <w:rFonts w:ascii="Times New Roman" w:hAnsi="Times New Roman" w:cs="Times New Roman"/>
+        </w:rPr>
+        <w:t>then</w:t>
+      </w:r>
+      <w:proofErr w:type="spellEnd"/>
+      <w:proofErr w:type="gramEnd"/>
+      <w:r>
+        <w:rPr>
+          <w:rFonts w:ascii="Times New Roman" w:hAnsi="Times New Roman" w:cs="Times New Roman"/>
+        </w:rPr>
+        <w:t>(</w:t>
+      </w:r>
+      <w:proofErr w:type="spellStart"/>
+      <w:r>
+        <w:rPr>
+          <w:rFonts w:ascii="Times New Roman" w:hAnsi="Times New Roman" w:cs="Times New Roman"/>
+        </w:rPr>
+        <w:t>response</w:t>
+      </w:r>
+      <w:proofErr w:type="spellEnd"/>
+      <w:r>
+        <w:rPr>
+          <w:rFonts w:ascii="Times New Roman" w:hAnsi="Times New Roman" w:cs="Times New Roman"/>
+        </w:rPr>
+        <w:t xml:space="preserve"> =&gt; </w:t>
+      </w:r>
+      <w:proofErr w:type="spellStart"/>
+      <w:proofErr w:type="gramStart"/>
+      <w:r>
+        <w:rPr>
+          <w:rFonts w:ascii="Times New Roman" w:hAnsi="Times New Roman" w:cs="Times New Roman"/>
+        </w:rPr>
+        <w:t>response.json</w:t>
+      </w:r>
+      <w:proofErr w:type="spellEnd"/>
+      <w:proofErr w:type="gramEnd"/>
+      <w:r>
+        <w:rPr>
+          <w:rFonts w:ascii="Times New Roman" w:hAnsi="Times New Roman" w:cs="Times New Roman"/>
+        </w:rPr>
+        <w:t>())) осуществляет потоковое преобразование полученного сетевого ответа в структурированный объект JavaScript.</w:t>
+      </w:r>
+    </w:p>
+    <w:p>
+      <w:pPr>
+        <w:numPr>
+          <w:ilvl w:val="0"/>
+          <w:numId w:val="5"/>
+        </w:numPr>
+        <w:rPr>
+          <w:rFonts w:ascii="Times New Roman" w:hAnsi="Times New Roman" w:cs="Times New Roman"/>
+        </w:rPr>
+      </w:pPr>
+      <w:r>
+        <w:rPr>
+          <w:rFonts w:ascii="Times New Roman" w:hAnsi="Times New Roman" w:cs="Times New Roman"/>
+        </w:rPr>
+        <w:t xml:space="preserve">Второй этап обрабатывает </w:t>
+      </w:r>
+      <w:proofErr w:type="spellStart"/>
+      <w:r>
+        <w:rPr>
+          <w:rFonts w:ascii="Times New Roman" w:hAnsi="Times New Roman" w:cs="Times New Roman"/>
+        </w:rPr>
+        <w:t>десериализованные</w:t>
+      </w:r>
+      <w:proofErr w:type="spellEnd"/>
+      <w:r>
+        <w:rPr>
+          <w:rFonts w:ascii="Times New Roman" w:hAnsi="Times New Roman" w:cs="Times New Roman"/>
+        </w:rPr>
+        <w:t xml:space="preserve"> данные. На основе полученного массива формируется внутренний объект котировок </w:t>
+      </w:r>
+      <w:proofErr w:type="spellStart"/>
+      <w:r>
+        <w:rPr>
+          <w:rFonts w:ascii="Times New Roman" w:hAnsi="Times New Roman" w:cs="Times New Roman"/>
+        </w:rPr>
+        <w:t>currencyRates.</w:t>
+      </w:r>
+      <w:r>
+        <w:rPr>
+          <w:rFonts w:ascii="Times New Roman" w:hAnsi="Times New Roman" w:cs="Times New Roman"/>
+        </w:rPr>
+        <w:t>у</w:t>
+      </w:r>
+      <w:proofErr w:type="spellEnd"/>
+    </w:p>
+    <w:p>
+      <w:pPr>
+        <w:ind w:left="720"/>
+        <w:rPr>
+          <w:rFonts w:ascii="Times New Roman" w:hAnsi="Times New Roman" w:cs="Times New Roman"/>
+        </w:rPr>
+      </w:pPr>
+      <w:r>
+        <w:rPr>
+          <w:rFonts w:ascii="Times New Roman" w:hAnsi="Times New Roman" w:cs="Times New Roman"/>
+        </w:rPr>
+        <w:t>2.2. Алгоритм получения курсов валют</w:t>
+      </w:r>
+    </w:p>
+    <w:p>
+      <w:pPr>
+        <w:rPr>
+          <w:rFonts w:ascii="Times New Roman" w:hAnsi="Times New Roman" w:cs="Times New Roman"/>
+        </w:rPr>
+      </w:pPr>
+      <w:r>
+        <w:rPr>
+          <w:rFonts w:ascii="Times New Roman" w:hAnsi="Times New Roman" w:cs="Times New Roman"/>
+        </w:rPr>
+        <w:t xml:space="preserve">Программная логика получения данных реализована в функции </w:t>
+      </w:r>
+      <w:proofErr w:type="spellStart"/>
+      <w:proofErr w:type="gramStart"/>
+      <w:r>
+        <w:rPr>
+          <w:rFonts w:ascii="Times New Roman" w:hAnsi="Times New Roman" w:cs="Times New Roman"/>
+        </w:rPr>
+        <w:t>loadRates</w:t>
+      </w:r>
+      <w:proofErr w:type="spellEnd"/>
+      <w:r>
+        <w:rPr>
+          <w:rFonts w:ascii="Times New Roman" w:hAnsi="Times New Roman" w:cs="Times New Roman"/>
+        </w:rPr>
+        <w:t>(</w:t>
+      </w:r>
+      <w:proofErr w:type="gramEnd"/>
+      <w:r>
+        <w:rPr>
+          <w:rFonts w:ascii="Times New Roman" w:hAnsi="Times New Roman" w:cs="Times New Roman"/>
+        </w:rPr>
+        <w:t>). Этот модуль отвечает за загрузку актуальной информации о курсах и включает в себя следующие этапы:</w:t>
+      </w:r>
+    </w:p>
+    <w:p>
+      <w:pPr>
+        <w:numPr>
+          <w:ilvl w:val="0"/>
+          <w:numId w:val="14"/>
+        </w:numPr>
+        <w:rPr>
+          <w:rFonts w:ascii="Times New Roman" w:hAnsi="Times New Roman" w:cs="Times New Roman"/>
+        </w:rPr>
+      </w:pPr>
+      <w:r>
+        <w:rPr>
+          <w:rFonts w:ascii="Times New Roman" w:hAnsi="Times New Roman" w:cs="Times New Roman"/>
+        </w:rPr>
+        <w:t xml:space="preserve">Запрос данных. С помощью встроенного метода </w:t>
+      </w:r>
+      <w:proofErr w:type="spellStart"/>
+      <w:r>
+        <w:rPr>
+          <w:rFonts w:ascii="Times New Roman" w:hAnsi="Times New Roman" w:cs="Times New Roman"/>
+        </w:rPr>
+        <w:t>fetch</w:t>
+      </w:r>
+      <w:proofErr w:type="spellEnd"/>
+      <w:r>
+        <w:rPr>
+          <w:rFonts w:ascii="Times New Roman" w:hAnsi="Times New Roman" w:cs="Times New Roman"/>
+        </w:rPr>
+        <w:t xml:space="preserve"> программа отправляет запрос к официальному сайту Центрального банка Российской Федерации по адресу </w:t>
+      </w:r>
+      <w:r>
+        <w:rPr>
+          <w:rFonts w:ascii="Times New Roman" w:hAnsi="Times New Roman" w:cs="Times New Roman"/>
+        </w:rPr>
+        <w:lastRenderedPageBreak/>
+        <w:t>https://cbr-xml-daily.ru. Данные скачиваются в формате JSON без блокировки интерфейса веб-страницы.</w:t>
+      </w:r>
+    </w:p>
+    <w:p>
+      <w:pPr>
+        <w:numPr>
+          <w:ilvl w:val="0"/>
+          <w:numId w:val="14"/>
+        </w:numPr>
+        <w:rPr>
+          <w:rFonts w:ascii="Times New Roman" w:hAnsi="Times New Roman" w:cs="Times New Roman"/>
+        </w:rPr>
+      </w:pPr>
+      <w:r>
+        <w:rPr>
+          <w:rFonts w:ascii="Times New Roman" w:hAnsi="Times New Roman" w:cs="Times New Roman"/>
+        </w:rPr>
+        <w:t>Расчет стоимости одной единицы валюты. Некоторые валюты банк продает пакетами (например, по 10 или 100 единиц). Чтобы узнать точную стоимость одной штуки, программа делит полученную цену на её номинал. Расчет выполняется по формуле:</w:t>
+      </w:r>
+    </w:p>
+    <w:p>
+      <w:pPr>
+        <w:rPr>
+          <w:rFonts w:ascii="Times New Roman" w:hAnsi="Times New Roman" w:cs="Times New Roman"/>
+        </w:rPr>
+      </w:pPr>
+      <w:r>
+        <w:rPr>
+          <w:rFonts w:ascii="Times New Roman" w:hAnsi="Times New Roman" w:cs="Times New Roman"/>
+        </w:rPr>
+        <w:t>\(Курс=\</w:t>
+      </w:r>
+      <w:proofErr w:type="spellStart"/>
+      <w:proofErr w:type="gramStart"/>
+      <w:r>
+        <w:rPr>
+          <w:rFonts w:ascii="Times New Roman" w:hAnsi="Times New Roman" w:cs="Times New Roman"/>
+        </w:rPr>
+        <w:t>frac</w:t>
+      </w:r>
+      <w:proofErr w:type="spellEnd"/>
+      <w:r>
+        <w:rPr>
+          <w:rFonts w:ascii="Times New Roman" w:hAnsi="Times New Roman" w:cs="Times New Roman"/>
+        </w:rPr>
+        <w:t>{</w:t>
+      </w:r>
+      <w:proofErr w:type="gramEnd"/>
+      <w:r>
+        <w:rPr>
+          <w:rFonts w:ascii="Times New Roman" w:hAnsi="Times New Roman" w:cs="Times New Roman"/>
+        </w:rPr>
+        <w:t>Цена}{Номинал}\)</w:t>
+      </w:r>
+    </w:p>
+    <w:p>
+      <w:pPr>
+        <w:rPr>
+          <w:rFonts w:ascii="Times New Roman" w:hAnsi="Times New Roman" w:cs="Times New Roman"/>
+        </w:rPr>
+      </w:pPr>
+      <w:r>
+        <w:rPr>
+          <w:rFonts w:ascii="Times New Roman" w:hAnsi="Times New Roman" w:cs="Times New Roman"/>
+        </w:rPr>
+        <w:t>где:</w:t>
+      </w:r>
+    </w:p>
+    <w:p>
+      <w:pPr>
+        <w:numPr>
+          <w:ilvl w:val="0"/>
+          <w:numId w:val="15"/>
+        </w:numPr>
+        <w:rPr>
+          <w:rFonts w:ascii="Times New Roman" w:hAnsi="Times New Roman" w:cs="Times New Roman"/>
+        </w:rPr>
+      </w:pPr>
+      <w:r>
+        <w:rPr>
+          <w:rFonts w:ascii="Times New Roman" w:hAnsi="Times New Roman" w:cs="Times New Roman"/>
+        </w:rPr>
+        <w:t>Курс — расчетная стоимость одной единицы иностранной валюты в рублях;</w:t>
+      </w:r>
+    </w:p>
+    <w:p>
+      <w:pPr>
+        <w:numPr>
+          <w:ilvl w:val="0"/>
+          <w:numId w:val="15"/>
+        </w:numPr>
+        <w:rPr>
+          <w:rFonts w:ascii="Times New Roman" w:hAnsi="Times New Roman" w:cs="Times New Roman"/>
+        </w:rPr>
+      </w:pPr>
+      <w:r>
+        <w:rPr>
+          <w:rFonts w:ascii="Times New Roman" w:hAnsi="Times New Roman" w:cs="Times New Roman"/>
+        </w:rPr>
+        <w:t>Цена — текущая стоимость валюты, полученная из свойства Value;</w:t>
+      </w:r>
+    </w:p>
+    <w:p>
+      <w:pPr>
+        <w:numPr>
+          <w:ilvl w:val="0"/>
+          <w:numId w:val="15"/>
+        </w:numPr>
+        <w:rPr>
+          <w:rFonts w:ascii="Times New Roman" w:hAnsi="Times New Roman" w:cs="Times New Roman"/>
+        </w:rPr>
+      </w:pPr>
+      <w:r>
+        <w:rPr>
+          <w:rFonts w:ascii="Times New Roman" w:hAnsi="Times New Roman" w:cs="Times New Roman"/>
+        </w:rPr>
+        <w:t xml:space="preserve">Номинал — количество единиц валюты в пакете, полученное из свойства </w:t>
+      </w:r>
+      <w:proofErr w:type="spellStart"/>
+      <w:r>
+        <w:rPr>
+          <w:rFonts w:ascii="Times New Roman" w:hAnsi="Times New Roman" w:cs="Times New Roman"/>
+        </w:rPr>
+        <w:t>Nominal</w:t>
       </w:r>
       <w:proofErr w:type="spellEnd"/>
       <w:r>
@@ -225,309 +2148,1986 @@
     </w:p>
     <w:p>
       <w:pPr>
-        <w:ind w:left="1701" w:right="850"/>
-        <w:rPr>
-          <w:rFonts w:ascii="Times New Roman" w:hAnsi="Times New Roman" w:cs="Times New Roman"/>
-        </w:rPr>
-      </w:pPr>
+        <w:rPr>
+          <w:rFonts w:ascii="Times New Roman" w:hAnsi="Times New Roman" w:cs="Times New Roman"/>
+        </w:rPr>
+      </w:pPr>
+      <w:r>
+        <w:rPr>
+          <w:rFonts w:ascii="Times New Roman" w:hAnsi="Times New Roman" w:cs="Times New Roman"/>
+        </w:rPr>
+        <w:t xml:space="preserve">Для российского рубля (RUB) в системе сразу записано значение 1. Все рассчитанные значения сохраняются в объекте </w:t>
+      </w:r>
+      <w:proofErr w:type="spellStart"/>
+      <w:r>
+        <w:rPr>
+          <w:rFonts w:ascii="Times New Roman" w:hAnsi="Times New Roman" w:cs="Times New Roman"/>
+        </w:rPr>
+        <w:t>currencyRates</w:t>
+      </w:r>
+      <w:proofErr w:type="spellEnd"/>
+      <w:r>
+        <w:rPr>
+          <w:rFonts w:ascii="Times New Roman" w:hAnsi="Times New Roman" w:cs="Times New Roman"/>
+        </w:rPr>
+        <w:t>.</w:t>
+      </w:r>
+    </w:p>
+    <w:p>
+      <w:pPr>
+        <w:numPr>
+          <w:ilvl w:val="0"/>
+          <w:numId w:val="16"/>
+        </w:numPr>
+        <w:rPr>
+          <w:rFonts w:ascii="Times New Roman" w:hAnsi="Times New Roman" w:cs="Times New Roman"/>
+        </w:rPr>
+      </w:pPr>
+      <w:r>
+        <w:rPr>
+          <w:rFonts w:ascii="Times New Roman" w:hAnsi="Times New Roman" w:cs="Times New Roman"/>
+        </w:rPr>
+        <w:t xml:space="preserve">Вывод даты обновления. В конце работы функция </w:t>
+      </w:r>
+      <w:proofErr w:type="spellStart"/>
+      <w:proofErr w:type="gramStart"/>
+      <w:r>
+        <w:rPr>
+          <w:rFonts w:ascii="Times New Roman" w:hAnsi="Times New Roman" w:cs="Times New Roman"/>
+        </w:rPr>
+        <w:t>loadRates</w:t>
+      </w:r>
+      <w:proofErr w:type="spellEnd"/>
+      <w:r>
+        <w:rPr>
+          <w:rFonts w:ascii="Times New Roman" w:hAnsi="Times New Roman" w:cs="Times New Roman"/>
+        </w:rPr>
+        <w:t>(</w:t>
+      </w:r>
+      <w:proofErr w:type="gramEnd"/>
+      <w:r>
+        <w:rPr>
+          <w:rFonts w:ascii="Times New Roman" w:hAnsi="Times New Roman" w:cs="Times New Roman"/>
+        </w:rPr>
+        <w:t>) берет дату и время обновления курсов с сервера (</w:t>
+      </w:r>
+      <w:proofErr w:type="spellStart"/>
+      <w:r>
+        <w:rPr>
+          <w:rFonts w:ascii="Times New Roman" w:hAnsi="Times New Roman" w:cs="Times New Roman"/>
+        </w:rPr>
+        <w:t>Timestamp</w:t>
+      </w:r>
+      <w:proofErr w:type="spellEnd"/>
+      <w:r>
+        <w:rPr>
+          <w:rFonts w:ascii="Times New Roman" w:hAnsi="Times New Roman" w:cs="Times New Roman"/>
+        </w:rPr>
+        <w:t xml:space="preserve">), преобразует их в привычный формат и выводит на экран в блок с идентификатором </w:t>
+      </w:r>
+      <w:proofErr w:type="spellStart"/>
+      <w:r>
+        <w:rPr>
+          <w:rFonts w:ascii="Times New Roman" w:hAnsi="Times New Roman" w:cs="Times New Roman"/>
+        </w:rPr>
+        <w:t>last-updated</w:t>
+      </w:r>
+      <w:proofErr w:type="spellEnd"/>
+      <w:r>
+        <w:rPr>
+          <w:rFonts w:ascii="Times New Roman" w:hAnsi="Times New Roman" w:cs="Times New Roman"/>
+        </w:rPr>
+        <w:t>.</w:t>
+      </w:r>
+    </w:p>
+    <w:p>
+      <w:pPr>
+        <w:rPr>
+          <w:rFonts w:ascii="Times New Roman" w:hAnsi="Times New Roman" w:cs="Times New Roman"/>
+        </w:rPr>
+      </w:pPr>
+      <w:r>
+        <w:rPr>
+          <w:rFonts w:ascii="Times New Roman" w:hAnsi="Times New Roman" w:cs="Times New Roman"/>
+        </w:rPr>
+        <w:t>2.3. Алгоритм конвертации валют</w:t>
+      </w:r>
+    </w:p>
+    <w:p>
+      <w:pPr>
+        <w:rPr>
+          <w:rFonts w:ascii="Times New Roman" w:hAnsi="Times New Roman" w:cs="Times New Roman"/>
+        </w:rPr>
+      </w:pPr>
+      <w:r>
+        <w:rPr>
+          <w:rFonts w:ascii="Times New Roman" w:hAnsi="Times New Roman" w:cs="Times New Roman"/>
+        </w:rPr>
+        <w:t xml:space="preserve">Вычисления и обработка действий пользователя выполняются в функции </w:t>
+      </w:r>
+      <w:proofErr w:type="spellStart"/>
+      <w:proofErr w:type="gramStart"/>
+      <w:r>
+        <w:rPr>
+          <w:rFonts w:ascii="Times New Roman" w:hAnsi="Times New Roman" w:cs="Times New Roman"/>
+        </w:rPr>
+        <w:t>convertCurrency</w:t>
+      </w:r>
+      <w:proofErr w:type="spellEnd"/>
+      <w:r>
+        <w:rPr>
+          <w:rFonts w:ascii="Times New Roman" w:hAnsi="Times New Roman" w:cs="Times New Roman"/>
+        </w:rPr>
+        <w:t>(</w:t>
+      </w:r>
+      <w:proofErr w:type="gramEnd"/>
+      <w:r>
+        <w:rPr>
+          <w:rFonts w:ascii="Times New Roman" w:hAnsi="Times New Roman" w:cs="Times New Roman"/>
+        </w:rPr>
+        <w:t>). Она запускается автоматически при нажатии кнопки «Конвертировать» или при нажатии клавиши Enter в поле ввода.</w:t>
+      </w:r>
+    </w:p>
+    <w:p>
+      <w:pPr>
+        <w:rPr>
+          <w:rFonts w:ascii="Times New Roman" w:hAnsi="Times New Roman" w:cs="Times New Roman"/>
+        </w:rPr>
+      </w:pPr>
+      <w:r>
+        <w:rPr>
+          <w:rFonts w:ascii="Times New Roman" w:hAnsi="Times New Roman" w:cs="Times New Roman"/>
+        </w:rPr>
+        <w:t>Работа функции состоит из следующих шагов:</w:t>
+      </w:r>
+    </w:p>
+    <w:p>
+      <w:pPr>
+        <w:numPr>
+          <w:ilvl w:val="0"/>
+          <w:numId w:val="17"/>
+        </w:numPr>
+        <w:rPr>
+          <w:rFonts w:ascii="Times New Roman" w:hAnsi="Times New Roman" w:cs="Times New Roman"/>
+        </w:rPr>
+      </w:pPr>
+      <w:r>
+        <w:rPr>
+          <w:rFonts w:ascii="Times New Roman" w:hAnsi="Times New Roman" w:cs="Times New Roman"/>
+        </w:rPr>
+        <w:t xml:space="preserve">Проверка введенной суммы. Программа берет текст из поля ввода с классом </w:t>
+      </w:r>
+      <w:proofErr w:type="spellStart"/>
+      <w:r>
+        <w:rPr>
+          <w:rFonts w:ascii="Times New Roman" w:hAnsi="Times New Roman" w:cs="Times New Roman"/>
+        </w:rPr>
+        <w:t>sum</w:t>
+      </w:r>
+      <w:proofErr w:type="spellEnd"/>
+      <w:r>
+        <w:rPr>
+          <w:rFonts w:ascii="Times New Roman" w:hAnsi="Times New Roman" w:cs="Times New Roman"/>
+        </w:rPr>
+        <w:t xml:space="preserve"> и переводит его в числовой формат с помощью функции </w:t>
+      </w:r>
+      <w:proofErr w:type="spellStart"/>
+      <w:proofErr w:type="gramStart"/>
+      <w:r>
+        <w:rPr>
+          <w:rFonts w:ascii="Times New Roman" w:hAnsi="Times New Roman" w:cs="Times New Roman"/>
+        </w:rPr>
+        <w:t>parseFloat</w:t>
+      </w:r>
+      <w:proofErr w:type="spellEnd"/>
+      <w:r>
+        <w:rPr>
+          <w:rFonts w:ascii="Times New Roman" w:hAnsi="Times New Roman" w:cs="Times New Roman"/>
+        </w:rPr>
+        <w:t>(</w:t>
+      </w:r>
+      <w:proofErr w:type="gramEnd"/>
+      <w:r>
+        <w:rPr>
+          <w:rFonts w:ascii="Times New Roman" w:hAnsi="Times New Roman" w:cs="Times New Roman"/>
+        </w:rPr>
+        <w:t xml:space="preserve">). Если поле осталось пустым или пользователь ввел буквы (ошибка </w:t>
+      </w:r>
+      <w:proofErr w:type="spellStart"/>
+      <w:r>
+        <w:rPr>
+          <w:rFonts w:ascii="Times New Roman" w:hAnsi="Times New Roman" w:cs="Times New Roman"/>
+        </w:rPr>
+        <w:t>NaN</w:t>
+      </w:r>
+      <w:proofErr w:type="spellEnd"/>
+      <w:r>
+        <w:rPr>
+          <w:rFonts w:ascii="Times New Roman" w:hAnsi="Times New Roman" w:cs="Times New Roman"/>
+        </w:rPr>
+        <w:t>), расчет прерывается, а на экран выводится сообщение «Введите сумму».</w:t>
+      </w:r>
+    </w:p>
+    <w:p>
+      <w:pPr>
+        <w:numPr>
+          <w:ilvl w:val="0"/>
+          <w:numId w:val="17"/>
+        </w:numPr>
+        <w:rPr>
+          <w:rFonts w:ascii="Times New Roman" w:hAnsi="Times New Roman" w:cs="Times New Roman"/>
+        </w:rPr>
+      </w:pPr>
+      <w:r>
+        <w:rPr>
+          <w:rFonts w:ascii="Times New Roman" w:hAnsi="Times New Roman" w:cs="Times New Roman"/>
+        </w:rPr>
+        <w:t xml:space="preserve">Расчет итоговой суммы. Программа определяет, какие валюты выбрал пользователь в списках </w:t>
+      </w:r>
+      <w:proofErr w:type="spellStart"/>
+      <w:r>
+        <w:rPr>
+          <w:rFonts w:ascii="Times New Roman" w:hAnsi="Times New Roman" w:cs="Times New Roman"/>
+        </w:rPr>
+        <w:t>select</w:t>
+      </w:r>
+      <w:proofErr w:type="spellEnd"/>
+      <w:r>
+        <w:rPr>
+          <w:rFonts w:ascii="Times New Roman" w:hAnsi="Times New Roman" w:cs="Times New Roman"/>
+        </w:rPr>
+        <w:t xml:space="preserve">, и находит их стоимость в рублях из сохраненного ранее объекта </w:t>
+      </w:r>
+      <w:proofErr w:type="spellStart"/>
+      <w:r>
+        <w:rPr>
+          <w:rFonts w:ascii="Times New Roman" w:hAnsi="Times New Roman" w:cs="Times New Roman"/>
+        </w:rPr>
+        <w:t>currencyRates</w:t>
+      </w:r>
+      <w:proofErr w:type="spellEnd"/>
+      <w:r>
+        <w:rPr>
+          <w:rFonts w:ascii="Times New Roman" w:hAnsi="Times New Roman" w:cs="Times New Roman"/>
+        </w:rPr>
+        <w:t>. Пересчет одной валюты в другую выполняется по следующей формуле:</w:t>
+      </w:r>
+    </w:p>
+    <w:p>
+      <w:pPr>
+        <w:rPr>
+          <w:rFonts w:ascii="Times New Roman" w:hAnsi="Times New Roman" w:cs="Times New Roman"/>
+        </w:rPr>
+      </w:pPr>
+      <w:proofErr w:type="gramStart"/>
+      <w:r>
+        <w:rPr>
+          <w:rFonts w:ascii="Times New Roman" w:hAnsi="Times New Roman" w:cs="Times New Roman"/>
+        </w:rPr>
+        <w:t>\(</w:t>
+      </w:r>
+      <w:proofErr w:type="gramEnd"/>
+      <w:r>
+        <w:rPr>
+          <w:rFonts w:ascii="Times New Roman" w:hAnsi="Times New Roman" w:cs="Times New Roman"/>
+        </w:rPr>
+        <w:t>Результат=Сумма\</w:t>
+      </w:r>
+      <w:proofErr w:type="spellStart"/>
+      <w:r>
+        <w:rPr>
+          <w:rFonts w:ascii="Times New Roman" w:hAnsi="Times New Roman" w:cs="Times New Roman"/>
+        </w:rPr>
+        <w:t>times</w:t>
+      </w:r>
+      <w:proofErr w:type="spellEnd"/>
+      <w:r>
+        <w:rPr>
+          <w:rFonts w:ascii="Times New Roman" w:hAnsi="Times New Roman" w:cs="Times New Roman"/>
+        </w:rPr>
+        <w:t xml:space="preserve"> \</w:t>
+      </w:r>
+      <w:proofErr w:type="spellStart"/>
+      <w:proofErr w:type="gramStart"/>
+      <w:r>
+        <w:rPr>
+          <w:rFonts w:ascii="Times New Roman" w:hAnsi="Times New Roman" w:cs="Times New Roman"/>
+        </w:rPr>
+        <w:t>frac</w:t>
+      </w:r>
+      <w:proofErr w:type="spellEnd"/>
+      <w:r>
+        <w:rPr>
+          <w:rFonts w:ascii="Times New Roman" w:hAnsi="Times New Roman" w:cs="Times New Roman"/>
+        </w:rPr>
+        <w:t>{</w:t>
+      </w:r>
+      <w:proofErr w:type="gramEnd"/>
+      <w:r>
+        <w:rPr>
+          <w:rFonts w:ascii="Times New Roman" w:hAnsi="Times New Roman" w:cs="Times New Roman"/>
+        </w:rPr>
+        <w:t>Курс_{Из</w:t>
+      </w:r>
+      <w:proofErr w:type="gramStart"/>
+      <w:r>
+        <w:rPr>
+          <w:rFonts w:ascii="Times New Roman" w:hAnsi="Times New Roman" w:cs="Times New Roman"/>
+        </w:rPr>
+        <w:t>}}{</w:t>
+      </w:r>
+      <w:proofErr w:type="gramEnd"/>
+      <w:r>
+        <w:rPr>
+          <w:rFonts w:ascii="Times New Roman" w:hAnsi="Times New Roman" w:cs="Times New Roman"/>
+        </w:rPr>
+        <w:t>Курс_{В</w:t>
+      </w:r>
+      <w:proofErr w:type="gramStart"/>
+      <w:r>
+        <w:rPr>
+          <w:rFonts w:ascii="Times New Roman" w:hAnsi="Times New Roman" w:cs="Times New Roman"/>
+        </w:rPr>
+        <w:t>}}\</w:t>
+      </w:r>
+      <w:proofErr w:type="gramEnd"/>
+      <w:r>
+        <w:rPr>
+          <w:rFonts w:ascii="Times New Roman" w:hAnsi="Times New Roman" w:cs="Times New Roman"/>
+        </w:rPr>
+        <w:t>)</w:t>
+      </w:r>
+    </w:p>
+    <w:p>
+      <w:pPr>
+        <w:rPr>
+          <w:rFonts w:ascii="Times New Roman" w:hAnsi="Times New Roman" w:cs="Times New Roman"/>
+        </w:rPr>
+      </w:pPr>
+      <w:r>
+        <w:rPr>
+          <w:rFonts w:ascii="Times New Roman" w:hAnsi="Times New Roman" w:cs="Times New Roman"/>
+        </w:rPr>
+        <w:t>где:</w:t>
+      </w:r>
+    </w:p>
+    <w:p>
+      <w:pPr>
+        <w:numPr>
+          <w:ilvl w:val="0"/>
+          <w:numId w:val="18"/>
+        </w:numPr>
+        <w:rPr>
+          <w:rFonts w:ascii="Times New Roman" w:hAnsi="Times New Roman" w:cs="Times New Roman"/>
+        </w:rPr>
+      </w:pPr>
+      <w:r>
+        <w:rPr>
+          <w:rFonts w:ascii="Times New Roman" w:hAnsi="Times New Roman" w:cs="Times New Roman"/>
+        </w:rPr>
+        <w:t>Результат — итоговая сумма в целевой валюте;</w:t>
+      </w:r>
+    </w:p>
+    <w:p>
+      <w:pPr>
+        <w:numPr>
+          <w:ilvl w:val="0"/>
+          <w:numId w:val="18"/>
+        </w:numPr>
+        <w:rPr>
+          <w:rFonts w:ascii="Times New Roman" w:hAnsi="Times New Roman" w:cs="Times New Roman"/>
+        </w:rPr>
+      </w:pPr>
+      <w:r>
+        <w:rPr>
+          <w:rFonts w:ascii="Times New Roman" w:hAnsi="Times New Roman" w:cs="Times New Roman"/>
+        </w:rPr>
+        <w:t>Сумма — исходная сумма денег, которую ввел пользователь;</w:t>
+      </w:r>
+    </w:p>
+    <w:p>
+      <w:pPr>
+        <w:numPr>
+          <w:ilvl w:val="0"/>
+          <w:numId w:val="18"/>
+        </w:numPr>
+        <w:rPr>
+          <w:rFonts w:ascii="Times New Roman" w:hAnsi="Times New Roman" w:cs="Times New Roman"/>
+        </w:rPr>
+      </w:pPr>
+      <w:proofErr w:type="spellStart"/>
+      <w:r>
+        <w:rPr>
+          <w:rFonts w:ascii="Times New Roman" w:hAnsi="Times New Roman" w:cs="Times New Roman"/>
+        </w:rPr>
+        <w:t>Курс_Из</w:t>
+      </w:r>
+      <w:proofErr w:type="spellEnd"/>
+      <w:r>
+        <w:rPr>
+          <w:rFonts w:ascii="Times New Roman" w:hAnsi="Times New Roman" w:cs="Times New Roman"/>
+        </w:rPr>
+        <w:t xml:space="preserve"> — стоимость одной единицы исходной валюты в рублях;</w:t>
+      </w:r>
+    </w:p>
+    <w:p>
+      <w:pPr>
+        <w:numPr>
+          <w:ilvl w:val="0"/>
+          <w:numId w:val="18"/>
+        </w:numPr>
+        <w:rPr>
+          <w:rFonts w:ascii="Times New Roman" w:hAnsi="Times New Roman" w:cs="Times New Roman"/>
+        </w:rPr>
+      </w:pPr>
+      <w:proofErr w:type="spellStart"/>
+      <w:r>
+        <w:rPr>
+          <w:rFonts w:ascii="Times New Roman" w:hAnsi="Times New Roman" w:cs="Times New Roman"/>
+        </w:rPr>
+        <w:t>Курс_В</w:t>
+      </w:r>
+      <w:proofErr w:type="spellEnd"/>
+      <w:r>
+        <w:rPr>
+          <w:rFonts w:ascii="Times New Roman" w:hAnsi="Times New Roman" w:cs="Times New Roman"/>
+        </w:rPr>
+        <w:t xml:space="preserve"> — стоимость одной единицы целевой валюты в рублях.</w:t>
+      </w:r>
+    </w:p>
+    <w:p>
+      <w:pPr>
+        <w:rPr>
+          <w:rFonts w:ascii="Times New Roman" w:hAnsi="Times New Roman" w:cs="Times New Roman"/>
+        </w:rPr>
+      </w:pPr>
+      <w:r>
+        <w:rPr>
+          <w:rFonts w:ascii="Times New Roman" w:hAnsi="Times New Roman" w:cs="Times New Roman"/>
+        </w:rPr>
+        <w:lastRenderedPageBreak/>
+        <w:t xml:space="preserve">Полученный результат округляется до двух знаков после запятой с помощью метода </w:t>
+      </w:r>
+      <w:proofErr w:type="spellStart"/>
+      <w:proofErr w:type="gramStart"/>
+      <w:r>
+        <w:rPr>
+          <w:rFonts w:ascii="Times New Roman" w:hAnsi="Times New Roman" w:cs="Times New Roman"/>
+        </w:rPr>
+        <w:t>toFixed</w:t>
+      </w:r>
+      <w:proofErr w:type="spellEnd"/>
+      <w:r>
+        <w:rPr>
+          <w:rFonts w:ascii="Times New Roman" w:hAnsi="Times New Roman" w:cs="Times New Roman"/>
+        </w:rPr>
+        <w:t>(</w:t>
+      </w:r>
+      <w:proofErr w:type="gramEnd"/>
+      <w:r>
+        <w:rPr>
+          <w:rFonts w:ascii="Times New Roman" w:hAnsi="Times New Roman" w:cs="Times New Roman"/>
+        </w:rPr>
+        <w:t xml:space="preserve">2) и выводится на экран в блок с классом </w:t>
+      </w:r>
+      <w:proofErr w:type="spellStart"/>
+      <w:r>
+        <w:rPr>
+          <w:rFonts w:ascii="Times New Roman" w:hAnsi="Times New Roman" w:cs="Times New Roman"/>
+        </w:rPr>
+        <w:t>res</w:t>
+      </w:r>
+      <w:proofErr w:type="spellEnd"/>
+      <w:r>
+        <w:rPr>
+          <w:rFonts w:ascii="Times New Roman" w:hAnsi="Times New Roman" w:cs="Times New Roman"/>
+        </w:rPr>
+        <w:t>.</w:t>
+      </w:r>
+    </w:p>
+    <w:p>
+      <w:pPr>
+        <w:rPr>
+          <w:rFonts w:ascii="Times New Roman" w:hAnsi="Times New Roman" w:cs="Times New Roman"/>
+        </w:rPr>
+      </w:pPr>
+      <w:r>
+        <w:rPr>
+          <w:rFonts w:ascii="Times New Roman" w:hAnsi="Times New Roman" w:cs="Times New Roman"/>
+        </w:rPr>
+        <w:t>2.3. Математическое ядро и программная логика конвертации</w:t>
+      </w:r>
+    </w:p>
+    <w:p>
+      <w:pPr>
+        <w:rPr>
+          <w:rFonts w:ascii="Times New Roman" w:hAnsi="Times New Roman" w:cs="Times New Roman"/>
+        </w:rPr>
+      </w:pPr>
+      <w:r>
+        <w:rPr>
+          <w:rFonts w:ascii="Times New Roman" w:hAnsi="Times New Roman" w:cs="Times New Roman"/>
+        </w:rPr>
+        <w:t xml:space="preserve">Вычислительный процесс и обработка пользовательских действий осуществляются в рамках функции </w:t>
+      </w:r>
+      <w:proofErr w:type="spellStart"/>
+      <w:proofErr w:type="gramStart"/>
+      <w:r>
+        <w:rPr>
+          <w:rFonts w:ascii="Times New Roman" w:hAnsi="Times New Roman" w:cs="Times New Roman"/>
+        </w:rPr>
+        <w:t>convertCurrency</w:t>
+      </w:r>
+      <w:proofErr w:type="spellEnd"/>
+      <w:r>
+        <w:rPr>
+          <w:rFonts w:ascii="Times New Roman" w:hAnsi="Times New Roman" w:cs="Times New Roman"/>
+        </w:rPr>
+        <w:t>(</w:t>
+      </w:r>
+      <w:proofErr w:type="gramEnd"/>
+      <w:r>
+        <w:rPr>
+          <w:rFonts w:ascii="Times New Roman" w:hAnsi="Times New Roman" w:cs="Times New Roman"/>
+        </w:rPr>
+        <w:t>). Вызов данного модуля происходит автоматически при наступлении одного из двух событий: щелчка левой кнопкой мыши по элементу интерфейса #convert-btn или нажатия клавиши Enter в поле ввода суммы.</w:t>
+      </w:r>
+    </w:p>
+    <w:p>
+      <w:pPr>
+        <w:rPr>
+          <w:rFonts w:ascii="Times New Roman" w:hAnsi="Times New Roman" w:cs="Times New Roman"/>
+        </w:rPr>
+      </w:pPr>
+      <w:r>
+        <w:rPr>
+          <w:rFonts w:ascii="Times New Roman" w:hAnsi="Times New Roman" w:cs="Times New Roman"/>
+        </w:rPr>
+        <w:t xml:space="preserve">Программная реализация функции </w:t>
+      </w:r>
+      <w:proofErr w:type="spellStart"/>
+      <w:proofErr w:type="gramStart"/>
+      <w:r>
+        <w:rPr>
+          <w:rFonts w:ascii="Times New Roman" w:hAnsi="Times New Roman" w:cs="Times New Roman"/>
+        </w:rPr>
+        <w:t>convertCurrency</w:t>
+      </w:r>
+      <w:proofErr w:type="spellEnd"/>
+      <w:r>
+        <w:rPr>
+          <w:rFonts w:ascii="Times New Roman" w:hAnsi="Times New Roman" w:cs="Times New Roman"/>
+        </w:rPr>
+        <w:t>(</w:t>
+      </w:r>
+      <w:proofErr w:type="gramEnd"/>
+      <w:r>
+        <w:rPr>
+          <w:rFonts w:ascii="Times New Roman" w:hAnsi="Times New Roman" w:cs="Times New Roman"/>
+        </w:rPr>
+        <w:t>) базируется на выполнении следующей последовательности операций:</w:t>
+      </w:r>
+    </w:p>
+    <w:p>
+      <w:pPr>
+        <w:numPr>
+          <w:ilvl w:val="0"/>
+          <w:numId w:val="12"/>
+        </w:numPr>
+        <w:rPr>
+          <w:rFonts w:ascii="Times New Roman" w:hAnsi="Times New Roman" w:cs="Times New Roman"/>
+        </w:rPr>
+      </w:pPr>
+      <w:r>
+        <w:rPr>
+          <w:rFonts w:ascii="Times New Roman" w:hAnsi="Times New Roman" w:cs="Times New Roman"/>
+        </w:rPr>
+        <w:t>Сбор и верификация входных данных</w:t>
+      </w:r>
       <w:r>
         <w:rPr>
           <w:rFonts w:ascii="Times New Roman" w:hAnsi="Times New Roman" w:cs="Times New Roman"/>
           <w:b/>
           <w:bCs/>
         </w:rPr>
-        <w:t>Объект и предмет исследования.</w:t>
-      </w:r>
-      <w:r>
-        <w:rPr>
-          <w:rFonts w:ascii="Times New Roman" w:hAnsi="Times New Roman" w:cs="Times New Roman"/>
-        </w:rPr>
-        <w:t xml:space="preserve"> Объектом исследования является процесс проектирования и разработки клиентских веб-приложений с использованием инструментальных средств JavaScript.</w:t>
-      </w:r>
-      <w:r>
-        <w:rPr>
-          <w:rFonts w:ascii="Times New Roman" w:hAnsi="Times New Roman" w:cs="Times New Roman"/>
-        </w:rPr>
-        <w:br/>
-        <w:t>Предметом исследования выступает создание интерактивного конвертера валют, включающее реализацию алгоритмов пересчета данных, построение пользовательского интерфейса на основе DOM-дерева, организацию вывода актуальных дат обновления курсов и построение устойчивого локального хранения сессий.</w:t>
-      </w:r>
-    </w:p>
-    <w:p>
-      <w:pPr>
-        <w:ind w:left="1701" w:right="850"/>
-        <w:rPr>
-          <w:rFonts w:ascii="Times New Roman" w:hAnsi="Times New Roman" w:cs="Times New Roman"/>
-        </w:rPr>
-      </w:pPr>
+        <w:t>.</w:t>
+      </w:r>
+      <w:r>
+        <w:rPr>
+          <w:rFonts w:ascii="Times New Roman" w:hAnsi="Times New Roman" w:cs="Times New Roman"/>
+        </w:rPr>
+        <w:t xml:space="preserve"> Значение, введенное пользователем в текстовое поле с классом </w:t>
+      </w:r>
+      <w:proofErr w:type="spellStart"/>
+      <w:r>
+        <w:rPr>
+          <w:rFonts w:ascii="Times New Roman" w:hAnsi="Times New Roman" w:cs="Times New Roman"/>
+        </w:rPr>
+        <w:t>sum</w:t>
+      </w:r>
+      <w:proofErr w:type="spellEnd"/>
+      <w:r>
+        <w:rPr>
+          <w:rFonts w:ascii="Times New Roman" w:hAnsi="Times New Roman" w:cs="Times New Roman"/>
+        </w:rPr>
+        <w:t xml:space="preserve">, считывается и преобразуется в числовой формат с плавающей точкой посредством функции </w:t>
+      </w:r>
+      <w:proofErr w:type="spellStart"/>
+      <w:proofErr w:type="gramStart"/>
+      <w:r>
+        <w:rPr>
+          <w:rFonts w:ascii="Times New Roman" w:hAnsi="Times New Roman" w:cs="Times New Roman"/>
+        </w:rPr>
+        <w:t>parseFloat</w:t>
+      </w:r>
+      <w:proofErr w:type="spellEnd"/>
+      <w:r>
+        <w:rPr>
+          <w:rFonts w:ascii="Times New Roman" w:hAnsi="Times New Roman" w:cs="Times New Roman"/>
+        </w:rPr>
+        <w:t>(</w:t>
+      </w:r>
+      <w:proofErr w:type="gramEnd"/>
+      <w:r>
+        <w:rPr>
+          <w:rFonts w:ascii="Times New Roman" w:hAnsi="Times New Roman" w:cs="Times New Roman"/>
+        </w:rPr>
+        <w:t xml:space="preserve">). В системе предусмотрен блок валидации: если поле ввода оказывается пустым или содержит недопустимые символы (значение </w:t>
+      </w:r>
+      <w:proofErr w:type="spellStart"/>
+      <w:r>
+        <w:rPr>
+          <w:rFonts w:ascii="Times New Roman" w:hAnsi="Times New Roman" w:cs="Times New Roman"/>
+        </w:rPr>
+        <w:t>NaN</w:t>
+      </w:r>
+      <w:proofErr w:type="spellEnd"/>
+      <w:r>
+        <w:rPr>
+          <w:rFonts w:ascii="Times New Roman" w:hAnsi="Times New Roman" w:cs="Times New Roman"/>
+        </w:rPr>
+        <w:t>), алгоритм прерывает вычисления и выводит в интерфейс требование о корректном вводе.</w:t>
+      </w:r>
+    </w:p>
+    <w:p>
+      <w:pPr>
+        <w:numPr>
+          <w:ilvl w:val="0"/>
+          <w:numId w:val="12"/>
+        </w:numPr>
+        <w:rPr>
+          <w:rFonts w:ascii="Times New Roman" w:hAnsi="Times New Roman" w:cs="Times New Roman"/>
+        </w:rPr>
+      </w:pPr>
+      <w:r>
+        <w:rPr>
+          <w:rFonts w:ascii="Times New Roman" w:hAnsi="Times New Roman" w:cs="Times New Roman"/>
+        </w:rPr>
+        <w:t>Кросс-курсовое вычисление</w:t>
+      </w:r>
       <w:r>
         <w:rPr>
           <w:rFonts w:ascii="Times New Roman" w:hAnsi="Times New Roman" w:cs="Times New Roman"/>
           <w:b/>
           <w:bCs/>
         </w:rPr>
-        <w:t>Информационная база для написания курсового проекта.</w:t>
-      </w:r>
-      <w:r>
-        <w:rPr>
-          <w:rFonts w:ascii="Times New Roman" w:hAnsi="Times New Roman" w:cs="Times New Roman"/>
-        </w:rPr>
-        <w:t xml:space="preserve"> При выполнении проекта использовались учебники и учебные пособия по программированию, государственные стандарты (ГОСТ) на оформление программной документации, официальная документация и стандарты (MDN Web </w:t>
-      </w:r>
-      <w:proofErr w:type="spellStart"/>
-      <w:r>
-        <w:rPr>
-          <w:rFonts w:ascii="Times New Roman" w:hAnsi="Times New Roman" w:cs="Times New Roman"/>
-        </w:rPr>
-        <w:t>Docs</w:t>
-      </w:r>
-      <w:proofErr w:type="spellEnd"/>
-      <w:r>
-        <w:rPr>
-          <w:rFonts w:ascii="Times New Roman" w:hAnsi="Times New Roman" w:cs="Times New Roman"/>
-        </w:rPr>
-        <w:t xml:space="preserve">, </w:t>
-      </w:r>
-      <w:proofErr w:type="spellStart"/>
-      <w:r>
-        <w:rPr>
-          <w:rFonts w:ascii="Times New Roman" w:hAnsi="Times New Roman" w:cs="Times New Roman"/>
-        </w:rPr>
-        <w:t>ECMAScript</w:t>
-      </w:r>
-      <w:proofErr w:type="spellEnd"/>
-      <w:r>
-        <w:rPr>
-          <w:rFonts w:ascii="Times New Roman" w:hAnsi="Times New Roman" w:cs="Times New Roman"/>
-        </w:rPr>
-        <w:t xml:space="preserve"> спецификации), ресурсы сети Интернет для разработчиков: </w:t>
-      </w:r>
-      <w:proofErr w:type="spellStart"/>
-      <w:r>
-        <w:rPr>
-          <w:rFonts w:ascii="Times New Roman" w:hAnsi="Times New Roman" w:cs="Times New Roman"/>
-        </w:rPr>
-        <w:t>Stack</w:t>
-      </w:r>
-      <w:proofErr w:type="spellEnd"/>
-      <w:r>
-        <w:rPr>
-          <w:rFonts w:ascii="Times New Roman" w:hAnsi="Times New Roman" w:cs="Times New Roman"/>
-        </w:rPr>
-        <w:t xml:space="preserve"> </w:t>
-      </w:r>
-      <w:proofErr w:type="spellStart"/>
-      <w:r>
-        <w:rPr>
-          <w:rFonts w:ascii="Times New Roman" w:hAnsi="Times New Roman" w:cs="Times New Roman"/>
-        </w:rPr>
-        <w:t>Overflow</w:t>
-      </w:r>
-      <w:proofErr w:type="spellEnd"/>
-      <w:r>
-        <w:rPr>
-          <w:rFonts w:ascii="Times New Roman" w:hAnsi="Times New Roman" w:cs="Times New Roman"/>
-        </w:rPr>
-        <w:t xml:space="preserve">, </w:t>
-      </w:r>
-      <w:proofErr w:type="spellStart"/>
-      <w:r>
-        <w:rPr>
-          <w:rFonts w:ascii="Times New Roman" w:hAnsi="Times New Roman" w:cs="Times New Roman"/>
-        </w:rPr>
-        <w:t>GitHub</w:t>
-      </w:r>
-      <w:proofErr w:type="spellEnd"/>
-      <w:r>
-        <w:rPr>
-          <w:rFonts w:ascii="Times New Roman" w:hAnsi="Times New Roman" w:cs="Times New Roman"/>
-        </w:rPr>
-        <w:t xml:space="preserve">, </w:t>
-      </w:r>
-      <w:proofErr w:type="spellStart"/>
-      <w:r>
-        <w:rPr>
-          <w:rFonts w:ascii="Times New Roman" w:hAnsi="Times New Roman" w:cs="Times New Roman"/>
-        </w:rPr>
-        <w:t>Habr</w:t>
-      </w:r>
-      <w:proofErr w:type="spellEnd"/>
-      <w:r>
-        <w:rPr>
-          <w:rFonts w:ascii="Times New Roman" w:hAnsi="Times New Roman" w:cs="Times New Roman"/>
-        </w:rPr>
-        <w:t xml:space="preserve">, специализированные блоги и курсы </w:t>
+        <w:t>.</w:t>
+      </w:r>
+      <w:r>
+        <w:rPr>
+          <w:rFonts w:ascii="Times New Roman" w:hAnsi="Times New Roman" w:cs="Times New Roman"/>
+        </w:rPr>
+        <w:t xml:space="preserve"> На основе выбранных пользователем строковых кодов в элементах </w:t>
+      </w:r>
+      <w:proofErr w:type="spellStart"/>
+      <w:r>
+        <w:rPr>
+          <w:rFonts w:ascii="Times New Roman" w:hAnsi="Times New Roman" w:cs="Times New Roman"/>
+        </w:rPr>
+        <w:t>select</w:t>
+      </w:r>
+      <w:proofErr w:type="spellEnd"/>
+      <w:r>
+        <w:rPr>
+          <w:rFonts w:ascii="Times New Roman" w:hAnsi="Times New Roman" w:cs="Times New Roman"/>
+        </w:rPr>
+        <w:t xml:space="preserve"> программа извлекает соответствующие нормализованные коэффициенты из объекта </w:t>
+      </w:r>
+      <w:proofErr w:type="spellStart"/>
+      <w:r>
+        <w:rPr>
+          <w:rFonts w:ascii="Times New Roman" w:hAnsi="Times New Roman" w:cs="Times New Roman"/>
+        </w:rPr>
+        <w:t>currencyRates</w:t>
+      </w:r>
+      <w:proofErr w:type="spellEnd"/>
+      <w:r>
+        <w:rPr>
+          <w:rFonts w:ascii="Times New Roman" w:hAnsi="Times New Roman" w:cs="Times New Roman"/>
+        </w:rPr>
+        <w:t>. Прямой пересчет денежных средств из одной валюты в другую минуя промежуточные транзакции выполняется по формуле:</w:t>
+      </w:r>
+    </w:p>
+    <w:p>
+      <w:pPr>
+        <w:rPr>
+          <w:rFonts w:ascii="Times New Roman" w:hAnsi="Times New Roman" w:cs="Times New Roman"/>
+          <w:lang w:val="en-US"/>
+        </w:rPr>
+      </w:pPr>
+      <w:r>
+        <w:rPr>
+          <w:rFonts w:ascii="Times New Roman" w:hAnsi="Times New Roman" w:cs="Times New Roman"/>
+          <w:lang w:val="en-US"/>
+        </w:rPr>
+        <w:t>\(S_{target}=S_{source}\times \frac{K_{source</w:t>
       </w:r>
       <w:proofErr w:type="gramStart"/>
       <w:r>
         <w:rPr>
           <w:rFonts w:ascii="Times New Roman" w:hAnsi="Times New Roman" w:cs="Times New Roman"/>
-        </w:rPr>
-        <w:t>по современному</w:t>
+          <w:lang w:val="en-US"/>
+        </w:rPr>
+        <w:t>}}{</w:t>
       </w:r>
       <w:proofErr w:type="gramEnd"/>
       <w:r>
         <w:rPr>
           <w:rFonts w:ascii="Times New Roman" w:hAnsi="Times New Roman" w:cs="Times New Roman"/>
-        </w:rPr>
-        <w:t xml:space="preserve"> JavaScript. В качестве инструментальных средств разработки использовались: интегрированная среда разработки VS Code, система контроля версий </w:t>
-      </w:r>
-      <w:proofErr w:type="spellStart"/>
-      <w:r>
-        <w:rPr>
-          <w:rFonts w:ascii="Times New Roman" w:hAnsi="Times New Roman" w:cs="Times New Roman"/>
-        </w:rPr>
-        <w:t>Git</w:t>
-      </w:r>
-      <w:proofErr w:type="spellEnd"/>
-      <w:r>
-        <w:rPr>
-          <w:rFonts w:ascii="Times New Roman" w:hAnsi="Times New Roman" w:cs="Times New Roman"/>
-        </w:rPr>
-        <w:t xml:space="preserve"> и удаленный репозиторий </w:t>
-      </w:r>
-      <w:proofErr w:type="spellStart"/>
-      <w:r>
-        <w:rPr>
-          <w:rFonts w:ascii="Times New Roman" w:hAnsi="Times New Roman" w:cs="Times New Roman"/>
-        </w:rPr>
-        <w:t>GitHub</w:t>
-      </w:r>
-      <w:proofErr w:type="spellEnd"/>
-      <w:r>
-        <w:rPr>
-          <w:rFonts w:ascii="Times New Roman" w:hAnsi="Times New Roman" w:cs="Times New Roman"/>
-        </w:rPr>
-        <w:t>, браузерные инструменты разработчика (</w:t>
-      </w:r>
-      <w:proofErr w:type="spellStart"/>
-      <w:r>
-        <w:rPr>
-          <w:rFonts w:ascii="Times New Roman" w:hAnsi="Times New Roman" w:cs="Times New Roman"/>
-        </w:rPr>
-        <w:t>DevTools</w:t>
-      </w:r>
-      <w:proofErr w:type="spellEnd"/>
-      <w:r>
-        <w:rPr>
-          <w:rFonts w:ascii="Times New Roman" w:hAnsi="Times New Roman" w:cs="Times New Roman"/>
-        </w:rPr>
-        <w:t>), а также спецификации веб-интерфейсов.</w:t>
-      </w:r>
-    </w:p>
-    <w:p>
-      <w:pPr>
-        <w:ind w:left="1701" w:right="850"/>
-        <w:rPr>
-          <w:rFonts w:ascii="Times New Roman" w:hAnsi="Times New Roman" w:cs="Times New Roman"/>
-        </w:rPr>
-      </w:pPr>
-      <w:r>
+          <w:lang w:val="en-US"/>
+        </w:rPr>
+        <w:t>K_{target</w:t>
+      </w:r>
+      <w:proofErr w:type="gramStart"/>
+      <w:r>
+        <w:rPr>
+          <w:rFonts w:ascii="Times New Roman" w:hAnsi="Times New Roman" w:cs="Times New Roman"/>
+          <w:lang w:val="en-US"/>
+        </w:rPr>
+        <w:t>}}\</w:t>
+      </w:r>
+      <w:proofErr w:type="gramEnd"/>
+      <w:r>
+        <w:rPr>
+          <w:rFonts w:ascii="Times New Roman" w:hAnsi="Times New Roman" w:cs="Times New Roman"/>
+          <w:lang w:val="en-US"/>
+        </w:rPr>
+        <w:t>)</w:t>
+      </w:r>
+    </w:p>
+    <w:p>
+      <w:pPr>
+        <w:rPr>
+          <w:rFonts w:ascii="Times New Roman" w:hAnsi="Times New Roman" w:cs="Times New Roman"/>
+        </w:rPr>
+      </w:pPr>
+      <w:r>
+        <w:rPr>
+          <w:rFonts w:ascii="Times New Roman" w:hAnsi="Times New Roman" w:cs="Times New Roman"/>
+        </w:rPr>
+        <w:t>где:</w:t>
+      </w:r>
+    </w:p>
+    <w:p>
+      <w:pPr>
+        <w:numPr>
+          <w:ilvl w:val="0"/>
+          <w:numId w:val="13"/>
+        </w:numPr>
+        <w:rPr>
+          <w:rFonts w:ascii="Times New Roman" w:hAnsi="Times New Roman" w:cs="Times New Roman"/>
+        </w:rPr>
+      </w:pPr>
+      <w:r>
+        <w:rPr>
+          <w:rFonts w:ascii="Times New Roman" w:hAnsi="Times New Roman" w:cs="Times New Roman"/>
+        </w:rPr>
+        <w:t>\(S_{</w:t>
+      </w:r>
+      <w:proofErr w:type="spellStart"/>
+      <w:r>
+        <w:rPr>
+          <w:rFonts w:ascii="Times New Roman" w:hAnsi="Times New Roman" w:cs="Times New Roman"/>
+        </w:rPr>
+        <w:t>target</w:t>
+      </w:r>
+      <w:proofErr w:type="spellEnd"/>
+      <w:r>
+        <w:rPr>
+          <w:rFonts w:ascii="Times New Roman" w:hAnsi="Times New Roman" w:cs="Times New Roman"/>
+        </w:rPr>
+        <w:t>}\) — результирующая сумма в целевой валюте;</w:t>
+      </w:r>
+    </w:p>
+    <w:p>
+      <w:pPr>
+        <w:numPr>
+          <w:ilvl w:val="0"/>
+          <w:numId w:val="13"/>
+        </w:numPr>
+        <w:rPr>
+          <w:rFonts w:ascii="Times New Roman" w:hAnsi="Times New Roman" w:cs="Times New Roman"/>
+        </w:rPr>
+      </w:pPr>
+      <w:r>
+        <w:rPr>
+          <w:rFonts w:ascii="Times New Roman" w:hAnsi="Times New Roman" w:cs="Times New Roman"/>
+        </w:rPr>
+        <w:t>\(S_{</w:t>
+      </w:r>
+      <w:proofErr w:type="spellStart"/>
+      <w:r>
+        <w:rPr>
+          <w:rFonts w:ascii="Times New Roman" w:hAnsi="Times New Roman" w:cs="Times New Roman"/>
+        </w:rPr>
+        <w:t>source</w:t>
+      </w:r>
+      <w:proofErr w:type="spellEnd"/>
+      <w:r>
+        <w:rPr>
+          <w:rFonts w:ascii="Times New Roman" w:hAnsi="Times New Roman" w:cs="Times New Roman"/>
+        </w:rPr>
+        <w:t>}\) — исходная сумма, введенная пользователем;</w:t>
+      </w:r>
+    </w:p>
+    <w:p>
+      <w:pPr>
+        <w:numPr>
+          <w:ilvl w:val="0"/>
+          <w:numId w:val="13"/>
+        </w:numPr>
+        <w:rPr>
+          <w:rFonts w:ascii="Times New Roman" w:hAnsi="Times New Roman" w:cs="Times New Roman"/>
+        </w:rPr>
+      </w:pPr>
+      <w:r>
+        <w:rPr>
+          <w:rFonts w:ascii="Times New Roman" w:hAnsi="Times New Roman" w:cs="Times New Roman"/>
+        </w:rPr>
+        <w:t>\(K_{</w:t>
+      </w:r>
+      <w:proofErr w:type="spellStart"/>
+      <w:r>
+        <w:rPr>
+          <w:rFonts w:ascii="Times New Roman" w:hAnsi="Times New Roman" w:cs="Times New Roman"/>
+        </w:rPr>
+        <w:t>source</w:t>
+      </w:r>
+      <w:proofErr w:type="spellEnd"/>
+      <w:r>
+        <w:rPr>
+          <w:rFonts w:ascii="Times New Roman" w:hAnsi="Times New Roman" w:cs="Times New Roman"/>
+        </w:rPr>
+        <w:t>}\) — нормализованный коэффициент стоимости исходной валюты;</w:t>
+      </w:r>
+    </w:p>
+    <w:p>
+      <w:pPr>
+        <w:numPr>
+          <w:ilvl w:val="0"/>
+          <w:numId w:val="13"/>
+        </w:numPr>
+        <w:rPr>
+          <w:rFonts w:ascii="Times New Roman" w:hAnsi="Times New Roman" w:cs="Times New Roman"/>
+        </w:rPr>
+      </w:pPr>
+      <w:r>
+        <w:rPr>
+          <w:rFonts w:ascii="Times New Roman" w:hAnsi="Times New Roman" w:cs="Times New Roman"/>
+        </w:rPr>
+        <w:t>\(K_{</w:t>
+      </w:r>
+      <w:proofErr w:type="spellStart"/>
+      <w:r>
+        <w:rPr>
+          <w:rFonts w:ascii="Times New Roman" w:hAnsi="Times New Roman" w:cs="Times New Roman"/>
+        </w:rPr>
+        <w:t>target</w:t>
+      </w:r>
+      <w:proofErr w:type="spellEnd"/>
+      <w:r>
+        <w:rPr>
+          <w:rFonts w:ascii="Times New Roman" w:hAnsi="Times New Roman" w:cs="Times New Roman"/>
+        </w:rPr>
+        <w:t>}\) — нормализованный коэффициент стоимости целевой валюты.</w:t>
+      </w:r>
+    </w:p>
+    <w:p>
+      <w:pPr>
+        <w:rPr>
+          <w:rFonts w:ascii="Times New Roman" w:hAnsi="Times New Roman" w:cs="Times New Roman"/>
+        </w:rPr>
+      </w:pPr>
+      <w:r>
+        <w:rPr>
+          <w:rFonts w:ascii="Times New Roman" w:hAnsi="Times New Roman" w:cs="Times New Roman"/>
+        </w:rPr>
+        <w:t xml:space="preserve">Полученное итоговое значение округляется до сотых долей с помощью метода </w:t>
+      </w:r>
+      <w:proofErr w:type="spellStart"/>
+      <w:proofErr w:type="gramStart"/>
+      <w:r>
+        <w:rPr>
+          <w:rFonts w:ascii="Times New Roman" w:hAnsi="Times New Roman" w:cs="Times New Roman"/>
+        </w:rPr>
+        <w:t>toFixed</w:t>
+      </w:r>
+      <w:proofErr w:type="spellEnd"/>
+      <w:r>
+        <w:rPr>
+          <w:rFonts w:ascii="Times New Roman" w:hAnsi="Times New Roman" w:cs="Times New Roman"/>
+        </w:rPr>
+        <w:t>(</w:t>
+      </w:r>
+      <w:proofErr w:type="gramEnd"/>
+      <w:r>
+        <w:rPr>
+          <w:rFonts w:ascii="Times New Roman" w:hAnsi="Times New Roman" w:cs="Times New Roman"/>
+        </w:rPr>
+        <w:t xml:space="preserve">2), что соответствует стандартному отображению денежных номиналов. Результат конкатенируется со строковым кодом целевой валюты и выводится на экран в блок с классом </w:t>
+      </w:r>
+      <w:proofErr w:type="spellStart"/>
+      <w:r>
+        <w:rPr>
+          <w:rFonts w:ascii="Times New Roman" w:hAnsi="Times New Roman" w:cs="Times New Roman"/>
+        </w:rPr>
+        <w:t>res</w:t>
+      </w:r>
+      <w:proofErr w:type="spellEnd"/>
+      <w:r>
+        <w:rPr>
+          <w:rFonts w:ascii="Times New Roman" w:hAnsi="Times New Roman" w:cs="Times New Roman"/>
+        </w:rPr>
+        <w:t>.</w:t>
+      </w:r>
+    </w:p>
+    <w:p>
+      <w:pPr>
+        <w:rPr>
+          <w:rFonts w:ascii="Times New Roman" w:hAnsi="Times New Roman" w:cs="Times New Roman"/>
+        </w:rPr>
+      </w:pPr>
+      <w:r>
+        <w:rPr>
+          <w:rFonts w:ascii="Times New Roman" w:hAnsi="Times New Roman" w:cs="Times New Roman"/>
+        </w:rPr>
+        <w:t xml:space="preserve">Вычислительное ядро приложения сосредоточено в функции </w:t>
+      </w:r>
+      <w:proofErr w:type="spellStart"/>
+      <w:proofErr w:type="gramStart"/>
+      <w:r>
+        <w:rPr>
+          <w:rFonts w:ascii="Times New Roman" w:hAnsi="Times New Roman" w:cs="Times New Roman"/>
+        </w:rPr>
+        <w:t>convertCurrency</w:t>
+      </w:r>
+      <w:proofErr w:type="spellEnd"/>
+      <w:r>
+        <w:rPr>
+          <w:rFonts w:ascii="Times New Roman" w:hAnsi="Times New Roman" w:cs="Times New Roman"/>
+        </w:rPr>
+        <w:t>(</w:t>
+      </w:r>
+      <w:proofErr w:type="gramEnd"/>
+      <w:r>
+        <w:rPr>
+          <w:rFonts w:ascii="Times New Roman" w:hAnsi="Times New Roman" w:cs="Times New Roman"/>
+        </w:rPr>
+        <w:t>). Инициация расчета происходит по событию клика на кнопку конвертации или по перехвату нажатия клавиши Enter в текстовом поле ввода, что повышает эргономику интерфейса.</w:t>
+      </w:r>
+    </w:p>
+    <w:p>
+      <w:pPr>
+        <w:rPr>
+          <w:rFonts w:ascii="Times New Roman" w:hAnsi="Times New Roman" w:cs="Times New Roman"/>
+        </w:rPr>
+      </w:pPr>
+    </w:p>
+    <w:p>
+      <w:pPr>
+        <w:rPr>
+          <w:rFonts w:ascii="Times New Roman" w:hAnsi="Times New Roman" w:cs="Times New Roman"/>
+        </w:rPr>
+      </w:pPr>
+    </w:p>
+    <w:p>
+      <w:pPr>
+        <w:rPr>
+          <w:rFonts w:ascii="Times New Roman" w:hAnsi="Times New Roman" w:cs="Times New Roman"/>
+        </w:rPr>
+      </w:pPr>
+    </w:p>
+    <w:p>
+      <w:pPr>
+        <w:rPr>
+          <w:rFonts w:ascii="Times New Roman" w:hAnsi="Times New Roman" w:cs="Times New Roman"/>
+        </w:rPr>
+      </w:pPr>
+      <w:r>
+        <w:rPr>
+          <w:rFonts w:ascii="Times New Roman" w:hAnsi="Times New Roman" w:cs="Times New Roman"/>
+        </w:rPr>
+        <w:lastRenderedPageBreak/>
+        <w:t>В рамках выполнения функции реализуется следующий линейный алгоритм:</w:t>
+      </w:r>
+    </w:p>
+    <w:p>
+      <w:pPr>
+        <w:numPr>
+          <w:ilvl w:val="0"/>
+          <w:numId w:val="6"/>
+        </w:numPr>
+        <w:rPr>
+          <w:rFonts w:ascii="Times New Roman" w:hAnsi="Times New Roman" w:cs="Times New Roman"/>
+        </w:rPr>
+      </w:pPr>
+      <w:r>
+        <w:rPr>
+          <w:rFonts w:ascii="Times New Roman" w:hAnsi="Times New Roman" w:cs="Times New Roman"/>
+        </w:rPr>
+        <w:t xml:space="preserve">Преобразование и валидация данных. Строковое значение, полученное из интерфейса, трансформируется в числовой тип с плавающей точкой с помощью функции </w:t>
+      </w:r>
+      <w:proofErr w:type="spellStart"/>
+      <w:proofErr w:type="gramStart"/>
+      <w:r>
+        <w:rPr>
+          <w:rFonts w:ascii="Times New Roman" w:hAnsi="Times New Roman" w:cs="Times New Roman"/>
+        </w:rPr>
+        <w:t>parseFloat</w:t>
+      </w:r>
+      <w:proofErr w:type="spellEnd"/>
+      <w:r>
+        <w:rPr>
+          <w:rFonts w:ascii="Times New Roman" w:hAnsi="Times New Roman" w:cs="Times New Roman"/>
+        </w:rPr>
+        <w:t>(</w:t>
+      </w:r>
+      <w:proofErr w:type="gramEnd"/>
+      <w:r>
+        <w:rPr>
+          <w:rFonts w:ascii="Times New Roman" w:hAnsi="Times New Roman" w:cs="Times New Roman"/>
+        </w:rPr>
+        <w:t>). Программная конструкция осуществляет валидацию входного параметра: если поле пусто или содержит нечисловые символы (</w:t>
+      </w:r>
+      <w:proofErr w:type="spellStart"/>
+      <w:r>
+        <w:rPr>
+          <w:rFonts w:ascii="Times New Roman" w:hAnsi="Times New Roman" w:cs="Times New Roman"/>
+        </w:rPr>
+        <w:t>NaN</w:t>
+      </w:r>
+      <w:proofErr w:type="spellEnd"/>
+      <w:r>
+        <w:rPr>
+          <w:rFonts w:ascii="Times New Roman" w:hAnsi="Times New Roman" w:cs="Times New Roman"/>
+        </w:rPr>
+        <w:t>), выполнение прерывается.</w:t>
+      </w:r>
+    </w:p>
+    <w:p>
+      <w:pPr>
+        <w:numPr>
+          <w:ilvl w:val="0"/>
+          <w:numId w:val="6"/>
+        </w:numPr>
+        <w:rPr>
+          <w:rFonts w:ascii="Times New Roman" w:hAnsi="Times New Roman" w:cs="Times New Roman"/>
+        </w:rPr>
+      </w:pPr>
+      <w:r>
+        <w:rPr>
+          <w:rFonts w:ascii="Times New Roman" w:hAnsi="Times New Roman" w:cs="Times New Roman"/>
+        </w:rPr>
+        <w:t xml:space="preserve">Кросс-курсовой расчет. Программа извлекает выбранные пользователем строковые коды валют (например, USD, EUR) и сопоставляет их с объектом коэффициентов </w:t>
+      </w:r>
+      <w:proofErr w:type="spellStart"/>
+      <w:r>
+        <w:rPr>
+          <w:rFonts w:ascii="Times New Roman" w:hAnsi="Times New Roman" w:cs="Times New Roman"/>
+        </w:rPr>
+        <w:t>currencyRates</w:t>
+      </w:r>
+      <w:proofErr w:type="spellEnd"/>
+      <w:r>
+        <w:rPr>
+          <w:rFonts w:ascii="Times New Roman" w:hAnsi="Times New Roman" w:cs="Times New Roman"/>
+        </w:rPr>
+        <w:t>. Прямой пересчет производится по формуле:</w:t>
+      </w:r>
+    </w:p>
+    <w:p>
+      <w:pPr>
+        <w:rPr>
+          <w:rFonts w:ascii="Times New Roman" w:hAnsi="Times New Roman" w:cs="Times New Roman"/>
+          <w:lang w:val="en-US"/>
+        </w:rPr>
+      </w:pPr>
+      <w:r>
+        <w:rPr>
+          <w:rFonts w:ascii="Times New Roman" w:hAnsi="Times New Roman" w:cs="Times New Roman"/>
+          <w:lang w:val="en-US"/>
+        </w:rPr>
+        <w:t>\(S_{target}=S_{source}\times \left(\frac{K_{source</w:t>
+      </w:r>
+      <w:proofErr w:type="gramStart"/>
+      <w:r>
+        <w:rPr>
+          <w:rFonts w:ascii="Times New Roman" w:hAnsi="Times New Roman" w:cs="Times New Roman"/>
+          <w:lang w:val="en-US"/>
+        </w:rPr>
+        <w:t>}}{</w:t>
+      </w:r>
+      <w:proofErr w:type="gramEnd"/>
+      <w:r>
+        <w:rPr>
+          <w:rFonts w:ascii="Times New Roman" w:hAnsi="Times New Roman" w:cs="Times New Roman"/>
+          <w:lang w:val="en-US"/>
+        </w:rPr>
+        <w:t>K_{target</w:t>
+      </w:r>
+      <w:proofErr w:type="gramStart"/>
+      <w:r>
+        <w:rPr>
+          <w:rFonts w:ascii="Times New Roman" w:hAnsi="Times New Roman" w:cs="Times New Roman"/>
+          <w:lang w:val="en-US"/>
+        </w:rPr>
+        <w:t>}}\right)\</w:t>
+      </w:r>
+      <w:proofErr w:type="gramEnd"/>
+      <w:r>
+        <w:rPr>
+          <w:rFonts w:ascii="Times New Roman" w:hAnsi="Times New Roman" w:cs="Times New Roman"/>
+          <w:lang w:val="en-US"/>
+        </w:rPr>
+        <w:t>)</w:t>
+      </w:r>
+    </w:p>
+    <w:p>
+      <w:pPr>
+        <w:rPr>
+          <w:rFonts w:ascii="Times New Roman" w:hAnsi="Times New Roman" w:cs="Times New Roman"/>
+        </w:rPr>
+      </w:pPr>
+      <w:r>
+        <w:rPr>
+          <w:rFonts w:ascii="Times New Roman" w:hAnsi="Times New Roman" w:cs="Times New Roman"/>
+        </w:rPr>
+        <w:t>Где \(S_{</w:t>
+      </w:r>
+      <w:proofErr w:type="spellStart"/>
+      <w:r>
+        <w:rPr>
+          <w:rFonts w:ascii="Times New Roman" w:hAnsi="Times New Roman" w:cs="Times New Roman"/>
+        </w:rPr>
+        <w:t>target</w:t>
+      </w:r>
+      <w:proofErr w:type="spellEnd"/>
+      <w:r>
+        <w:rPr>
+          <w:rFonts w:ascii="Times New Roman" w:hAnsi="Times New Roman" w:cs="Times New Roman"/>
+        </w:rPr>
+        <w:t>}\) — результирующая сумма, \(S_{</w:t>
+      </w:r>
+      <w:proofErr w:type="spellStart"/>
+      <w:r>
+        <w:rPr>
+          <w:rFonts w:ascii="Times New Roman" w:hAnsi="Times New Roman" w:cs="Times New Roman"/>
+        </w:rPr>
+        <w:t>source</w:t>
+      </w:r>
+      <w:proofErr w:type="spellEnd"/>
+      <w:r>
+        <w:rPr>
+          <w:rFonts w:ascii="Times New Roman" w:hAnsi="Times New Roman" w:cs="Times New Roman"/>
+        </w:rPr>
+        <w:t>}\) — исходная сумма, введенная пользователем, \(K_{</w:t>
+      </w:r>
+      <w:proofErr w:type="spellStart"/>
+      <w:r>
+        <w:rPr>
+          <w:rFonts w:ascii="Times New Roman" w:hAnsi="Times New Roman" w:cs="Times New Roman"/>
+        </w:rPr>
+        <w:t>source</w:t>
+      </w:r>
+      <w:proofErr w:type="spellEnd"/>
+      <w:r>
+        <w:rPr>
+          <w:rFonts w:ascii="Times New Roman" w:hAnsi="Times New Roman" w:cs="Times New Roman"/>
+        </w:rPr>
+        <w:t>}\) — нормализованный курс исходной валюты, \(K_{</w:t>
+      </w:r>
+      <w:proofErr w:type="spellStart"/>
+      <w:r>
+        <w:rPr>
+          <w:rFonts w:ascii="Times New Roman" w:hAnsi="Times New Roman" w:cs="Times New Roman"/>
+        </w:rPr>
+        <w:t>target</w:t>
+      </w:r>
+      <w:proofErr w:type="spellEnd"/>
+      <w:r>
+        <w:rPr>
+          <w:rFonts w:ascii="Times New Roman" w:hAnsi="Times New Roman" w:cs="Times New Roman"/>
+        </w:rPr>
+        <w:t xml:space="preserve">}\) — нормализованный курс целевой валюты. Полученное значение округляется до сотых долей с помощью метода </w:t>
+      </w:r>
+      <w:proofErr w:type="spellStart"/>
+      <w:proofErr w:type="gramStart"/>
+      <w:r>
+        <w:rPr>
+          <w:rFonts w:ascii="Times New Roman" w:hAnsi="Times New Roman" w:cs="Times New Roman"/>
+        </w:rPr>
+        <w:t>toFixed</w:t>
+      </w:r>
+      <w:proofErr w:type="spellEnd"/>
+      <w:r>
+        <w:rPr>
+          <w:rFonts w:ascii="Times New Roman" w:hAnsi="Times New Roman" w:cs="Times New Roman"/>
+        </w:rPr>
+        <w:t>(</w:t>
+      </w:r>
+      <w:proofErr w:type="gramEnd"/>
+      <w:r>
+        <w:rPr>
+          <w:rFonts w:ascii="Times New Roman" w:hAnsi="Times New Roman" w:cs="Times New Roman"/>
+        </w:rPr>
+        <w:t>2).</w:t>
+      </w:r>
+      <w:r>
+        <w:rPr>
+          <w:rFonts w:ascii="Times New Roman" w:hAnsi="Times New Roman" w:cs="Times New Roman"/>
+        </w:rPr>
+        <w:br/>
+        <w:t xml:space="preserve">3. Логирование и управление DOM. Результат выводится на экран. Для ведения истории операций </w:t>
+      </w:r>
+      <w:proofErr w:type="spellStart"/>
+      <w:r>
+        <w:rPr>
+          <w:rFonts w:ascii="Times New Roman" w:hAnsi="Times New Roman" w:cs="Times New Roman"/>
+        </w:rPr>
+        <w:t>программно</w:t>
+      </w:r>
+      <w:proofErr w:type="spellEnd"/>
+      <w:r>
+        <w:rPr>
+          <w:rFonts w:ascii="Times New Roman" w:hAnsi="Times New Roman" w:cs="Times New Roman"/>
+        </w:rPr>
+        <w:t xml:space="preserve"> создается новый элемент </w:t>
+      </w:r>
+      <w:proofErr w:type="spellStart"/>
+      <w:r>
+        <w:rPr>
+          <w:rFonts w:ascii="Times New Roman" w:hAnsi="Times New Roman" w:cs="Times New Roman"/>
+        </w:rPr>
+        <w:t>div</w:t>
+      </w:r>
+      <w:proofErr w:type="spellEnd"/>
+      <w:r>
+        <w:rPr>
+          <w:rFonts w:ascii="Times New Roman" w:hAnsi="Times New Roman" w:cs="Times New Roman"/>
+        </w:rPr>
+        <w:t xml:space="preserve"> с классом </w:t>
+      </w:r>
+      <w:proofErr w:type="spellStart"/>
+      <w:r>
+        <w:rPr>
+          <w:rFonts w:ascii="Times New Roman" w:hAnsi="Times New Roman" w:cs="Times New Roman"/>
+        </w:rPr>
+        <w:t>history-item</w:t>
+      </w:r>
+      <w:proofErr w:type="spellEnd"/>
+      <w:r>
+        <w:rPr>
+          <w:rFonts w:ascii="Times New Roman" w:hAnsi="Times New Roman" w:cs="Times New Roman"/>
+        </w:rPr>
+        <w:t xml:space="preserve">, содержащий строковую запись операции. Данный элемент интегрируется в начало списка методом </w:t>
+      </w:r>
+      <w:proofErr w:type="spellStart"/>
+      <w:proofErr w:type="gramStart"/>
+      <w:r>
+        <w:rPr>
+          <w:rFonts w:ascii="Times New Roman" w:hAnsi="Times New Roman" w:cs="Times New Roman"/>
+        </w:rPr>
+        <w:t>prepend</w:t>
+      </w:r>
+      <w:proofErr w:type="spellEnd"/>
+      <w:r>
+        <w:rPr>
+          <w:rFonts w:ascii="Times New Roman" w:hAnsi="Times New Roman" w:cs="Times New Roman"/>
+        </w:rPr>
+        <w:t>(</w:t>
+      </w:r>
+      <w:proofErr w:type="gramEnd"/>
+      <w:r>
+        <w:rPr>
+          <w:rFonts w:ascii="Times New Roman" w:hAnsi="Times New Roman" w:cs="Times New Roman"/>
+        </w:rPr>
+        <w:t xml:space="preserve">). Для предотвращения переполнения буфера памяти установлена логическая проверка: если количество дочерних узлов в контейнере превышает 10 единиц, самый старый элемент безвозвратно удаляется методом </w:t>
+      </w:r>
+      <w:proofErr w:type="spellStart"/>
+      <w:proofErr w:type="gramStart"/>
+      <w:r>
+        <w:rPr>
+          <w:rFonts w:ascii="Times New Roman" w:hAnsi="Times New Roman" w:cs="Times New Roman"/>
+        </w:rPr>
+        <w:t>remove</w:t>
+      </w:r>
+      <w:proofErr w:type="spellEnd"/>
+      <w:r>
+        <w:rPr>
+          <w:rFonts w:ascii="Times New Roman" w:hAnsi="Times New Roman" w:cs="Times New Roman"/>
+        </w:rPr>
+        <w:t>(</w:t>
+      </w:r>
+      <w:proofErr w:type="gramEnd"/>
+      <w:r>
+        <w:rPr>
+          <w:rFonts w:ascii="Times New Roman" w:hAnsi="Times New Roman" w:cs="Times New Roman"/>
+        </w:rPr>
+        <w:t>).</w:t>
+      </w:r>
+      <w:r>
+        <w:rPr>
+          <w:rFonts w:ascii="Times New Roman" w:hAnsi="Times New Roman" w:cs="Times New Roman"/>
+        </w:rPr>
+        <w:br/>
+        <w:t xml:space="preserve">4. Синхронизация с </w:t>
+      </w:r>
+      <w:proofErr w:type="spellStart"/>
+      <w:r>
+        <w:rPr>
+          <w:rFonts w:ascii="Times New Roman" w:hAnsi="Times New Roman" w:cs="Times New Roman"/>
+        </w:rPr>
+        <w:t>LocalStorage</w:t>
+      </w:r>
+      <w:proofErr w:type="spellEnd"/>
+      <w:r>
+        <w:rPr>
+          <w:rFonts w:ascii="Times New Roman" w:hAnsi="Times New Roman" w:cs="Times New Roman"/>
+        </w:rPr>
+        <w:t xml:space="preserve">. С целью сохранения данных между сессиями пользователя применяется технология Web Storage. Поскольку локальное хранилище браузера способно оперировать исключительно строковыми данными, внутренний HTML-код контейнера истории </w:t>
+      </w:r>
+      <w:proofErr w:type="spellStart"/>
+      <w:r>
+        <w:rPr>
+          <w:rFonts w:ascii="Times New Roman" w:hAnsi="Times New Roman" w:cs="Times New Roman"/>
+        </w:rPr>
+        <w:t>сериализуется</w:t>
+      </w:r>
+      <w:proofErr w:type="spellEnd"/>
+      <w:r>
+        <w:rPr>
+          <w:rFonts w:ascii="Times New Roman" w:hAnsi="Times New Roman" w:cs="Times New Roman"/>
+        </w:rPr>
+        <w:t xml:space="preserve"> в текстовую строку посредством метода </w:t>
+      </w:r>
+      <w:proofErr w:type="spellStart"/>
+      <w:r>
+        <w:rPr>
+          <w:rFonts w:ascii="Times New Roman" w:hAnsi="Times New Roman" w:cs="Times New Roman"/>
+        </w:rPr>
+        <w:t>JSON.stringify</w:t>
+      </w:r>
+      <w:proofErr w:type="spellEnd"/>
+      <w:r>
+        <w:rPr>
+          <w:rFonts w:ascii="Times New Roman" w:hAnsi="Times New Roman" w:cs="Times New Roman"/>
+        </w:rPr>
+        <w:t xml:space="preserve">() и записывается в память под ключом </w:t>
+      </w:r>
+      <w:proofErr w:type="spellStart"/>
+      <w:r>
+        <w:rPr>
+          <w:rFonts w:ascii="Times New Roman" w:hAnsi="Times New Roman" w:cs="Times New Roman"/>
+        </w:rPr>
+        <w:t>history</w:t>
+      </w:r>
+      <w:proofErr w:type="spellEnd"/>
+      <w:r>
+        <w:rPr>
+          <w:rFonts w:ascii="Times New Roman" w:hAnsi="Times New Roman" w:cs="Times New Roman"/>
+        </w:rPr>
+        <w:t>.</w:t>
+      </w:r>
+    </w:p>
+    <w:p>
+      <w:pPr>
+        <w:rPr>
+          <w:rFonts w:ascii="Times New Roman" w:hAnsi="Times New Roman" w:cs="Times New Roman"/>
+        </w:rPr>
+      </w:pPr>
+      <w:r>
+        <w:rPr>
+          <w:rFonts w:ascii="Times New Roman" w:hAnsi="Times New Roman" w:cs="Times New Roman"/>
+        </w:rPr>
+        <w:t xml:space="preserve">При первичной или повторной загрузке страницы функция </w:t>
+      </w:r>
+      <w:proofErr w:type="spellStart"/>
+      <w:proofErr w:type="gramStart"/>
+      <w:r>
+        <w:rPr>
+          <w:rFonts w:ascii="Times New Roman" w:hAnsi="Times New Roman" w:cs="Times New Roman"/>
+        </w:rPr>
+        <w:t>loadHistory</w:t>
+      </w:r>
+      <w:proofErr w:type="spellEnd"/>
+      <w:r>
+        <w:rPr>
+          <w:rFonts w:ascii="Times New Roman" w:hAnsi="Times New Roman" w:cs="Times New Roman"/>
+        </w:rPr>
+        <w:t>(</w:t>
+      </w:r>
+      <w:proofErr w:type="gramEnd"/>
+      <w:r>
+        <w:rPr>
+          <w:rFonts w:ascii="Times New Roman" w:hAnsi="Times New Roman" w:cs="Times New Roman"/>
+        </w:rPr>
+        <w:t xml:space="preserve">) проверяет наличие записи в </w:t>
+      </w:r>
+      <w:proofErr w:type="spellStart"/>
+      <w:r>
+        <w:rPr>
+          <w:rFonts w:ascii="Times New Roman" w:hAnsi="Times New Roman" w:cs="Times New Roman"/>
+        </w:rPr>
+        <w:t>LocalStorage</w:t>
+      </w:r>
+      <w:proofErr w:type="spellEnd"/>
+      <w:r>
+        <w:rPr>
+          <w:rFonts w:ascii="Times New Roman" w:hAnsi="Times New Roman" w:cs="Times New Roman"/>
+        </w:rPr>
+        <w:t xml:space="preserve">. </w:t>
+      </w:r>
+      <w:proofErr w:type="gramStart"/>
+      <w:r>
+        <w:rPr>
+          <w:rFonts w:ascii="Times New Roman" w:hAnsi="Times New Roman" w:cs="Times New Roman"/>
+        </w:rPr>
+        <w:t>В случае успешного обнаружения строки,</w:t>
+      </w:r>
+      <w:proofErr w:type="gramEnd"/>
+      <w:r>
+        <w:rPr>
+          <w:rFonts w:ascii="Times New Roman" w:hAnsi="Times New Roman" w:cs="Times New Roman"/>
+        </w:rPr>
+        <w:t xml:space="preserve"> данные </w:t>
+      </w:r>
+      <w:proofErr w:type="spellStart"/>
+      <w:r>
+        <w:rPr>
+          <w:rFonts w:ascii="Times New Roman" w:hAnsi="Times New Roman" w:cs="Times New Roman"/>
+        </w:rPr>
+        <w:t>десериализуются</w:t>
+      </w:r>
+      <w:proofErr w:type="spellEnd"/>
+      <w:r>
+        <w:rPr>
+          <w:rFonts w:ascii="Times New Roman" w:hAnsi="Times New Roman" w:cs="Times New Roman"/>
+        </w:rPr>
+        <w:t xml:space="preserve"> методом </w:t>
+      </w:r>
+      <w:proofErr w:type="spellStart"/>
+      <w:r>
+        <w:rPr>
+          <w:rFonts w:ascii="Times New Roman" w:hAnsi="Times New Roman" w:cs="Times New Roman"/>
+        </w:rPr>
+        <w:t>JSON.parse</w:t>
+      </w:r>
+      <w:proofErr w:type="spellEnd"/>
+      <w:r>
+        <w:rPr>
+          <w:rFonts w:ascii="Times New Roman" w:hAnsi="Times New Roman" w:cs="Times New Roman"/>
+        </w:rPr>
+        <w:t>() и монтируются в структуру DOM-дерева, полностью восстанавливая пользовательское окружение. Полная очистка хранилища и обнуление визуального интерфейса истории выполняются изолированным обработчиком событий при нажатии на кнопку #clear-btn.</w:t>
+      </w:r>
+    </w:p>
+    <w:p>
+      <w:pPr>
+        <w:rPr>
+          <w:rFonts w:ascii="Times New Roman" w:hAnsi="Times New Roman" w:cs="Times New Roman"/>
+        </w:rPr>
+      </w:pPr>
+    </w:p>
+    <w:p>
+      <w:pPr>
+        <w:rPr>
+          <w:rFonts w:ascii="Times New Roman" w:hAnsi="Times New Roman" w:cs="Times New Roman"/>
+        </w:rPr>
+      </w:pPr>
+    </w:p>
+    <w:p>
+      <w:pPr>
+        <w:rPr>
+          <w:rFonts w:ascii="Times New Roman" w:hAnsi="Times New Roman" w:cs="Times New Roman"/>
+        </w:rPr>
+      </w:pPr>
+    </w:p>
+    <w:p>
+      <w:pPr>
+        <w:rPr>
+          <w:rFonts w:ascii="Times New Roman" w:hAnsi="Times New Roman" w:cs="Times New Roman"/>
+        </w:rPr>
+      </w:pPr>
+    </w:p>
+    <w:p>
+      <w:pPr>
+        <w:rPr>
+          <w:rFonts w:ascii="Times New Roman" w:hAnsi="Times New Roman" w:cs="Times New Roman"/>
+        </w:rPr>
+      </w:pPr>
+    </w:p>
+    <w:p>
+      <w:pPr>
+        <w:rPr>
+          <w:rFonts w:ascii="Times New Roman" w:hAnsi="Times New Roman" w:cs="Times New Roman"/>
+        </w:rPr>
+      </w:pPr>
+    </w:p>
+    <w:p>
+      <w:pPr>
+        <w:rPr>
+          <w:rFonts w:ascii="Times New Roman" w:hAnsi="Times New Roman" w:cs="Times New Roman"/>
+        </w:rPr>
+      </w:pPr>
+    </w:p>
+    <w:p>
+      <w:pPr>
+        <w:rPr>
+          <w:rFonts w:ascii="Times New Roman" w:hAnsi="Times New Roman" w:cs="Times New Roman"/>
+        </w:rPr>
+      </w:pPr>
+    </w:p>
+    <w:p>
+      <w:pPr>
+        <w:rPr>
+          <w:rFonts w:ascii="Times New Roman" w:hAnsi="Times New Roman" w:cs="Times New Roman"/>
+        </w:rPr>
+      </w:pPr>
+    </w:p>
+    <w:p>
+      <w:pPr>
+        <w:rPr>
+          <w:rFonts w:ascii="Times New Roman" w:hAnsi="Times New Roman" w:cs="Times New Roman"/>
+        </w:rPr>
+      </w:pPr>
+    </w:p>
+    <w:p>
+      <w:pPr>
+        <w:rPr>
+          <w:rFonts w:ascii="Times New Roman" w:hAnsi="Times New Roman" w:cs="Times New Roman"/>
+        </w:rPr>
+      </w:pPr>
+      <w:r>
+        <w:rPr>
+          <w:rFonts w:ascii="Times New Roman" w:hAnsi="Times New Roman" w:cs="Times New Roman"/>
+        </w:rPr>
+        <w:t>ЗАКЛЮЧЕНИЕ</w:t>
+      </w:r>
+    </w:p>
+    <w:p>
+      <w:pPr>
+        <w:rPr>
+          <w:rFonts w:ascii="Times New Roman" w:hAnsi="Times New Roman" w:cs="Times New Roman"/>
+        </w:rPr>
+      </w:pPr>
+      <w:r>
+        <w:rPr>
+          <w:rFonts w:ascii="Times New Roman" w:hAnsi="Times New Roman" w:cs="Times New Roman"/>
+        </w:rPr>
+        <w:t>В ходе выполнения курсового проекта были успешно решены все поставленные теоретические и практические задачи. На основе анализа современных стандартов веб-разработки спроектировано и реализовано интерактивное веб-приложение «Конвертер валют».</w:t>
+      </w:r>
+    </w:p>
+    <w:p>
+      <w:pPr>
+        <w:rPr>
+          <w:rFonts w:ascii="Times New Roman" w:hAnsi="Times New Roman" w:cs="Times New Roman"/>
+        </w:rPr>
+      </w:pPr>
+      <w:r>
+        <w:rPr>
+          <w:rFonts w:ascii="Times New Roman" w:hAnsi="Times New Roman" w:cs="Times New Roman"/>
+        </w:rPr>
+        <w:t>В процессе работы над проектом:</w:t>
+      </w:r>
+    </w:p>
+    <w:p>
+      <w:pPr>
+        <w:numPr>
+          <w:ilvl w:val="0"/>
+          <w:numId w:val="7"/>
+        </w:numPr>
+        <w:rPr>
+          <w:rFonts w:ascii="Times New Roman" w:hAnsi="Times New Roman" w:cs="Times New Roman"/>
+        </w:rPr>
+      </w:pPr>
+      <w:r>
+        <w:rPr>
+          <w:rFonts w:ascii="Times New Roman" w:hAnsi="Times New Roman" w:cs="Times New Roman"/>
+        </w:rPr>
+        <w:t>Сформирована семантическая структура интерфейса программного модуля с применением стандартов HTML5.</w:t>
+      </w:r>
+    </w:p>
+    <w:p>
+      <w:pPr>
+        <w:numPr>
+          <w:ilvl w:val="0"/>
+          <w:numId w:val="7"/>
+        </w:numPr>
+        <w:rPr>
+          <w:rFonts w:ascii="Times New Roman" w:hAnsi="Times New Roman" w:cs="Times New Roman"/>
+        </w:rPr>
+      </w:pPr>
+      <w:r>
+        <w:rPr>
+          <w:rFonts w:ascii="Times New Roman" w:hAnsi="Times New Roman" w:cs="Times New Roman"/>
+        </w:rPr>
+        <w:t>Реализована система асинхронного взаимодействия (</w:t>
+      </w:r>
+      <w:proofErr w:type="spellStart"/>
+      <w:r>
+        <w:rPr>
+          <w:rFonts w:ascii="Times New Roman" w:hAnsi="Times New Roman" w:cs="Times New Roman"/>
+        </w:rPr>
+        <w:t>Fetch</w:t>
+      </w:r>
+      <w:proofErr w:type="spellEnd"/>
+      <w:r>
+        <w:rPr>
+          <w:rFonts w:ascii="Times New Roman" w:hAnsi="Times New Roman" w:cs="Times New Roman"/>
+        </w:rPr>
+        <w:t xml:space="preserve"> API) с сервером Центрального банка РФ, обеспечивающая автоматическое получение актуальных экономических данных без перезагрузки веб-страницы.</w:t>
+      </w:r>
+    </w:p>
+    <w:p>
+      <w:pPr>
+        <w:numPr>
+          <w:ilvl w:val="0"/>
+          <w:numId w:val="7"/>
+        </w:numPr>
+        <w:rPr>
+          <w:rFonts w:ascii="Times New Roman" w:hAnsi="Times New Roman" w:cs="Times New Roman"/>
+        </w:rPr>
+      </w:pPr>
+      <w:r>
+        <w:rPr>
+          <w:rFonts w:ascii="Times New Roman" w:hAnsi="Times New Roman" w:cs="Times New Roman"/>
+        </w:rPr>
+        <w:t xml:space="preserve">Разработан и </w:t>
+      </w:r>
+      <w:proofErr w:type="spellStart"/>
+      <w:r>
+        <w:rPr>
+          <w:rFonts w:ascii="Times New Roman" w:hAnsi="Times New Roman" w:cs="Times New Roman"/>
+        </w:rPr>
+        <w:t>программно</w:t>
+      </w:r>
+      <w:proofErr w:type="spellEnd"/>
+      <w:r>
+        <w:rPr>
+          <w:rFonts w:ascii="Times New Roman" w:hAnsi="Times New Roman" w:cs="Times New Roman"/>
+        </w:rPr>
+        <w:t xml:space="preserve"> описан алгоритм кросс-курсового пересчета денежных средств с учетом официального номинала валютных пакетов.</w:t>
+      </w:r>
+    </w:p>
+    <w:p>
+      <w:pPr>
+        <w:numPr>
+          <w:ilvl w:val="0"/>
+          <w:numId w:val="7"/>
+        </w:numPr>
+        <w:rPr>
+          <w:rFonts w:ascii="Times New Roman" w:hAnsi="Times New Roman" w:cs="Times New Roman"/>
+        </w:rPr>
+      </w:pPr>
+      <w:r>
+        <w:rPr>
+          <w:rFonts w:ascii="Times New Roman" w:hAnsi="Times New Roman" w:cs="Times New Roman"/>
+        </w:rPr>
+        <w:t xml:space="preserve">Развернута локальная подсистема персистентного хранения данных на базе технологии </w:t>
+      </w:r>
+      <w:proofErr w:type="spellStart"/>
+      <w:r>
+        <w:rPr>
+          <w:rFonts w:ascii="Times New Roman" w:hAnsi="Times New Roman" w:cs="Times New Roman"/>
+        </w:rPr>
+        <w:t>LocalStorage</w:t>
+      </w:r>
+      <w:proofErr w:type="spellEnd"/>
+      <w:r>
+        <w:rPr>
+          <w:rFonts w:ascii="Times New Roman" w:hAnsi="Times New Roman" w:cs="Times New Roman"/>
+        </w:rPr>
+        <w:t>, позволяющая сохранять историю последних десяти операций пользователя между рабочими сессиями.</w:t>
+      </w:r>
+    </w:p>
+    <w:p>
+      <w:pPr>
+        <w:rPr>
+          <w:rFonts w:ascii="Times New Roman" w:hAnsi="Times New Roman" w:cs="Times New Roman"/>
+        </w:rPr>
+      </w:pPr>
+      <w:r>
+        <w:rPr>
+          <w:rFonts w:ascii="Times New Roman" w:hAnsi="Times New Roman" w:cs="Times New Roman"/>
+        </w:rPr>
+        <w:t>Разработанное программное обеспечение полностью автономно, функционирует на стороне клиента, обладает высокой скоростью отклика и интуитивно понятным интерфейсом. Таким образом, цель курсового проекта достигнута в полном объеме.</w:t>
+      </w:r>
+    </w:p>
+    <w:p>
+      <w:pPr>
+        <w:rPr>
+          <w:rFonts w:ascii="Times New Roman" w:hAnsi="Times New Roman" w:cs="Times New Roman"/>
+        </w:rPr>
+      </w:pPr>
+      <w:r>
+        <w:rPr>
+          <w:rFonts w:ascii="Times New Roman" w:hAnsi="Times New Roman" w:cs="Times New Roman"/>
+        </w:rPr>
+        <w:br w:type="page"/>
+      </w:r>
+    </w:p>
+    <w:p>
+      <w:pPr>
+        <w:jc w:val="center"/>
         <w:rPr>
           <w:rFonts w:ascii="Times New Roman" w:hAnsi="Times New Roman" w:cs="Times New Roman"/>
           <w:b/>
           <w:bCs/>
         </w:rPr>
-        <w:t>Структура проекта.</w:t>
-      </w:r>
-      <w:r>
-        <w:rPr>
-          <w:rFonts w:ascii="Times New Roman" w:hAnsi="Times New Roman" w:cs="Times New Roman"/>
-        </w:rPr>
-        <w:t xml:space="preserve"> Курсовой проект состоит из оглавления, введения, двух глав, заключения, списка источников информации и приложения.</w:t>
-      </w:r>
-    </w:p>
-    <w:p>
-      <w:pPr>
-        <w:numPr>
-          <w:ilvl w:val="0"/>
-          <w:numId w:val="2"/>
-        </w:numPr>
-        <w:ind w:left="1701" w:right="850"/>
-        <w:rPr>
-          <w:rFonts w:ascii="Times New Roman" w:hAnsi="Times New Roman" w:cs="Times New Roman"/>
-        </w:rPr>
-      </w:pPr>
-      <w:r>
-        <w:rPr>
-          <w:rFonts w:ascii="Times New Roman" w:hAnsi="Times New Roman" w:cs="Times New Roman"/>
-        </w:rPr>
-        <w:t xml:space="preserve">В </w:t>
-      </w:r>
+      </w:pPr>
       <w:r>
         <w:rPr>
           <w:rFonts w:ascii="Times New Roman" w:hAnsi="Times New Roman" w:cs="Times New Roman"/>
           <w:b/>
           <w:bCs/>
         </w:rPr>
-        <w:t>первой главе</w:t>
-      </w:r>
+        <w:lastRenderedPageBreak/>
+        <w:t>СПИСОК ИСПОЛЬЗОВАННЫХ ИСТОЧНИКОВ</w:t>
+      </w:r>
+    </w:p>
+    <w:p>
+      <w:pPr>
+        <w:rPr>
+          <w:rFonts w:ascii="Times New Roman" w:hAnsi="Times New Roman" w:cs="Times New Roman"/>
+        </w:rPr>
+      </w:pPr>
+      <w:r>
+        <w:rPr>
+          <w:rFonts w:ascii="Times New Roman" w:hAnsi="Times New Roman" w:cs="Times New Roman"/>
+        </w:rPr>
+        <w:br/>
+      </w:r>
+      <w:r>
+        <w:rPr>
+          <w:rFonts w:ascii="Times New Roman" w:hAnsi="Times New Roman" w:cs="Times New Roman"/>
+        </w:rPr>
+        <w:t>1</w:t>
+      </w:r>
+      <w:r>
+        <w:rPr>
+          <w:rFonts w:ascii="Times New Roman" w:hAnsi="Times New Roman" w:cs="Times New Roman"/>
+          <w:lang w:val="en-US"/>
+        </w:rPr>
+        <w:t>.</w:t>
+      </w:r>
+      <w:r>
+        <w:rPr>
+          <w:rFonts w:ascii="Times New Roman" w:hAnsi="Times New Roman" w:cs="Times New Roman"/>
+        </w:rPr>
+        <w:t xml:space="preserve"> ГОСТ 7.32–2001. Система стандартов по информации, библиотечному и издательскому делу. Отчет о научно-исследовательской работе. Структура и правила оформления. — </w:t>
+      </w:r>
+      <w:proofErr w:type="spellStart"/>
+      <w:r>
+        <w:rPr>
+          <w:rFonts w:ascii="Times New Roman" w:hAnsi="Times New Roman" w:cs="Times New Roman"/>
+        </w:rPr>
+        <w:t>Введ</w:t>
+      </w:r>
+      <w:proofErr w:type="spellEnd"/>
+      <w:r>
+        <w:rPr>
+          <w:rFonts w:ascii="Times New Roman" w:hAnsi="Times New Roman" w:cs="Times New Roman"/>
+        </w:rPr>
+        <w:t xml:space="preserve">. 2002–07–01. — </w:t>
+      </w:r>
+      <w:proofErr w:type="gramStart"/>
+      <w:r>
+        <w:rPr>
+          <w:rFonts w:ascii="Times New Roman" w:hAnsi="Times New Roman" w:cs="Times New Roman"/>
+        </w:rPr>
+        <w:t>Минск :</w:t>
+      </w:r>
+      <w:proofErr w:type="gramEnd"/>
+      <w:r>
+        <w:rPr>
+          <w:rFonts w:ascii="Times New Roman" w:hAnsi="Times New Roman" w:cs="Times New Roman"/>
+        </w:rPr>
+        <w:t xml:space="preserve"> Межгосударственный совет по стандартизации, метрологии и </w:t>
+      </w:r>
+      <w:proofErr w:type="gramStart"/>
+      <w:r>
+        <w:rPr>
+          <w:rFonts w:ascii="Times New Roman" w:hAnsi="Times New Roman" w:cs="Times New Roman"/>
+        </w:rPr>
+        <w:t>сертификации ;</w:t>
+      </w:r>
+      <w:proofErr w:type="gramEnd"/>
       <w:r>
         <w:rPr>
           <w:rFonts w:ascii="Times New Roman" w:hAnsi="Times New Roman" w:cs="Times New Roman"/>
         </w:rPr>
         <w:t xml:space="preserve"> </w:t>
       </w:r>
-      <w:r>
-        <w:rPr>
-          <w:rFonts w:ascii="Times New Roman" w:hAnsi="Times New Roman" w:cs="Times New Roman"/>
-          <w:i/>
-          <w:iCs/>
-        </w:rPr>
-        <w:t>(укажите краткое название, например: «Теоретические основы разработки...»)</w:t>
-      </w:r>
-      <w:r>
-        <w:rPr>
-          <w:rFonts w:ascii="Times New Roman" w:hAnsi="Times New Roman" w:cs="Times New Roman"/>
-        </w:rPr>
-        <w:t xml:space="preserve"> рассматриваются теоретические аспекты создания веб-приложений на JavaScript, особенности работы с DOM и технологии хранения локальных данных.</w:t>
-      </w:r>
-    </w:p>
-    <w:p>
-      <w:pPr>
-        <w:numPr>
-          <w:ilvl w:val="0"/>
-          <w:numId w:val="2"/>
-        </w:numPr>
-        <w:ind w:left="1701" w:right="850"/>
-        <w:rPr>
-          <w:rFonts w:ascii="Times New Roman" w:hAnsi="Times New Roman" w:cs="Times New Roman"/>
-        </w:rPr>
-      </w:pPr>
-      <w:r>
-        <w:rPr>
-          <w:rFonts w:ascii="Times New Roman" w:hAnsi="Times New Roman" w:cs="Times New Roman"/>
-        </w:rPr>
-        <w:t xml:space="preserve">Во </w:t>
-      </w:r>
-      <w:r>
-        <w:rPr>
-          <w:rFonts w:ascii="Times New Roman" w:hAnsi="Times New Roman" w:cs="Times New Roman"/>
-          <w:b/>
-          <w:bCs/>
-        </w:rPr>
-        <w:t>второй главе</w:t>
-      </w:r>
+      <w:proofErr w:type="gramStart"/>
+      <w:r>
+        <w:rPr>
+          <w:rFonts w:ascii="Times New Roman" w:hAnsi="Times New Roman" w:cs="Times New Roman"/>
+        </w:rPr>
+        <w:t>Москва :</w:t>
+      </w:r>
+      <w:proofErr w:type="gramEnd"/>
+      <w:r>
+        <w:rPr>
+          <w:rFonts w:ascii="Times New Roman" w:hAnsi="Times New Roman" w:cs="Times New Roman"/>
+        </w:rPr>
+        <w:t xml:space="preserve"> Изд-во стандартов, 2001. — 20 с.</w:t>
+      </w:r>
+    </w:p>
+    <w:p>
+      <w:pPr>
+        <w:rPr>
+          <w:rFonts w:ascii="Times New Roman" w:hAnsi="Times New Roman" w:cs="Times New Roman"/>
+        </w:rPr>
+      </w:pPr>
+      <w:r>
+        <w:rPr>
+          <w:rFonts w:ascii="Times New Roman" w:hAnsi="Times New Roman" w:cs="Times New Roman"/>
+        </w:rPr>
+        <w:t xml:space="preserve">2. </w:t>
+      </w:r>
+      <w:r>
+        <w:rPr>
+          <w:rFonts w:ascii="Times New Roman" w:hAnsi="Times New Roman" w:cs="Times New Roman"/>
+        </w:rPr>
+        <w:t xml:space="preserve">Документация по веб-технологиям MDN Web </w:t>
+      </w:r>
+      <w:proofErr w:type="spellStart"/>
+      <w:proofErr w:type="gramStart"/>
+      <w:r>
+        <w:rPr>
+          <w:rFonts w:ascii="Times New Roman" w:hAnsi="Times New Roman" w:cs="Times New Roman"/>
+        </w:rPr>
+        <w:t>Docs</w:t>
+      </w:r>
+      <w:proofErr w:type="spellEnd"/>
+      <w:r>
+        <w:rPr>
+          <w:rFonts w:ascii="Times New Roman" w:hAnsi="Times New Roman" w:cs="Times New Roman"/>
+        </w:rPr>
+        <w:t xml:space="preserve"> :</w:t>
+      </w:r>
+      <w:proofErr w:type="gramEnd"/>
+      <w:r>
+        <w:rPr>
+          <w:rFonts w:ascii="Times New Roman" w:hAnsi="Times New Roman" w:cs="Times New Roman"/>
+        </w:rPr>
+        <w:t xml:space="preserve"> справочник для веб-разработчиков. — URL: mozilla.org (дата обращения: 02.04.2026). — Режим доступа: свободный. — </w:t>
+      </w:r>
+      <w:proofErr w:type="gramStart"/>
+      <w:r>
+        <w:rPr>
+          <w:rFonts w:ascii="Times New Roman" w:hAnsi="Times New Roman" w:cs="Times New Roman"/>
+        </w:rPr>
+        <w:t>Текст :</w:t>
+      </w:r>
+      <w:proofErr w:type="gramEnd"/>
+      <w:r>
+        <w:rPr>
+          <w:rFonts w:ascii="Times New Roman" w:hAnsi="Times New Roman" w:cs="Times New Roman"/>
+        </w:rPr>
+        <w:t xml:space="preserve"> электронный.</w:t>
+      </w:r>
+    </w:p>
+    <w:p>
+      <w:pPr>
+        <w:rPr>
+          <w:rFonts w:ascii="Times New Roman" w:hAnsi="Times New Roman" w:cs="Times New Roman"/>
+        </w:rPr>
+      </w:pPr>
+      <w:r>
+        <w:rPr>
+          <w:rFonts w:ascii="Times New Roman" w:hAnsi="Times New Roman" w:cs="Times New Roman"/>
+        </w:rPr>
+        <w:t>3.</w:t>
+      </w:r>
+      <w:r>
+        <w:rPr>
+          <w:rFonts w:ascii="Times New Roman" w:hAnsi="Times New Roman" w:cs="Times New Roman"/>
+        </w:rPr>
+        <w:t xml:space="preserve"> Веб-платформа </w:t>
+      </w:r>
+      <w:proofErr w:type="spellStart"/>
+      <w:r>
+        <w:rPr>
+          <w:rFonts w:ascii="Times New Roman" w:hAnsi="Times New Roman" w:cs="Times New Roman"/>
+        </w:rPr>
+        <w:t>Doka</w:t>
+      </w:r>
+      <w:proofErr w:type="spellEnd"/>
       <w:r>
         <w:rPr>
           <w:rFonts w:ascii="Times New Roman" w:hAnsi="Times New Roman" w:cs="Times New Roman"/>
         </w:rPr>
         <w:t xml:space="preserve"> </w:t>
       </w:r>
-      <w:r>
-        <w:rPr>
-          <w:rFonts w:ascii="Times New Roman" w:hAnsi="Times New Roman" w:cs="Times New Roman"/>
-          <w:i/>
-          <w:iCs/>
-        </w:rPr>
-        <w:t>(укажите краткое название, например: «Практическая реализация...»)</w:t>
-      </w:r>
-      <w:r>
-        <w:rPr>
-          <w:rFonts w:ascii="Times New Roman" w:hAnsi="Times New Roman" w:cs="Times New Roman"/>
-        </w:rPr>
-        <w:t xml:space="preserve"> приводится подробное описание архитектуры разработанного конвертера валют, алгоритмы конвертации, обработка истории операций и этапы публикации проекта на </w:t>
-      </w:r>
-      <w:proofErr w:type="spellStart"/>
+      <w:proofErr w:type="gramStart"/>
+      <w:r>
+        <w:rPr>
+          <w:rFonts w:ascii="Times New Roman" w:hAnsi="Times New Roman" w:cs="Times New Roman"/>
+        </w:rPr>
+        <w:t>Guide :</w:t>
+      </w:r>
+      <w:proofErr w:type="gramEnd"/>
+      <w:r>
+        <w:rPr>
+          <w:rFonts w:ascii="Times New Roman" w:hAnsi="Times New Roman" w:cs="Times New Roman"/>
+        </w:rPr>
+        <w:t xml:space="preserve"> открытый справочник по фронтенд-разработке и программированию. — URL: https://doka.guide (дата обращения: 18.04.2026). — Режим доступа: свободный. — </w:t>
+      </w:r>
+      <w:proofErr w:type="gramStart"/>
+      <w:r>
+        <w:rPr>
+          <w:rFonts w:ascii="Times New Roman" w:hAnsi="Times New Roman" w:cs="Times New Roman"/>
+        </w:rPr>
+        <w:t>Текст :</w:t>
+      </w:r>
+      <w:proofErr w:type="gramEnd"/>
+      <w:r>
+        <w:rPr>
+          <w:rFonts w:ascii="Times New Roman" w:hAnsi="Times New Roman" w:cs="Times New Roman"/>
+        </w:rPr>
+        <w:t xml:space="preserve"> электронный.</w:t>
+      </w:r>
+    </w:p>
+    <w:p>
+      <w:pPr>
+        <w:rPr>
+          <w:rFonts w:ascii="Times New Roman" w:hAnsi="Times New Roman" w:cs="Times New Roman"/>
+        </w:rPr>
+      </w:pPr>
+      <w:r>
+        <w:rPr>
+          <w:rFonts w:ascii="Times New Roman" w:hAnsi="Times New Roman" w:cs="Times New Roman"/>
+        </w:rPr>
+        <w:t>4.</w:t>
+      </w:r>
+      <w:r>
+        <w:rPr>
+          <w:rFonts w:ascii="Times New Roman" w:hAnsi="Times New Roman" w:cs="Times New Roman"/>
+        </w:rPr>
+        <w:t xml:space="preserve"> Сервис хостинга IT-проектов </w:t>
+      </w:r>
+      <w:proofErr w:type="spellStart"/>
+      <w:proofErr w:type="gramStart"/>
       <w:r>
         <w:rPr>
           <w:rFonts w:ascii="Times New Roman" w:hAnsi="Times New Roman" w:cs="Times New Roman"/>
@@ -539,46 +4139,76 @@
         <w:rPr>
           <w:rFonts w:ascii="Times New Roman" w:hAnsi="Times New Roman" w:cs="Times New Roman"/>
         </w:rPr>
-        <w:t xml:space="preserve"> </w:t>
-      </w:r>
-      <w:proofErr w:type="spellStart"/>
-      <w:r>
-        <w:rPr>
-          <w:rFonts w:ascii="Times New Roman" w:hAnsi="Times New Roman" w:cs="Times New Roman"/>
-        </w:rPr>
-        <w:t>Pages</w:t>
-      </w:r>
-      <w:proofErr w:type="spellEnd"/>
-      <w:r>
-        <w:rPr>
-          <w:rFonts w:ascii="Times New Roman" w:hAnsi="Times New Roman" w:cs="Times New Roman"/>
-        </w:rPr>
-        <w:t>.</w:t>
-      </w:r>
-    </w:p>
-    <w:p>
-      <w:pPr>
-        <w:ind w:left="1701" w:right="850"/>
-        <w:rPr>
-          <w:rFonts w:ascii="Times New Roman" w:hAnsi="Times New Roman" w:cs="Times New Roman"/>
-        </w:rPr>
-      </w:pPr>
-      <w:r>
-        <w:rPr>
-          <w:rFonts w:ascii="Times New Roman" w:hAnsi="Times New Roman" w:cs="Times New Roman"/>
-        </w:rPr>
-        <w:pict w14:anchorId="7665258C">
-          <v:rect id="_x0000_i1031" style="width:0;height:1.5pt" o:hralign="center" o:hrstd="t" o:hr="t" fillcolor="#a0a0a0" stroked="f"/>
-        </w:pict>
-      </w:r>
-    </w:p>
-    <w:p>
-      <w:pPr>
-        <w:ind w:left="1701" w:right="850"/>
-        <w:rPr>
-          <w:rFonts w:ascii="Times New Roman" w:hAnsi="Times New Roman" w:cs="Times New Roman"/>
-        </w:rPr>
-      </w:pPr>
+        <w:t xml:space="preserve"> :</w:t>
+      </w:r>
+      <w:proofErr w:type="gramEnd"/>
+      <w:r>
+        <w:rPr>
+          <w:rFonts w:ascii="Times New Roman" w:hAnsi="Times New Roman" w:cs="Times New Roman"/>
+        </w:rPr>
+        <w:t xml:space="preserve"> облачная платформа для управления кодом и совместной разработки. — URL: https://github.com (дата обращения: 05.05.2026). — Режим доступа: свободный. — </w:t>
+      </w:r>
+      <w:proofErr w:type="gramStart"/>
+      <w:r>
+        <w:rPr>
+          <w:rFonts w:ascii="Times New Roman" w:hAnsi="Times New Roman" w:cs="Times New Roman"/>
+        </w:rPr>
+        <w:t>Текст :</w:t>
+      </w:r>
+      <w:proofErr w:type="gramEnd"/>
+      <w:r>
+        <w:rPr>
+          <w:rFonts w:ascii="Times New Roman" w:hAnsi="Times New Roman" w:cs="Times New Roman"/>
+        </w:rPr>
+        <w:t xml:space="preserve"> электронный.</w:t>
+      </w:r>
+    </w:p>
+    <w:p>
+      <w:pPr>
+        <w:rPr>
+          <w:rFonts w:ascii="Times New Roman" w:hAnsi="Times New Roman" w:cs="Times New Roman"/>
+        </w:rPr>
+      </w:pPr>
+      <w:r>
+        <w:rPr>
+          <w:rFonts w:ascii="Times New Roman" w:hAnsi="Times New Roman" w:cs="Times New Roman"/>
+        </w:rPr>
+        <w:t>5.</w:t>
+      </w:r>
+      <w:r>
+        <w:rPr>
+          <w:rFonts w:ascii="Times New Roman" w:hAnsi="Times New Roman" w:cs="Times New Roman"/>
+        </w:rPr>
+        <w:t xml:space="preserve"> Центральный банк Российской </w:t>
+      </w:r>
+      <w:proofErr w:type="gramStart"/>
+      <w:r>
+        <w:rPr>
+          <w:rFonts w:ascii="Times New Roman" w:hAnsi="Times New Roman" w:cs="Times New Roman"/>
+        </w:rPr>
+        <w:t>Федерации :</w:t>
+      </w:r>
+      <w:proofErr w:type="gramEnd"/>
+      <w:r>
+        <w:rPr>
+          <w:rFonts w:ascii="Times New Roman" w:hAnsi="Times New Roman" w:cs="Times New Roman"/>
+        </w:rPr>
+        <w:t xml:space="preserve"> официальный сайт программного интерфейса (API) ежедневных курсов валют. — URL: cbr-xml-daily.ru (дата обращения: 21.05.2026). — Режим доступа: свободный. — </w:t>
+      </w:r>
+      <w:proofErr w:type="gramStart"/>
+      <w:r>
+        <w:rPr>
+          <w:rFonts w:ascii="Times New Roman" w:hAnsi="Times New Roman" w:cs="Times New Roman"/>
+        </w:rPr>
+        <w:t>Текст :</w:t>
+      </w:r>
+      <w:proofErr w:type="gramEnd"/>
+      <w:r>
+        <w:rPr>
+          <w:rFonts w:ascii="Times New Roman" w:hAnsi="Times New Roman" w:cs="Times New Roman"/>
+        </w:rPr>
+        <w:t xml:space="preserve"> электронный.</w:t>
+      </w:r>
     </w:p>
     <w:sectPr>
       <w:headerReference w:type="default" r:id="rId8"/>
@@ -721,6 +4351,905 @@
 <file path=word/numbering.xml><?xml version="1.0" encoding="utf-8"?>
 <w:numbering xmlns:wpc="http://schemas.microsoft.com/office/word/2010/wordprocessingCanvas" xmlns:cx="http://schemas.microsoft.com/office/drawing/2014/chartex" xmlns:cx1="http://schemas.microsoft.com/office/drawing/2015/9/8/chartex" xmlns:cx2="http://schemas.microsoft.com/office/drawing/2015/10/21/chartex" xmlns:cx3="http://schemas.microsoft.com/office/drawing/2016/5/9/chartex" xmlns:cx4="http://schemas.microsoft.com/office/drawing/2016/5/10/chartex" xmlns:cx5="http://schemas.microsoft.com/office/drawing/2016/5/11/chartex" xmlns:cx6="http://schemas.microsoft.com/office/drawing/2016/5/12/chartex" xmlns:cx7="http://schemas.microsoft.com/office/drawing/2016/5/13/chartex" xmlns:cx8="http://schemas.microsoft.com/office/drawing/2016/5/14/chartex" xmlns:mc="http://schemas.openxmlformats.org/markup-compatibility/2006" xmlns:aink="http://schemas.microsoft.com/office/drawing/2016/ink" xmlns:am3d="http://schemas.microsoft.com/office/drawing/2017/model3d" xmlns:o="urn:schemas-microsoft-com:office:office" xmlns:oel="http://schemas.microsoft.com/office/2019/extlst" xmlns:r="http://schemas.openxmlformats.org/officeDocument/2006/relationships" xmlns:m="http://schemas.openxmlformats.org/officeDocument/2006/math" xmlns:v="urn:schemas-microsoft-com:vml" xmlns:wp14="http://schemas.microsoft.com/office/word/2010/wordprocessingDrawing" xmlns:wp="http://schemas.openxmlformats.org/drawingml/2006/wordprocessingDrawing" xmlns:w10="urn:schemas-microsoft-com:office:word" xmlns:w="http://schemas.openxmlformats.org/wordprocessingml/2006/main" xmlns:w14="http://schemas.microsoft.com/office/word/2010/wordml" xmlns:w15="http://schemas.microsoft.com/office/word/2012/wordml" xmlns:w16cex="http://schemas.microsoft.com/office/word/2018/wordml/cex" xmlns:w16cid="http://schemas.microsoft.com/office/word/2016/wordml/cid" xmlns:w16="http://schemas.microsoft.com/office/word/2018/wordml" xmlns:w16du="http://schemas.microsoft.com/office/word/2023/wordml/word16du" xmlns:w16sdtdh="http://schemas.microsoft.com/office/word/2020/wordml/sdtdatahash" xmlns:w16sdtfl="http://schemas.microsoft.com/office/word/2024/wordml/sdtformatlock" xmlns:w16se="http://schemas.microsoft.com/office/word/2015/wordml/symex" xmlns:wpg="http://schemas.microsoft.com/office/word/2010/wordprocessingGroup" xmlns:wpi="http://schemas.microsoft.com/office/word/2010/wordprocessingInk" xmlns:wne="http://schemas.microsoft.com/office/word/2006/wordml" xmlns:wps="http://schemas.microsoft.com/office/word/2010/wordprocessingShape" mc:Ignorable="w14 w15 w16se w16cid w16 w16cex w16sdtdh w16sdtfl w16du wp14">
   <w:abstractNum w:abstractNumId="0" w15:restartNumberingAfterBreak="0">
+    <w:nsid w:val="0760309C"/>
+    <w:multiLevelType w:val="multilevel"/>
+    <w:tmpl w:val="401ABB36"/>
+    <w:lvl w:ilvl="0">
+      <w:start w:val="1"/>
+      <w:numFmt w:val="bullet"/>
+      <w:lvlText w:val=""/>
+      <w:lvlJc w:val="left"/>
+      <w:pPr>
+        <w:tabs>
+          <w:tab w:val="num" w:pos="720"/>
+        </w:tabs>
+        <w:ind w:left="720" w:hanging="360"/>
+      </w:pPr>
+      <w:rPr>
+        <w:rFonts w:ascii="Symbol" w:hAnsi="Symbol" w:hint="default"/>
+        <w:sz w:val="20"/>
+      </w:rPr>
+    </w:lvl>
+    <w:lvl w:ilvl="1" w:tentative="1">
+      <w:start w:val="1"/>
+      <w:numFmt w:val="bullet"/>
+      <w:lvlText w:val="o"/>
+      <w:lvlJc w:val="left"/>
+      <w:pPr>
+        <w:tabs>
+          <w:tab w:val="num" w:pos="1440"/>
+        </w:tabs>
+        <w:ind w:left="1440" w:hanging="360"/>
+      </w:pPr>
+      <w:rPr>
+        <w:rFonts w:ascii="Courier New" w:hAnsi="Courier New" w:hint="default"/>
+        <w:sz w:val="20"/>
+      </w:rPr>
+    </w:lvl>
+    <w:lvl w:ilvl="2" w:tentative="1">
+      <w:start w:val="1"/>
+      <w:numFmt w:val="bullet"/>
+      <w:lvlText w:val=""/>
+      <w:lvlJc w:val="left"/>
+      <w:pPr>
+        <w:tabs>
+          <w:tab w:val="num" w:pos="2160"/>
+        </w:tabs>
+        <w:ind w:left="2160" w:hanging="360"/>
+      </w:pPr>
+      <w:rPr>
+        <w:rFonts w:ascii="Wingdings" w:hAnsi="Wingdings" w:hint="default"/>
+        <w:sz w:val="20"/>
+      </w:rPr>
+    </w:lvl>
+    <w:lvl w:ilvl="3" w:tentative="1">
+      <w:start w:val="1"/>
+      <w:numFmt w:val="bullet"/>
+      <w:lvlText w:val=""/>
+      <w:lvlJc w:val="left"/>
+      <w:pPr>
+        <w:tabs>
+          <w:tab w:val="num" w:pos="2880"/>
+        </w:tabs>
+        <w:ind w:left="2880" w:hanging="360"/>
+      </w:pPr>
+      <w:rPr>
+        <w:rFonts w:ascii="Wingdings" w:hAnsi="Wingdings" w:hint="default"/>
+        <w:sz w:val="20"/>
+      </w:rPr>
+    </w:lvl>
+    <w:lvl w:ilvl="4" w:tentative="1">
+      <w:start w:val="1"/>
+      <w:numFmt w:val="bullet"/>
+      <w:lvlText w:val=""/>
+      <w:lvlJc w:val="left"/>
+      <w:pPr>
+        <w:tabs>
+          <w:tab w:val="num" w:pos="3600"/>
+        </w:tabs>
+        <w:ind w:left="3600" w:hanging="360"/>
+      </w:pPr>
+      <w:rPr>
+        <w:rFonts w:ascii="Wingdings" w:hAnsi="Wingdings" w:hint="default"/>
+        <w:sz w:val="20"/>
+      </w:rPr>
+    </w:lvl>
+    <w:lvl w:ilvl="5" w:tentative="1">
+      <w:start w:val="1"/>
+      <w:numFmt w:val="bullet"/>
+      <w:lvlText w:val=""/>
+      <w:lvlJc w:val="left"/>
+      <w:pPr>
+        <w:tabs>
+          <w:tab w:val="num" w:pos="4320"/>
+        </w:tabs>
+        <w:ind w:left="4320" w:hanging="360"/>
+      </w:pPr>
+      <w:rPr>
+        <w:rFonts w:ascii="Wingdings" w:hAnsi="Wingdings" w:hint="default"/>
+        <w:sz w:val="20"/>
+      </w:rPr>
+    </w:lvl>
+    <w:lvl w:ilvl="6" w:tentative="1">
+      <w:start w:val="1"/>
+      <w:numFmt w:val="bullet"/>
+      <w:lvlText w:val=""/>
+      <w:lvlJc w:val="left"/>
+      <w:pPr>
+        <w:tabs>
+          <w:tab w:val="num" w:pos="5040"/>
+        </w:tabs>
+        <w:ind w:left="5040" w:hanging="360"/>
+      </w:pPr>
+      <w:rPr>
+        <w:rFonts w:ascii="Wingdings" w:hAnsi="Wingdings" w:hint="default"/>
+        <w:sz w:val="20"/>
+      </w:rPr>
+    </w:lvl>
+    <w:lvl w:ilvl="7" w:tentative="1">
+      <w:start w:val="1"/>
+      <w:numFmt w:val="bullet"/>
+      <w:lvlText w:val=""/>
+      <w:lvlJc w:val="left"/>
+      <w:pPr>
+        <w:tabs>
+          <w:tab w:val="num" w:pos="5760"/>
+        </w:tabs>
+        <w:ind w:left="5760" w:hanging="360"/>
+      </w:pPr>
+      <w:rPr>
+        <w:rFonts w:ascii="Wingdings" w:hAnsi="Wingdings" w:hint="default"/>
+        <w:sz w:val="20"/>
+      </w:rPr>
+    </w:lvl>
+    <w:lvl w:ilvl="8" w:tentative="1">
+      <w:start w:val="1"/>
+      <w:numFmt w:val="bullet"/>
+      <w:lvlText w:val=""/>
+      <w:lvlJc w:val="left"/>
+      <w:pPr>
+        <w:tabs>
+          <w:tab w:val="num" w:pos="6480"/>
+        </w:tabs>
+        <w:ind w:left="6480" w:hanging="360"/>
+      </w:pPr>
+      <w:rPr>
+        <w:rFonts w:ascii="Wingdings" w:hAnsi="Wingdings" w:hint="default"/>
+        <w:sz w:val="20"/>
+      </w:rPr>
+    </w:lvl>
+  </w:abstractNum>
+  <w:abstractNum w:abstractNumId="1" w15:restartNumberingAfterBreak="0">
+    <w:nsid w:val="0B420734"/>
+    <w:multiLevelType w:val="multilevel"/>
+    <w:tmpl w:val="27A415B6"/>
+    <w:lvl w:ilvl="0">
+      <w:start w:val="1"/>
+      <w:numFmt w:val="decimal"/>
+      <w:lvlText w:val="%1."/>
+      <w:lvlJc w:val="left"/>
+      <w:pPr>
+        <w:tabs>
+          <w:tab w:val="num" w:pos="720"/>
+        </w:tabs>
+        <w:ind w:left="720" w:hanging="360"/>
+      </w:pPr>
+    </w:lvl>
+    <w:lvl w:ilvl="1" w:tentative="1">
+      <w:start w:val="1"/>
+      <w:numFmt w:val="decimal"/>
+      <w:lvlText w:val="%2."/>
+      <w:lvlJc w:val="left"/>
+      <w:pPr>
+        <w:tabs>
+          <w:tab w:val="num" w:pos="1440"/>
+        </w:tabs>
+        <w:ind w:left="1440" w:hanging="360"/>
+      </w:pPr>
+    </w:lvl>
+    <w:lvl w:ilvl="2" w:tentative="1">
+      <w:start w:val="1"/>
+      <w:numFmt w:val="decimal"/>
+      <w:lvlText w:val="%3."/>
+      <w:lvlJc w:val="left"/>
+      <w:pPr>
+        <w:tabs>
+          <w:tab w:val="num" w:pos="2160"/>
+        </w:tabs>
+        <w:ind w:left="2160" w:hanging="360"/>
+      </w:pPr>
+    </w:lvl>
+    <w:lvl w:ilvl="3" w:tentative="1">
+      <w:start w:val="1"/>
+      <w:numFmt w:val="decimal"/>
+      <w:lvlText w:val="%4."/>
+      <w:lvlJc w:val="left"/>
+      <w:pPr>
+        <w:tabs>
+          <w:tab w:val="num" w:pos="2880"/>
+        </w:tabs>
+        <w:ind w:left="2880" w:hanging="360"/>
+      </w:pPr>
+    </w:lvl>
+    <w:lvl w:ilvl="4" w:tentative="1">
+      <w:start w:val="1"/>
+      <w:numFmt w:val="decimal"/>
+      <w:lvlText w:val="%5."/>
+      <w:lvlJc w:val="left"/>
+      <w:pPr>
+        <w:tabs>
+          <w:tab w:val="num" w:pos="3600"/>
+        </w:tabs>
+        <w:ind w:left="3600" w:hanging="360"/>
+      </w:pPr>
+    </w:lvl>
+    <w:lvl w:ilvl="5" w:tentative="1">
+      <w:start w:val="1"/>
+      <w:numFmt w:val="decimal"/>
+      <w:lvlText w:val="%6."/>
+      <w:lvlJc w:val="left"/>
+      <w:pPr>
+        <w:tabs>
+          <w:tab w:val="num" w:pos="4320"/>
+        </w:tabs>
+        <w:ind w:left="4320" w:hanging="360"/>
+      </w:pPr>
+    </w:lvl>
+    <w:lvl w:ilvl="6" w:tentative="1">
+      <w:start w:val="1"/>
+      <w:numFmt w:val="decimal"/>
+      <w:lvlText w:val="%7."/>
+      <w:lvlJc w:val="left"/>
+      <w:pPr>
+        <w:tabs>
+          <w:tab w:val="num" w:pos="5040"/>
+        </w:tabs>
+        <w:ind w:left="5040" w:hanging="360"/>
+      </w:pPr>
+    </w:lvl>
+    <w:lvl w:ilvl="7" w:tentative="1">
+      <w:start w:val="1"/>
+      <w:numFmt w:val="decimal"/>
+      <w:lvlText w:val="%8."/>
+      <w:lvlJc w:val="left"/>
+      <w:pPr>
+        <w:tabs>
+          <w:tab w:val="num" w:pos="5760"/>
+        </w:tabs>
+        <w:ind w:left="5760" w:hanging="360"/>
+      </w:pPr>
+    </w:lvl>
+    <w:lvl w:ilvl="8" w:tentative="1">
+      <w:start w:val="1"/>
+      <w:numFmt w:val="decimal"/>
+      <w:lvlText w:val="%9."/>
+      <w:lvlJc w:val="left"/>
+      <w:pPr>
+        <w:tabs>
+          <w:tab w:val="num" w:pos="6480"/>
+        </w:tabs>
+        <w:ind w:left="6480" w:hanging="360"/>
+      </w:pPr>
+    </w:lvl>
+  </w:abstractNum>
+  <w:abstractNum w:abstractNumId="2" w15:restartNumberingAfterBreak="0">
+    <w:nsid w:val="0E086F51"/>
+    <w:multiLevelType w:val="multilevel"/>
+    <w:tmpl w:val="B1CA24F2"/>
+    <w:lvl w:ilvl="0">
+      <w:start w:val="1"/>
+      <w:numFmt w:val="decimal"/>
+      <w:lvlText w:val="%1."/>
+      <w:lvlJc w:val="left"/>
+      <w:pPr>
+        <w:tabs>
+          <w:tab w:val="num" w:pos="720"/>
+        </w:tabs>
+        <w:ind w:left="720" w:hanging="360"/>
+      </w:pPr>
+    </w:lvl>
+    <w:lvl w:ilvl="1" w:tentative="1">
+      <w:start w:val="1"/>
+      <w:numFmt w:val="decimal"/>
+      <w:lvlText w:val="%2."/>
+      <w:lvlJc w:val="left"/>
+      <w:pPr>
+        <w:tabs>
+          <w:tab w:val="num" w:pos="1440"/>
+        </w:tabs>
+        <w:ind w:left="1440" w:hanging="360"/>
+      </w:pPr>
+    </w:lvl>
+    <w:lvl w:ilvl="2" w:tentative="1">
+      <w:start w:val="1"/>
+      <w:numFmt w:val="decimal"/>
+      <w:lvlText w:val="%3."/>
+      <w:lvlJc w:val="left"/>
+      <w:pPr>
+        <w:tabs>
+          <w:tab w:val="num" w:pos="2160"/>
+        </w:tabs>
+        <w:ind w:left="2160" w:hanging="360"/>
+      </w:pPr>
+    </w:lvl>
+    <w:lvl w:ilvl="3" w:tentative="1">
+      <w:start w:val="1"/>
+      <w:numFmt w:val="decimal"/>
+      <w:lvlText w:val="%4."/>
+      <w:lvlJc w:val="left"/>
+      <w:pPr>
+        <w:tabs>
+          <w:tab w:val="num" w:pos="2880"/>
+        </w:tabs>
+        <w:ind w:left="2880" w:hanging="360"/>
+      </w:pPr>
+    </w:lvl>
+    <w:lvl w:ilvl="4" w:tentative="1">
+      <w:start w:val="1"/>
+      <w:numFmt w:val="decimal"/>
+      <w:lvlText w:val="%5."/>
+      <w:lvlJc w:val="left"/>
+      <w:pPr>
+        <w:tabs>
+          <w:tab w:val="num" w:pos="3600"/>
+        </w:tabs>
+        <w:ind w:left="3600" w:hanging="360"/>
+      </w:pPr>
+    </w:lvl>
+    <w:lvl w:ilvl="5" w:tentative="1">
+      <w:start w:val="1"/>
+      <w:numFmt w:val="decimal"/>
+      <w:lvlText w:val="%6."/>
+      <w:lvlJc w:val="left"/>
+      <w:pPr>
+        <w:tabs>
+          <w:tab w:val="num" w:pos="4320"/>
+        </w:tabs>
+        <w:ind w:left="4320" w:hanging="360"/>
+      </w:pPr>
+    </w:lvl>
+    <w:lvl w:ilvl="6" w:tentative="1">
+      <w:start w:val="1"/>
+      <w:numFmt w:val="decimal"/>
+      <w:lvlText w:val="%7."/>
+      <w:lvlJc w:val="left"/>
+      <w:pPr>
+        <w:tabs>
+          <w:tab w:val="num" w:pos="5040"/>
+        </w:tabs>
+        <w:ind w:left="5040" w:hanging="360"/>
+      </w:pPr>
+    </w:lvl>
+    <w:lvl w:ilvl="7" w:tentative="1">
+      <w:start w:val="1"/>
+      <w:numFmt w:val="decimal"/>
+      <w:lvlText w:val="%8."/>
+      <w:lvlJc w:val="left"/>
+      <w:pPr>
+        <w:tabs>
+          <w:tab w:val="num" w:pos="5760"/>
+        </w:tabs>
+        <w:ind w:left="5760" w:hanging="360"/>
+      </w:pPr>
+    </w:lvl>
+    <w:lvl w:ilvl="8" w:tentative="1">
+      <w:start w:val="1"/>
+      <w:numFmt w:val="decimal"/>
+      <w:lvlText w:val="%9."/>
+      <w:lvlJc w:val="left"/>
+      <w:pPr>
+        <w:tabs>
+          <w:tab w:val="num" w:pos="6480"/>
+        </w:tabs>
+        <w:ind w:left="6480" w:hanging="360"/>
+      </w:pPr>
+    </w:lvl>
+  </w:abstractNum>
+  <w:abstractNum w:abstractNumId="3" w15:restartNumberingAfterBreak="0">
+    <w:nsid w:val="12DF1A62"/>
+    <w:multiLevelType w:val="multilevel"/>
+    <w:tmpl w:val="B562E496"/>
+    <w:lvl w:ilvl="0">
+      <w:start w:val="1"/>
+      <w:numFmt w:val="bullet"/>
+      <w:lvlText w:val=""/>
+      <w:lvlJc w:val="left"/>
+      <w:pPr>
+        <w:tabs>
+          <w:tab w:val="num" w:pos="720"/>
+        </w:tabs>
+        <w:ind w:left="720" w:hanging="360"/>
+      </w:pPr>
+      <w:rPr>
+        <w:rFonts w:ascii="Symbol" w:hAnsi="Symbol" w:hint="default"/>
+        <w:sz w:val="20"/>
+      </w:rPr>
+    </w:lvl>
+    <w:lvl w:ilvl="1" w:tentative="1">
+      <w:start w:val="1"/>
+      <w:numFmt w:val="bullet"/>
+      <w:lvlText w:val="o"/>
+      <w:lvlJc w:val="left"/>
+      <w:pPr>
+        <w:tabs>
+          <w:tab w:val="num" w:pos="1440"/>
+        </w:tabs>
+        <w:ind w:left="1440" w:hanging="360"/>
+      </w:pPr>
+      <w:rPr>
+        <w:rFonts w:ascii="Courier New" w:hAnsi="Courier New" w:hint="default"/>
+        <w:sz w:val="20"/>
+      </w:rPr>
+    </w:lvl>
+    <w:lvl w:ilvl="2" w:tentative="1">
+      <w:start w:val="1"/>
+      <w:numFmt w:val="bullet"/>
+      <w:lvlText w:val=""/>
+      <w:lvlJc w:val="left"/>
+      <w:pPr>
+        <w:tabs>
+          <w:tab w:val="num" w:pos="2160"/>
+        </w:tabs>
+        <w:ind w:left="2160" w:hanging="360"/>
+      </w:pPr>
+      <w:rPr>
+        <w:rFonts w:ascii="Wingdings" w:hAnsi="Wingdings" w:hint="default"/>
+        <w:sz w:val="20"/>
+      </w:rPr>
+    </w:lvl>
+    <w:lvl w:ilvl="3" w:tentative="1">
+      <w:start w:val="1"/>
+      <w:numFmt w:val="bullet"/>
+      <w:lvlText w:val=""/>
+      <w:lvlJc w:val="left"/>
+      <w:pPr>
+        <w:tabs>
+          <w:tab w:val="num" w:pos="2880"/>
+        </w:tabs>
+        <w:ind w:left="2880" w:hanging="360"/>
+      </w:pPr>
+      <w:rPr>
+        <w:rFonts w:ascii="Wingdings" w:hAnsi="Wingdings" w:hint="default"/>
+        <w:sz w:val="20"/>
+      </w:rPr>
+    </w:lvl>
+    <w:lvl w:ilvl="4" w:tentative="1">
+      <w:start w:val="1"/>
+      <w:numFmt w:val="bullet"/>
+      <w:lvlText w:val=""/>
+      <w:lvlJc w:val="left"/>
+      <w:pPr>
+        <w:tabs>
+          <w:tab w:val="num" w:pos="3600"/>
+        </w:tabs>
+        <w:ind w:left="3600" w:hanging="360"/>
+      </w:pPr>
+      <w:rPr>
+        <w:rFonts w:ascii="Wingdings" w:hAnsi="Wingdings" w:hint="default"/>
+        <w:sz w:val="20"/>
+      </w:rPr>
+    </w:lvl>
+    <w:lvl w:ilvl="5" w:tentative="1">
+      <w:start w:val="1"/>
+      <w:numFmt w:val="bullet"/>
+      <w:lvlText w:val=""/>
+      <w:lvlJc w:val="left"/>
+      <w:pPr>
+        <w:tabs>
+          <w:tab w:val="num" w:pos="4320"/>
+        </w:tabs>
+        <w:ind w:left="4320" w:hanging="360"/>
+      </w:pPr>
+      <w:rPr>
+        <w:rFonts w:ascii="Wingdings" w:hAnsi="Wingdings" w:hint="default"/>
+        <w:sz w:val="20"/>
+      </w:rPr>
+    </w:lvl>
+    <w:lvl w:ilvl="6" w:tentative="1">
+      <w:start w:val="1"/>
+      <w:numFmt w:val="bullet"/>
+      <w:lvlText w:val=""/>
+      <w:lvlJc w:val="left"/>
+      <w:pPr>
+        <w:tabs>
+          <w:tab w:val="num" w:pos="5040"/>
+        </w:tabs>
+        <w:ind w:left="5040" w:hanging="360"/>
+      </w:pPr>
+      <w:rPr>
+        <w:rFonts w:ascii="Wingdings" w:hAnsi="Wingdings" w:hint="default"/>
+        <w:sz w:val="20"/>
+      </w:rPr>
+    </w:lvl>
+    <w:lvl w:ilvl="7" w:tentative="1">
+      <w:start w:val="1"/>
+      <w:numFmt w:val="bullet"/>
+      <w:lvlText w:val=""/>
+      <w:lvlJc w:val="left"/>
+      <w:pPr>
+        <w:tabs>
+          <w:tab w:val="num" w:pos="5760"/>
+        </w:tabs>
+        <w:ind w:left="5760" w:hanging="360"/>
+      </w:pPr>
+      <w:rPr>
+        <w:rFonts w:ascii="Wingdings" w:hAnsi="Wingdings" w:hint="default"/>
+        <w:sz w:val="20"/>
+      </w:rPr>
+    </w:lvl>
+    <w:lvl w:ilvl="8" w:tentative="1">
+      <w:start w:val="1"/>
+      <w:numFmt w:val="bullet"/>
+      <w:lvlText w:val=""/>
+      <w:lvlJc w:val="left"/>
+      <w:pPr>
+        <w:tabs>
+          <w:tab w:val="num" w:pos="6480"/>
+        </w:tabs>
+        <w:ind w:left="6480" w:hanging="360"/>
+      </w:pPr>
+      <w:rPr>
+        <w:rFonts w:ascii="Wingdings" w:hAnsi="Wingdings" w:hint="default"/>
+        <w:sz w:val="20"/>
+      </w:rPr>
+    </w:lvl>
+  </w:abstractNum>
+  <w:abstractNum w:abstractNumId="4" w15:restartNumberingAfterBreak="0">
+    <w:nsid w:val="29AD1608"/>
+    <w:multiLevelType w:val="multilevel"/>
+    <w:tmpl w:val="A9B652E4"/>
+    <w:lvl w:ilvl="0">
+      <w:start w:val="1"/>
+      <w:numFmt w:val="bullet"/>
+      <w:lvlText w:val=""/>
+      <w:lvlJc w:val="left"/>
+      <w:pPr>
+        <w:tabs>
+          <w:tab w:val="num" w:pos="720"/>
+        </w:tabs>
+        <w:ind w:left="720" w:hanging="360"/>
+      </w:pPr>
+      <w:rPr>
+        <w:rFonts w:ascii="Symbol" w:hAnsi="Symbol" w:hint="default"/>
+        <w:sz w:val="20"/>
+      </w:rPr>
+    </w:lvl>
+    <w:lvl w:ilvl="1" w:tentative="1">
+      <w:start w:val="1"/>
+      <w:numFmt w:val="bullet"/>
+      <w:lvlText w:val="o"/>
+      <w:lvlJc w:val="left"/>
+      <w:pPr>
+        <w:tabs>
+          <w:tab w:val="num" w:pos="1440"/>
+        </w:tabs>
+        <w:ind w:left="1440" w:hanging="360"/>
+      </w:pPr>
+      <w:rPr>
+        <w:rFonts w:ascii="Courier New" w:hAnsi="Courier New" w:hint="default"/>
+        <w:sz w:val="20"/>
+      </w:rPr>
+    </w:lvl>
+    <w:lvl w:ilvl="2" w:tentative="1">
+      <w:start w:val="1"/>
+      <w:numFmt w:val="bullet"/>
+      <w:lvlText w:val=""/>
+      <w:lvlJc w:val="left"/>
+      <w:pPr>
+        <w:tabs>
+          <w:tab w:val="num" w:pos="2160"/>
+        </w:tabs>
+        <w:ind w:left="2160" w:hanging="360"/>
+      </w:pPr>
+      <w:rPr>
+        <w:rFonts w:ascii="Wingdings" w:hAnsi="Wingdings" w:hint="default"/>
+        <w:sz w:val="20"/>
+      </w:rPr>
+    </w:lvl>
+    <w:lvl w:ilvl="3" w:tentative="1">
+      <w:start w:val="1"/>
+      <w:numFmt w:val="bullet"/>
+      <w:lvlText w:val=""/>
+      <w:lvlJc w:val="left"/>
+      <w:pPr>
+        <w:tabs>
+          <w:tab w:val="num" w:pos="2880"/>
+        </w:tabs>
+        <w:ind w:left="2880" w:hanging="360"/>
+      </w:pPr>
+      <w:rPr>
+        <w:rFonts w:ascii="Wingdings" w:hAnsi="Wingdings" w:hint="default"/>
+        <w:sz w:val="20"/>
+      </w:rPr>
+    </w:lvl>
+    <w:lvl w:ilvl="4" w:tentative="1">
+      <w:start w:val="1"/>
+      <w:numFmt w:val="bullet"/>
+      <w:lvlText w:val=""/>
+      <w:lvlJc w:val="left"/>
+      <w:pPr>
+        <w:tabs>
+          <w:tab w:val="num" w:pos="3600"/>
+        </w:tabs>
+        <w:ind w:left="3600" w:hanging="360"/>
+      </w:pPr>
+      <w:rPr>
+        <w:rFonts w:ascii="Wingdings" w:hAnsi="Wingdings" w:hint="default"/>
+        <w:sz w:val="20"/>
+      </w:rPr>
+    </w:lvl>
+    <w:lvl w:ilvl="5" w:tentative="1">
+      <w:start w:val="1"/>
+      <w:numFmt w:val="bullet"/>
+      <w:lvlText w:val=""/>
+      <w:lvlJc w:val="left"/>
+      <w:pPr>
+        <w:tabs>
+          <w:tab w:val="num" w:pos="4320"/>
+        </w:tabs>
+        <w:ind w:left="4320" w:hanging="360"/>
+      </w:pPr>
+      <w:rPr>
+        <w:rFonts w:ascii="Wingdings" w:hAnsi="Wingdings" w:hint="default"/>
+        <w:sz w:val="20"/>
+      </w:rPr>
+    </w:lvl>
+    <w:lvl w:ilvl="6" w:tentative="1">
+      <w:start w:val="1"/>
+      <w:numFmt w:val="bullet"/>
+      <w:lvlText w:val=""/>
+      <w:lvlJc w:val="left"/>
+      <w:pPr>
+        <w:tabs>
+          <w:tab w:val="num" w:pos="5040"/>
+        </w:tabs>
+        <w:ind w:left="5040" w:hanging="360"/>
+      </w:pPr>
+      <w:rPr>
+        <w:rFonts w:ascii="Wingdings" w:hAnsi="Wingdings" w:hint="default"/>
+        <w:sz w:val="20"/>
+      </w:rPr>
+    </w:lvl>
+    <w:lvl w:ilvl="7" w:tentative="1">
+      <w:start w:val="1"/>
+      <w:numFmt w:val="bullet"/>
+      <w:lvlText w:val=""/>
+      <w:lvlJc w:val="left"/>
+      <w:pPr>
+        <w:tabs>
+          <w:tab w:val="num" w:pos="5760"/>
+        </w:tabs>
+        <w:ind w:left="5760" w:hanging="360"/>
+      </w:pPr>
+      <w:rPr>
+        <w:rFonts w:ascii="Wingdings" w:hAnsi="Wingdings" w:hint="default"/>
+        <w:sz w:val="20"/>
+      </w:rPr>
+    </w:lvl>
+    <w:lvl w:ilvl="8" w:tentative="1">
+      <w:start w:val="1"/>
+      <w:numFmt w:val="bullet"/>
+      <w:lvlText w:val=""/>
+      <w:lvlJc w:val="left"/>
+      <w:pPr>
+        <w:tabs>
+          <w:tab w:val="num" w:pos="6480"/>
+        </w:tabs>
+        <w:ind w:left="6480" w:hanging="360"/>
+      </w:pPr>
+      <w:rPr>
+        <w:rFonts w:ascii="Wingdings" w:hAnsi="Wingdings" w:hint="default"/>
+        <w:sz w:val="20"/>
+      </w:rPr>
+    </w:lvl>
+  </w:abstractNum>
+  <w:abstractNum w:abstractNumId="5" w15:restartNumberingAfterBreak="0">
+    <w:nsid w:val="31536C14"/>
+    <w:multiLevelType w:val="multilevel"/>
+    <w:tmpl w:val="13E831F8"/>
+    <w:lvl w:ilvl="0">
+      <w:start w:val="3"/>
+      <w:numFmt w:val="decimal"/>
+      <w:lvlText w:val="%1."/>
+      <w:lvlJc w:val="left"/>
+      <w:pPr>
+        <w:tabs>
+          <w:tab w:val="num" w:pos="720"/>
+        </w:tabs>
+        <w:ind w:left="720" w:hanging="360"/>
+      </w:pPr>
+    </w:lvl>
+    <w:lvl w:ilvl="1" w:tentative="1">
+      <w:start w:val="1"/>
+      <w:numFmt w:val="decimal"/>
+      <w:lvlText w:val="%2."/>
+      <w:lvlJc w:val="left"/>
+      <w:pPr>
+        <w:tabs>
+          <w:tab w:val="num" w:pos="1440"/>
+        </w:tabs>
+        <w:ind w:left="1440" w:hanging="360"/>
+      </w:pPr>
+    </w:lvl>
+    <w:lvl w:ilvl="2" w:tentative="1">
+      <w:start w:val="1"/>
+      <w:numFmt w:val="decimal"/>
+      <w:lvlText w:val="%3."/>
+      <w:lvlJc w:val="left"/>
+      <w:pPr>
+        <w:tabs>
+          <w:tab w:val="num" w:pos="2160"/>
+        </w:tabs>
+        <w:ind w:left="2160" w:hanging="360"/>
+      </w:pPr>
+    </w:lvl>
+    <w:lvl w:ilvl="3" w:tentative="1">
+      <w:start w:val="1"/>
+      <w:numFmt w:val="decimal"/>
+      <w:lvlText w:val="%4."/>
+      <w:lvlJc w:val="left"/>
+      <w:pPr>
+        <w:tabs>
+          <w:tab w:val="num" w:pos="2880"/>
+        </w:tabs>
+        <w:ind w:left="2880" w:hanging="360"/>
+      </w:pPr>
+    </w:lvl>
+    <w:lvl w:ilvl="4" w:tentative="1">
+      <w:start w:val="1"/>
+      <w:numFmt w:val="decimal"/>
+      <w:lvlText w:val="%5."/>
+      <w:lvlJc w:val="left"/>
+      <w:pPr>
+        <w:tabs>
+          <w:tab w:val="num" w:pos="3600"/>
+        </w:tabs>
+        <w:ind w:left="3600" w:hanging="360"/>
+      </w:pPr>
+    </w:lvl>
+    <w:lvl w:ilvl="5" w:tentative="1">
+      <w:start w:val="1"/>
+      <w:numFmt w:val="decimal"/>
+      <w:lvlText w:val="%6."/>
+      <w:lvlJc w:val="left"/>
+      <w:pPr>
+        <w:tabs>
+          <w:tab w:val="num" w:pos="4320"/>
+        </w:tabs>
+        <w:ind w:left="4320" w:hanging="360"/>
+      </w:pPr>
+    </w:lvl>
+    <w:lvl w:ilvl="6" w:tentative="1">
+      <w:start w:val="1"/>
+      <w:numFmt w:val="decimal"/>
+      <w:lvlText w:val="%7."/>
+      <w:lvlJc w:val="left"/>
+      <w:pPr>
+        <w:tabs>
+          <w:tab w:val="num" w:pos="5040"/>
+        </w:tabs>
+        <w:ind w:left="5040" w:hanging="360"/>
+      </w:pPr>
+    </w:lvl>
+    <w:lvl w:ilvl="7" w:tentative="1">
+      <w:start w:val="1"/>
+      <w:numFmt w:val="decimal"/>
+      <w:lvlText w:val="%8."/>
+      <w:lvlJc w:val="left"/>
+      <w:pPr>
+        <w:tabs>
+          <w:tab w:val="num" w:pos="5760"/>
+        </w:tabs>
+        <w:ind w:left="5760" w:hanging="360"/>
+      </w:pPr>
+    </w:lvl>
+    <w:lvl w:ilvl="8" w:tentative="1">
+      <w:start w:val="1"/>
+      <w:numFmt w:val="decimal"/>
+      <w:lvlText w:val="%9."/>
+      <w:lvlJc w:val="left"/>
+      <w:pPr>
+        <w:tabs>
+          <w:tab w:val="num" w:pos="6480"/>
+        </w:tabs>
+        <w:ind w:left="6480" w:hanging="360"/>
+      </w:pPr>
+    </w:lvl>
+  </w:abstractNum>
+  <w:abstractNum w:abstractNumId="6" w15:restartNumberingAfterBreak="0">
+    <w:nsid w:val="35594B64"/>
+    <w:multiLevelType w:val="multilevel"/>
+    <w:tmpl w:val="F522A8A4"/>
+    <w:lvl w:ilvl="0">
+      <w:start w:val="1"/>
+      <w:numFmt w:val="decimal"/>
+      <w:lvlText w:val="%1."/>
+      <w:lvlJc w:val="left"/>
+      <w:pPr>
+        <w:tabs>
+          <w:tab w:val="num" w:pos="720"/>
+        </w:tabs>
+        <w:ind w:left="720" w:hanging="360"/>
+      </w:pPr>
+    </w:lvl>
+    <w:lvl w:ilvl="1" w:tentative="1">
+      <w:start w:val="1"/>
+      <w:numFmt w:val="decimal"/>
+      <w:lvlText w:val="%2."/>
+      <w:lvlJc w:val="left"/>
+      <w:pPr>
+        <w:tabs>
+          <w:tab w:val="num" w:pos="1440"/>
+        </w:tabs>
+        <w:ind w:left="1440" w:hanging="360"/>
+      </w:pPr>
+    </w:lvl>
+    <w:lvl w:ilvl="2" w:tentative="1">
+      <w:start w:val="1"/>
+      <w:numFmt w:val="decimal"/>
+      <w:lvlText w:val="%3."/>
+      <w:lvlJc w:val="left"/>
+      <w:pPr>
+        <w:tabs>
+          <w:tab w:val="num" w:pos="2160"/>
+        </w:tabs>
+        <w:ind w:left="2160" w:hanging="360"/>
+      </w:pPr>
+    </w:lvl>
+    <w:lvl w:ilvl="3" w:tentative="1">
+      <w:start w:val="1"/>
+      <w:numFmt w:val="decimal"/>
+      <w:lvlText w:val="%4."/>
+      <w:lvlJc w:val="left"/>
+      <w:pPr>
+        <w:tabs>
+          <w:tab w:val="num" w:pos="2880"/>
+        </w:tabs>
+        <w:ind w:left="2880" w:hanging="360"/>
+      </w:pPr>
+    </w:lvl>
+    <w:lvl w:ilvl="4" w:tentative="1">
+      <w:start w:val="1"/>
+      <w:numFmt w:val="decimal"/>
+      <w:lvlText w:val="%5."/>
+      <w:lvlJc w:val="left"/>
+      <w:pPr>
+        <w:tabs>
+          <w:tab w:val="num" w:pos="3600"/>
+        </w:tabs>
+        <w:ind w:left="3600" w:hanging="360"/>
+      </w:pPr>
+    </w:lvl>
+    <w:lvl w:ilvl="5" w:tentative="1">
+      <w:start w:val="1"/>
+      <w:numFmt w:val="decimal"/>
+      <w:lvlText w:val="%6."/>
+      <w:lvlJc w:val="left"/>
+      <w:pPr>
+        <w:tabs>
+          <w:tab w:val="num" w:pos="4320"/>
+        </w:tabs>
+        <w:ind w:left="4320" w:hanging="360"/>
+      </w:pPr>
+    </w:lvl>
+    <w:lvl w:ilvl="6" w:tentative="1">
+      <w:start w:val="1"/>
+      <w:numFmt w:val="decimal"/>
+      <w:lvlText w:val="%7."/>
+      <w:lvlJc w:val="left"/>
+      <w:pPr>
+        <w:tabs>
+          <w:tab w:val="num" w:pos="5040"/>
+        </w:tabs>
+        <w:ind w:left="5040" w:hanging="360"/>
+      </w:pPr>
+    </w:lvl>
+    <w:lvl w:ilvl="7" w:tentative="1">
+      <w:start w:val="1"/>
+      <w:numFmt w:val="decimal"/>
+      <w:lvlText w:val="%8."/>
+      <w:lvlJc w:val="left"/>
+      <w:pPr>
+        <w:tabs>
+          <w:tab w:val="num" w:pos="5760"/>
+        </w:tabs>
+        <w:ind w:left="5760" w:hanging="360"/>
+      </w:pPr>
+    </w:lvl>
+    <w:lvl w:ilvl="8" w:tentative="1">
+      <w:start w:val="1"/>
+      <w:numFmt w:val="decimal"/>
+      <w:lvlText w:val="%9."/>
+      <w:lvlJc w:val="left"/>
+      <w:pPr>
+        <w:tabs>
+          <w:tab w:val="num" w:pos="6480"/>
+        </w:tabs>
+        <w:ind w:left="6480" w:hanging="360"/>
+      </w:pPr>
+    </w:lvl>
+  </w:abstractNum>
+  <w:abstractNum w:abstractNumId="7" w15:restartNumberingAfterBreak="0">
     <w:nsid w:val="3D081CE2"/>
     <w:multiLevelType w:val="multilevel"/>
     <w:tmpl w:val="92E02166"/>
@@ -833,7 +5362,233 @@
       </w:pPr>
     </w:lvl>
   </w:abstractNum>
-  <w:abstractNum w:abstractNumId="1" w15:restartNumberingAfterBreak="0">
+  <w:abstractNum w:abstractNumId="8" w15:restartNumberingAfterBreak="0">
+    <w:nsid w:val="456E47D2"/>
+    <w:multiLevelType w:val="multilevel"/>
+    <w:tmpl w:val="18362DEA"/>
+    <w:lvl w:ilvl="0">
+      <w:start w:val="1"/>
+      <w:numFmt w:val="decimal"/>
+      <w:lvlText w:val="%1."/>
+      <w:lvlJc w:val="left"/>
+      <w:pPr>
+        <w:tabs>
+          <w:tab w:val="num" w:pos="720"/>
+        </w:tabs>
+        <w:ind w:left="720" w:hanging="360"/>
+      </w:pPr>
+    </w:lvl>
+    <w:lvl w:ilvl="1" w:tentative="1">
+      <w:start w:val="1"/>
+      <w:numFmt w:val="decimal"/>
+      <w:lvlText w:val="%2."/>
+      <w:lvlJc w:val="left"/>
+      <w:pPr>
+        <w:tabs>
+          <w:tab w:val="num" w:pos="1440"/>
+        </w:tabs>
+        <w:ind w:left="1440" w:hanging="360"/>
+      </w:pPr>
+    </w:lvl>
+    <w:lvl w:ilvl="2" w:tentative="1">
+      <w:start w:val="1"/>
+      <w:numFmt w:val="decimal"/>
+      <w:lvlText w:val="%3."/>
+      <w:lvlJc w:val="left"/>
+      <w:pPr>
+        <w:tabs>
+          <w:tab w:val="num" w:pos="2160"/>
+        </w:tabs>
+        <w:ind w:left="2160" w:hanging="360"/>
+      </w:pPr>
+    </w:lvl>
+    <w:lvl w:ilvl="3" w:tentative="1">
+      <w:start w:val="1"/>
+      <w:numFmt w:val="decimal"/>
+      <w:lvlText w:val="%4."/>
+      <w:lvlJc w:val="left"/>
+      <w:pPr>
+        <w:tabs>
+          <w:tab w:val="num" w:pos="2880"/>
+        </w:tabs>
+        <w:ind w:left="2880" w:hanging="360"/>
+      </w:pPr>
+    </w:lvl>
+    <w:lvl w:ilvl="4" w:tentative="1">
+      <w:start w:val="1"/>
+      <w:numFmt w:val="decimal"/>
+      <w:lvlText w:val="%5."/>
+      <w:lvlJc w:val="left"/>
+      <w:pPr>
+        <w:tabs>
+          <w:tab w:val="num" w:pos="3600"/>
+        </w:tabs>
+        <w:ind w:left="3600" w:hanging="360"/>
+      </w:pPr>
+    </w:lvl>
+    <w:lvl w:ilvl="5" w:tentative="1">
+      <w:start w:val="1"/>
+      <w:numFmt w:val="decimal"/>
+      <w:lvlText w:val="%6."/>
+      <w:lvlJc w:val="left"/>
+      <w:pPr>
+        <w:tabs>
+          <w:tab w:val="num" w:pos="4320"/>
+        </w:tabs>
+        <w:ind w:left="4320" w:hanging="360"/>
+      </w:pPr>
+    </w:lvl>
+    <w:lvl w:ilvl="6" w:tentative="1">
+      <w:start w:val="1"/>
+      <w:numFmt w:val="decimal"/>
+      <w:lvlText w:val="%7."/>
+      <w:lvlJc w:val="left"/>
+      <w:pPr>
+        <w:tabs>
+          <w:tab w:val="num" w:pos="5040"/>
+        </w:tabs>
+        <w:ind w:left="5040" w:hanging="360"/>
+      </w:pPr>
+    </w:lvl>
+    <w:lvl w:ilvl="7" w:tentative="1">
+      <w:start w:val="1"/>
+      <w:numFmt w:val="decimal"/>
+      <w:lvlText w:val="%8."/>
+      <w:lvlJc w:val="left"/>
+      <w:pPr>
+        <w:tabs>
+          <w:tab w:val="num" w:pos="5760"/>
+        </w:tabs>
+        <w:ind w:left="5760" w:hanging="360"/>
+      </w:pPr>
+    </w:lvl>
+    <w:lvl w:ilvl="8" w:tentative="1">
+      <w:start w:val="1"/>
+      <w:numFmt w:val="decimal"/>
+      <w:lvlText w:val="%9."/>
+      <w:lvlJc w:val="left"/>
+      <w:pPr>
+        <w:tabs>
+          <w:tab w:val="num" w:pos="6480"/>
+        </w:tabs>
+        <w:ind w:left="6480" w:hanging="360"/>
+      </w:pPr>
+    </w:lvl>
+  </w:abstractNum>
+  <w:abstractNum w:abstractNumId="9" w15:restartNumberingAfterBreak="0">
+    <w:nsid w:val="469A4C96"/>
+    <w:multiLevelType w:val="multilevel"/>
+    <w:tmpl w:val="DB26B8F4"/>
+    <w:lvl w:ilvl="0">
+      <w:start w:val="1"/>
+      <w:numFmt w:val="decimal"/>
+      <w:lvlText w:val="%1."/>
+      <w:lvlJc w:val="left"/>
+      <w:pPr>
+        <w:tabs>
+          <w:tab w:val="num" w:pos="720"/>
+        </w:tabs>
+        <w:ind w:left="720" w:hanging="360"/>
+      </w:pPr>
+    </w:lvl>
+    <w:lvl w:ilvl="1" w:tentative="1">
+      <w:start w:val="1"/>
+      <w:numFmt w:val="decimal"/>
+      <w:lvlText w:val="%2."/>
+      <w:lvlJc w:val="left"/>
+      <w:pPr>
+        <w:tabs>
+          <w:tab w:val="num" w:pos="1440"/>
+        </w:tabs>
+        <w:ind w:left="1440" w:hanging="360"/>
+      </w:pPr>
+    </w:lvl>
+    <w:lvl w:ilvl="2" w:tentative="1">
+      <w:start w:val="1"/>
+      <w:numFmt w:val="decimal"/>
+      <w:lvlText w:val="%3."/>
+      <w:lvlJc w:val="left"/>
+      <w:pPr>
+        <w:tabs>
+          <w:tab w:val="num" w:pos="2160"/>
+        </w:tabs>
+        <w:ind w:left="2160" w:hanging="360"/>
+      </w:pPr>
+    </w:lvl>
+    <w:lvl w:ilvl="3" w:tentative="1">
+      <w:start w:val="1"/>
+      <w:numFmt w:val="decimal"/>
+      <w:lvlText w:val="%4."/>
+      <w:lvlJc w:val="left"/>
+      <w:pPr>
+        <w:tabs>
+          <w:tab w:val="num" w:pos="2880"/>
+        </w:tabs>
+        <w:ind w:left="2880" w:hanging="360"/>
+      </w:pPr>
+    </w:lvl>
+    <w:lvl w:ilvl="4" w:tentative="1">
+      <w:start w:val="1"/>
+      <w:numFmt w:val="decimal"/>
+      <w:lvlText w:val="%5."/>
+      <w:lvlJc w:val="left"/>
+      <w:pPr>
+        <w:tabs>
+          <w:tab w:val="num" w:pos="3600"/>
+        </w:tabs>
+        <w:ind w:left="3600" w:hanging="360"/>
+      </w:pPr>
+    </w:lvl>
+    <w:lvl w:ilvl="5" w:tentative="1">
+      <w:start w:val="1"/>
+      <w:numFmt w:val="decimal"/>
+      <w:lvlText w:val="%6."/>
+      <w:lvlJc w:val="left"/>
+      <w:pPr>
+        <w:tabs>
+          <w:tab w:val="num" w:pos="4320"/>
+        </w:tabs>
+        <w:ind w:left="4320" w:hanging="360"/>
+      </w:pPr>
+    </w:lvl>
+    <w:lvl w:ilvl="6" w:tentative="1">
+      <w:start w:val="1"/>
+      <w:numFmt w:val="decimal"/>
+      <w:lvlText w:val="%7."/>
+      <w:lvlJc w:val="left"/>
+      <w:pPr>
+        <w:tabs>
+          <w:tab w:val="num" w:pos="5040"/>
+        </w:tabs>
+        <w:ind w:left="5040" w:hanging="360"/>
+      </w:pPr>
+    </w:lvl>
+    <w:lvl w:ilvl="7" w:tentative="1">
+      <w:start w:val="1"/>
+      <w:numFmt w:val="decimal"/>
+      <w:lvlText w:val="%8."/>
+      <w:lvlJc w:val="left"/>
+      <w:pPr>
+        <w:tabs>
+          <w:tab w:val="num" w:pos="5760"/>
+        </w:tabs>
+        <w:ind w:left="5760" w:hanging="360"/>
+      </w:pPr>
+    </w:lvl>
+    <w:lvl w:ilvl="8" w:tentative="1">
+      <w:start w:val="1"/>
+      <w:numFmt w:val="decimal"/>
+      <w:lvlText w:val="%9."/>
+      <w:lvlJc w:val="left"/>
+      <w:pPr>
+        <w:tabs>
+          <w:tab w:val="num" w:pos="6480"/>
+        </w:tabs>
+        <w:ind w:left="6480" w:hanging="360"/>
+      </w:pPr>
+    </w:lvl>
+  </w:abstractNum>
+  <w:abstractNum w:abstractNumId="10" w15:restartNumberingAfterBreak="0">
     <w:nsid w:val="53424E89"/>
     <w:multiLevelType w:val="multilevel"/>
     <w:tmpl w:val="34AC0984"/>
@@ -982,11 +5737,1038 @@
       </w:rPr>
     </w:lvl>
   </w:abstractNum>
+  <w:abstractNum w:abstractNumId="11" w15:restartNumberingAfterBreak="0">
+    <w:nsid w:val="5504431D"/>
+    <w:multiLevelType w:val="multilevel"/>
+    <w:tmpl w:val="E2707144"/>
+    <w:lvl w:ilvl="0">
+      <w:start w:val="1"/>
+      <w:numFmt w:val="decimal"/>
+      <w:lvlText w:val="%1."/>
+      <w:lvlJc w:val="left"/>
+      <w:pPr>
+        <w:tabs>
+          <w:tab w:val="num" w:pos="720"/>
+        </w:tabs>
+        <w:ind w:left="720" w:hanging="360"/>
+      </w:pPr>
+    </w:lvl>
+    <w:lvl w:ilvl="1" w:tentative="1">
+      <w:start w:val="1"/>
+      <w:numFmt w:val="decimal"/>
+      <w:lvlText w:val="%2."/>
+      <w:lvlJc w:val="left"/>
+      <w:pPr>
+        <w:tabs>
+          <w:tab w:val="num" w:pos="1440"/>
+        </w:tabs>
+        <w:ind w:left="1440" w:hanging="360"/>
+      </w:pPr>
+    </w:lvl>
+    <w:lvl w:ilvl="2" w:tentative="1">
+      <w:start w:val="1"/>
+      <w:numFmt w:val="decimal"/>
+      <w:lvlText w:val="%3."/>
+      <w:lvlJc w:val="left"/>
+      <w:pPr>
+        <w:tabs>
+          <w:tab w:val="num" w:pos="2160"/>
+        </w:tabs>
+        <w:ind w:left="2160" w:hanging="360"/>
+      </w:pPr>
+    </w:lvl>
+    <w:lvl w:ilvl="3" w:tentative="1">
+      <w:start w:val="1"/>
+      <w:numFmt w:val="decimal"/>
+      <w:lvlText w:val="%4."/>
+      <w:lvlJc w:val="left"/>
+      <w:pPr>
+        <w:tabs>
+          <w:tab w:val="num" w:pos="2880"/>
+        </w:tabs>
+        <w:ind w:left="2880" w:hanging="360"/>
+      </w:pPr>
+    </w:lvl>
+    <w:lvl w:ilvl="4" w:tentative="1">
+      <w:start w:val="1"/>
+      <w:numFmt w:val="decimal"/>
+      <w:lvlText w:val="%5."/>
+      <w:lvlJc w:val="left"/>
+      <w:pPr>
+        <w:tabs>
+          <w:tab w:val="num" w:pos="3600"/>
+        </w:tabs>
+        <w:ind w:left="3600" w:hanging="360"/>
+      </w:pPr>
+    </w:lvl>
+    <w:lvl w:ilvl="5" w:tentative="1">
+      <w:start w:val="1"/>
+      <w:numFmt w:val="decimal"/>
+      <w:lvlText w:val="%6."/>
+      <w:lvlJc w:val="left"/>
+      <w:pPr>
+        <w:tabs>
+          <w:tab w:val="num" w:pos="4320"/>
+        </w:tabs>
+        <w:ind w:left="4320" w:hanging="360"/>
+      </w:pPr>
+    </w:lvl>
+    <w:lvl w:ilvl="6" w:tentative="1">
+      <w:start w:val="1"/>
+      <w:numFmt w:val="decimal"/>
+      <w:lvlText w:val="%7."/>
+      <w:lvlJc w:val="left"/>
+      <w:pPr>
+        <w:tabs>
+          <w:tab w:val="num" w:pos="5040"/>
+        </w:tabs>
+        <w:ind w:left="5040" w:hanging="360"/>
+      </w:pPr>
+    </w:lvl>
+    <w:lvl w:ilvl="7" w:tentative="1">
+      <w:start w:val="1"/>
+      <w:numFmt w:val="decimal"/>
+      <w:lvlText w:val="%8."/>
+      <w:lvlJc w:val="left"/>
+      <w:pPr>
+        <w:tabs>
+          <w:tab w:val="num" w:pos="5760"/>
+        </w:tabs>
+        <w:ind w:left="5760" w:hanging="360"/>
+      </w:pPr>
+    </w:lvl>
+    <w:lvl w:ilvl="8" w:tentative="1">
+      <w:start w:val="1"/>
+      <w:numFmt w:val="decimal"/>
+      <w:lvlText w:val="%9."/>
+      <w:lvlJc w:val="left"/>
+      <w:pPr>
+        <w:tabs>
+          <w:tab w:val="num" w:pos="6480"/>
+        </w:tabs>
+        <w:ind w:left="6480" w:hanging="360"/>
+      </w:pPr>
+    </w:lvl>
+  </w:abstractNum>
+  <w:abstractNum w:abstractNumId="12" w15:restartNumberingAfterBreak="0">
+    <w:nsid w:val="556F4358"/>
+    <w:multiLevelType w:val="multilevel"/>
+    <w:tmpl w:val="71427F5E"/>
+    <w:lvl w:ilvl="0">
+      <w:start w:val="1"/>
+      <w:numFmt w:val="bullet"/>
+      <w:lvlText w:val=""/>
+      <w:lvlJc w:val="left"/>
+      <w:pPr>
+        <w:tabs>
+          <w:tab w:val="num" w:pos="720"/>
+        </w:tabs>
+        <w:ind w:left="720" w:hanging="360"/>
+      </w:pPr>
+      <w:rPr>
+        <w:rFonts w:ascii="Symbol" w:hAnsi="Symbol" w:hint="default"/>
+        <w:sz w:val="20"/>
+      </w:rPr>
+    </w:lvl>
+    <w:lvl w:ilvl="1" w:tentative="1">
+      <w:start w:val="1"/>
+      <w:numFmt w:val="bullet"/>
+      <w:lvlText w:val="o"/>
+      <w:lvlJc w:val="left"/>
+      <w:pPr>
+        <w:tabs>
+          <w:tab w:val="num" w:pos="1440"/>
+        </w:tabs>
+        <w:ind w:left="1440" w:hanging="360"/>
+      </w:pPr>
+      <w:rPr>
+        <w:rFonts w:ascii="Courier New" w:hAnsi="Courier New" w:hint="default"/>
+        <w:sz w:val="20"/>
+      </w:rPr>
+    </w:lvl>
+    <w:lvl w:ilvl="2" w:tentative="1">
+      <w:start w:val="1"/>
+      <w:numFmt w:val="bullet"/>
+      <w:lvlText w:val=""/>
+      <w:lvlJc w:val="left"/>
+      <w:pPr>
+        <w:tabs>
+          <w:tab w:val="num" w:pos="2160"/>
+        </w:tabs>
+        <w:ind w:left="2160" w:hanging="360"/>
+      </w:pPr>
+      <w:rPr>
+        <w:rFonts w:ascii="Wingdings" w:hAnsi="Wingdings" w:hint="default"/>
+        <w:sz w:val="20"/>
+      </w:rPr>
+    </w:lvl>
+    <w:lvl w:ilvl="3" w:tentative="1">
+      <w:start w:val="1"/>
+      <w:numFmt w:val="bullet"/>
+      <w:lvlText w:val=""/>
+      <w:lvlJc w:val="left"/>
+      <w:pPr>
+        <w:tabs>
+          <w:tab w:val="num" w:pos="2880"/>
+        </w:tabs>
+        <w:ind w:left="2880" w:hanging="360"/>
+      </w:pPr>
+      <w:rPr>
+        <w:rFonts w:ascii="Wingdings" w:hAnsi="Wingdings" w:hint="default"/>
+        <w:sz w:val="20"/>
+      </w:rPr>
+    </w:lvl>
+    <w:lvl w:ilvl="4" w:tentative="1">
+      <w:start w:val="1"/>
+      <w:numFmt w:val="bullet"/>
+      <w:lvlText w:val=""/>
+      <w:lvlJc w:val="left"/>
+      <w:pPr>
+        <w:tabs>
+          <w:tab w:val="num" w:pos="3600"/>
+        </w:tabs>
+        <w:ind w:left="3600" w:hanging="360"/>
+      </w:pPr>
+      <w:rPr>
+        <w:rFonts w:ascii="Wingdings" w:hAnsi="Wingdings" w:hint="default"/>
+        <w:sz w:val="20"/>
+      </w:rPr>
+    </w:lvl>
+    <w:lvl w:ilvl="5" w:tentative="1">
+      <w:start w:val="1"/>
+      <w:numFmt w:val="bullet"/>
+      <w:lvlText w:val=""/>
+      <w:lvlJc w:val="left"/>
+      <w:pPr>
+        <w:tabs>
+          <w:tab w:val="num" w:pos="4320"/>
+        </w:tabs>
+        <w:ind w:left="4320" w:hanging="360"/>
+      </w:pPr>
+      <w:rPr>
+        <w:rFonts w:ascii="Wingdings" w:hAnsi="Wingdings" w:hint="default"/>
+        <w:sz w:val="20"/>
+      </w:rPr>
+    </w:lvl>
+    <w:lvl w:ilvl="6" w:tentative="1">
+      <w:start w:val="1"/>
+      <w:numFmt w:val="bullet"/>
+      <w:lvlText w:val=""/>
+      <w:lvlJc w:val="left"/>
+      <w:pPr>
+        <w:tabs>
+          <w:tab w:val="num" w:pos="5040"/>
+        </w:tabs>
+        <w:ind w:left="5040" w:hanging="360"/>
+      </w:pPr>
+      <w:rPr>
+        <w:rFonts w:ascii="Wingdings" w:hAnsi="Wingdings" w:hint="default"/>
+        <w:sz w:val="20"/>
+      </w:rPr>
+    </w:lvl>
+    <w:lvl w:ilvl="7" w:tentative="1">
+      <w:start w:val="1"/>
+      <w:numFmt w:val="bullet"/>
+      <w:lvlText w:val=""/>
+      <w:lvlJc w:val="left"/>
+      <w:pPr>
+        <w:tabs>
+          <w:tab w:val="num" w:pos="5760"/>
+        </w:tabs>
+        <w:ind w:left="5760" w:hanging="360"/>
+      </w:pPr>
+      <w:rPr>
+        <w:rFonts w:ascii="Wingdings" w:hAnsi="Wingdings" w:hint="default"/>
+        <w:sz w:val="20"/>
+      </w:rPr>
+    </w:lvl>
+    <w:lvl w:ilvl="8" w:tentative="1">
+      <w:start w:val="1"/>
+      <w:numFmt w:val="bullet"/>
+      <w:lvlText w:val=""/>
+      <w:lvlJc w:val="left"/>
+      <w:pPr>
+        <w:tabs>
+          <w:tab w:val="num" w:pos="6480"/>
+        </w:tabs>
+        <w:ind w:left="6480" w:hanging="360"/>
+      </w:pPr>
+      <w:rPr>
+        <w:rFonts w:ascii="Wingdings" w:hAnsi="Wingdings" w:hint="default"/>
+        <w:sz w:val="20"/>
+      </w:rPr>
+    </w:lvl>
+  </w:abstractNum>
+  <w:abstractNum w:abstractNumId="13" w15:restartNumberingAfterBreak="0">
+    <w:nsid w:val="5A1B1481"/>
+    <w:multiLevelType w:val="multilevel"/>
+    <w:tmpl w:val="94B68D5E"/>
+    <w:lvl w:ilvl="0">
+      <w:start w:val="1"/>
+      <w:numFmt w:val="decimal"/>
+      <w:lvlText w:val="%1."/>
+      <w:lvlJc w:val="left"/>
+      <w:pPr>
+        <w:tabs>
+          <w:tab w:val="num" w:pos="720"/>
+        </w:tabs>
+        <w:ind w:left="720" w:hanging="360"/>
+      </w:pPr>
+    </w:lvl>
+    <w:lvl w:ilvl="1" w:tentative="1">
+      <w:start w:val="1"/>
+      <w:numFmt w:val="decimal"/>
+      <w:lvlText w:val="%2."/>
+      <w:lvlJc w:val="left"/>
+      <w:pPr>
+        <w:tabs>
+          <w:tab w:val="num" w:pos="1440"/>
+        </w:tabs>
+        <w:ind w:left="1440" w:hanging="360"/>
+      </w:pPr>
+    </w:lvl>
+    <w:lvl w:ilvl="2" w:tentative="1">
+      <w:start w:val="1"/>
+      <w:numFmt w:val="decimal"/>
+      <w:lvlText w:val="%3."/>
+      <w:lvlJc w:val="left"/>
+      <w:pPr>
+        <w:tabs>
+          <w:tab w:val="num" w:pos="2160"/>
+        </w:tabs>
+        <w:ind w:left="2160" w:hanging="360"/>
+      </w:pPr>
+    </w:lvl>
+    <w:lvl w:ilvl="3" w:tentative="1">
+      <w:start w:val="1"/>
+      <w:numFmt w:val="decimal"/>
+      <w:lvlText w:val="%4."/>
+      <w:lvlJc w:val="left"/>
+      <w:pPr>
+        <w:tabs>
+          <w:tab w:val="num" w:pos="2880"/>
+        </w:tabs>
+        <w:ind w:left="2880" w:hanging="360"/>
+      </w:pPr>
+    </w:lvl>
+    <w:lvl w:ilvl="4" w:tentative="1">
+      <w:start w:val="1"/>
+      <w:numFmt w:val="decimal"/>
+      <w:lvlText w:val="%5."/>
+      <w:lvlJc w:val="left"/>
+      <w:pPr>
+        <w:tabs>
+          <w:tab w:val="num" w:pos="3600"/>
+        </w:tabs>
+        <w:ind w:left="3600" w:hanging="360"/>
+      </w:pPr>
+    </w:lvl>
+    <w:lvl w:ilvl="5" w:tentative="1">
+      <w:start w:val="1"/>
+      <w:numFmt w:val="decimal"/>
+      <w:lvlText w:val="%6."/>
+      <w:lvlJc w:val="left"/>
+      <w:pPr>
+        <w:tabs>
+          <w:tab w:val="num" w:pos="4320"/>
+        </w:tabs>
+        <w:ind w:left="4320" w:hanging="360"/>
+      </w:pPr>
+    </w:lvl>
+    <w:lvl w:ilvl="6" w:tentative="1">
+      <w:start w:val="1"/>
+      <w:numFmt w:val="decimal"/>
+      <w:lvlText w:val="%7."/>
+      <w:lvlJc w:val="left"/>
+      <w:pPr>
+        <w:tabs>
+          <w:tab w:val="num" w:pos="5040"/>
+        </w:tabs>
+        <w:ind w:left="5040" w:hanging="360"/>
+      </w:pPr>
+    </w:lvl>
+    <w:lvl w:ilvl="7" w:tentative="1">
+      <w:start w:val="1"/>
+      <w:numFmt w:val="decimal"/>
+      <w:lvlText w:val="%8."/>
+      <w:lvlJc w:val="left"/>
+      <w:pPr>
+        <w:tabs>
+          <w:tab w:val="num" w:pos="5760"/>
+        </w:tabs>
+        <w:ind w:left="5760" w:hanging="360"/>
+      </w:pPr>
+    </w:lvl>
+    <w:lvl w:ilvl="8" w:tentative="1">
+      <w:start w:val="1"/>
+      <w:numFmt w:val="decimal"/>
+      <w:lvlText w:val="%9."/>
+      <w:lvlJc w:val="left"/>
+      <w:pPr>
+        <w:tabs>
+          <w:tab w:val="num" w:pos="6480"/>
+        </w:tabs>
+        <w:ind w:left="6480" w:hanging="360"/>
+      </w:pPr>
+    </w:lvl>
+  </w:abstractNum>
+  <w:abstractNum w:abstractNumId="14" w15:restartNumberingAfterBreak="0">
+    <w:nsid w:val="5F547386"/>
+    <w:multiLevelType w:val="multilevel"/>
+    <w:tmpl w:val="599AFA3A"/>
+    <w:lvl w:ilvl="0">
+      <w:start w:val="3"/>
+      <w:numFmt w:val="decimal"/>
+      <w:lvlText w:val="%1."/>
+      <w:lvlJc w:val="left"/>
+      <w:pPr>
+        <w:tabs>
+          <w:tab w:val="num" w:pos="720"/>
+        </w:tabs>
+        <w:ind w:left="720" w:hanging="360"/>
+      </w:pPr>
+    </w:lvl>
+    <w:lvl w:ilvl="1" w:tentative="1">
+      <w:start w:val="1"/>
+      <w:numFmt w:val="decimal"/>
+      <w:lvlText w:val="%2."/>
+      <w:lvlJc w:val="left"/>
+      <w:pPr>
+        <w:tabs>
+          <w:tab w:val="num" w:pos="1440"/>
+        </w:tabs>
+        <w:ind w:left="1440" w:hanging="360"/>
+      </w:pPr>
+    </w:lvl>
+    <w:lvl w:ilvl="2" w:tentative="1">
+      <w:start w:val="1"/>
+      <w:numFmt w:val="decimal"/>
+      <w:lvlText w:val="%3."/>
+      <w:lvlJc w:val="left"/>
+      <w:pPr>
+        <w:tabs>
+          <w:tab w:val="num" w:pos="2160"/>
+        </w:tabs>
+        <w:ind w:left="2160" w:hanging="360"/>
+      </w:pPr>
+    </w:lvl>
+    <w:lvl w:ilvl="3" w:tentative="1">
+      <w:start w:val="1"/>
+      <w:numFmt w:val="decimal"/>
+      <w:lvlText w:val="%4."/>
+      <w:lvlJc w:val="left"/>
+      <w:pPr>
+        <w:tabs>
+          <w:tab w:val="num" w:pos="2880"/>
+        </w:tabs>
+        <w:ind w:left="2880" w:hanging="360"/>
+      </w:pPr>
+    </w:lvl>
+    <w:lvl w:ilvl="4" w:tentative="1">
+      <w:start w:val="1"/>
+      <w:numFmt w:val="decimal"/>
+      <w:lvlText w:val="%5."/>
+      <w:lvlJc w:val="left"/>
+      <w:pPr>
+        <w:tabs>
+          <w:tab w:val="num" w:pos="3600"/>
+        </w:tabs>
+        <w:ind w:left="3600" w:hanging="360"/>
+      </w:pPr>
+    </w:lvl>
+    <w:lvl w:ilvl="5" w:tentative="1">
+      <w:start w:val="1"/>
+      <w:numFmt w:val="decimal"/>
+      <w:lvlText w:val="%6."/>
+      <w:lvlJc w:val="left"/>
+      <w:pPr>
+        <w:tabs>
+          <w:tab w:val="num" w:pos="4320"/>
+        </w:tabs>
+        <w:ind w:left="4320" w:hanging="360"/>
+      </w:pPr>
+    </w:lvl>
+    <w:lvl w:ilvl="6" w:tentative="1">
+      <w:start w:val="1"/>
+      <w:numFmt w:val="decimal"/>
+      <w:lvlText w:val="%7."/>
+      <w:lvlJc w:val="left"/>
+      <w:pPr>
+        <w:tabs>
+          <w:tab w:val="num" w:pos="5040"/>
+        </w:tabs>
+        <w:ind w:left="5040" w:hanging="360"/>
+      </w:pPr>
+    </w:lvl>
+    <w:lvl w:ilvl="7" w:tentative="1">
+      <w:start w:val="1"/>
+      <w:numFmt w:val="decimal"/>
+      <w:lvlText w:val="%8."/>
+      <w:lvlJc w:val="left"/>
+      <w:pPr>
+        <w:tabs>
+          <w:tab w:val="num" w:pos="5760"/>
+        </w:tabs>
+        <w:ind w:left="5760" w:hanging="360"/>
+      </w:pPr>
+    </w:lvl>
+    <w:lvl w:ilvl="8" w:tentative="1">
+      <w:start w:val="1"/>
+      <w:numFmt w:val="decimal"/>
+      <w:lvlText w:val="%9."/>
+      <w:lvlJc w:val="left"/>
+      <w:pPr>
+        <w:tabs>
+          <w:tab w:val="num" w:pos="6480"/>
+        </w:tabs>
+        <w:ind w:left="6480" w:hanging="360"/>
+      </w:pPr>
+    </w:lvl>
+  </w:abstractNum>
+  <w:abstractNum w:abstractNumId="15" w15:restartNumberingAfterBreak="0">
+    <w:nsid w:val="5F9D57FA"/>
+    <w:multiLevelType w:val="multilevel"/>
+    <w:tmpl w:val="9DB2473A"/>
+    <w:lvl w:ilvl="0">
+      <w:start w:val="1"/>
+      <w:numFmt w:val="decimal"/>
+      <w:lvlText w:val="%1."/>
+      <w:lvlJc w:val="left"/>
+      <w:pPr>
+        <w:tabs>
+          <w:tab w:val="num" w:pos="720"/>
+        </w:tabs>
+        <w:ind w:left="720" w:hanging="360"/>
+      </w:pPr>
+    </w:lvl>
+    <w:lvl w:ilvl="1" w:tentative="1">
+      <w:start w:val="1"/>
+      <w:numFmt w:val="decimal"/>
+      <w:lvlText w:val="%2."/>
+      <w:lvlJc w:val="left"/>
+      <w:pPr>
+        <w:tabs>
+          <w:tab w:val="num" w:pos="1440"/>
+        </w:tabs>
+        <w:ind w:left="1440" w:hanging="360"/>
+      </w:pPr>
+    </w:lvl>
+    <w:lvl w:ilvl="2" w:tentative="1">
+      <w:start w:val="1"/>
+      <w:numFmt w:val="decimal"/>
+      <w:lvlText w:val="%3."/>
+      <w:lvlJc w:val="left"/>
+      <w:pPr>
+        <w:tabs>
+          <w:tab w:val="num" w:pos="2160"/>
+        </w:tabs>
+        <w:ind w:left="2160" w:hanging="360"/>
+      </w:pPr>
+    </w:lvl>
+    <w:lvl w:ilvl="3" w:tentative="1">
+      <w:start w:val="1"/>
+      <w:numFmt w:val="decimal"/>
+      <w:lvlText w:val="%4."/>
+      <w:lvlJc w:val="left"/>
+      <w:pPr>
+        <w:tabs>
+          <w:tab w:val="num" w:pos="2880"/>
+        </w:tabs>
+        <w:ind w:left="2880" w:hanging="360"/>
+      </w:pPr>
+    </w:lvl>
+    <w:lvl w:ilvl="4" w:tentative="1">
+      <w:start w:val="1"/>
+      <w:numFmt w:val="decimal"/>
+      <w:lvlText w:val="%5."/>
+      <w:lvlJc w:val="left"/>
+      <w:pPr>
+        <w:tabs>
+          <w:tab w:val="num" w:pos="3600"/>
+        </w:tabs>
+        <w:ind w:left="3600" w:hanging="360"/>
+      </w:pPr>
+    </w:lvl>
+    <w:lvl w:ilvl="5" w:tentative="1">
+      <w:start w:val="1"/>
+      <w:numFmt w:val="decimal"/>
+      <w:lvlText w:val="%6."/>
+      <w:lvlJc w:val="left"/>
+      <w:pPr>
+        <w:tabs>
+          <w:tab w:val="num" w:pos="4320"/>
+        </w:tabs>
+        <w:ind w:left="4320" w:hanging="360"/>
+      </w:pPr>
+    </w:lvl>
+    <w:lvl w:ilvl="6" w:tentative="1">
+      <w:start w:val="1"/>
+      <w:numFmt w:val="decimal"/>
+      <w:lvlText w:val="%7."/>
+      <w:lvlJc w:val="left"/>
+      <w:pPr>
+        <w:tabs>
+          <w:tab w:val="num" w:pos="5040"/>
+        </w:tabs>
+        <w:ind w:left="5040" w:hanging="360"/>
+      </w:pPr>
+    </w:lvl>
+    <w:lvl w:ilvl="7" w:tentative="1">
+      <w:start w:val="1"/>
+      <w:numFmt w:val="decimal"/>
+      <w:lvlText w:val="%8."/>
+      <w:lvlJc w:val="left"/>
+      <w:pPr>
+        <w:tabs>
+          <w:tab w:val="num" w:pos="5760"/>
+        </w:tabs>
+        <w:ind w:left="5760" w:hanging="360"/>
+      </w:pPr>
+    </w:lvl>
+    <w:lvl w:ilvl="8" w:tentative="1">
+      <w:start w:val="1"/>
+      <w:numFmt w:val="decimal"/>
+      <w:lvlText w:val="%9."/>
+      <w:lvlJc w:val="left"/>
+      <w:pPr>
+        <w:tabs>
+          <w:tab w:val="num" w:pos="6480"/>
+        </w:tabs>
+        <w:ind w:left="6480" w:hanging="360"/>
+      </w:pPr>
+    </w:lvl>
+  </w:abstractNum>
+  <w:abstractNum w:abstractNumId="16" w15:restartNumberingAfterBreak="0">
+    <w:nsid w:val="65E30ABC"/>
+    <w:multiLevelType w:val="multilevel"/>
+    <w:tmpl w:val="0608B1C4"/>
+    <w:lvl w:ilvl="0">
+      <w:start w:val="1"/>
+      <w:numFmt w:val="decimal"/>
+      <w:lvlText w:val="%1."/>
+      <w:lvlJc w:val="left"/>
+      <w:pPr>
+        <w:tabs>
+          <w:tab w:val="num" w:pos="720"/>
+        </w:tabs>
+        <w:ind w:left="720" w:hanging="360"/>
+      </w:pPr>
+    </w:lvl>
+    <w:lvl w:ilvl="1" w:tentative="1">
+      <w:start w:val="1"/>
+      <w:numFmt w:val="decimal"/>
+      <w:lvlText w:val="%2."/>
+      <w:lvlJc w:val="left"/>
+      <w:pPr>
+        <w:tabs>
+          <w:tab w:val="num" w:pos="1440"/>
+        </w:tabs>
+        <w:ind w:left="1440" w:hanging="360"/>
+      </w:pPr>
+    </w:lvl>
+    <w:lvl w:ilvl="2" w:tentative="1">
+      <w:start w:val="1"/>
+      <w:numFmt w:val="decimal"/>
+      <w:lvlText w:val="%3."/>
+      <w:lvlJc w:val="left"/>
+      <w:pPr>
+        <w:tabs>
+          <w:tab w:val="num" w:pos="2160"/>
+        </w:tabs>
+        <w:ind w:left="2160" w:hanging="360"/>
+      </w:pPr>
+    </w:lvl>
+    <w:lvl w:ilvl="3" w:tentative="1">
+      <w:start w:val="1"/>
+      <w:numFmt w:val="decimal"/>
+      <w:lvlText w:val="%4."/>
+      <w:lvlJc w:val="left"/>
+      <w:pPr>
+        <w:tabs>
+          <w:tab w:val="num" w:pos="2880"/>
+        </w:tabs>
+        <w:ind w:left="2880" w:hanging="360"/>
+      </w:pPr>
+    </w:lvl>
+    <w:lvl w:ilvl="4" w:tentative="1">
+      <w:start w:val="1"/>
+      <w:numFmt w:val="decimal"/>
+      <w:lvlText w:val="%5."/>
+      <w:lvlJc w:val="left"/>
+      <w:pPr>
+        <w:tabs>
+          <w:tab w:val="num" w:pos="3600"/>
+        </w:tabs>
+        <w:ind w:left="3600" w:hanging="360"/>
+      </w:pPr>
+    </w:lvl>
+    <w:lvl w:ilvl="5" w:tentative="1">
+      <w:start w:val="1"/>
+      <w:numFmt w:val="decimal"/>
+      <w:lvlText w:val="%6."/>
+      <w:lvlJc w:val="left"/>
+      <w:pPr>
+        <w:tabs>
+          <w:tab w:val="num" w:pos="4320"/>
+        </w:tabs>
+        <w:ind w:left="4320" w:hanging="360"/>
+      </w:pPr>
+    </w:lvl>
+    <w:lvl w:ilvl="6" w:tentative="1">
+      <w:start w:val="1"/>
+      <w:numFmt w:val="decimal"/>
+      <w:lvlText w:val="%7."/>
+      <w:lvlJc w:val="left"/>
+      <w:pPr>
+        <w:tabs>
+          <w:tab w:val="num" w:pos="5040"/>
+        </w:tabs>
+        <w:ind w:left="5040" w:hanging="360"/>
+      </w:pPr>
+    </w:lvl>
+    <w:lvl w:ilvl="7" w:tentative="1">
+      <w:start w:val="1"/>
+      <w:numFmt w:val="decimal"/>
+      <w:lvlText w:val="%8."/>
+      <w:lvlJc w:val="left"/>
+      <w:pPr>
+        <w:tabs>
+          <w:tab w:val="num" w:pos="5760"/>
+        </w:tabs>
+        <w:ind w:left="5760" w:hanging="360"/>
+      </w:pPr>
+    </w:lvl>
+    <w:lvl w:ilvl="8" w:tentative="1">
+      <w:start w:val="1"/>
+      <w:numFmt w:val="decimal"/>
+      <w:lvlText w:val="%9."/>
+      <w:lvlJc w:val="left"/>
+      <w:pPr>
+        <w:tabs>
+          <w:tab w:val="num" w:pos="6480"/>
+        </w:tabs>
+        <w:ind w:left="6480" w:hanging="360"/>
+      </w:pPr>
+    </w:lvl>
+  </w:abstractNum>
+  <w:abstractNum w:abstractNumId="17" w15:restartNumberingAfterBreak="0">
+    <w:nsid w:val="6E4B09C4"/>
+    <w:multiLevelType w:val="multilevel"/>
+    <w:tmpl w:val="AF3AF420"/>
+    <w:lvl w:ilvl="0">
+      <w:start w:val="1"/>
+      <w:numFmt w:val="bullet"/>
+      <w:lvlText w:val=""/>
+      <w:lvlJc w:val="left"/>
+      <w:pPr>
+        <w:tabs>
+          <w:tab w:val="num" w:pos="720"/>
+        </w:tabs>
+        <w:ind w:left="720" w:hanging="360"/>
+      </w:pPr>
+      <w:rPr>
+        <w:rFonts w:ascii="Symbol" w:hAnsi="Symbol" w:hint="default"/>
+        <w:sz w:val="20"/>
+      </w:rPr>
+    </w:lvl>
+    <w:lvl w:ilvl="1" w:tentative="1">
+      <w:start w:val="1"/>
+      <w:numFmt w:val="bullet"/>
+      <w:lvlText w:val="o"/>
+      <w:lvlJc w:val="left"/>
+      <w:pPr>
+        <w:tabs>
+          <w:tab w:val="num" w:pos="1440"/>
+        </w:tabs>
+        <w:ind w:left="1440" w:hanging="360"/>
+      </w:pPr>
+      <w:rPr>
+        <w:rFonts w:ascii="Courier New" w:hAnsi="Courier New" w:hint="default"/>
+        <w:sz w:val="20"/>
+      </w:rPr>
+    </w:lvl>
+    <w:lvl w:ilvl="2" w:tentative="1">
+      <w:start w:val="1"/>
+      <w:numFmt w:val="bullet"/>
+      <w:lvlText w:val=""/>
+      <w:lvlJc w:val="left"/>
+      <w:pPr>
+        <w:tabs>
+          <w:tab w:val="num" w:pos="2160"/>
+        </w:tabs>
+        <w:ind w:left="2160" w:hanging="360"/>
+      </w:pPr>
+      <w:rPr>
+        <w:rFonts w:ascii="Wingdings" w:hAnsi="Wingdings" w:hint="default"/>
+        <w:sz w:val="20"/>
+      </w:rPr>
+    </w:lvl>
+    <w:lvl w:ilvl="3" w:tentative="1">
+      <w:start w:val="1"/>
+      <w:numFmt w:val="bullet"/>
+      <w:lvlText w:val=""/>
+      <w:lvlJc w:val="left"/>
+      <w:pPr>
+        <w:tabs>
+          <w:tab w:val="num" w:pos="2880"/>
+        </w:tabs>
+        <w:ind w:left="2880" w:hanging="360"/>
+      </w:pPr>
+      <w:rPr>
+        <w:rFonts w:ascii="Wingdings" w:hAnsi="Wingdings" w:hint="default"/>
+        <w:sz w:val="20"/>
+      </w:rPr>
+    </w:lvl>
+    <w:lvl w:ilvl="4" w:tentative="1">
+      <w:start w:val="1"/>
+      <w:numFmt w:val="bullet"/>
+      <w:lvlText w:val=""/>
+      <w:lvlJc w:val="left"/>
+      <w:pPr>
+        <w:tabs>
+          <w:tab w:val="num" w:pos="3600"/>
+        </w:tabs>
+        <w:ind w:left="3600" w:hanging="360"/>
+      </w:pPr>
+      <w:rPr>
+        <w:rFonts w:ascii="Wingdings" w:hAnsi="Wingdings" w:hint="default"/>
+        <w:sz w:val="20"/>
+      </w:rPr>
+    </w:lvl>
+    <w:lvl w:ilvl="5" w:tentative="1">
+      <w:start w:val="1"/>
+      <w:numFmt w:val="bullet"/>
+      <w:lvlText w:val=""/>
+      <w:lvlJc w:val="left"/>
+      <w:pPr>
+        <w:tabs>
+          <w:tab w:val="num" w:pos="4320"/>
+        </w:tabs>
+        <w:ind w:left="4320" w:hanging="360"/>
+      </w:pPr>
+      <w:rPr>
+        <w:rFonts w:ascii="Wingdings" w:hAnsi="Wingdings" w:hint="default"/>
+        <w:sz w:val="20"/>
+      </w:rPr>
+    </w:lvl>
+    <w:lvl w:ilvl="6" w:tentative="1">
+      <w:start w:val="1"/>
+      <w:numFmt w:val="bullet"/>
+      <w:lvlText w:val=""/>
+      <w:lvlJc w:val="left"/>
+      <w:pPr>
+        <w:tabs>
+          <w:tab w:val="num" w:pos="5040"/>
+        </w:tabs>
+        <w:ind w:left="5040" w:hanging="360"/>
+      </w:pPr>
+      <w:rPr>
+        <w:rFonts w:ascii="Wingdings" w:hAnsi="Wingdings" w:hint="default"/>
+        <w:sz w:val="20"/>
+      </w:rPr>
+    </w:lvl>
+    <w:lvl w:ilvl="7" w:tentative="1">
+      <w:start w:val="1"/>
+      <w:numFmt w:val="bullet"/>
+      <w:lvlText w:val=""/>
+      <w:lvlJc w:val="left"/>
+      <w:pPr>
+        <w:tabs>
+          <w:tab w:val="num" w:pos="5760"/>
+        </w:tabs>
+        <w:ind w:left="5760" w:hanging="360"/>
+      </w:pPr>
+      <w:rPr>
+        <w:rFonts w:ascii="Wingdings" w:hAnsi="Wingdings" w:hint="default"/>
+        <w:sz w:val="20"/>
+      </w:rPr>
+    </w:lvl>
+    <w:lvl w:ilvl="8" w:tentative="1">
+      <w:start w:val="1"/>
+      <w:numFmt w:val="bullet"/>
+      <w:lvlText w:val=""/>
+      <w:lvlJc w:val="left"/>
+      <w:pPr>
+        <w:tabs>
+          <w:tab w:val="num" w:pos="6480"/>
+        </w:tabs>
+        <w:ind w:left="6480" w:hanging="360"/>
+      </w:pPr>
+      <w:rPr>
+        <w:rFonts w:ascii="Wingdings" w:hAnsi="Wingdings" w:hint="default"/>
+        <w:sz w:val="20"/>
+      </w:rPr>
+    </w:lvl>
+  </w:abstractNum>
+  <w:abstractNum w:abstractNumId="18" w15:restartNumberingAfterBreak="0">
+    <w:nsid w:val="772107FC"/>
+    <w:multiLevelType w:val="multilevel"/>
+    <w:tmpl w:val="E304B6DA"/>
+    <w:lvl w:ilvl="0">
+      <w:start w:val="1"/>
+      <w:numFmt w:val="decimal"/>
+      <w:lvlText w:val="%1."/>
+      <w:lvlJc w:val="left"/>
+      <w:pPr>
+        <w:tabs>
+          <w:tab w:val="num" w:pos="720"/>
+        </w:tabs>
+        <w:ind w:left="720" w:hanging="360"/>
+      </w:pPr>
+    </w:lvl>
+    <w:lvl w:ilvl="1" w:tentative="1">
+      <w:start w:val="1"/>
+      <w:numFmt w:val="decimal"/>
+      <w:lvlText w:val="%2."/>
+      <w:lvlJc w:val="left"/>
+      <w:pPr>
+        <w:tabs>
+          <w:tab w:val="num" w:pos="1440"/>
+        </w:tabs>
+        <w:ind w:left="1440" w:hanging="360"/>
+      </w:pPr>
+    </w:lvl>
+    <w:lvl w:ilvl="2" w:tentative="1">
+      <w:start w:val="1"/>
+      <w:numFmt w:val="decimal"/>
+      <w:lvlText w:val="%3."/>
+      <w:lvlJc w:val="left"/>
+      <w:pPr>
+        <w:tabs>
+          <w:tab w:val="num" w:pos="2160"/>
+        </w:tabs>
+        <w:ind w:left="2160" w:hanging="360"/>
+      </w:pPr>
+    </w:lvl>
+    <w:lvl w:ilvl="3" w:tentative="1">
+      <w:start w:val="1"/>
+      <w:numFmt w:val="decimal"/>
+      <w:lvlText w:val="%4."/>
+      <w:lvlJc w:val="left"/>
+      <w:pPr>
+        <w:tabs>
+          <w:tab w:val="num" w:pos="2880"/>
+        </w:tabs>
+        <w:ind w:left="2880" w:hanging="360"/>
+      </w:pPr>
+    </w:lvl>
+    <w:lvl w:ilvl="4" w:tentative="1">
+      <w:start w:val="1"/>
+      <w:numFmt w:val="decimal"/>
+      <w:lvlText w:val="%5."/>
+      <w:lvlJc w:val="left"/>
+      <w:pPr>
+        <w:tabs>
+          <w:tab w:val="num" w:pos="3600"/>
+        </w:tabs>
+        <w:ind w:left="3600" w:hanging="360"/>
+      </w:pPr>
+    </w:lvl>
+    <w:lvl w:ilvl="5" w:tentative="1">
+      <w:start w:val="1"/>
+      <w:numFmt w:val="decimal"/>
+      <w:lvlText w:val="%6."/>
+      <w:lvlJc w:val="left"/>
+      <w:pPr>
+        <w:tabs>
+          <w:tab w:val="num" w:pos="4320"/>
+        </w:tabs>
+        <w:ind w:left="4320" w:hanging="360"/>
+      </w:pPr>
+    </w:lvl>
+    <w:lvl w:ilvl="6" w:tentative="1">
+      <w:start w:val="1"/>
+      <w:numFmt w:val="decimal"/>
+      <w:lvlText w:val="%7."/>
+      <w:lvlJc w:val="left"/>
+      <w:pPr>
+        <w:tabs>
+          <w:tab w:val="num" w:pos="5040"/>
+        </w:tabs>
+        <w:ind w:left="5040" w:hanging="360"/>
+      </w:pPr>
+    </w:lvl>
+    <w:lvl w:ilvl="7" w:tentative="1">
+      <w:start w:val="1"/>
+      <w:numFmt w:val="decimal"/>
+      <w:lvlText w:val="%8."/>
+      <w:lvlJc w:val="left"/>
+      <w:pPr>
+        <w:tabs>
+          <w:tab w:val="num" w:pos="5760"/>
+        </w:tabs>
+        <w:ind w:left="5760" w:hanging="360"/>
+      </w:pPr>
+    </w:lvl>
+    <w:lvl w:ilvl="8" w:tentative="1">
+      <w:start w:val="1"/>
+      <w:numFmt w:val="decimal"/>
+      <w:lvlText w:val="%9."/>
+      <w:lvlJc w:val="left"/>
+      <w:pPr>
+        <w:tabs>
+          <w:tab w:val="num" w:pos="6480"/>
+        </w:tabs>
+        <w:ind w:left="6480" w:hanging="360"/>
+      </w:pPr>
+    </w:lvl>
+  </w:abstractNum>
   <w:num w:numId="1" w16cid:durableId="1311405105">
+    <w:abstractNumId w:val="7"/>
+  </w:num>
+  <w:num w:numId="2" w16cid:durableId="740979059">
+    <w:abstractNumId w:val="10"/>
+  </w:num>
+  <w:num w:numId="3" w16cid:durableId="1718621348">
+    <w:abstractNumId w:val="15"/>
+  </w:num>
+  <w:num w:numId="4" w16cid:durableId="1798720682">
+    <w:abstractNumId w:val="3"/>
+  </w:num>
+  <w:num w:numId="5" w16cid:durableId="230775232">
+    <w:abstractNumId w:val="16"/>
+  </w:num>
+  <w:num w:numId="6" w16cid:durableId="1713922089">
+    <w:abstractNumId w:val="11"/>
+  </w:num>
+  <w:num w:numId="7" w16cid:durableId="1622420307">
+    <w:abstractNumId w:val="13"/>
+  </w:num>
+  <w:num w:numId="8" w16cid:durableId="780882520">
+    <w:abstractNumId w:val="1"/>
+  </w:num>
+  <w:num w:numId="9" w16cid:durableId="763843631">
+    <w:abstractNumId w:val="18"/>
+  </w:num>
+  <w:num w:numId="10" w16cid:durableId="1619068568">
+    <w:abstractNumId w:val="12"/>
+  </w:num>
+  <w:num w:numId="11" w16cid:durableId="776950791">
+    <w:abstractNumId w:val="5"/>
+  </w:num>
+  <w:num w:numId="12" w16cid:durableId="89006355">
+    <w:abstractNumId w:val="9"/>
+  </w:num>
+  <w:num w:numId="13" w16cid:durableId="1492332231">
     <w:abstractNumId w:val="0"/>
   </w:num>
-  <w:num w:numId="2" w16cid:durableId="740979059">
-    <w:abstractNumId w:val="1"/>
+  <w:num w:numId="14" w16cid:durableId="648094040">
+    <w:abstractNumId w:val="6"/>
+  </w:num>
+  <w:num w:numId="15" w16cid:durableId="2074036394">
+    <w:abstractNumId w:val="17"/>
+  </w:num>
+  <w:num w:numId="16" w16cid:durableId="264849564">
+    <w:abstractNumId w:val="14"/>
+  </w:num>
+  <w:num w:numId="17" w16cid:durableId="1550608525">
+    <w:abstractNumId w:val="8"/>
+  </w:num>
+  <w:num w:numId="18" w16cid:durableId="915744196">
+    <w:abstractNumId w:val="4"/>
+  </w:num>
+  <w:num w:numId="19" w16cid:durableId="1697122310">
+    <w:abstractNumId w:val="2"/>
   </w:num>
 </w:numbering>
 </file>
@@ -1951,6 +7733,49 @@
     <w:uiPriority w:val="99"/>
     <w:rsid w:val="008F40A6"/>
   </w:style>
+  <w:style w:type="paragraph" w:styleId="af0">
+    <w:name w:val="No Spacing"/>
+    <w:link w:val="af1"/>
+    <w:uiPriority w:val="1"/>
+    <w:qFormat/>
+    <w:rsid w:val="00E90E53"/>
+    <w:pPr>
+      <w:spacing w:after="0" w:line="240" w:lineRule="auto"/>
+    </w:pPr>
+    <w:rPr>
+      <w:rFonts w:eastAsiaTheme="minorEastAsia"/>
+      <w:kern w:val="0"/>
+      <w:sz w:val="22"/>
+      <w:szCs w:val="22"/>
+      <w:lang w:eastAsia="ru-RU"/>
+      <w14:ligatures w14:val="none"/>
+    </w:rPr>
+  </w:style>
+  <w:style w:type="character" w:customStyle="1" w:styleId="af1">
+    <w:name w:val="Без интервала Знак"/>
+    <w:basedOn w:val="a0"/>
+    <w:link w:val="af0"/>
+    <w:uiPriority w:val="1"/>
+    <w:rsid w:val="00E90E53"/>
+    <w:rPr>
+      <w:rFonts w:eastAsiaTheme="minorEastAsia"/>
+      <w:kern w:val="0"/>
+      <w:sz w:val="22"/>
+      <w:szCs w:val="22"/>
+      <w:lang w:eastAsia="ru-RU"/>
+      <w14:ligatures w14:val="none"/>
+    </w:rPr>
+  </w:style>
+  <w:style w:type="character" w:styleId="af2">
+    <w:name w:val="Placeholder Text"/>
+    <w:basedOn w:val="a0"/>
+    <w:uiPriority w:val="99"/>
+    <w:semiHidden/>
+    <w:rsid w:val="008B3C26"/>
+    <w:rPr>
+      <w:color w:val="666666"/>
+    </w:rPr>
+  </w:style>
 </w:styles>
 </file>
 

--- a/Курсовой проект конвертер валют Репников Пётр.docx
+++ b/Курсовой проект конвертер валют Репников Пётр.docx
@@ -1,6 +1,6 @@
 
 <file path=word/document.xml><?xml version="1.0" encoding="utf-8"?>
-<w:document xmlns:wpc="http://schemas.microsoft.com/office/word/2010/wordprocessingCanvas" xmlns:cx="http://schemas.microsoft.com/office/drawing/2014/chartex" xmlns:cx1="http://schemas.microsoft.com/office/drawing/2015/9/8/chartex" xmlns:cx2="http://schemas.microsoft.com/office/drawing/2015/10/21/chartex" xmlns:cx3="http://schemas.microsoft.com/office/drawing/2016/5/9/chartex" xmlns:cx4="http://schemas.microsoft.com/office/drawing/2016/5/10/chartex" xmlns:cx5="http://schemas.microsoft.com/office/drawing/2016/5/11/chartex" xmlns:cx6="http://schemas.microsoft.com/office/drawing/2016/5/12/chartex" xmlns:cx7="http://schemas.microsoft.com/office/drawing/2016/5/13/chartex" xmlns:cx8="http://schemas.microsoft.com/office/drawing/2016/5/14/chartex" xmlns:mc="http://schemas.openxmlformats.org/markup-compatibility/2006" xmlns:aink="http://schemas.microsoft.com/office/drawing/2016/ink" xmlns:am3d="http://schemas.microsoft.com/office/drawing/2017/model3d" xmlns:o="urn:schemas-microsoft-com:office:office" xmlns:oel="http://schemas.microsoft.com/office/2019/extlst" xmlns:r="http://schemas.openxmlformats.org/officeDocument/2006/relationships" xmlns:m="http://schemas.openxmlformats.org/officeDocument/2006/math" xmlns:v="urn:schemas-microsoft-com:vml" xmlns:wp14="http://schemas.microsoft.com/office/word/2010/wordprocessingDrawing" xmlns:wp="http://schemas.openxmlformats.org/drawingml/2006/wordprocessingDrawing" xmlns:w10="urn:schemas-microsoft-com:office:word" xmlns:w="http://schemas.openxmlformats.org/wordprocessingml/2006/main" xmlns:w14="http://schemas.microsoft.com/office/word/2010/wordml" xmlns:w15="http://schemas.microsoft.com/office/word/2012/wordml" xmlns:w16cex="http://schemas.microsoft.com/office/word/2018/wordml/cex" xmlns:w16cid="http://schemas.microsoft.com/office/word/2016/wordml/cid" xmlns:w16="http://schemas.microsoft.com/office/word/2018/wordml" xmlns:w16du="http://schemas.microsoft.com/office/word/2023/wordml/word16du" xmlns:w16sdtdh="http://schemas.microsoft.com/office/word/2020/wordml/sdtdatahash" xmlns:w16sdtfl="http://schemas.microsoft.com/office/word/2024/wordml/sdtformatlock" xmlns:w16se="http://schemas.microsoft.com/office/word/2015/wordml/symex" xmlns:wpg="http://schemas.microsoft.com/office/word/2010/wordprocessingGroup" xmlns:wpi="http://schemas.microsoft.com/office/word/2010/wordprocessingInk" xmlns:wne="http://schemas.microsoft.com/office/word/2006/wordml" xmlns:wps="http://schemas.microsoft.com/office/word/2010/wordprocessingShape" mc:Ignorable="w14 w15 w16se w16cid w16 w16cex w16sdtdh w16sdtfl w16du wp14">
+<w:document xmlns:wpc="http://schemas.microsoft.com/office/word/2010/wordprocessingCanvas" xmlns:mc="http://schemas.openxmlformats.org/markup-compatibility/2006" xmlns:o="urn:schemas-microsoft-com:office:office" xmlns:r="http://schemas.openxmlformats.org/officeDocument/2006/relationships" xmlns:m="http://schemas.openxmlformats.org/officeDocument/2006/math" xmlns:v="urn:schemas-microsoft-com:vml" xmlns:wp14="http://schemas.microsoft.com/office/word/2010/wordprocessingDrawing" xmlns:wp="http://schemas.openxmlformats.org/drawingml/2006/wordprocessingDrawing" xmlns:w10="urn:schemas-microsoft-com:office:word" xmlns:w="http://schemas.openxmlformats.org/wordprocessingml/2006/main" xmlns:w14="http://schemas.microsoft.com/office/word/2010/wordml" xmlns:wpg="http://schemas.microsoft.com/office/word/2010/wordprocessingGroup" xmlns:wpi="http://schemas.microsoft.com/office/word/2010/wordprocessingInk" xmlns:wne="http://schemas.microsoft.com/office/word/2006/wordml" xmlns:wps="http://schemas.microsoft.com/office/word/2010/wordprocessingShape" mc:Ignorable="w14 wp14">
   <w:body>
     <w:p>
       <w:pPr>
@@ -304,21 +304,7 @@
                 <w:rFonts w:ascii="Times New Roman" w:eastAsia="Times New Roman" w:hAnsi="Times New Roman" w:cs="Times New Roman"/>
                 <w:color w:val="0D0D0D" w:themeColor="text1" w:themeTint="F2"/>
               </w:rPr>
-              <w:t>«</w:t>
-            </w:r>
-            <w:r>
-              <w:rPr>
-                <w:rFonts w:ascii="Times New Roman" w:eastAsia="Times New Roman" w:hAnsi="Times New Roman" w:cs="Times New Roman"/>
-                <w:color w:val="0D0D0D" w:themeColor="text1" w:themeTint="F2"/>
-              </w:rPr>
-              <w:t>Конвертер валют</w:t>
-            </w:r>
-            <w:r>
-              <w:rPr>
-                <w:rFonts w:ascii="Times New Roman" w:eastAsia="Times New Roman" w:hAnsi="Times New Roman" w:cs="Times New Roman"/>
-                <w:color w:val="0D0D0D" w:themeColor="text1" w:themeTint="F2"/>
-              </w:rPr>
-              <w:t>»</w:t>
+              <w:t>«Конвертер валют»</w:t>
             </w:r>
           </w:p>
         </w:tc>
@@ -870,16 +856,7 @@
                 <w:color w:val="0D0D0D" w:themeColor="text1" w:themeTint="F2"/>
                 <w:lang w:val="en-US"/>
               </w:rPr>
-              <w:t>.</w:t>
-            </w:r>
-            <w:proofErr w:type="gramStart"/>
-            <w:r>
-              <w:rPr>
-                <w:rFonts w:ascii="Times New Roman" w:eastAsia="Times New Roman" w:hAnsi="Times New Roman" w:cs="Times New Roman"/>
-                <w:color w:val="0D0D0D" w:themeColor="text1" w:themeTint="F2"/>
-                <w:lang w:val="en-US"/>
-              </w:rPr>
-              <w:t>24.</w:t>
+              <w:t>.24.</w:t>
             </w:r>
             <w:r>
               <w:rPr>
@@ -911,7 +888,6 @@
               </w:rPr>
               <w:t>.</w:t>
             </w:r>
-            <w:proofErr w:type="gramEnd"/>
             <w:r>
               <w:rPr>
                 <w:rFonts w:ascii="Times New Roman" w:eastAsia="Times New Roman" w:hAnsi="Times New Roman" w:cs="Times New Roman"/>
@@ -1180,6 +1156,8 @@
       <w:r>
         <w:rPr>
           <w:rFonts w:ascii="Times New Roman" w:hAnsi="Times New Roman" w:cs="Times New Roman"/>
+          <w:b/>
+          <w:bCs/>
         </w:rPr>
         <w:t>ВВЕДЕНИЕ</w:t>
       </w:r>
@@ -1193,8 +1171,72 @@
       <w:r>
         <w:rPr>
           <w:rFonts w:ascii="Times New Roman" w:hAnsi="Times New Roman" w:cs="Times New Roman"/>
-        </w:rPr>
-        <w:t>Актуальность темы. В условиях глобализации финансовых рынков и цифровизации экономики возникает постоянная необходимость в оперативной конвертации валют как для коммерческих структур, так и для частных лиц. Быстрое изменение валютных курсов требует создания доступных, надежных и кроссплатформенных программных инструментов для совершения расчетных операций в режиме реального времени. Разработка клиентских веб-приложений на базе современного стека технологий HTML5 и JavaScript позволяет решать данные задачи непосредственно в браузере пользователя, полностью минимизируя нагрузку на серверную инфраструктуру. Использование асинхронных запросов к верифицированным API-интерфейсам, таким как база данных Центрального банка Российской Федерации, обеспечивает высокую точность и актуальность предоставляемой информации, что определяет практическую значимость темы курсового проекта.</w:t>
+          <w:b/>
+          <w:bCs/>
+        </w:rPr>
+        <w:t>Актуальность темы.</w:t>
+      </w:r>
+      <w:r>
+        <w:rPr>
+          <w:rFonts w:ascii="Times New Roman" w:hAnsi="Times New Roman" w:cs="Times New Roman"/>
+        </w:rPr>
+        <w:t xml:space="preserve"> В условиях глобализации финансовых рынков и </w:t>
+      </w:r>
+      <w:proofErr w:type="spellStart"/>
+      <w:r>
+        <w:rPr>
+          <w:rFonts w:ascii="Times New Roman" w:hAnsi="Times New Roman" w:cs="Times New Roman"/>
+        </w:rPr>
+        <w:t>цифровизации</w:t>
+      </w:r>
+      <w:proofErr w:type="spellEnd"/>
+      <w:r>
+        <w:rPr>
+          <w:rFonts w:ascii="Times New Roman" w:hAnsi="Times New Roman" w:cs="Times New Roman"/>
+        </w:rPr>
+        <w:t xml:space="preserve"> экономики возникает объективная потребность в оперативной и достоверной конвертации валют. Конечные пользователи ориентируются на легковесные, кроссплатформенные инструменты, не требующие сложной установки. Разработка </w:t>
+      </w:r>
+      <w:proofErr w:type="gramStart"/>
+      <w:r>
+        <w:rPr>
+          <w:rFonts w:ascii="Times New Roman" w:hAnsi="Times New Roman" w:cs="Times New Roman"/>
+        </w:rPr>
+        <w:t>клиентских</w:t>
+      </w:r>
+      <w:proofErr w:type="gramEnd"/>
+      <w:r>
+        <w:rPr>
+          <w:rFonts w:ascii="Times New Roman" w:hAnsi="Times New Roman" w:cs="Times New Roman"/>
+        </w:rPr>
+        <w:t xml:space="preserve"> веб-приложений на базе HTML5 и </w:t>
+      </w:r>
+      <w:proofErr w:type="spellStart"/>
+      <w:r>
+        <w:rPr>
+          <w:rFonts w:ascii="Times New Roman" w:hAnsi="Times New Roman" w:cs="Times New Roman"/>
+        </w:rPr>
+        <w:t>JavaScript</w:t>
+      </w:r>
+      <w:proofErr w:type="spellEnd"/>
+      <w:r>
+        <w:rPr>
+          <w:rFonts w:ascii="Times New Roman" w:hAnsi="Times New Roman" w:cs="Times New Roman"/>
+        </w:rPr>
+        <w:t xml:space="preserve"> позволяет полностью решить эту задачу в браузере пользователя, </w:t>
+      </w:r>
+      <w:proofErr w:type="spellStart"/>
+      <w:r>
+        <w:rPr>
+          <w:rFonts w:ascii="Times New Roman" w:hAnsi="Times New Roman" w:cs="Times New Roman"/>
+        </w:rPr>
+        <w:t>минимизируя</w:t>
+      </w:r>
+      <w:proofErr w:type="spellEnd"/>
+      <w:r>
+        <w:rPr>
+          <w:rFonts w:ascii="Times New Roman" w:hAnsi="Times New Roman" w:cs="Times New Roman"/>
+        </w:rPr>
+        <w:t xml:space="preserve"> нагрузку на серверную инфраструктуру. Асинхронное взаимодействие с верифицированным API Центрального банка России (ЦБ РФ) обеспечивает высокую актуальность данных. Совокупность этих факторов определяет практическую значимость темы.</w:t>
       </w:r>
     </w:p>
     <w:p>
@@ -1206,8 +1248,44 @@
       <w:r>
         <w:rPr>
           <w:rFonts w:ascii="Times New Roman" w:hAnsi="Times New Roman" w:cs="Times New Roman"/>
-        </w:rPr>
-        <w:t>Цель курсового проекта — проектирование, разработка и программная реализация интерактивного клиентского веб-приложения «Конвертер валют» с функциями асинхронного обновления данных и сохранения истории операций.</w:t>
+          <w:b/>
+          <w:bCs/>
+        </w:rPr>
+        <w:t>Цель работы</w:t>
+      </w:r>
+      <w:r>
+        <w:rPr>
+          <w:rFonts w:ascii="Times New Roman" w:hAnsi="Times New Roman" w:cs="Times New Roman"/>
+        </w:rPr>
+        <w:t xml:space="preserve"> — спроектировать, разработать и реализовать на языке </w:t>
+      </w:r>
+      <w:proofErr w:type="spellStart"/>
+      <w:r>
+        <w:rPr>
+          <w:rFonts w:ascii="Times New Roman" w:hAnsi="Times New Roman" w:cs="Times New Roman"/>
+        </w:rPr>
+        <w:t>JavaScript</w:t>
+      </w:r>
+      <w:proofErr w:type="spellEnd"/>
+      <w:r>
+        <w:rPr>
+          <w:rFonts w:ascii="Times New Roman" w:hAnsi="Times New Roman" w:cs="Times New Roman"/>
+        </w:rPr>
+        <w:t xml:space="preserve"> </w:t>
+      </w:r>
+      <w:proofErr w:type="gramStart"/>
+      <w:r>
+        <w:rPr>
+          <w:rFonts w:ascii="Times New Roman" w:hAnsi="Times New Roman" w:cs="Times New Roman"/>
+        </w:rPr>
+        <w:t>интерактивное</w:t>
+      </w:r>
+      <w:proofErr w:type="gramEnd"/>
+      <w:r>
+        <w:rPr>
+          <w:rFonts w:ascii="Times New Roman" w:hAnsi="Times New Roman" w:cs="Times New Roman"/>
+        </w:rPr>
+        <w:t xml:space="preserve"> веб-приложение «Конвертер валют» с динамическим обновлением курсов и сохранением истории операций на стороне клиента.</w:t>
       </w:r>
     </w:p>
     <w:p>
@@ -1219,32 +1297,42 @@
       <w:r>
         <w:rPr>
           <w:rFonts w:ascii="Times New Roman" w:hAnsi="Times New Roman" w:cs="Times New Roman"/>
-        </w:rPr>
-        <w:t>Для достижения поставленной цели необходимо решить следующие задачи:</w:t>
+          <w:b/>
+          <w:bCs/>
+        </w:rPr>
+        <w:t>Для достижения цели поставлены следующие задачи</w:t>
+      </w:r>
+      <w:r>
+        <w:rPr>
+          <w:rFonts w:ascii="Times New Roman" w:hAnsi="Times New Roman" w:cs="Times New Roman"/>
+        </w:rPr>
+        <w:t>:</w:t>
       </w:r>
     </w:p>
     <w:p>
       <w:pPr>
         <w:numPr>
           <w:ilvl w:val="0"/>
-          <w:numId w:val="3"/>
+          <w:numId w:val="20"/>
         </w:numPr>
         <w:rPr>
           <w:rFonts w:ascii="Times New Roman" w:hAnsi="Times New Roman" w:cs="Times New Roman"/>
         </w:rPr>
       </w:pPr>
-      <w:r>
-        <w:rPr>
-          <w:rFonts w:ascii="Times New Roman" w:hAnsi="Times New Roman" w:cs="Times New Roman"/>
-        </w:rPr>
-        <w:t>Изучить теоретические основы и стандарты разработки веб-интерфейсов.</w:t>
-      </w:r>
+      <w:proofErr w:type="gramStart"/>
+      <w:r>
+        <w:rPr>
+          <w:rFonts w:ascii="Times New Roman" w:hAnsi="Times New Roman" w:cs="Times New Roman"/>
+        </w:rPr>
+        <w:t>Изучить теоретические основы и современные стандарты клиентской веб-разработки.</w:t>
+      </w:r>
+      <w:proofErr w:type="gramEnd"/>
     </w:p>
     <w:p>
       <w:pPr>
         <w:numPr>
           <w:ilvl w:val="0"/>
-          <w:numId w:val="3"/>
+          <w:numId w:val="20"/>
         </w:numPr>
         <w:rPr>
           <w:rFonts w:ascii="Times New Roman" w:hAnsi="Times New Roman" w:cs="Times New Roman"/>
@@ -1254,14 +1342,14 @@
         <w:rPr>
           <w:rFonts w:ascii="Times New Roman" w:hAnsi="Times New Roman" w:cs="Times New Roman"/>
         </w:rPr>
-        <w:t>Спроектировать логическую структуру пользовательского интерфейса средствами HTML5.</w:t>
+        <w:t>Спроектировать логическую структуру и семантический каркас пользовательского интерфейса на HTML5.</w:t>
       </w:r>
     </w:p>
     <w:p>
       <w:pPr>
         <w:numPr>
           <w:ilvl w:val="0"/>
-          <w:numId w:val="3"/>
+          <w:numId w:val="20"/>
         </w:numPr>
         <w:rPr>
           <w:rFonts w:ascii="Times New Roman" w:hAnsi="Times New Roman" w:cs="Times New Roman"/>
@@ -1271,7 +1359,7 @@
         <w:rPr>
           <w:rFonts w:ascii="Times New Roman" w:hAnsi="Times New Roman" w:cs="Times New Roman"/>
         </w:rPr>
-        <w:t xml:space="preserve">Реализовать алгоритм асинхронного взаимодействия с удаленным сервером ЦБ РФ посредством интерфейса </w:t>
+        <w:t>Реализовать асинхронное взаимодействие с API ЦБ РФ через интерфейс </w:t>
       </w:r>
       <w:proofErr w:type="spellStart"/>
       <w:r>
@@ -1292,7 +1380,7 @@
       <w:pPr>
         <w:numPr>
           <w:ilvl w:val="0"/>
-          <w:numId w:val="3"/>
+          <w:numId w:val="20"/>
         </w:numPr>
         <w:rPr>
           <w:rFonts w:ascii="Times New Roman" w:hAnsi="Times New Roman" w:cs="Times New Roman"/>
@@ -1302,14 +1390,28 @@
         <w:rPr>
           <w:rFonts w:ascii="Times New Roman" w:hAnsi="Times New Roman" w:cs="Times New Roman"/>
         </w:rPr>
-        <w:t>Разработать математическую модель и программную логику пересчета валют с учетом их номинальной стоимости.</w:t>
+        <w:t xml:space="preserve">Разработать математическую модель и алгоритм </w:t>
+      </w:r>
+      <w:proofErr w:type="gramStart"/>
+      <w:r>
+        <w:rPr>
+          <w:rFonts w:ascii="Times New Roman" w:hAnsi="Times New Roman" w:cs="Times New Roman"/>
+        </w:rPr>
+        <w:t>кросс-курсового</w:t>
+      </w:r>
+      <w:proofErr w:type="gramEnd"/>
+      <w:r>
+        <w:rPr>
+          <w:rFonts w:ascii="Times New Roman" w:hAnsi="Times New Roman" w:cs="Times New Roman"/>
+        </w:rPr>
+        <w:t xml:space="preserve"> пересчёта валют с учётом официального номинала.</w:t>
       </w:r>
     </w:p>
     <w:p>
       <w:pPr>
         <w:numPr>
           <w:ilvl w:val="0"/>
-          <w:numId w:val="3"/>
+          <w:numId w:val="20"/>
         </w:numPr>
         <w:rPr>
           <w:rFonts w:ascii="Times New Roman" w:hAnsi="Times New Roman" w:cs="Times New Roman"/>
@@ -1319,7 +1421,49 @@
         <w:rPr>
           <w:rFonts w:ascii="Times New Roman" w:hAnsi="Times New Roman" w:cs="Times New Roman"/>
         </w:rPr>
-        <w:t>Организовать систему долгосрочного хранения данных на стороне клиента с использованием технологии Web Storage.</w:t>
+        <w:t>Организовать систему долгосрочного хранения данных на стороне клиента с использованием механизма </w:t>
+      </w:r>
+      <w:proofErr w:type="spellStart"/>
+      <w:r>
+        <w:rPr>
+          <w:rFonts w:ascii="Times New Roman" w:hAnsi="Times New Roman" w:cs="Times New Roman"/>
+        </w:rPr>
+        <w:t>Web</w:t>
+      </w:r>
+      <w:proofErr w:type="spellEnd"/>
+      <w:r>
+        <w:rPr>
+          <w:rFonts w:ascii="Times New Roman" w:hAnsi="Times New Roman" w:cs="Times New Roman"/>
+        </w:rPr>
+        <w:t xml:space="preserve"> </w:t>
+      </w:r>
+      <w:proofErr w:type="spellStart"/>
+      <w:r>
+        <w:rPr>
+          <w:rFonts w:ascii="Times New Roman" w:hAnsi="Times New Roman" w:cs="Times New Roman"/>
+        </w:rPr>
+        <w:t>Storage</w:t>
+      </w:r>
+      <w:proofErr w:type="spellEnd"/>
+      <w:r>
+        <w:rPr>
+          <w:rFonts w:ascii="Times New Roman" w:hAnsi="Times New Roman" w:cs="Times New Roman"/>
+        </w:rPr>
+        <w:t xml:space="preserve"> (</w:t>
+      </w:r>
+      <w:proofErr w:type="spellStart"/>
+      <w:r>
+        <w:rPr>
+          <w:rFonts w:ascii="Times New Roman" w:hAnsi="Times New Roman" w:cs="Times New Roman"/>
+        </w:rPr>
+        <w:t>localStorage</w:t>
+      </w:r>
+      <w:proofErr w:type="spellEnd"/>
+      <w:r>
+        <w:rPr>
+          <w:rFonts w:ascii="Times New Roman" w:hAnsi="Times New Roman" w:cs="Times New Roman"/>
+        </w:rPr>
+        <w:t>).</w:t>
       </w:r>
     </w:p>
     <w:p>
@@ -1331,15 +1475,23 @@
       <w:r>
         <w:rPr>
           <w:rFonts w:ascii="Times New Roman" w:hAnsi="Times New Roman" w:cs="Times New Roman"/>
-        </w:rPr>
-        <w:t>Объект исследования — технологии клиентской веб-разработки (Front-</w:t>
+          <w:b/>
+          <w:bCs/>
+        </w:rPr>
+        <w:t>Объект исследования:</w:t>
+      </w:r>
+      <w:r>
+        <w:rPr>
+          <w:rFonts w:ascii="Times New Roman" w:hAnsi="Times New Roman" w:cs="Times New Roman"/>
+        </w:rPr>
+        <w:t> современные технологии и языковые средства клиентской веб-разработки (</w:t>
       </w:r>
       <w:proofErr w:type="spellStart"/>
       <w:r>
         <w:rPr>
           <w:rFonts w:ascii="Times New Roman" w:hAnsi="Times New Roman" w:cs="Times New Roman"/>
         </w:rPr>
-        <w:t>end</w:t>
+        <w:t>фронтенд</w:t>
       </w:r>
       <w:proofErr w:type="spellEnd"/>
       <w:r>
@@ -1358,8 +1510,30 @@
       <w:r>
         <w:rPr>
           <w:rFonts w:ascii="Times New Roman" w:hAnsi="Times New Roman" w:cs="Times New Roman"/>
-        </w:rPr>
-        <w:t>Предмет исследования — программные инструменты, алгоритмы и сценарии языка JavaScript для интерактивной обработки финансовых данных.</w:t>
+          <w:b/>
+          <w:bCs/>
+        </w:rPr>
+        <w:t>Предмет исследования:</w:t>
+      </w:r>
+      <w:r>
+        <w:rPr>
+          <w:rFonts w:ascii="Times New Roman" w:hAnsi="Times New Roman" w:cs="Times New Roman"/>
+        </w:rPr>
+        <w:t xml:space="preserve"> алгоритмы, сценарии и инструменты языка </w:t>
+      </w:r>
+      <w:proofErr w:type="spellStart"/>
+      <w:r>
+        <w:rPr>
+          <w:rFonts w:ascii="Times New Roman" w:hAnsi="Times New Roman" w:cs="Times New Roman"/>
+        </w:rPr>
+        <w:t>JavaScript</w:t>
+      </w:r>
+      <w:proofErr w:type="spellEnd"/>
+      <w:r>
+        <w:rPr>
+          <w:rFonts w:ascii="Times New Roman" w:hAnsi="Times New Roman" w:cs="Times New Roman"/>
+        </w:rPr>
+        <w:t xml:space="preserve"> для интерактивной обработки и хранения финансовых данных.</w:t>
       </w:r>
     </w:p>
     <w:p>
@@ -1372,8 +1546,8 @@
         <w:rPr>
           <w:rFonts w:ascii="Times New Roman" w:hAnsi="Times New Roman" w:cs="Times New Roman"/>
         </w:rPr>
-        <w:pict w14:anchorId="51A39726">
-          <v:rect id="_x0000_i1054" style="width:0;height:1.5pt" o:hralign="center" o:hrstd="t" o:hr="t" fillcolor="#a0a0a0" stroked="f"/>
+        <w:pict w14:anchorId="65A0A863">
+          <v:rect id="_x0000_i1025" style="width:0;height:.75pt" o:hralign="center" o:hrstd="t" o:hr="t" fillcolor="#a0a0a0" stroked="f"/>
         </w:pict>
       </w:r>
     </w:p>
@@ -1386,6 +1560,8 @@
       <w:r>
         <w:rPr>
           <w:rFonts w:ascii="Times New Roman" w:hAnsi="Times New Roman" w:cs="Times New Roman"/>
+          <w:b/>
+          <w:bCs/>
         </w:rPr>
         <w:t>ОСНОВНАЯ ЧАСТЬ. ПРОГРАММНАЯ РЕАЛИЗАЦИЯ СИСТЕМЫ</w:t>
       </w:r>
@@ -1399,8 +1575,10 @@
       <w:r>
         <w:rPr>
           <w:rFonts w:ascii="Times New Roman" w:hAnsi="Times New Roman" w:cs="Times New Roman"/>
-        </w:rPr>
-        <w:t>1. Структурно-семантический анализ пользовательского интерфейса (HTML)</w:t>
+          <w:b/>
+          <w:bCs/>
+        </w:rPr>
+        <w:t>1. Структурно-семантический анализ пользовательского интерфейса (HTML5)</w:t>
       </w:r>
     </w:p>
     <w:p>
@@ -1413,7 +1591,7 @@
         <w:rPr>
           <w:rFonts w:ascii="Times New Roman" w:hAnsi="Times New Roman" w:cs="Times New Roman"/>
         </w:rPr>
-        <w:t>Интерфейс разработанного программного продукта представляет собой структурированный текстовый документ, соответствующий спецификации HTML5. Архитектура графического интерфейса спроектирована по модульному принципу, где каждый элемент выполняет строго определенную функцию.</w:t>
+        <w:t>Интерфейс программного продукта свёрстан в соответствии со спецификацией HTML5. Архитектура графического интерфейса строится на модульном принципе, где каждый элемент выполняет строго определённую функцию.</w:t>
       </w:r>
     </w:p>
     <w:p>
@@ -1426,8 +1604,7 @@
         <w:rPr>
           <w:rFonts w:ascii="Times New Roman" w:hAnsi="Times New Roman" w:cs="Times New Roman"/>
         </w:rPr>
-        <w:lastRenderedPageBreak/>
-        <w:t xml:space="preserve">Роль глобального контейнера выполняет блочный элемент </w:t>
+        <w:t>Глобальным контейнером выступает блочный элемент </w:t>
       </w:r>
       <w:proofErr w:type="spellStart"/>
       <w:r>
@@ -1441,7 +1618,7 @@
         <w:rPr>
           <w:rFonts w:ascii="Times New Roman" w:hAnsi="Times New Roman" w:cs="Times New Roman"/>
         </w:rPr>
-        <w:t xml:space="preserve"> с классом </w:t>
+        <w:t> с классом </w:t>
       </w:r>
       <w:proofErr w:type="spellStart"/>
       <w:r>
@@ -1455,14 +1632,14 @@
         <w:rPr>
           <w:rFonts w:ascii="Times New Roman" w:hAnsi="Times New Roman" w:cs="Times New Roman"/>
         </w:rPr>
-        <w:t>, обеспечивающий центрирование и изоляцию интерфейса. Внутреннее пространство распределено между тремя независимыми функциональными блоками:</w:t>
+        <w:t>, который центрирует содержимое и изолирует всю логику интерфейса. Внутреннее пространство контейнера разбито на три независимых функциональных блока:</w:t>
       </w:r>
     </w:p>
     <w:p>
       <w:pPr>
         <w:numPr>
           <w:ilvl w:val="0"/>
-          <w:numId w:val="4"/>
+          <w:numId w:val="21"/>
         </w:numPr>
         <w:rPr>
           <w:rFonts w:ascii="Times New Roman" w:hAnsi="Times New Roman" w:cs="Times New Roman"/>
@@ -1471,7 +1648,10 @@
       <w:r>
         <w:rPr>
           <w:rFonts w:ascii="Times New Roman" w:hAnsi="Times New Roman" w:cs="Times New Roman"/>
-        </w:rPr>
+          <w:b/>
+          <w:bCs/>
+        </w:rPr>
+        <w:lastRenderedPageBreak/>
         <w:t>Блок метаданных (</w:t>
       </w:r>
       <w:proofErr w:type="spellStart"/>
@@ -1485,8 +1665,16 @@
       <w:r>
         <w:rPr>
           <w:rFonts w:ascii="Times New Roman" w:hAnsi="Times New Roman" w:cs="Times New Roman"/>
-        </w:rPr>
-        <w:t xml:space="preserve">) — содержит текстовый заголовок первого уровня h1 и информационное поле с идентификатором </w:t>
+          <w:b/>
+          <w:bCs/>
+        </w:rPr>
+        <w:t>).</w:t>
+      </w:r>
+      <w:r>
+        <w:rPr>
+          <w:rFonts w:ascii="Times New Roman" w:hAnsi="Times New Roman" w:cs="Times New Roman"/>
+        </w:rPr>
+        <w:t> Содержит текстовый заголовок первого уровня (h1) и информационный блок с идентификатором </w:t>
       </w:r>
       <w:proofErr w:type="spellStart"/>
       <w:r>
@@ -1500,14 +1688,14 @@
         <w:rPr>
           <w:rFonts w:ascii="Times New Roman" w:hAnsi="Times New Roman" w:cs="Times New Roman"/>
         </w:rPr>
-        <w:t>, предназначенное для вывода динамических сведений о дате и точном времени актуализации курсов валют.</w:t>
+        <w:t>, предназначенный для вывода сведений о времени последнего обновления курсов валют.</w:t>
       </w:r>
     </w:p>
     <w:p>
       <w:pPr>
         <w:numPr>
           <w:ilvl w:val="0"/>
-          <w:numId w:val="4"/>
+          <w:numId w:val="21"/>
         </w:numPr>
         <w:rPr>
           <w:rFonts w:ascii="Times New Roman" w:hAnsi="Times New Roman" w:cs="Times New Roman"/>
@@ -1516,6 +1704,8 @@
       <w:r>
         <w:rPr>
           <w:rFonts w:ascii="Times New Roman" w:hAnsi="Times New Roman" w:cs="Times New Roman"/>
+          <w:b/>
+          <w:bCs/>
         </w:rPr>
         <w:t>Вычислительный модуль (</w:t>
       </w:r>
@@ -1530,8 +1720,16 @@
       <w:r>
         <w:rPr>
           <w:rFonts w:ascii="Times New Roman" w:hAnsi="Times New Roman" w:cs="Times New Roman"/>
-        </w:rPr>
-        <w:t xml:space="preserve">) — агрегирует в себе элементы управления, включая поле ввода исходной суммы (класс </w:t>
+          <w:b/>
+          <w:bCs/>
+        </w:rPr>
+        <w:t>).</w:t>
+      </w:r>
+      <w:r>
+        <w:rPr>
+          <w:rFonts w:ascii="Times New Roman" w:hAnsi="Times New Roman" w:cs="Times New Roman"/>
+        </w:rPr>
+        <w:t> Включает в себя поле ввода суммы (класс </w:t>
       </w:r>
       <w:proofErr w:type="spellStart"/>
       <w:r>
@@ -1545,7 +1743,7 @@
         <w:rPr>
           <w:rFonts w:ascii="Times New Roman" w:hAnsi="Times New Roman" w:cs="Times New Roman"/>
         </w:rPr>
-        <w:t xml:space="preserve">), два раскрывающихся списка </w:t>
+        <w:t>), два раскрывающихся списка (</w:t>
       </w:r>
       <w:proofErr w:type="spellStart"/>
       <w:r>
@@ -1559,7 +1757,21 @@
         <w:rPr>
           <w:rFonts w:ascii="Times New Roman" w:hAnsi="Times New Roman" w:cs="Times New Roman"/>
         </w:rPr>
-        <w:t xml:space="preserve"> для выбора сопоставляемых валютных пар (российский рубль, доллар США, евро, казахстанский тенге, украинская гривна), интерактивную кнопку активации расчета (#convert-btn) и область вывода результата (класс </w:t>
+        <w:t>) для выбора исходной и целевой валют, интерактивную кнопку активации расчёта (#</w:t>
+      </w:r>
+      <w:proofErr w:type="spellStart"/>
+      <w:r>
+        <w:rPr>
+          <w:rFonts w:ascii="Times New Roman" w:hAnsi="Times New Roman" w:cs="Times New Roman"/>
+        </w:rPr>
+        <w:t>convert-btn</w:t>
+      </w:r>
+      <w:proofErr w:type="spellEnd"/>
+      <w:r>
+        <w:rPr>
+          <w:rFonts w:ascii="Times New Roman" w:hAnsi="Times New Roman" w:cs="Times New Roman"/>
+        </w:rPr>
+        <w:t>) и область вывода результата (класс </w:t>
       </w:r>
       <w:proofErr w:type="spellStart"/>
       <w:r>
@@ -1580,7 +1792,7 @@
       <w:pPr>
         <w:numPr>
           <w:ilvl w:val="0"/>
-          <w:numId w:val="4"/>
+          <w:numId w:val="21"/>
         </w:numPr>
         <w:rPr>
           <w:rFonts w:ascii="Times New Roman" w:hAnsi="Times New Roman" w:cs="Times New Roman"/>
@@ -1589,6 +1801,8 @@
       <w:r>
         <w:rPr>
           <w:rFonts w:ascii="Times New Roman" w:hAnsi="Times New Roman" w:cs="Times New Roman"/>
+          <w:b/>
+          <w:bCs/>
         </w:rPr>
         <w:t>Модуль хранения и очистки данных (</w:t>
       </w:r>
@@ -1603,36 +1817,44 @@
       <w:r>
         <w:rPr>
           <w:rFonts w:ascii="Times New Roman" w:hAnsi="Times New Roman" w:cs="Times New Roman"/>
-        </w:rPr>
-        <w:t xml:space="preserve">) — представляет собой </w:t>
-      </w:r>
-      <w:proofErr w:type="gramStart"/>
-      <w:r>
-        <w:rPr>
-          <w:rFonts w:ascii="Times New Roman" w:hAnsi="Times New Roman" w:cs="Times New Roman"/>
-        </w:rPr>
-        <w:t>контейнер .</w:t>
+          <w:b/>
+          <w:bCs/>
+        </w:rPr>
+        <w:t>).</w:t>
+      </w:r>
+      <w:r>
+        <w:rPr>
+          <w:rFonts w:ascii="Times New Roman" w:hAnsi="Times New Roman" w:cs="Times New Roman"/>
+        </w:rPr>
+        <w:t> Состоит из контейнера .</w:t>
       </w:r>
       <w:proofErr w:type="spellStart"/>
       <w:r>
         <w:rPr>
           <w:rFonts w:ascii="Times New Roman" w:hAnsi="Times New Roman" w:cs="Times New Roman"/>
         </w:rPr>
-        <w:t>history</w:t>
-      </w:r>
-      <w:proofErr w:type="gramEnd"/>
-      <w:r>
-        <w:rPr>
-          <w:rFonts w:ascii="Times New Roman" w:hAnsi="Times New Roman" w:cs="Times New Roman"/>
-        </w:rPr>
-        <w:t>_list</w:t>
+        <w:t>history_list</w:t>
       </w:r>
       <w:proofErr w:type="spellEnd"/>
       <w:r>
         <w:rPr>
           <w:rFonts w:ascii="Times New Roman" w:hAnsi="Times New Roman" w:cs="Times New Roman"/>
         </w:rPr>
-        <w:t xml:space="preserve"> для динамической генерации записей о совершенных операциях, снабженный кнопкой полной очистки локального стека памяти (#clear-btn).</w:t>
+        <w:t> для динамической генерации записей о совершённых операциях и кнопки полной очистки локального стека (#</w:t>
+      </w:r>
+      <w:proofErr w:type="spellStart"/>
+      <w:r>
+        <w:rPr>
+          <w:rFonts w:ascii="Times New Roman" w:hAnsi="Times New Roman" w:cs="Times New Roman"/>
+        </w:rPr>
+        <w:t>clear-btn</w:t>
+      </w:r>
+      <w:proofErr w:type="spellEnd"/>
+      <w:r>
+        <w:rPr>
+          <w:rFonts w:ascii="Times New Roman" w:hAnsi="Times New Roman" w:cs="Times New Roman"/>
+        </w:rPr>
+        <w:t>).</w:t>
       </w:r>
     </w:p>
     <w:p>
@@ -1644,50 +1866,28 @@
       <w:r>
         <w:rPr>
           <w:rFonts w:ascii="Times New Roman" w:hAnsi="Times New Roman" w:cs="Times New Roman"/>
-        </w:rPr>
-        <w:t>Подключение управляющих скриптов осуществляется в заголовочной части документа (</w:t>
-      </w:r>
-      <w:proofErr w:type="spellStart"/>
-      <w:r>
-        <w:rPr>
-          <w:rFonts w:ascii="Times New Roman" w:hAnsi="Times New Roman" w:cs="Times New Roman"/>
-        </w:rPr>
-        <w:t>head</w:t>
-      </w:r>
-      <w:proofErr w:type="spellEnd"/>
-      <w:r>
-        <w:rPr>
-          <w:rFonts w:ascii="Times New Roman" w:hAnsi="Times New Roman" w:cs="Times New Roman"/>
-        </w:rPr>
-        <w:t xml:space="preserve">) с использованием атрибута </w:t>
-      </w:r>
-      <w:proofErr w:type="spellStart"/>
-      <w:r>
-        <w:rPr>
-          <w:rFonts w:ascii="Times New Roman" w:hAnsi="Times New Roman" w:cs="Times New Roman"/>
-        </w:rPr>
-        <w:t>type</w:t>
-      </w:r>
-      <w:proofErr w:type="spellEnd"/>
-      <w:r>
-        <w:rPr>
-          <w:rFonts w:ascii="Times New Roman" w:hAnsi="Times New Roman" w:cs="Times New Roman"/>
-        </w:rPr>
-        <w:t>="</w:t>
-      </w:r>
-      <w:proofErr w:type="spellStart"/>
-      <w:r>
-        <w:rPr>
-          <w:rFonts w:ascii="Times New Roman" w:hAnsi="Times New Roman" w:cs="Times New Roman"/>
-        </w:rPr>
-        <w:t>module</w:t>
-      </w:r>
-      <w:proofErr w:type="spellEnd"/>
-      <w:r>
-        <w:rPr>
-          <w:rFonts w:ascii="Times New Roman" w:hAnsi="Times New Roman" w:cs="Times New Roman"/>
-        </w:rPr>
-        <w:t>", что позволяет использовать современные модульные стандарты структурирования кода JavaScript и изолировать область видимости переменных.</w:t>
+          <w:b/>
+          <w:bCs/>
+        </w:rPr>
+        <w:t xml:space="preserve">2. Организация асинхронного взаимодействия с </w:t>
+      </w:r>
+      <w:proofErr w:type="gramStart"/>
+      <w:r>
+        <w:rPr>
+          <w:rFonts w:ascii="Times New Roman" w:hAnsi="Times New Roman" w:cs="Times New Roman"/>
+          <w:b/>
+          <w:bCs/>
+        </w:rPr>
+        <w:t>внешним</w:t>
+      </w:r>
+      <w:proofErr w:type="gramEnd"/>
+      <w:r>
+        <w:rPr>
+          <w:rFonts w:ascii="Times New Roman" w:hAnsi="Times New Roman" w:cs="Times New Roman"/>
+          <w:b/>
+          <w:bCs/>
+        </w:rPr>
+        <w:t xml:space="preserve"> API</w:t>
       </w:r>
     </w:p>
     <w:p>
@@ -1700,7 +1900,35 @@
         <w:rPr>
           <w:rFonts w:ascii="Times New Roman" w:hAnsi="Times New Roman" w:cs="Times New Roman"/>
         </w:rPr>
-        <w:t>2. Организация асинхронного взаимодействия с внешним API</w:t>
+        <w:t>Программный комплекс полностью функционирует на стороне клиента (</w:t>
+      </w:r>
+      <w:proofErr w:type="spellStart"/>
+      <w:r>
+        <w:rPr>
+          <w:rFonts w:ascii="Times New Roman" w:hAnsi="Times New Roman" w:cs="Times New Roman"/>
+        </w:rPr>
+        <w:t>Client-side</w:t>
+      </w:r>
+      <w:proofErr w:type="spellEnd"/>
+      <w:r>
+        <w:rPr>
+          <w:rFonts w:ascii="Times New Roman" w:hAnsi="Times New Roman" w:cs="Times New Roman"/>
+        </w:rPr>
+        <w:t>). Получение верифицированных курсов валют реализовано в функции </w:t>
+      </w:r>
+      <w:proofErr w:type="spellStart"/>
+      <w:r>
+        <w:rPr>
+          <w:rFonts w:ascii="Times New Roman" w:hAnsi="Times New Roman" w:cs="Times New Roman"/>
+        </w:rPr>
+        <w:t>loadRates</w:t>
+      </w:r>
+      <w:proofErr w:type="spellEnd"/>
+      <w:r>
+        <w:rPr>
+          <w:rFonts w:ascii="Times New Roman" w:hAnsi="Times New Roman" w:cs="Times New Roman"/>
+        </w:rPr>
+        <w:t>().</w:t>
       </w:r>
     </w:p>
     <w:p>
@@ -1713,113 +1941,115 @@
         <w:rPr>
           <w:rFonts w:ascii="Times New Roman" w:hAnsi="Times New Roman" w:cs="Times New Roman"/>
         </w:rPr>
-        <w:t>Программный комплекс функционирует на стороне клиента (Client-</w:t>
+        <w:t>Взаимодействие с API ЦБ РФ организовано на основе асинхронных запросов </w:t>
       </w:r>
       <w:proofErr w:type="spellStart"/>
       <w:r>
         <w:rPr>
           <w:rFonts w:ascii="Times New Roman" w:hAnsi="Times New Roman" w:cs="Times New Roman"/>
         </w:rPr>
-        <w:t>side</w:t>
+        <w:t>Fetch</w:t>
       </w:r>
       <w:proofErr w:type="spellEnd"/>
       <w:r>
         <w:rPr>
           <w:rFonts w:ascii="Times New Roman" w:hAnsi="Times New Roman" w:cs="Times New Roman"/>
         </w:rPr>
-        <w:t xml:space="preserve">) и управляется сценарием на языке JavaScript. Важнейшим этапом работы приложения является получение верифицированных курсов валют, которое реализуется посредством функции </w:t>
+        <w:t xml:space="preserve"> API. Обработка ответа построена на цепочке </w:t>
       </w:r>
       <w:proofErr w:type="spellStart"/>
-      <w:proofErr w:type="gramStart"/>
-      <w:r>
-        <w:rPr>
-          <w:rFonts w:ascii="Times New Roman" w:hAnsi="Times New Roman" w:cs="Times New Roman"/>
-        </w:rPr>
-        <w:t>loadRates</w:t>
+      <w:r>
+        <w:rPr>
+          <w:rFonts w:ascii="Times New Roman" w:hAnsi="Times New Roman" w:cs="Times New Roman"/>
+        </w:rPr>
+        <w:t>промисов</w:t>
       </w:r>
       <w:proofErr w:type="spellEnd"/>
       <w:r>
         <w:rPr>
           <w:rFonts w:ascii="Times New Roman" w:hAnsi="Times New Roman" w:cs="Times New Roman"/>
         </w:rPr>
-        <w:t>(</w:t>
-      </w:r>
-      <w:proofErr w:type="gramEnd"/>
-      <w:r>
-        <w:rPr>
-          <w:rFonts w:ascii="Times New Roman" w:hAnsi="Times New Roman" w:cs="Times New Roman"/>
-        </w:rPr>
-        <w:t>).</w:t>
+        <w:t xml:space="preserve"> (</w:t>
+      </w:r>
+      <w:proofErr w:type="spellStart"/>
+      <w:r>
+        <w:rPr>
+          <w:rFonts w:ascii="Times New Roman" w:hAnsi="Times New Roman" w:cs="Times New Roman"/>
+        </w:rPr>
+        <w:t>Promises</w:t>
+      </w:r>
+      <w:proofErr w:type="spellEnd"/>
+      <w:r>
+        <w:rPr>
+          <w:rFonts w:ascii="Times New Roman" w:hAnsi="Times New Roman" w:cs="Times New Roman"/>
+        </w:rPr>
+        <w:t>):</w:t>
       </w:r>
     </w:p>
     <w:p>
       <w:pPr>
-        <w:rPr>
-          <w:rFonts w:ascii="Times New Roman" w:hAnsi="Times New Roman" w:cs="Times New Roman"/>
-        </w:rPr>
-      </w:pPr>
-      <w:r>
-        <w:rPr>
-          <w:rFonts w:ascii="Times New Roman" w:hAnsi="Times New Roman" w:cs="Times New Roman"/>
-        </w:rPr>
-        <w:t xml:space="preserve">Взаимодействие с внешним информационным ресурсом Центрального банка Российской Федерации организовано на основе асинхронных HTTP-запросов по технологии </w:t>
+        <w:numPr>
+          <w:ilvl w:val="0"/>
+          <w:numId w:val="22"/>
+        </w:numPr>
+        <w:rPr>
+          <w:rFonts w:ascii="Times New Roman" w:hAnsi="Times New Roman" w:cs="Times New Roman"/>
+        </w:rPr>
+      </w:pPr>
+      <w:r>
+        <w:rPr>
+          <w:rFonts w:ascii="Times New Roman" w:hAnsi="Times New Roman" w:cs="Times New Roman"/>
+        </w:rPr>
+        <w:t>Первый этап </w:t>
       </w:r>
       <w:proofErr w:type="spellStart"/>
       <w:r>
         <w:rPr>
           <w:rFonts w:ascii="Times New Roman" w:hAnsi="Times New Roman" w:cs="Times New Roman"/>
         </w:rPr>
-        <w:t>Fetch</w:t>
+        <w:t>response.json</w:t>
       </w:r>
       <w:proofErr w:type="spellEnd"/>
       <w:r>
         <w:rPr>
           <w:rFonts w:ascii="Times New Roman" w:hAnsi="Times New Roman" w:cs="Times New Roman"/>
         </w:rPr>
-        <w:t xml:space="preserve"> API. Метод </w:t>
+        <w:t>() </w:t>
       </w:r>
       <w:proofErr w:type="spellStart"/>
-      <w:proofErr w:type="gramStart"/>
-      <w:r>
-        <w:rPr>
-          <w:rFonts w:ascii="Times New Roman" w:hAnsi="Times New Roman" w:cs="Times New Roman"/>
-        </w:rPr>
-        <w:t>fetch</w:t>
+      <w:r>
+        <w:rPr>
+          <w:rFonts w:ascii="Times New Roman" w:hAnsi="Times New Roman" w:cs="Times New Roman"/>
+        </w:rPr>
+        <w:t>десериализует</w:t>
       </w:r>
       <w:proofErr w:type="spellEnd"/>
       <w:r>
         <w:rPr>
           <w:rFonts w:ascii="Times New Roman" w:hAnsi="Times New Roman" w:cs="Times New Roman"/>
         </w:rPr>
-        <w:t>(</w:t>
-      </w:r>
-      <w:proofErr w:type="gramEnd"/>
-      <w:r>
-        <w:rPr>
-          <w:rFonts w:ascii="Times New Roman" w:hAnsi="Times New Roman" w:cs="Times New Roman"/>
-        </w:rPr>
-        <w:t>) осуществляет запрос к удаленному серверу по адресу https://cbr-xml-daily.ru. Обработка ответа построена на базе цепочки промисов (</w:t>
+        <w:t xml:space="preserve"> сырой сетевой ответ в структурированный объект </w:t>
       </w:r>
       <w:proofErr w:type="spellStart"/>
       <w:r>
         <w:rPr>
           <w:rFonts w:ascii="Times New Roman" w:hAnsi="Times New Roman" w:cs="Times New Roman"/>
         </w:rPr>
-        <w:t>Promises</w:t>
+        <w:t>JavaScript</w:t>
       </w:r>
       <w:proofErr w:type="spellEnd"/>
       <w:r>
         <w:rPr>
           <w:rFonts w:ascii="Times New Roman" w:hAnsi="Times New Roman" w:cs="Times New Roman"/>
         </w:rPr>
-        <w:t>):</w:t>
+        <w:t>.</w:t>
       </w:r>
     </w:p>
     <w:p>
       <w:pPr>
         <w:numPr>
           <w:ilvl w:val="0"/>
-          <w:numId w:val="5"/>
+          <w:numId w:val="22"/>
         </w:numPr>
         <w:rPr>
           <w:rFonts w:ascii="Times New Roman" w:hAnsi="Times New Roman" w:cs="Times New Roman"/>
@@ -1829,66 +2059,43 @@
         <w:rPr>
           <w:rFonts w:ascii="Times New Roman" w:hAnsi="Times New Roman" w:cs="Times New Roman"/>
         </w:rPr>
-        <w:t xml:space="preserve">Первый этап </w:t>
-      </w:r>
-      <w:proofErr w:type="gramStart"/>
-      <w:r>
-        <w:rPr>
-          <w:rFonts w:ascii="Times New Roman" w:hAnsi="Times New Roman" w:cs="Times New Roman"/>
-        </w:rPr>
-        <w:t>(.</w:t>
+        <w:t>Второй этап сохраняет нормализованные котировки в объект </w:t>
       </w:r>
       <w:proofErr w:type="spellStart"/>
       <w:r>
         <w:rPr>
           <w:rFonts w:ascii="Times New Roman" w:hAnsi="Times New Roman" w:cs="Times New Roman"/>
         </w:rPr>
-        <w:t>then</w:t>
+        <w:t>currencyRates</w:t>
       </w:r>
       <w:proofErr w:type="spellEnd"/>
-      <w:proofErr w:type="gramEnd"/>
-      <w:r>
-        <w:rPr>
-          <w:rFonts w:ascii="Times New Roman" w:hAnsi="Times New Roman" w:cs="Times New Roman"/>
-        </w:rPr>
-        <w:t>(</w:t>
-      </w:r>
-      <w:proofErr w:type="spellStart"/>
-      <w:r>
-        <w:rPr>
-          <w:rFonts w:ascii="Times New Roman" w:hAnsi="Times New Roman" w:cs="Times New Roman"/>
-        </w:rPr>
-        <w:t>response</w:t>
-      </w:r>
-      <w:proofErr w:type="spellEnd"/>
-      <w:r>
-        <w:rPr>
-          <w:rFonts w:ascii="Times New Roman" w:hAnsi="Times New Roman" w:cs="Times New Roman"/>
-        </w:rPr>
-        <w:t xml:space="preserve"> =&gt; </w:t>
-      </w:r>
-      <w:proofErr w:type="spellStart"/>
-      <w:proofErr w:type="gramStart"/>
-      <w:r>
-        <w:rPr>
-          <w:rFonts w:ascii="Times New Roman" w:hAnsi="Times New Roman" w:cs="Times New Roman"/>
-        </w:rPr>
-        <w:t>response.json</w:t>
-      </w:r>
-      <w:proofErr w:type="spellEnd"/>
-      <w:proofErr w:type="gramEnd"/>
-      <w:r>
-        <w:rPr>
-          <w:rFonts w:ascii="Times New Roman" w:hAnsi="Times New Roman" w:cs="Times New Roman"/>
-        </w:rPr>
-        <w:t>())) осуществляет потоковое преобразование полученного сетевого ответа в структурированный объект JavaScript.</w:t>
+      <w:r>
+        <w:rPr>
+          <w:rFonts w:ascii="Times New Roman" w:hAnsi="Times New Roman" w:cs="Times New Roman"/>
+        </w:rPr>
+        <w:t>, а также извлекает и отображает метку времени последней публикации курсов.</w:t>
       </w:r>
     </w:p>
     <w:p>
       <w:pPr>
+        <w:rPr>
+          <w:rFonts w:ascii="Times New Roman" w:hAnsi="Times New Roman" w:cs="Times New Roman"/>
+        </w:rPr>
+      </w:pPr>
+      <w:r>
+        <w:rPr>
+          <w:rFonts w:ascii="Times New Roman" w:hAnsi="Times New Roman" w:cs="Times New Roman"/>
+          <w:b/>
+          <w:bCs/>
+        </w:rPr>
+        <w:t>2.1. Алгоритм получения курсов валют</w:t>
+      </w:r>
+    </w:p>
+    <w:p>
+      <w:pPr>
         <w:numPr>
           <w:ilvl w:val="0"/>
-          <w:numId w:val="5"/>
+          <w:numId w:val="23"/>
         </w:numPr>
         <w:rPr>
           <w:rFonts w:ascii="Times New Roman" w:hAnsi="Times New Roman" w:cs="Times New Roman"/>
@@ -1897,50 +2104,55 @@
       <w:r>
         <w:rPr>
           <w:rFonts w:ascii="Times New Roman" w:hAnsi="Times New Roman" w:cs="Times New Roman"/>
-        </w:rPr>
-        <w:t xml:space="preserve">Второй этап обрабатывает </w:t>
+          <w:b/>
+          <w:bCs/>
+        </w:rPr>
+        <w:t>Запрос данных.</w:t>
+      </w:r>
+      <w:r>
+        <w:rPr>
+          <w:rFonts w:ascii="Times New Roman" w:hAnsi="Times New Roman" w:cs="Times New Roman"/>
+        </w:rPr>
+        <w:t> Метод </w:t>
       </w:r>
       <w:proofErr w:type="spellStart"/>
       <w:r>
         <w:rPr>
           <w:rFonts w:ascii="Times New Roman" w:hAnsi="Times New Roman" w:cs="Times New Roman"/>
         </w:rPr>
-        <w:t>десериализованные</w:t>
+        <w:t>fetch</w:t>
       </w:r>
       <w:proofErr w:type="spellEnd"/>
       <w:r>
         <w:rPr>
           <w:rFonts w:ascii="Times New Roman" w:hAnsi="Times New Roman" w:cs="Times New Roman"/>
         </w:rPr>
-        <w:t xml:space="preserve"> данные. На основе полученного массива формируется внутренний объект котировок </w:t>
-      </w:r>
-      <w:proofErr w:type="spellStart"/>
-      <w:r>
-        <w:rPr>
-          <w:rFonts w:ascii="Times New Roman" w:hAnsi="Times New Roman" w:cs="Times New Roman"/>
-        </w:rPr>
-        <w:t>currencyRates.</w:t>
-      </w:r>
-      <w:r>
-        <w:rPr>
-          <w:rFonts w:ascii="Times New Roman" w:hAnsi="Times New Roman" w:cs="Times New Roman"/>
-        </w:rPr>
-        <w:t>у</w:t>
-      </w:r>
-      <w:proofErr w:type="spellEnd"/>
+        <w:t>() отправляет GET-запрос по адресу https://cbr-xml-daily.ru. Данные загружаются в формате JSON без блокировки основного потока.</w:t>
+      </w:r>
     </w:p>
     <w:p>
       <w:pPr>
-        <w:ind w:left="720"/>
-        <w:rPr>
-          <w:rFonts w:ascii="Times New Roman" w:hAnsi="Times New Roman" w:cs="Times New Roman"/>
-        </w:rPr>
-      </w:pPr>
-      <w:r>
-        <w:rPr>
-          <w:rFonts w:ascii="Times New Roman" w:hAnsi="Times New Roman" w:cs="Times New Roman"/>
-        </w:rPr>
-        <w:t>2.2. Алгоритм получения курсов валют</w:t>
+        <w:numPr>
+          <w:ilvl w:val="0"/>
+          <w:numId w:val="23"/>
+        </w:numPr>
+        <w:rPr>
+          <w:rFonts w:ascii="Times New Roman" w:hAnsi="Times New Roman" w:cs="Times New Roman"/>
+        </w:rPr>
+      </w:pPr>
+      <w:r>
+        <w:rPr>
+          <w:rFonts w:ascii="Times New Roman" w:hAnsi="Times New Roman" w:cs="Times New Roman"/>
+          <w:b/>
+          <w:bCs/>
+        </w:rPr>
+        <w:t>Расчёт стоимости одной единицы валюты.</w:t>
+      </w:r>
+      <w:r>
+        <w:rPr>
+          <w:rFonts w:ascii="Times New Roman" w:hAnsi="Times New Roman" w:cs="Times New Roman"/>
+        </w:rPr>
+        <w:t> ЦБ РФ публикует курсы для пакетов валют (например, 10 или 100 единиц). Программный модуль вычисляет точную стоимость одной единицы по формуле:</w:t>
       </w:r>
     </w:p>
     <w:p>
@@ -1953,36 +2165,111 @@
         <w:rPr>
           <w:rFonts w:ascii="Times New Roman" w:hAnsi="Times New Roman" w:cs="Times New Roman"/>
         </w:rPr>
-        <w:t xml:space="preserve">Программная логика получения данных реализована в функции </w:t>
+        <w:t>Курс=</w:t>
       </w:r>
       <w:proofErr w:type="spellStart"/>
-      <w:proofErr w:type="gramStart"/>
-      <w:r>
-        <w:rPr>
-          <w:rFonts w:ascii="Times New Roman" w:hAnsi="Times New Roman" w:cs="Times New Roman"/>
-        </w:rPr>
-        <w:t>loadRates</w:t>
+      <w:r>
+        <w:rPr>
+          <w:rFonts w:ascii="Times New Roman" w:hAnsi="Times New Roman" w:cs="Times New Roman"/>
+        </w:rPr>
+        <w:t>ЦенаНоминалКурс</w:t>
       </w:r>
       <w:proofErr w:type="spellEnd"/>
       <w:r>
         <w:rPr>
           <w:rFonts w:ascii="Times New Roman" w:hAnsi="Times New Roman" w:cs="Times New Roman"/>
         </w:rPr>
-        <w:t>(</w:t>
-      </w:r>
-      <w:proofErr w:type="gramEnd"/>
-      <w:r>
-        <w:rPr>
-          <w:rFonts w:ascii="Times New Roman" w:hAnsi="Times New Roman" w:cs="Times New Roman"/>
-        </w:rPr>
-        <w:t>). Этот модуль отвечает за загрузку актуальной информации о курсах и включает в себя следующие этапы:</w:t>
+        <w:t>=</w:t>
+      </w:r>
+      <w:proofErr w:type="spellStart"/>
+      <w:r>
+        <w:rPr>
+          <w:rFonts w:ascii="Times New Roman" w:hAnsi="Times New Roman" w:cs="Times New Roman"/>
+        </w:rPr>
+        <w:t>НоминалЦена</w:t>
+      </w:r>
+      <w:proofErr w:type="spellEnd"/>
+      <w:r>
+        <w:rPr>
+          <w:rFonts w:ascii="Times New Roman" w:hAnsi="Times New Roman" w:cs="Times New Roman"/>
+        </w:rPr>
+        <w:t>​</w:t>
       </w:r>
     </w:p>
     <w:p>
       <w:pPr>
+        <w:rPr>
+          <w:rFonts w:ascii="Times New Roman" w:hAnsi="Times New Roman" w:cs="Times New Roman"/>
+        </w:rPr>
+      </w:pPr>
+      <w:r>
+        <w:rPr>
+          <w:rFonts w:ascii="Times New Roman" w:hAnsi="Times New Roman" w:cs="Times New Roman"/>
+        </w:rPr>
+        <w:t>Где </w:t>
+      </w:r>
+      <w:r>
+        <w:rPr>
+          <w:rFonts w:ascii="Times New Roman" w:hAnsi="Times New Roman" w:cs="Times New Roman"/>
+          <w:i/>
+          <w:iCs/>
+        </w:rPr>
+        <w:t>Цена</w:t>
+      </w:r>
+      <w:r>
+        <w:rPr>
+          <w:rFonts w:ascii="Times New Roman" w:hAnsi="Times New Roman" w:cs="Times New Roman"/>
+        </w:rPr>
+        <w:t> — стоимость валютного пакета (свойство </w:t>
+      </w:r>
+      <w:proofErr w:type="spellStart"/>
+      <w:r>
+        <w:rPr>
+          <w:rFonts w:ascii="Times New Roman" w:hAnsi="Times New Roman" w:cs="Times New Roman"/>
+        </w:rPr>
+        <w:t>Value</w:t>
+      </w:r>
+      <w:proofErr w:type="spellEnd"/>
+      <w:r>
+        <w:rPr>
+          <w:rFonts w:ascii="Times New Roman" w:hAnsi="Times New Roman" w:cs="Times New Roman"/>
+        </w:rPr>
+        <w:t>), </w:t>
+      </w:r>
+      <w:r>
+        <w:rPr>
+          <w:rFonts w:ascii="Times New Roman" w:hAnsi="Times New Roman" w:cs="Times New Roman"/>
+          <w:i/>
+          <w:iCs/>
+        </w:rPr>
+        <w:t>Номинал</w:t>
+      </w:r>
+      <w:r>
+        <w:rPr>
+          <w:rFonts w:ascii="Times New Roman" w:hAnsi="Times New Roman" w:cs="Times New Roman"/>
+        </w:rPr>
+        <w:t> — размер пакета (свойство </w:t>
+      </w:r>
+      <w:proofErr w:type="spellStart"/>
+      <w:r>
+        <w:rPr>
+          <w:rFonts w:ascii="Times New Roman" w:hAnsi="Times New Roman" w:cs="Times New Roman"/>
+        </w:rPr>
+        <w:t>Nominal</w:t>
+      </w:r>
+      <w:proofErr w:type="spellEnd"/>
+      <w:r>
+        <w:rPr>
+          <w:rFonts w:ascii="Times New Roman" w:hAnsi="Times New Roman" w:cs="Times New Roman"/>
+        </w:rPr>
+        <w:t>). Для российского рубля коэффициент принудительно установлен в 1.</w:t>
+      </w:r>
+    </w:p>
+    <w:p>
+      <w:pPr>
         <w:numPr>
           <w:ilvl w:val="0"/>
-          <w:numId w:val="14"/>
+          <w:numId w:val="23"/>
         </w:numPr>
         <w:rPr>
           <w:rFonts w:ascii="Times New Roman" w:hAnsi="Times New Roman" w:cs="Times New Roman"/>
@@ -1991,36 +2278,136 @@
       <w:r>
         <w:rPr>
           <w:rFonts w:ascii="Times New Roman" w:hAnsi="Times New Roman" w:cs="Times New Roman"/>
-        </w:rPr>
-        <w:t xml:space="preserve">Запрос данных. С помощью встроенного метода </w:t>
+          <w:b/>
+          <w:bCs/>
+        </w:rPr>
+        <w:t>Вывод даты обновления.</w:t>
+      </w:r>
+      <w:r>
+        <w:rPr>
+          <w:rFonts w:ascii="Times New Roman" w:hAnsi="Times New Roman" w:cs="Times New Roman"/>
+        </w:rPr>
+        <w:t> Функция </w:t>
       </w:r>
       <w:proofErr w:type="spellStart"/>
       <w:r>
         <w:rPr>
           <w:rFonts w:ascii="Times New Roman" w:hAnsi="Times New Roman" w:cs="Times New Roman"/>
         </w:rPr>
-        <w:t>fetch</w:t>
+        <w:t>loadRates</w:t>
       </w:r>
       <w:proofErr w:type="spellEnd"/>
       <w:r>
         <w:rPr>
           <w:rFonts w:ascii="Times New Roman" w:hAnsi="Times New Roman" w:cs="Times New Roman"/>
         </w:rPr>
-        <w:t xml:space="preserve"> программа отправляет запрос к официальному сайту Центрального банка Российской Федерации по адресу </w:t>
-      </w:r>
-      <w:r>
-        <w:rPr>
-          <w:rFonts w:ascii="Times New Roman" w:hAnsi="Times New Roman" w:cs="Times New Roman"/>
-        </w:rPr>
-        <w:lastRenderedPageBreak/>
-        <w:t>https://cbr-xml-daily.ru. Данные скачиваются в формате JSON без блокировки интерфейса веб-страницы.</w:t>
+        <w:t>() извлекает из ответа сервера временную метку </w:t>
+      </w:r>
+      <w:proofErr w:type="spellStart"/>
+      <w:r>
+        <w:rPr>
+          <w:rFonts w:ascii="Times New Roman" w:hAnsi="Times New Roman" w:cs="Times New Roman"/>
+        </w:rPr>
+        <w:t>Timestamp</w:t>
+      </w:r>
+      <w:proofErr w:type="spellEnd"/>
+      <w:r>
+        <w:rPr>
+          <w:rFonts w:ascii="Times New Roman" w:hAnsi="Times New Roman" w:cs="Times New Roman"/>
+        </w:rPr>
+        <w:t>, преобразует её в локализованный строковый формат и отображает в блоке #</w:t>
+      </w:r>
+      <w:proofErr w:type="spellStart"/>
+      <w:r>
+        <w:rPr>
+          <w:rFonts w:ascii="Times New Roman" w:hAnsi="Times New Roman" w:cs="Times New Roman"/>
+        </w:rPr>
+        <w:t>last-updated</w:t>
+      </w:r>
+      <w:proofErr w:type="spellEnd"/>
+      <w:r>
+        <w:rPr>
+          <w:rFonts w:ascii="Times New Roman" w:hAnsi="Times New Roman" w:cs="Times New Roman"/>
+        </w:rPr>
+        <w:t>.</w:t>
       </w:r>
     </w:p>
     <w:p>
       <w:pPr>
+        <w:rPr>
+          <w:rFonts w:ascii="Times New Roman" w:hAnsi="Times New Roman" w:cs="Times New Roman"/>
+        </w:rPr>
+      </w:pPr>
+      <w:r>
+        <w:rPr>
+          <w:rFonts w:ascii="Times New Roman" w:hAnsi="Times New Roman" w:cs="Times New Roman"/>
+          <w:b/>
+          <w:bCs/>
+        </w:rPr>
+        <w:t>2.2. Математическое ядро и программная логика конвертации</w:t>
+      </w:r>
+    </w:p>
+    <w:p>
+      <w:pPr>
+        <w:rPr>
+          <w:rFonts w:ascii="Times New Roman" w:hAnsi="Times New Roman" w:cs="Times New Roman"/>
+        </w:rPr>
+      </w:pPr>
+      <w:r>
+        <w:rPr>
+          <w:rFonts w:ascii="Times New Roman" w:hAnsi="Times New Roman" w:cs="Times New Roman"/>
+        </w:rPr>
+        <w:t>Вычислительный процесс и обработка действий пользователя инкапсулированы в функции </w:t>
+      </w:r>
+      <w:proofErr w:type="spellStart"/>
+      <w:r>
+        <w:rPr>
+          <w:rFonts w:ascii="Times New Roman" w:hAnsi="Times New Roman" w:cs="Times New Roman"/>
+        </w:rPr>
+        <w:t>convertCurrency</w:t>
+      </w:r>
+      <w:proofErr w:type="spellEnd"/>
+      <w:r>
+        <w:rPr>
+          <w:rFonts w:ascii="Times New Roman" w:hAnsi="Times New Roman" w:cs="Times New Roman"/>
+        </w:rPr>
+        <w:t>(). Запуск модуля происходит при клике по кнопке или нажатии клавиши </w:t>
+      </w:r>
+      <w:proofErr w:type="spellStart"/>
+      <w:r>
+        <w:rPr>
+          <w:rFonts w:ascii="Times New Roman" w:hAnsi="Times New Roman" w:cs="Times New Roman"/>
+        </w:rPr>
+        <w:t>Enter</w:t>
+      </w:r>
+      <w:proofErr w:type="spellEnd"/>
+      <w:r>
+        <w:rPr>
+          <w:rFonts w:ascii="Times New Roman" w:hAnsi="Times New Roman" w:cs="Times New Roman"/>
+        </w:rPr>
+        <w:t> в поле ввода суммы.</w:t>
+      </w:r>
+    </w:p>
+    <w:p>
+      <w:pPr>
+        <w:rPr>
+          <w:rFonts w:ascii="Times New Roman" w:hAnsi="Times New Roman" w:cs="Times New Roman"/>
+        </w:rPr>
+      </w:pPr>
+      <w:r>
+        <w:rPr>
+          <w:rFonts w:ascii="Times New Roman" w:hAnsi="Times New Roman" w:cs="Times New Roman"/>
+          <w:b/>
+          <w:bCs/>
+        </w:rPr>
+        <w:t>Алгоритм работы функции:</w:t>
+      </w:r>
+    </w:p>
+    <w:p>
+      <w:pPr>
         <w:numPr>
           <w:ilvl w:val="0"/>
-          <w:numId w:val="14"/>
+          <w:numId w:val="24"/>
         </w:numPr>
         <w:rPr>
           <w:rFonts w:ascii="Times New Roman" w:hAnsi="Times New Roman" w:cs="Times New Roman"/>
@@ -2029,80 +2416,577 @@
       <w:r>
         <w:rPr>
           <w:rFonts w:ascii="Times New Roman" w:hAnsi="Times New Roman" w:cs="Times New Roman"/>
-        </w:rPr>
-        <w:t>Расчет стоимости одной единицы валюты. Некоторые валюты банк продает пакетами (например, по 10 или 100 единиц). Чтобы узнать точную стоимость одной штуки, программа делит полученную цену на её номинал. Расчет выполняется по формуле:</w:t>
+          <w:b/>
+          <w:bCs/>
+        </w:rPr>
+        <w:lastRenderedPageBreak/>
+        <w:t>Верификация входных данных.</w:t>
+      </w:r>
+      <w:r>
+        <w:rPr>
+          <w:rFonts w:ascii="Times New Roman" w:hAnsi="Times New Roman" w:cs="Times New Roman"/>
+        </w:rPr>
+        <w:t> Строковое значение из поля </w:t>
+      </w:r>
+      <w:proofErr w:type="spellStart"/>
+      <w:r>
+        <w:rPr>
+          <w:rFonts w:ascii="Times New Roman" w:hAnsi="Times New Roman" w:cs="Times New Roman"/>
+        </w:rPr>
+        <w:t>sum</w:t>
+      </w:r>
+      <w:proofErr w:type="spellEnd"/>
+      <w:r>
+        <w:rPr>
+          <w:rFonts w:ascii="Times New Roman" w:hAnsi="Times New Roman" w:cs="Times New Roman"/>
+        </w:rPr>
+        <w:t> преобразуется в число с плавающей точкой (</w:t>
+      </w:r>
+      <w:proofErr w:type="spellStart"/>
+      <w:r>
+        <w:rPr>
+          <w:rFonts w:ascii="Times New Roman" w:hAnsi="Times New Roman" w:cs="Times New Roman"/>
+        </w:rPr>
+        <w:t>parseFloat</w:t>
+      </w:r>
+      <w:proofErr w:type="spellEnd"/>
+      <w:r>
+        <w:rPr>
+          <w:rFonts w:ascii="Times New Roman" w:hAnsi="Times New Roman" w:cs="Times New Roman"/>
+        </w:rPr>
+        <w:t>). Если поле пусто или содержит нечисловые символы (</w:t>
+      </w:r>
+      <w:proofErr w:type="spellStart"/>
+      <w:r>
+        <w:rPr>
+          <w:rFonts w:ascii="Times New Roman" w:hAnsi="Times New Roman" w:cs="Times New Roman"/>
+        </w:rPr>
+        <w:t>NaN</w:t>
+      </w:r>
+      <w:proofErr w:type="spellEnd"/>
+      <w:r>
+        <w:rPr>
+          <w:rFonts w:ascii="Times New Roman" w:hAnsi="Times New Roman" w:cs="Times New Roman"/>
+        </w:rPr>
+        <w:t>), выполнение прерывается с выводом сообщения «Введите сумму».</w:t>
       </w:r>
     </w:p>
     <w:p>
       <w:pPr>
-        <w:rPr>
-          <w:rFonts w:ascii="Times New Roman" w:hAnsi="Times New Roman" w:cs="Times New Roman"/>
-        </w:rPr>
-      </w:pPr>
-      <w:r>
-        <w:rPr>
-          <w:rFonts w:ascii="Times New Roman" w:hAnsi="Times New Roman" w:cs="Times New Roman"/>
-        </w:rPr>
-        <w:t>\(Курс=\</w:t>
+        <w:numPr>
+          <w:ilvl w:val="0"/>
+          <w:numId w:val="24"/>
+        </w:numPr>
+        <w:rPr>
+          <w:rFonts w:ascii="Times New Roman" w:hAnsi="Times New Roman" w:cs="Times New Roman"/>
+        </w:rPr>
+      </w:pPr>
+      <w:proofErr w:type="gramStart"/>
+      <w:r>
+        <w:rPr>
+          <w:rFonts w:ascii="Times New Roman" w:hAnsi="Times New Roman" w:cs="Times New Roman"/>
+          <w:b/>
+          <w:bCs/>
+        </w:rPr>
+        <w:t>Кросс-курсовое</w:t>
+      </w:r>
+      <w:proofErr w:type="gramEnd"/>
+      <w:r>
+        <w:rPr>
+          <w:rFonts w:ascii="Times New Roman" w:hAnsi="Times New Roman" w:cs="Times New Roman"/>
+          <w:b/>
+          <w:bCs/>
+        </w:rPr>
+        <w:t xml:space="preserve"> вычисление.</w:t>
+      </w:r>
+      <w:r>
+        <w:rPr>
+          <w:rFonts w:ascii="Times New Roman" w:hAnsi="Times New Roman" w:cs="Times New Roman"/>
+        </w:rPr>
+        <w:t> Программа считывает коды выбранных валют из элементов </w:t>
       </w:r>
       <w:proofErr w:type="spellStart"/>
-      <w:proofErr w:type="gramStart"/>
-      <w:r>
-        <w:rPr>
-          <w:rFonts w:ascii="Times New Roman" w:hAnsi="Times New Roman" w:cs="Times New Roman"/>
-        </w:rPr>
-        <w:t>frac</w:t>
+      <w:r>
+        <w:rPr>
+          <w:rFonts w:ascii="Times New Roman" w:hAnsi="Times New Roman" w:cs="Times New Roman"/>
+        </w:rPr>
+        <w:t>select</w:t>
       </w:r>
       <w:proofErr w:type="spellEnd"/>
       <w:r>
         <w:rPr>
           <w:rFonts w:ascii="Times New Roman" w:hAnsi="Times New Roman" w:cs="Times New Roman"/>
         </w:rPr>
-        <w:t>{</w:t>
-      </w:r>
-      <w:proofErr w:type="gramEnd"/>
-      <w:r>
-        <w:rPr>
-          <w:rFonts w:ascii="Times New Roman" w:hAnsi="Times New Roman" w:cs="Times New Roman"/>
-        </w:rPr>
-        <w:t>Цена}{Номинал}\)</w:t>
+        <w:t>. На основе коэффициентов из объекта </w:t>
+      </w:r>
+      <w:proofErr w:type="spellStart"/>
+      <w:r>
+        <w:rPr>
+          <w:rFonts w:ascii="Times New Roman" w:hAnsi="Times New Roman" w:cs="Times New Roman"/>
+        </w:rPr>
+        <w:t>currencyRates</w:t>
+      </w:r>
+      <w:proofErr w:type="spellEnd"/>
+      <w:r>
+        <w:rPr>
+          <w:rFonts w:ascii="Times New Roman" w:hAnsi="Times New Roman" w:cs="Times New Roman"/>
+        </w:rPr>
+        <w:t> выполняется прямой пересчёт по формуле:</w:t>
       </w:r>
     </w:p>
     <w:p>
       <w:pPr>
         <w:rPr>
           <w:rFonts w:ascii="Times New Roman" w:hAnsi="Times New Roman" w:cs="Times New Roman"/>
-        </w:rPr>
-      </w:pPr>
-      <w:r>
-        <w:rPr>
-          <w:rFonts w:ascii="Times New Roman" w:hAnsi="Times New Roman" w:cs="Times New Roman"/>
-        </w:rPr>
-        <w:t>где:</w:t>
+          <w:lang w:val="en-US"/>
+        </w:rPr>
+      </w:pPr>
+      <w:r>
+        <w:rPr>
+          <w:rFonts w:ascii="Times New Roman" w:hAnsi="Times New Roman" w:cs="Times New Roman"/>
+          <w:lang w:val="en-US"/>
+        </w:rPr>
+        <w:t>Starget=Ssource×KsourceKtarget</w:t>
+      </w:r>
+      <w:r>
+        <w:rPr>
+          <w:rFonts w:ascii="Times New Roman" w:hAnsi="Times New Roman" w:cs="Times New Roman"/>
+          <w:i/>
+          <w:iCs/>
+          <w:lang w:val="en-US"/>
+        </w:rPr>
+        <w:t>Starget</w:t>
+      </w:r>
+      <w:r>
+        <w:rPr>
+          <w:rFonts w:ascii="Times New Roman" w:hAnsi="Times New Roman" w:cs="Times New Roman"/>
+          <w:lang w:val="en-US"/>
+        </w:rPr>
+        <w:t>​=</w:t>
+      </w:r>
+      <w:r>
+        <w:rPr>
+          <w:rFonts w:ascii="Times New Roman" w:hAnsi="Times New Roman" w:cs="Times New Roman"/>
+          <w:i/>
+          <w:iCs/>
+          <w:lang w:val="en-US"/>
+        </w:rPr>
+        <w:t>Ssource</w:t>
+      </w:r>
+      <w:r>
+        <w:rPr>
+          <w:rFonts w:ascii="Times New Roman" w:hAnsi="Times New Roman" w:cs="Times New Roman"/>
+          <w:lang w:val="en-US"/>
+        </w:rPr>
+        <w:t>​×</w:t>
+      </w:r>
+      <w:r>
+        <w:rPr>
+          <w:rFonts w:ascii="Times New Roman" w:hAnsi="Times New Roman" w:cs="Times New Roman"/>
+          <w:i/>
+          <w:iCs/>
+          <w:lang w:val="en-US"/>
+        </w:rPr>
+        <w:t>Ktarget</w:t>
+      </w:r>
+      <w:r>
+        <w:rPr>
+          <w:rFonts w:ascii="Times New Roman" w:hAnsi="Times New Roman" w:cs="Times New Roman"/>
+          <w:lang w:val="en-US"/>
+        </w:rPr>
+        <w:t>​</w:t>
+      </w:r>
+      <w:r>
+        <w:rPr>
+          <w:rFonts w:ascii="Times New Roman" w:hAnsi="Times New Roman" w:cs="Times New Roman"/>
+          <w:i/>
+          <w:iCs/>
+          <w:lang w:val="en-US"/>
+        </w:rPr>
+        <w:t>Ksource</w:t>
+      </w:r>
+      <w:r>
+        <w:rPr>
+          <w:rFonts w:ascii="Times New Roman" w:hAnsi="Times New Roman" w:cs="Times New Roman"/>
+          <w:lang w:val="en-US"/>
+        </w:rPr>
+        <w:t>​​</w:t>
       </w:r>
     </w:p>
     <w:p>
       <w:pPr>
+        <w:rPr>
+          <w:rFonts w:ascii="Times New Roman" w:hAnsi="Times New Roman" w:cs="Times New Roman"/>
+          <w:lang w:val="en-US"/>
+        </w:rPr>
+      </w:pPr>
+      <w:r>
+        <w:rPr>
+          <w:rFonts w:ascii="Times New Roman" w:hAnsi="Times New Roman" w:cs="Times New Roman"/>
+        </w:rPr>
+        <w:t>Где</w:t>
+      </w:r>
+      <w:r>
+        <w:rPr>
+          <w:rFonts w:ascii="Times New Roman" w:hAnsi="Times New Roman" w:cs="Times New Roman"/>
+          <w:lang w:val="en-US"/>
+        </w:rPr>
+        <w:t> </w:t>
+      </w:r>
+      <w:proofErr w:type="spellStart"/>
+      <w:r>
+        <w:rPr>
+          <w:rFonts w:ascii="Times New Roman" w:hAnsi="Times New Roman" w:cs="Times New Roman"/>
+          <w:lang w:val="en-US"/>
+        </w:rPr>
+        <w:t>Starget</w:t>
+      </w:r>
+      <w:r>
+        <w:rPr>
+          <w:rFonts w:ascii="Times New Roman" w:hAnsi="Times New Roman" w:cs="Times New Roman"/>
+          <w:i/>
+          <w:iCs/>
+          <w:lang w:val="en-US"/>
+        </w:rPr>
+        <w:t>Starget</w:t>
+      </w:r>
+      <w:proofErr w:type="spellEnd"/>
+      <w:r>
+        <w:rPr>
+          <w:rFonts w:ascii="Times New Roman" w:hAnsi="Times New Roman" w:cs="Times New Roman"/>
+          <w:lang w:val="en-US"/>
+        </w:rPr>
+        <w:t xml:space="preserve">​ — </w:t>
+      </w:r>
+      <w:r>
+        <w:rPr>
+          <w:rFonts w:ascii="Times New Roman" w:hAnsi="Times New Roman" w:cs="Times New Roman"/>
+        </w:rPr>
+        <w:t>результирующая</w:t>
+      </w:r>
+      <w:r>
+        <w:rPr>
+          <w:rFonts w:ascii="Times New Roman" w:hAnsi="Times New Roman" w:cs="Times New Roman"/>
+          <w:lang w:val="en-US"/>
+        </w:rPr>
+        <w:t xml:space="preserve"> </w:t>
+      </w:r>
+      <w:r>
+        <w:rPr>
+          <w:rFonts w:ascii="Times New Roman" w:hAnsi="Times New Roman" w:cs="Times New Roman"/>
+        </w:rPr>
+        <w:t>сумма</w:t>
+      </w:r>
+      <w:r>
+        <w:rPr>
+          <w:rFonts w:ascii="Times New Roman" w:hAnsi="Times New Roman" w:cs="Times New Roman"/>
+          <w:lang w:val="en-US"/>
+        </w:rPr>
+        <w:t>, </w:t>
+      </w:r>
+      <w:proofErr w:type="spellStart"/>
+      <w:r>
+        <w:rPr>
+          <w:rFonts w:ascii="Times New Roman" w:hAnsi="Times New Roman" w:cs="Times New Roman"/>
+          <w:lang w:val="en-US"/>
+        </w:rPr>
+        <w:t>Ssource</w:t>
+      </w:r>
+      <w:r>
+        <w:rPr>
+          <w:rFonts w:ascii="Times New Roman" w:hAnsi="Times New Roman" w:cs="Times New Roman"/>
+          <w:i/>
+          <w:iCs/>
+          <w:lang w:val="en-US"/>
+        </w:rPr>
+        <w:t>Ssource</w:t>
+      </w:r>
+      <w:proofErr w:type="spellEnd"/>
+      <w:r>
+        <w:rPr>
+          <w:rFonts w:ascii="Times New Roman" w:hAnsi="Times New Roman" w:cs="Times New Roman"/>
+          <w:lang w:val="en-US"/>
+        </w:rPr>
+        <w:t xml:space="preserve">​ — </w:t>
+      </w:r>
+      <w:r>
+        <w:rPr>
+          <w:rFonts w:ascii="Times New Roman" w:hAnsi="Times New Roman" w:cs="Times New Roman"/>
+        </w:rPr>
+        <w:t>исходная</w:t>
+      </w:r>
+      <w:r>
+        <w:rPr>
+          <w:rFonts w:ascii="Times New Roman" w:hAnsi="Times New Roman" w:cs="Times New Roman"/>
+          <w:lang w:val="en-US"/>
+        </w:rPr>
+        <w:t xml:space="preserve"> </w:t>
+      </w:r>
+      <w:r>
+        <w:rPr>
+          <w:rFonts w:ascii="Times New Roman" w:hAnsi="Times New Roman" w:cs="Times New Roman"/>
+        </w:rPr>
+        <w:t>сумма</w:t>
+      </w:r>
+      <w:r>
+        <w:rPr>
+          <w:rFonts w:ascii="Times New Roman" w:hAnsi="Times New Roman" w:cs="Times New Roman"/>
+          <w:lang w:val="en-US"/>
+        </w:rPr>
+        <w:t>, </w:t>
+      </w:r>
+      <w:proofErr w:type="spellStart"/>
+      <w:r>
+        <w:rPr>
+          <w:rFonts w:ascii="Times New Roman" w:hAnsi="Times New Roman" w:cs="Times New Roman"/>
+          <w:lang w:val="en-US"/>
+        </w:rPr>
+        <w:t>Ksource</w:t>
+      </w:r>
+      <w:r>
+        <w:rPr>
+          <w:rFonts w:ascii="Times New Roman" w:hAnsi="Times New Roman" w:cs="Times New Roman"/>
+          <w:i/>
+          <w:iCs/>
+          <w:lang w:val="en-US"/>
+        </w:rPr>
+        <w:t>Ksource</w:t>
+      </w:r>
+      <w:proofErr w:type="spellEnd"/>
+      <w:r>
+        <w:rPr>
+          <w:rFonts w:ascii="Times New Roman" w:hAnsi="Times New Roman" w:cs="Times New Roman"/>
+          <w:lang w:val="en-US"/>
+        </w:rPr>
+        <w:t>​ </w:t>
+      </w:r>
+      <w:r>
+        <w:rPr>
+          <w:rFonts w:ascii="Times New Roman" w:hAnsi="Times New Roman" w:cs="Times New Roman"/>
+        </w:rPr>
+        <w:t>и</w:t>
+      </w:r>
+      <w:r>
+        <w:rPr>
+          <w:rFonts w:ascii="Times New Roman" w:hAnsi="Times New Roman" w:cs="Times New Roman"/>
+          <w:lang w:val="en-US"/>
+        </w:rPr>
+        <w:t> </w:t>
+      </w:r>
+      <w:proofErr w:type="spellStart"/>
+      <w:r>
+        <w:rPr>
+          <w:rFonts w:ascii="Times New Roman" w:hAnsi="Times New Roman" w:cs="Times New Roman"/>
+          <w:lang w:val="en-US"/>
+        </w:rPr>
+        <w:t>Ktarget</w:t>
+      </w:r>
+      <w:r>
+        <w:rPr>
+          <w:rFonts w:ascii="Times New Roman" w:hAnsi="Times New Roman" w:cs="Times New Roman"/>
+          <w:i/>
+          <w:iCs/>
+          <w:lang w:val="en-US"/>
+        </w:rPr>
+        <w:t>Ktarget</w:t>
+      </w:r>
+      <w:proofErr w:type="spellEnd"/>
+      <w:r>
+        <w:rPr>
+          <w:rFonts w:ascii="Times New Roman" w:hAnsi="Times New Roman" w:cs="Times New Roman"/>
+          <w:lang w:val="en-US"/>
+        </w:rPr>
+        <w:t xml:space="preserve">​ — </w:t>
+      </w:r>
+      <w:r>
+        <w:rPr>
+          <w:rFonts w:ascii="Times New Roman" w:hAnsi="Times New Roman" w:cs="Times New Roman"/>
+        </w:rPr>
+        <w:t>нормализованные</w:t>
+      </w:r>
+      <w:r>
+        <w:rPr>
+          <w:rFonts w:ascii="Times New Roman" w:hAnsi="Times New Roman" w:cs="Times New Roman"/>
+          <w:lang w:val="en-US"/>
+        </w:rPr>
+        <w:t xml:space="preserve"> </w:t>
+      </w:r>
+      <w:r>
+        <w:rPr>
+          <w:rFonts w:ascii="Times New Roman" w:hAnsi="Times New Roman" w:cs="Times New Roman"/>
+        </w:rPr>
+        <w:t>курсы</w:t>
+      </w:r>
+      <w:r>
+        <w:rPr>
+          <w:rFonts w:ascii="Times New Roman" w:hAnsi="Times New Roman" w:cs="Times New Roman"/>
+          <w:lang w:val="en-US"/>
+        </w:rPr>
+        <w:t xml:space="preserve"> </w:t>
+      </w:r>
+      <w:r>
+        <w:rPr>
+          <w:rFonts w:ascii="Times New Roman" w:hAnsi="Times New Roman" w:cs="Times New Roman"/>
+        </w:rPr>
+        <w:t>исходной</w:t>
+      </w:r>
+      <w:r>
+        <w:rPr>
+          <w:rFonts w:ascii="Times New Roman" w:hAnsi="Times New Roman" w:cs="Times New Roman"/>
+          <w:lang w:val="en-US"/>
+        </w:rPr>
+        <w:t xml:space="preserve"> </w:t>
+      </w:r>
+      <w:r>
+        <w:rPr>
+          <w:rFonts w:ascii="Times New Roman" w:hAnsi="Times New Roman" w:cs="Times New Roman"/>
+        </w:rPr>
+        <w:t>и</w:t>
+      </w:r>
+      <w:r>
+        <w:rPr>
+          <w:rFonts w:ascii="Times New Roman" w:hAnsi="Times New Roman" w:cs="Times New Roman"/>
+          <w:lang w:val="en-US"/>
+        </w:rPr>
+        <w:t xml:space="preserve"> </w:t>
+      </w:r>
+      <w:r>
+        <w:rPr>
+          <w:rFonts w:ascii="Times New Roman" w:hAnsi="Times New Roman" w:cs="Times New Roman"/>
+        </w:rPr>
+        <w:t>целевой</w:t>
+      </w:r>
+      <w:r>
+        <w:rPr>
+          <w:rFonts w:ascii="Times New Roman" w:hAnsi="Times New Roman" w:cs="Times New Roman"/>
+          <w:lang w:val="en-US"/>
+        </w:rPr>
+        <w:t xml:space="preserve"> </w:t>
+      </w:r>
+      <w:r>
+        <w:rPr>
+          <w:rFonts w:ascii="Times New Roman" w:hAnsi="Times New Roman" w:cs="Times New Roman"/>
+        </w:rPr>
+        <w:t>валюты</w:t>
+      </w:r>
+      <w:r>
+        <w:rPr>
+          <w:rFonts w:ascii="Times New Roman" w:hAnsi="Times New Roman" w:cs="Times New Roman"/>
+          <w:lang w:val="en-US"/>
+        </w:rPr>
+        <w:t>.</w:t>
+      </w:r>
+    </w:p>
+    <w:p>
+      <w:pPr>
         <w:numPr>
           <w:ilvl w:val="0"/>
-          <w:numId w:val="15"/>
+          <w:numId w:val="24"/>
         </w:numPr>
         <w:rPr>
           <w:rFonts w:ascii="Times New Roman" w:hAnsi="Times New Roman" w:cs="Times New Roman"/>
         </w:rPr>
       </w:pPr>
-      <w:r>
-        <w:rPr>
-          <w:rFonts w:ascii="Times New Roman" w:hAnsi="Times New Roman" w:cs="Times New Roman"/>
-        </w:rPr>
-        <w:t>Курс — расчетная стоимость одной единицы иностранной валюты в рублях;</w:t>
+      <w:proofErr w:type="spellStart"/>
+      <w:r>
+        <w:rPr>
+          <w:rFonts w:ascii="Times New Roman" w:hAnsi="Times New Roman" w:cs="Times New Roman"/>
+          <w:b/>
+          <w:bCs/>
+        </w:rPr>
+        <w:t>Логирование</w:t>
+      </w:r>
+      <w:proofErr w:type="spellEnd"/>
+      <w:r>
+        <w:rPr>
+          <w:rFonts w:ascii="Times New Roman" w:hAnsi="Times New Roman" w:cs="Times New Roman"/>
+          <w:b/>
+          <w:bCs/>
+        </w:rPr>
+        <w:t xml:space="preserve"> истории.</w:t>
+      </w:r>
+      <w:r>
+        <w:rPr>
+          <w:rFonts w:ascii="Times New Roman" w:hAnsi="Times New Roman" w:cs="Times New Roman"/>
+        </w:rPr>
+        <w:t xml:space="preserve"> Для записи операции программно создаётся </w:t>
+      </w:r>
+      <w:proofErr w:type="gramStart"/>
+      <w:r>
+        <w:rPr>
+          <w:rFonts w:ascii="Times New Roman" w:hAnsi="Times New Roman" w:cs="Times New Roman"/>
+        </w:rPr>
+        <w:t>новый</w:t>
+      </w:r>
+      <w:proofErr w:type="gramEnd"/>
+      <w:r>
+        <w:rPr>
+          <w:rFonts w:ascii="Times New Roman" w:hAnsi="Times New Roman" w:cs="Times New Roman"/>
+        </w:rPr>
+        <w:t> </w:t>
+      </w:r>
+      <w:proofErr w:type="spellStart"/>
+      <w:r>
+        <w:rPr>
+          <w:rFonts w:ascii="Times New Roman" w:hAnsi="Times New Roman" w:cs="Times New Roman"/>
+        </w:rPr>
+        <w:t>div</w:t>
+      </w:r>
+      <w:proofErr w:type="spellEnd"/>
+      <w:r>
+        <w:rPr>
+          <w:rFonts w:ascii="Times New Roman" w:hAnsi="Times New Roman" w:cs="Times New Roman"/>
+        </w:rPr>
+        <w:t> с классом </w:t>
+      </w:r>
+      <w:proofErr w:type="spellStart"/>
+      <w:r>
+        <w:rPr>
+          <w:rFonts w:ascii="Times New Roman" w:hAnsi="Times New Roman" w:cs="Times New Roman"/>
+        </w:rPr>
+        <w:t>history-item</w:t>
+      </w:r>
+      <w:proofErr w:type="spellEnd"/>
+      <w:r>
+        <w:rPr>
+          <w:rFonts w:ascii="Times New Roman" w:hAnsi="Times New Roman" w:cs="Times New Roman"/>
+        </w:rPr>
+        <w:t>, содержащий текстовое представление конвертации. Данный элемент интегрируется в начало списка методом </w:t>
+      </w:r>
+      <w:proofErr w:type="spellStart"/>
+      <w:r>
+        <w:rPr>
+          <w:rFonts w:ascii="Times New Roman" w:hAnsi="Times New Roman" w:cs="Times New Roman"/>
+        </w:rPr>
+        <w:t>prepend</w:t>
+      </w:r>
+      <w:proofErr w:type="spellEnd"/>
+      <w:r>
+        <w:rPr>
+          <w:rFonts w:ascii="Times New Roman" w:hAnsi="Times New Roman" w:cs="Times New Roman"/>
+        </w:rPr>
+        <w:t>(). Для контроля объёма данных реализована проверка: при превышении лимита в 10 операций самая старая запись удаляется методом </w:t>
+      </w:r>
+      <w:proofErr w:type="spellStart"/>
+      <w:r>
+        <w:rPr>
+          <w:rFonts w:ascii="Times New Roman" w:hAnsi="Times New Roman" w:cs="Times New Roman"/>
+        </w:rPr>
+        <w:t>remove</w:t>
+      </w:r>
+      <w:proofErr w:type="spellEnd"/>
+      <w:r>
+        <w:rPr>
+          <w:rFonts w:ascii="Times New Roman" w:hAnsi="Times New Roman" w:cs="Times New Roman"/>
+        </w:rPr>
+        <w:t>().</w:t>
       </w:r>
     </w:p>
     <w:p>
       <w:pPr>
         <w:numPr>
           <w:ilvl w:val="0"/>
-          <w:numId w:val="15"/>
+          <w:numId w:val="24"/>
         </w:numPr>
         <w:rPr>
           <w:rFonts w:ascii="Times New Roman" w:hAnsi="Times New Roman" w:cs="Times New Roman"/>
@@ -2111,15 +2995,207 @@
       <w:r>
         <w:rPr>
           <w:rFonts w:ascii="Times New Roman" w:hAnsi="Times New Roman" w:cs="Times New Roman"/>
-        </w:rPr>
-        <w:t>Цена — текущая стоимость валюты, полученная из свойства Value;</w:t>
+          <w:b/>
+          <w:bCs/>
+        </w:rPr>
+        <w:t>Синхронизация с </w:t>
+      </w:r>
+      <w:proofErr w:type="spellStart"/>
+      <w:r>
+        <w:rPr>
+          <w:rFonts w:ascii="Times New Roman" w:hAnsi="Times New Roman" w:cs="Times New Roman"/>
+        </w:rPr>
+        <w:t>localStorage</w:t>
+      </w:r>
+      <w:proofErr w:type="spellEnd"/>
+      <w:r>
+        <w:rPr>
+          <w:rFonts w:ascii="Times New Roman" w:hAnsi="Times New Roman" w:cs="Times New Roman"/>
+          <w:b/>
+          <w:bCs/>
+        </w:rPr>
+        <w:t>.</w:t>
+      </w:r>
+      <w:r>
+        <w:rPr>
+          <w:rFonts w:ascii="Times New Roman" w:hAnsi="Times New Roman" w:cs="Times New Roman"/>
+        </w:rPr>
+        <w:t> </w:t>
+      </w:r>
+      <w:proofErr w:type="gramStart"/>
+      <w:r>
+        <w:rPr>
+          <w:rFonts w:ascii="Times New Roman" w:hAnsi="Times New Roman" w:cs="Times New Roman"/>
+        </w:rPr>
+        <w:t>Внутренний</w:t>
+      </w:r>
+      <w:proofErr w:type="gramEnd"/>
+      <w:r>
+        <w:rPr>
+          <w:rFonts w:ascii="Times New Roman" w:hAnsi="Times New Roman" w:cs="Times New Roman"/>
+        </w:rPr>
+        <w:t xml:space="preserve"> HTML-код контейнера истории </w:t>
+      </w:r>
+      <w:proofErr w:type="spellStart"/>
+      <w:r>
+        <w:rPr>
+          <w:rFonts w:ascii="Times New Roman" w:hAnsi="Times New Roman" w:cs="Times New Roman"/>
+        </w:rPr>
+        <w:t>сериализуется</w:t>
+      </w:r>
+      <w:proofErr w:type="spellEnd"/>
+      <w:r>
+        <w:rPr>
+          <w:rFonts w:ascii="Times New Roman" w:hAnsi="Times New Roman" w:cs="Times New Roman"/>
+        </w:rPr>
+        <w:t xml:space="preserve"> в строку (</w:t>
+      </w:r>
+      <w:proofErr w:type="spellStart"/>
+      <w:r>
+        <w:rPr>
+          <w:rFonts w:ascii="Times New Roman" w:hAnsi="Times New Roman" w:cs="Times New Roman"/>
+        </w:rPr>
+        <w:t>JSON.stringify</w:t>
+      </w:r>
+      <w:proofErr w:type="spellEnd"/>
+      <w:r>
+        <w:rPr>
+          <w:rFonts w:ascii="Times New Roman" w:hAnsi="Times New Roman" w:cs="Times New Roman"/>
+        </w:rPr>
+        <w:t>) и сохраняется в локальном хранилище. При загрузке страницы функция </w:t>
+      </w:r>
+      <w:proofErr w:type="spellStart"/>
+      <w:r>
+        <w:rPr>
+          <w:rFonts w:ascii="Times New Roman" w:hAnsi="Times New Roman" w:cs="Times New Roman"/>
+        </w:rPr>
+        <w:t>loadHistory</w:t>
+      </w:r>
+      <w:proofErr w:type="spellEnd"/>
+      <w:r>
+        <w:rPr>
+          <w:rFonts w:ascii="Times New Roman" w:hAnsi="Times New Roman" w:cs="Times New Roman"/>
+        </w:rPr>
+        <w:t>() </w:t>
+      </w:r>
+      <w:proofErr w:type="spellStart"/>
+      <w:r>
+        <w:rPr>
+          <w:rFonts w:ascii="Times New Roman" w:hAnsi="Times New Roman" w:cs="Times New Roman"/>
+        </w:rPr>
+        <w:t>десериализует</w:t>
+      </w:r>
+      <w:proofErr w:type="spellEnd"/>
+      <w:r>
+        <w:rPr>
+          <w:rFonts w:ascii="Times New Roman" w:hAnsi="Times New Roman" w:cs="Times New Roman"/>
+        </w:rPr>
+        <w:t xml:space="preserve"> сохранённые данные (</w:t>
+      </w:r>
+      <w:proofErr w:type="spellStart"/>
+      <w:r>
+        <w:rPr>
+          <w:rFonts w:ascii="Times New Roman" w:hAnsi="Times New Roman" w:cs="Times New Roman"/>
+        </w:rPr>
+        <w:t>JSON.parse</w:t>
+      </w:r>
+      <w:proofErr w:type="spellEnd"/>
+      <w:r>
+        <w:rPr>
+          <w:rFonts w:ascii="Times New Roman" w:hAnsi="Times New Roman" w:cs="Times New Roman"/>
+        </w:rPr>
+        <w:t>) и восстанавливает интерфейс. Полное очищение хранилища и интерфейса инициируется обработчиком кнопки #</w:t>
+      </w:r>
+      <w:proofErr w:type="spellStart"/>
+      <w:r>
+        <w:rPr>
+          <w:rFonts w:ascii="Times New Roman" w:hAnsi="Times New Roman" w:cs="Times New Roman"/>
+        </w:rPr>
+        <w:t>clear-btn</w:t>
+      </w:r>
+      <w:proofErr w:type="spellEnd"/>
+      <w:r>
+        <w:rPr>
+          <w:rFonts w:ascii="Times New Roman" w:hAnsi="Times New Roman" w:cs="Times New Roman"/>
+        </w:rPr>
+        <w:t>.</w:t>
       </w:r>
     </w:p>
     <w:p>
       <w:pPr>
+        <w:rPr>
+          <w:rFonts w:ascii="Times New Roman" w:hAnsi="Times New Roman" w:cs="Times New Roman"/>
+        </w:rPr>
+      </w:pPr>
+      <w:r>
+        <w:rPr>
+          <w:rFonts w:ascii="Times New Roman" w:hAnsi="Times New Roman" w:cs="Times New Roman"/>
+        </w:rPr>
+        <w:pict w14:anchorId="5F68DCF7">
+          <v:rect id="_x0000_i1026" style="width:0;height:.75pt" o:hralign="center" o:hrstd="t" o:hr="t" fillcolor="#a0a0a0" stroked="f"/>
+        </w:pict>
+      </w:r>
+    </w:p>
+    <w:p>
+      <w:pPr>
+        <w:rPr>
+          <w:rFonts w:ascii="Times New Roman" w:hAnsi="Times New Roman" w:cs="Times New Roman"/>
+        </w:rPr>
+      </w:pPr>
+      <w:r>
+        <w:rPr>
+          <w:rFonts w:ascii="Times New Roman" w:hAnsi="Times New Roman" w:cs="Times New Roman"/>
+          <w:b/>
+          <w:bCs/>
+        </w:rPr>
+        <w:t>ЗАКЛЮЧЕНИЕ</w:t>
+      </w:r>
+    </w:p>
+    <w:p>
+      <w:pPr>
+        <w:rPr>
+          <w:rFonts w:ascii="Times New Roman" w:hAnsi="Times New Roman" w:cs="Times New Roman"/>
+        </w:rPr>
+      </w:pPr>
+      <w:r>
+        <w:rPr>
+          <w:rFonts w:ascii="Times New Roman" w:hAnsi="Times New Roman" w:cs="Times New Roman"/>
+        </w:rPr>
+        <w:t xml:space="preserve">В ходе выполнения курсового проекта были решены все поставленные теоретические и практические задачи. На основе анализа современных стандартов веб-разработки спроектировано и реализовано </w:t>
+      </w:r>
+      <w:proofErr w:type="gramStart"/>
+      <w:r>
+        <w:rPr>
+          <w:rFonts w:ascii="Times New Roman" w:hAnsi="Times New Roman" w:cs="Times New Roman"/>
+        </w:rPr>
+        <w:t>интерактивное</w:t>
+      </w:r>
+      <w:proofErr w:type="gramEnd"/>
+      <w:r>
+        <w:rPr>
+          <w:rFonts w:ascii="Times New Roman" w:hAnsi="Times New Roman" w:cs="Times New Roman"/>
+        </w:rPr>
+        <w:t xml:space="preserve"> веб-приложение «Конвертер валют».</w:t>
+      </w:r>
+    </w:p>
+    <w:p>
+      <w:pPr>
+        <w:rPr>
+          <w:rFonts w:ascii="Times New Roman" w:hAnsi="Times New Roman" w:cs="Times New Roman"/>
+        </w:rPr>
+      </w:pPr>
+      <w:r>
+        <w:rPr>
+          <w:rFonts w:ascii="Times New Roman" w:hAnsi="Times New Roman" w:cs="Times New Roman"/>
+        </w:rPr>
+        <w:t>По итогам выполнения работы можно сделать следующие выводы:</w:t>
+      </w:r>
+    </w:p>
+    <w:p>
+      <w:pPr>
         <w:numPr>
           <w:ilvl w:val="0"/>
-          <w:numId w:val="15"/>
+          <w:numId w:val="25"/>
         </w:numPr>
         <w:rPr>
           <w:rFonts w:ascii="Times New Roman" w:hAnsi="Times New Roman" w:cs="Times New Roman"/>
@@ -2129,55 +3205,53 @@
         <w:rPr>
           <w:rFonts w:ascii="Times New Roman" w:hAnsi="Times New Roman" w:cs="Times New Roman"/>
         </w:rPr>
-        <w:t xml:space="preserve">Номинал — количество единиц валюты в пакете, полученное из свойства </w:t>
-      </w:r>
-      <w:proofErr w:type="spellStart"/>
-      <w:r>
-        <w:rPr>
-          <w:rFonts w:ascii="Times New Roman" w:hAnsi="Times New Roman" w:cs="Times New Roman"/>
-        </w:rPr>
-        <w:t>Nominal</w:t>
-      </w:r>
-      <w:proofErr w:type="spellEnd"/>
-      <w:r>
-        <w:rPr>
-          <w:rFonts w:ascii="Times New Roman" w:hAnsi="Times New Roman" w:cs="Times New Roman"/>
-        </w:rPr>
-        <w:t>.</w:t>
+        <w:t>Спроект</w:t>
+      </w:r>
+      <w:bookmarkStart w:id="0" w:name="_GoBack"/>
+      <w:bookmarkEnd w:id="0"/>
+      <w:r>
+        <w:rPr>
+          <w:rFonts w:ascii="Times New Roman" w:hAnsi="Times New Roman" w:cs="Times New Roman"/>
+        </w:rPr>
+        <w:t>ирована и свёрстана семантическая, адаптивная структура интерфейса на HTML5.</w:t>
       </w:r>
     </w:p>
     <w:p>
       <w:pPr>
-        <w:rPr>
-          <w:rFonts w:ascii="Times New Roman" w:hAnsi="Times New Roman" w:cs="Times New Roman"/>
-        </w:rPr>
-      </w:pPr>
-      <w:r>
-        <w:rPr>
-          <w:rFonts w:ascii="Times New Roman" w:hAnsi="Times New Roman" w:cs="Times New Roman"/>
-        </w:rPr>
-        <w:t xml:space="preserve">Для российского рубля (RUB) в системе сразу записано значение 1. Все рассчитанные значения сохраняются в объекте </w:t>
+        <w:numPr>
+          <w:ilvl w:val="0"/>
+          <w:numId w:val="25"/>
+        </w:numPr>
+        <w:rPr>
+          <w:rFonts w:ascii="Times New Roman" w:hAnsi="Times New Roman" w:cs="Times New Roman"/>
+        </w:rPr>
+      </w:pPr>
+      <w:r>
+        <w:rPr>
+          <w:rFonts w:ascii="Times New Roman" w:hAnsi="Times New Roman" w:cs="Times New Roman"/>
+        </w:rPr>
+        <w:t>Реализована система асинхронного обмена данными с сервером ЦБ РФ (</w:t>
       </w:r>
       <w:proofErr w:type="spellStart"/>
       <w:r>
         <w:rPr>
           <w:rFonts w:ascii="Times New Roman" w:hAnsi="Times New Roman" w:cs="Times New Roman"/>
         </w:rPr>
-        <w:t>currencyRates</w:t>
+        <w:t>Fetch</w:t>
       </w:r>
       <w:proofErr w:type="spellEnd"/>
       <w:r>
         <w:rPr>
           <w:rFonts w:ascii="Times New Roman" w:hAnsi="Times New Roman" w:cs="Times New Roman"/>
         </w:rPr>
-        <w:t>.</w:t>
+        <w:t xml:space="preserve"> API), обеспечивающая получение актуальных котировок в реальном времени без перезагрузки страницы.</w:t>
       </w:r>
     </w:p>
     <w:p>
       <w:pPr>
         <w:numPr>
           <w:ilvl w:val="0"/>
-          <w:numId w:val="16"/>
+          <w:numId w:val="25"/>
         </w:numPr>
         <w:rPr>
           <w:rFonts w:ascii="Times New Roman" w:hAnsi="Times New Roman" w:cs="Times New Roman"/>
@@ -2187,70 +3261,80 @@
         <w:rPr>
           <w:rFonts w:ascii="Times New Roman" w:hAnsi="Times New Roman" w:cs="Times New Roman"/>
         </w:rPr>
-        <w:t xml:space="preserve">Вывод даты обновления. В конце работы функция </w:t>
-      </w:r>
-      <w:proofErr w:type="spellStart"/>
+        <w:t xml:space="preserve">Разработана и программно реализована математическая модель </w:t>
+      </w:r>
       <w:proofErr w:type="gramStart"/>
       <w:r>
         <w:rPr>
           <w:rFonts w:ascii="Times New Roman" w:hAnsi="Times New Roman" w:cs="Times New Roman"/>
         </w:rPr>
-        <w:t>loadRates</w:t>
-      </w:r>
-      <w:proofErr w:type="spellEnd"/>
-      <w:r>
-        <w:rPr>
-          <w:rFonts w:ascii="Times New Roman" w:hAnsi="Times New Roman" w:cs="Times New Roman"/>
-        </w:rPr>
-        <w:t>(</w:t>
+        <w:t>кросс-курсового</w:t>
       </w:r>
       <w:proofErr w:type="gramEnd"/>
       <w:r>
         <w:rPr>
           <w:rFonts w:ascii="Times New Roman" w:hAnsi="Times New Roman" w:cs="Times New Roman"/>
         </w:rPr>
-        <w:t>) берет дату и время обновления курсов с сервера (</w:t>
-      </w:r>
-      <w:proofErr w:type="spellStart"/>
-      <w:r>
-        <w:rPr>
-          <w:rFonts w:ascii="Times New Roman" w:hAnsi="Times New Roman" w:cs="Times New Roman"/>
-        </w:rPr>
-        <w:t>Timestamp</w:t>
-      </w:r>
-      <w:proofErr w:type="spellEnd"/>
-      <w:r>
-        <w:rPr>
-          <w:rFonts w:ascii="Times New Roman" w:hAnsi="Times New Roman" w:cs="Times New Roman"/>
-        </w:rPr>
-        <w:t xml:space="preserve">), преобразует их в привычный формат и выводит на экран в блок с идентификатором </w:t>
-      </w:r>
-      <w:proofErr w:type="spellStart"/>
-      <w:r>
-        <w:rPr>
-          <w:rFonts w:ascii="Times New Roman" w:hAnsi="Times New Roman" w:cs="Times New Roman"/>
-        </w:rPr>
-        <w:t>last-updated</w:t>
-      </w:r>
-      <w:proofErr w:type="spellEnd"/>
-      <w:r>
-        <w:rPr>
-          <w:rFonts w:ascii="Times New Roman" w:hAnsi="Times New Roman" w:cs="Times New Roman"/>
-        </w:rPr>
-        <w:t>.</w:t>
+        <w:t xml:space="preserve"> пересчёта валют, учитывающая официальный номинал валютных пакетов ЦБ РФ.</w:t>
       </w:r>
     </w:p>
     <w:p>
       <w:pPr>
-        <w:rPr>
-          <w:rFonts w:ascii="Times New Roman" w:hAnsi="Times New Roman" w:cs="Times New Roman"/>
-        </w:rPr>
-      </w:pPr>
-      <w:r>
-        <w:rPr>
-          <w:rFonts w:ascii="Times New Roman" w:hAnsi="Times New Roman" w:cs="Times New Roman"/>
-        </w:rPr>
-        <w:t>2.3. Алгоритм конвертации валют</w:t>
+        <w:numPr>
+          <w:ilvl w:val="0"/>
+          <w:numId w:val="25"/>
+        </w:numPr>
+        <w:rPr>
+          <w:rFonts w:ascii="Times New Roman" w:hAnsi="Times New Roman" w:cs="Times New Roman"/>
+        </w:rPr>
+      </w:pPr>
+      <w:r>
+        <w:rPr>
+          <w:rFonts w:ascii="Times New Roman" w:hAnsi="Times New Roman" w:cs="Times New Roman"/>
+        </w:rPr>
+        <w:t>Развёрнута локальная подсистема персистентного хранения на базе </w:t>
+      </w:r>
+      <w:proofErr w:type="spellStart"/>
+      <w:r>
+        <w:rPr>
+          <w:rFonts w:ascii="Times New Roman" w:hAnsi="Times New Roman" w:cs="Times New Roman"/>
+        </w:rPr>
+        <w:t>Web</w:t>
+      </w:r>
+      <w:proofErr w:type="spellEnd"/>
+      <w:r>
+        <w:rPr>
+          <w:rFonts w:ascii="Times New Roman" w:hAnsi="Times New Roman" w:cs="Times New Roman"/>
+        </w:rPr>
+        <w:t xml:space="preserve"> </w:t>
+      </w:r>
+      <w:proofErr w:type="spellStart"/>
+      <w:r>
+        <w:rPr>
+          <w:rFonts w:ascii="Times New Roman" w:hAnsi="Times New Roman" w:cs="Times New Roman"/>
+        </w:rPr>
+        <w:t>Storage</w:t>
+      </w:r>
+      <w:proofErr w:type="spellEnd"/>
+      <w:r>
+        <w:rPr>
+          <w:rFonts w:ascii="Times New Roman" w:hAnsi="Times New Roman" w:cs="Times New Roman"/>
+        </w:rPr>
+        <w:t xml:space="preserve"> (</w:t>
+      </w:r>
+      <w:proofErr w:type="spellStart"/>
+      <w:r>
+        <w:rPr>
+          <w:rFonts w:ascii="Times New Roman" w:hAnsi="Times New Roman" w:cs="Times New Roman"/>
+        </w:rPr>
+        <w:t>localStorage</w:t>
+      </w:r>
+      <w:proofErr w:type="spellEnd"/>
+      <w:r>
+        <w:rPr>
+          <w:rFonts w:ascii="Times New Roman" w:hAnsi="Times New Roman" w:cs="Times New Roman"/>
+        </w:rPr>
+        <w:t>), позволяющая сохранять историю операций между сессиями.</w:t>
       </w:r>
     </w:p>
     <w:p>
@@ -2263,29 +3347,7 @@
         <w:rPr>
           <w:rFonts w:ascii="Times New Roman" w:hAnsi="Times New Roman" w:cs="Times New Roman"/>
         </w:rPr>
-        <w:t xml:space="preserve">Вычисления и обработка действий пользователя выполняются в функции </w:t>
-      </w:r>
-      <w:proofErr w:type="spellStart"/>
-      <w:proofErr w:type="gramStart"/>
-      <w:r>
-        <w:rPr>
-          <w:rFonts w:ascii="Times New Roman" w:hAnsi="Times New Roman" w:cs="Times New Roman"/>
-        </w:rPr>
-        <w:t>convertCurrency</w:t>
-      </w:r>
-      <w:proofErr w:type="spellEnd"/>
-      <w:r>
-        <w:rPr>
-          <w:rFonts w:ascii="Times New Roman" w:hAnsi="Times New Roman" w:cs="Times New Roman"/>
-        </w:rPr>
-        <w:t>(</w:t>
-      </w:r>
-      <w:proofErr w:type="gramEnd"/>
-      <w:r>
-        <w:rPr>
-          <w:rFonts w:ascii="Times New Roman" w:hAnsi="Times New Roman" w:cs="Times New Roman"/>
-        </w:rPr>
-        <w:t>). Она запускается автоматически при нажатии кнопки «Конвертировать» или при нажатии клавиши Enter в поле ввода.</w:t>
+        <w:t>Разработанное программное обеспечение автономно, обладает высокой скоростью отклика и интуитивно понятным интерфейсом, что полностью соответствует заявленной цели.</w:t>
       </w:r>
     </w:p>
     <w:p>
@@ -2298,14 +3360,32 @@
         <w:rPr>
           <w:rFonts w:ascii="Times New Roman" w:hAnsi="Times New Roman" w:cs="Times New Roman"/>
         </w:rPr>
-        <w:t>Работа функции состоит из следующих шагов:</w:t>
+        <w:lastRenderedPageBreak/>
+        <w:pict w14:anchorId="54F1EB5C">
+          <v:rect id="_x0000_i1027" style="width:0;height:.75pt" o:hralign="center" o:hrstd="t" o:hr="t" fillcolor="#a0a0a0" stroked="f"/>
+        </w:pict>
       </w:r>
     </w:p>
     <w:p>
       <w:pPr>
+        <w:rPr>
+          <w:rFonts w:ascii="Times New Roman" w:hAnsi="Times New Roman" w:cs="Times New Roman"/>
+        </w:rPr>
+      </w:pPr>
+      <w:r>
+        <w:rPr>
+          <w:rFonts w:ascii="Times New Roman" w:hAnsi="Times New Roman" w:cs="Times New Roman"/>
+          <w:b/>
+          <w:bCs/>
+        </w:rPr>
+        <w:t>СПИСОК ИСПОЛЬЗОВАННЫХ ИСТОЧНИКОВ</w:t>
+      </w:r>
+    </w:p>
+    <w:p>
+      <w:pPr>
         <w:numPr>
           <w:ilvl w:val="0"/>
-          <w:numId w:val="17"/>
+          <w:numId w:val="26"/>
         </w:numPr>
         <w:rPr>
           <w:rFonts w:ascii="Times New Roman" w:hAnsi="Times New Roman" w:cs="Times New Roman"/>
@@ -2315,64 +3395,56 @@
         <w:rPr>
           <w:rFonts w:ascii="Times New Roman" w:hAnsi="Times New Roman" w:cs="Times New Roman"/>
         </w:rPr>
-        <w:t xml:space="preserve">Проверка введенной суммы. Программа берет текст из поля ввода с классом </w:t>
+        <w:t xml:space="preserve">ГОСТ 7.32–2001. Система стандартов по информации, библиотечному и издательскому делу. Отчет о научно-исследовательской работе. Структура и правила оформления. — </w:t>
       </w:r>
       <w:proofErr w:type="spellStart"/>
       <w:r>
         <w:rPr>
           <w:rFonts w:ascii="Times New Roman" w:hAnsi="Times New Roman" w:cs="Times New Roman"/>
         </w:rPr>
-        <w:t>sum</w:t>
+        <w:t>Введ</w:t>
       </w:r>
       <w:proofErr w:type="spellEnd"/>
       <w:r>
         <w:rPr>
           <w:rFonts w:ascii="Times New Roman" w:hAnsi="Times New Roman" w:cs="Times New Roman"/>
         </w:rPr>
-        <w:t xml:space="preserve"> и переводит его в числовой формат с помощью функции </w:t>
-      </w:r>
-      <w:proofErr w:type="spellStart"/>
+        <w:t>. 2002–07–01. — Минск</w:t>
+      </w:r>
       <w:proofErr w:type="gramStart"/>
       <w:r>
         <w:rPr>
           <w:rFonts w:ascii="Times New Roman" w:hAnsi="Times New Roman" w:cs="Times New Roman"/>
         </w:rPr>
-        <w:t>parseFloat</w:t>
-      </w:r>
-      <w:proofErr w:type="spellEnd"/>
-      <w:r>
-        <w:rPr>
-          <w:rFonts w:ascii="Times New Roman" w:hAnsi="Times New Roman" w:cs="Times New Roman"/>
-        </w:rPr>
-        <w:t>(</w:t>
+        <w:t xml:space="preserve"> :</w:t>
       </w:r>
       <w:proofErr w:type="gramEnd"/>
       <w:r>
         <w:rPr>
           <w:rFonts w:ascii="Times New Roman" w:hAnsi="Times New Roman" w:cs="Times New Roman"/>
         </w:rPr>
-        <w:t xml:space="preserve">). Если поле осталось пустым или пользователь ввел буквы (ошибка </w:t>
-      </w:r>
-      <w:proofErr w:type="spellStart"/>
-      <w:r>
-        <w:rPr>
-          <w:rFonts w:ascii="Times New Roman" w:hAnsi="Times New Roman" w:cs="Times New Roman"/>
-        </w:rPr>
-        <w:t>NaN</w:t>
-      </w:r>
-      <w:proofErr w:type="spellEnd"/>
-      <w:r>
-        <w:rPr>
-          <w:rFonts w:ascii="Times New Roman" w:hAnsi="Times New Roman" w:cs="Times New Roman"/>
-        </w:rPr>
-        <w:t>), расчет прерывается, а на экран выводится сообщение «Введите сумму».</w:t>
+        <w:t xml:space="preserve"> Межгосударственный совет по стандартизации, метрологии и сертификации</w:t>
+      </w:r>
+      <w:proofErr w:type="gramStart"/>
+      <w:r>
+        <w:rPr>
+          <w:rFonts w:ascii="Times New Roman" w:hAnsi="Times New Roman" w:cs="Times New Roman"/>
+        </w:rPr>
+        <w:t xml:space="preserve"> ;</w:t>
+      </w:r>
+      <w:proofErr w:type="gramEnd"/>
+      <w:r>
+        <w:rPr>
+          <w:rFonts w:ascii="Times New Roman" w:hAnsi="Times New Roman" w:cs="Times New Roman"/>
+        </w:rPr>
+        <w:t xml:space="preserve"> Москва : Изд-во стандартов, 2001. — 20 с.</w:t>
       </w:r>
     </w:p>
     <w:p>
       <w:pPr>
         <w:numPr>
           <w:ilvl w:val="0"/>
-          <w:numId w:val="17"/>
+          <w:numId w:val="26"/>
         </w:numPr>
         <w:rPr>
           <w:rFonts w:ascii="Times New Roman" w:hAnsi="Times New Roman" w:cs="Times New Roman"/>
@@ -2382,140 +3454,243 @@
         <w:rPr>
           <w:rFonts w:ascii="Times New Roman" w:hAnsi="Times New Roman" w:cs="Times New Roman"/>
         </w:rPr>
-        <w:t xml:space="preserve">Расчет итоговой суммы. Программа определяет, какие валюты выбрал пользователь в списках </w:t>
+        <w:t xml:space="preserve">Документация по веб-технологиям MDN </w:t>
       </w:r>
       <w:proofErr w:type="spellStart"/>
       <w:r>
         <w:rPr>
           <w:rFonts w:ascii="Times New Roman" w:hAnsi="Times New Roman" w:cs="Times New Roman"/>
         </w:rPr>
-        <w:t>select</w:t>
+        <w:t>Web</w:t>
       </w:r>
       <w:proofErr w:type="spellEnd"/>
       <w:r>
         <w:rPr>
           <w:rFonts w:ascii="Times New Roman" w:hAnsi="Times New Roman" w:cs="Times New Roman"/>
         </w:rPr>
-        <w:t xml:space="preserve">, и находит их стоимость в рублях из сохраненного ранее объекта </w:t>
+        <w:t xml:space="preserve"> </w:t>
       </w:r>
       <w:proofErr w:type="spellStart"/>
       <w:r>
         <w:rPr>
           <w:rFonts w:ascii="Times New Roman" w:hAnsi="Times New Roman" w:cs="Times New Roman"/>
         </w:rPr>
-        <w:t>currencyRates</w:t>
+        <w:t>Docs</w:t>
       </w:r>
       <w:proofErr w:type="spellEnd"/>
-      <w:r>
-        <w:rPr>
-          <w:rFonts w:ascii="Times New Roman" w:hAnsi="Times New Roman" w:cs="Times New Roman"/>
-        </w:rPr>
-        <w:t>. Пересчет одной валюты в другую выполняется по следующей формуле:</w:t>
+      <w:proofErr w:type="gramStart"/>
+      <w:r>
+        <w:rPr>
+          <w:rFonts w:ascii="Times New Roman" w:hAnsi="Times New Roman" w:cs="Times New Roman"/>
+        </w:rPr>
+        <w:t xml:space="preserve"> :</w:t>
+      </w:r>
+      <w:proofErr w:type="gramEnd"/>
+      <w:r>
+        <w:rPr>
+          <w:rFonts w:ascii="Times New Roman" w:hAnsi="Times New Roman" w:cs="Times New Roman"/>
+        </w:rPr>
+        <w:t xml:space="preserve"> справочник для веб-разработчиков. — URL: </w:t>
+      </w:r>
+      <w:hyperlink r:id="rId9" w:tgtFrame="_blank" w:history="1">
+        <w:r>
+          <w:rPr>
+            <w:rStyle w:val="af3"/>
+            <w:rFonts w:ascii="Times New Roman" w:hAnsi="Times New Roman" w:cs="Times New Roman"/>
+          </w:rPr>
+          <w:t>https://developer.mozilla.org</w:t>
+        </w:r>
+      </w:hyperlink>
+      <w:r>
+        <w:rPr>
+          <w:rFonts w:ascii="Times New Roman" w:hAnsi="Times New Roman" w:cs="Times New Roman"/>
+        </w:rPr>
+        <w:t> (дата обращения: 02.04.2026). — Режим доступа: свободный. — Текст</w:t>
+      </w:r>
+      <w:proofErr w:type="gramStart"/>
+      <w:r>
+        <w:rPr>
+          <w:rFonts w:ascii="Times New Roman" w:hAnsi="Times New Roman" w:cs="Times New Roman"/>
+        </w:rPr>
+        <w:t xml:space="preserve"> :</w:t>
+      </w:r>
+      <w:proofErr w:type="gramEnd"/>
+      <w:r>
+        <w:rPr>
+          <w:rFonts w:ascii="Times New Roman" w:hAnsi="Times New Roman" w:cs="Times New Roman"/>
+        </w:rPr>
+        <w:t xml:space="preserve"> электронный.</w:t>
       </w:r>
     </w:p>
     <w:p>
       <w:pPr>
-        <w:rPr>
-          <w:rFonts w:ascii="Times New Roman" w:hAnsi="Times New Roman" w:cs="Times New Roman"/>
-        </w:rPr>
-      </w:pPr>
+        <w:numPr>
+          <w:ilvl w:val="0"/>
+          <w:numId w:val="26"/>
+        </w:numPr>
+        <w:rPr>
+          <w:rFonts w:ascii="Times New Roman" w:hAnsi="Times New Roman" w:cs="Times New Roman"/>
+        </w:rPr>
+      </w:pPr>
+      <w:r>
+        <w:rPr>
+          <w:rFonts w:ascii="Times New Roman" w:hAnsi="Times New Roman" w:cs="Times New Roman"/>
+        </w:rPr>
+        <w:t xml:space="preserve">Веб-платформа </w:t>
+      </w:r>
+      <w:proofErr w:type="spellStart"/>
+      <w:r>
+        <w:rPr>
+          <w:rFonts w:ascii="Times New Roman" w:hAnsi="Times New Roman" w:cs="Times New Roman"/>
+        </w:rPr>
+        <w:t>Doka</w:t>
+      </w:r>
+      <w:proofErr w:type="spellEnd"/>
+      <w:r>
+        <w:rPr>
+          <w:rFonts w:ascii="Times New Roman" w:hAnsi="Times New Roman" w:cs="Times New Roman"/>
+        </w:rPr>
+        <w:t xml:space="preserve"> </w:t>
+      </w:r>
+      <w:proofErr w:type="spellStart"/>
+      <w:r>
+        <w:rPr>
+          <w:rFonts w:ascii="Times New Roman" w:hAnsi="Times New Roman" w:cs="Times New Roman"/>
+        </w:rPr>
+        <w:t>Guide</w:t>
+      </w:r>
+      <w:proofErr w:type="spellEnd"/>
       <w:proofErr w:type="gramStart"/>
       <w:r>
         <w:rPr>
           <w:rFonts w:ascii="Times New Roman" w:hAnsi="Times New Roman" w:cs="Times New Roman"/>
         </w:rPr>
-        <w:t>\(</w:t>
+        <w:t xml:space="preserve"> :</w:t>
       </w:r>
       <w:proofErr w:type="gramEnd"/>
       <w:r>
         <w:rPr>
           <w:rFonts w:ascii="Times New Roman" w:hAnsi="Times New Roman" w:cs="Times New Roman"/>
         </w:rPr>
-        <w:t>Результат=Сумма\</w:t>
+        <w:t xml:space="preserve"> открытый справочник по </w:t>
       </w:r>
       <w:proofErr w:type="spellStart"/>
       <w:r>
         <w:rPr>
           <w:rFonts w:ascii="Times New Roman" w:hAnsi="Times New Roman" w:cs="Times New Roman"/>
         </w:rPr>
-        <w:t>times</w:t>
+        <w:t>фронтенд</w:t>
       </w:r>
       <w:proofErr w:type="spellEnd"/>
       <w:r>
         <w:rPr>
           <w:rFonts w:ascii="Times New Roman" w:hAnsi="Times New Roman" w:cs="Times New Roman"/>
         </w:rPr>
-        <w:t xml:space="preserve"> \</w:t>
-      </w:r>
-      <w:proofErr w:type="spellStart"/>
+        <w:t>-разработке и программированию. — URL: </w:t>
+      </w:r>
+      <w:hyperlink r:id="rId10" w:tgtFrame="_blank" w:history="1">
+        <w:r>
+          <w:rPr>
+            <w:rStyle w:val="af3"/>
+            <w:rFonts w:ascii="Times New Roman" w:hAnsi="Times New Roman" w:cs="Times New Roman"/>
+          </w:rPr>
+          <w:t>https://doka.guide</w:t>
+        </w:r>
+      </w:hyperlink>
+      <w:r>
+        <w:rPr>
+          <w:rFonts w:ascii="Times New Roman" w:hAnsi="Times New Roman" w:cs="Times New Roman"/>
+        </w:rPr>
+        <w:t> (дата обращения: 18.04.2026). — Режим доступа: свободный. — Текст</w:t>
+      </w:r>
       <w:proofErr w:type="gramStart"/>
       <w:r>
         <w:rPr>
           <w:rFonts w:ascii="Times New Roman" w:hAnsi="Times New Roman" w:cs="Times New Roman"/>
         </w:rPr>
-        <w:t>frac</w:t>
-      </w:r>
-      <w:proofErr w:type="spellEnd"/>
-      <w:r>
-        <w:rPr>
-          <w:rFonts w:ascii="Times New Roman" w:hAnsi="Times New Roman" w:cs="Times New Roman"/>
-        </w:rPr>
-        <w:t>{</w:t>
+        <w:t xml:space="preserve"> :</w:t>
       </w:r>
       <w:proofErr w:type="gramEnd"/>
       <w:r>
         <w:rPr>
           <w:rFonts w:ascii="Times New Roman" w:hAnsi="Times New Roman" w:cs="Times New Roman"/>
         </w:rPr>
-        <w:t>Курс_{Из</w:t>
-      </w:r>
-      <w:proofErr w:type="gramStart"/>
-      <w:r>
-        <w:rPr>
-          <w:rFonts w:ascii="Times New Roman" w:hAnsi="Times New Roman" w:cs="Times New Roman"/>
-        </w:rPr>
-        <w:t>}}{</w:t>
-      </w:r>
-      <w:proofErr w:type="gramEnd"/>
-      <w:r>
-        <w:rPr>
-          <w:rFonts w:ascii="Times New Roman" w:hAnsi="Times New Roman" w:cs="Times New Roman"/>
-        </w:rPr>
-        <w:t>Курс_{В</w:t>
-      </w:r>
-      <w:proofErr w:type="gramStart"/>
-      <w:r>
-        <w:rPr>
-          <w:rFonts w:ascii="Times New Roman" w:hAnsi="Times New Roman" w:cs="Times New Roman"/>
-        </w:rPr>
-        <w:t>}}\</w:t>
-      </w:r>
-      <w:proofErr w:type="gramEnd"/>
-      <w:r>
-        <w:rPr>
-          <w:rFonts w:ascii="Times New Roman" w:hAnsi="Times New Roman" w:cs="Times New Roman"/>
-        </w:rPr>
-        <w:t>)</w:t>
+        <w:t xml:space="preserve"> электронный.</w:t>
       </w:r>
     </w:p>
     <w:p>
       <w:pPr>
-        <w:rPr>
-          <w:rFonts w:ascii="Times New Roman" w:hAnsi="Times New Roman" w:cs="Times New Roman"/>
-        </w:rPr>
-      </w:pPr>
-      <w:r>
-        <w:rPr>
-          <w:rFonts w:ascii="Times New Roman" w:hAnsi="Times New Roman" w:cs="Times New Roman"/>
-        </w:rPr>
-        <w:t>где:</w:t>
+        <w:numPr>
+          <w:ilvl w:val="0"/>
+          <w:numId w:val="26"/>
+        </w:numPr>
+        <w:rPr>
+          <w:rFonts w:ascii="Times New Roman" w:hAnsi="Times New Roman" w:cs="Times New Roman"/>
+        </w:rPr>
+      </w:pPr>
+      <w:r>
+        <w:rPr>
+          <w:rFonts w:ascii="Times New Roman" w:hAnsi="Times New Roman" w:cs="Times New Roman"/>
+        </w:rPr>
+        <w:t xml:space="preserve">Сервис хостинга IT-проектов </w:t>
+      </w:r>
+      <w:proofErr w:type="spellStart"/>
+      <w:r>
+        <w:rPr>
+          <w:rFonts w:ascii="Times New Roman" w:hAnsi="Times New Roman" w:cs="Times New Roman"/>
+        </w:rPr>
+        <w:t>GitHub</w:t>
+      </w:r>
+      <w:proofErr w:type="spellEnd"/>
+      <w:proofErr w:type="gramStart"/>
+      <w:r>
+        <w:rPr>
+          <w:rFonts w:ascii="Times New Roman" w:hAnsi="Times New Roman" w:cs="Times New Roman"/>
+        </w:rPr>
+        <w:t xml:space="preserve"> :</w:t>
+      </w:r>
+      <w:proofErr w:type="gramEnd"/>
+      <w:r>
+        <w:rPr>
+          <w:rFonts w:ascii="Times New Roman" w:hAnsi="Times New Roman" w:cs="Times New Roman"/>
+        </w:rPr>
+        <w:t xml:space="preserve"> облачная платформа для управления кодом и совместной разработки. — URL: </w:t>
+      </w:r>
+      <w:hyperlink r:id="rId11" w:tgtFrame="_blank" w:history="1">
+        <w:r>
+          <w:rPr>
+            <w:rStyle w:val="af3"/>
+            <w:rFonts w:ascii="Times New Roman" w:hAnsi="Times New Roman" w:cs="Times New Roman"/>
+          </w:rPr>
+          <w:t>https://github.com</w:t>
+        </w:r>
+      </w:hyperlink>
+      <w:r>
+        <w:rPr>
+          <w:rFonts w:ascii="Times New Roman" w:hAnsi="Times New Roman" w:cs="Times New Roman"/>
+        </w:rPr>
+        <w:t> (дата обращения: 05.05.2026). — Режим доступа: свободный. — Текст</w:t>
+      </w:r>
+      <w:proofErr w:type="gramStart"/>
+      <w:r>
+        <w:rPr>
+          <w:rFonts w:ascii="Times New Roman" w:hAnsi="Times New Roman" w:cs="Times New Roman"/>
+        </w:rPr>
+        <w:t xml:space="preserve"> :</w:t>
+      </w:r>
+      <w:proofErr w:type="gramEnd"/>
+      <w:r>
+        <w:rPr>
+          <w:rFonts w:ascii="Times New Roman" w:hAnsi="Times New Roman" w:cs="Times New Roman"/>
+        </w:rPr>
+        <w:t xml:space="preserve"> электронный.</w:t>
       </w:r>
     </w:p>
     <w:p>
       <w:pPr>
         <w:numPr>
           <w:ilvl w:val="0"/>
-          <w:numId w:val="18"/>
+          <w:numId w:val="26"/>
         </w:numPr>
         <w:rPr>
           <w:rFonts w:ascii="Times New Roman" w:hAnsi="Times New Roman" w:cs="Times New Roman"/>
@@ -2525,1693 +3700,61 @@
         <w:rPr>
           <w:rFonts w:ascii="Times New Roman" w:hAnsi="Times New Roman" w:cs="Times New Roman"/>
         </w:rPr>
-        <w:t>Результат — итоговая сумма в целевой валюте;</w:t>
+        <w:t>Центральный банк Российской Федерации</w:t>
+      </w:r>
+      <w:proofErr w:type="gramStart"/>
+      <w:r>
+        <w:rPr>
+          <w:rFonts w:ascii="Times New Roman" w:hAnsi="Times New Roman" w:cs="Times New Roman"/>
+        </w:rPr>
+        <w:t xml:space="preserve"> :</w:t>
+      </w:r>
+      <w:proofErr w:type="gramEnd"/>
+      <w:r>
+        <w:rPr>
+          <w:rFonts w:ascii="Times New Roman" w:hAnsi="Times New Roman" w:cs="Times New Roman"/>
+        </w:rPr>
+        <w:t xml:space="preserve"> официальный сайт программного интерфейса (API) ежедневных курсов валют. — URL: </w:t>
+      </w:r>
+      <w:hyperlink r:id="rId12" w:tgtFrame="_blank" w:history="1">
+        <w:r>
+          <w:rPr>
+            <w:rStyle w:val="af3"/>
+            <w:rFonts w:ascii="Times New Roman" w:hAnsi="Times New Roman" w:cs="Times New Roman"/>
+          </w:rPr>
+          <w:t>https://cbr-xml-daily.ru</w:t>
+        </w:r>
+      </w:hyperlink>
+      <w:r>
+        <w:rPr>
+          <w:rFonts w:ascii="Times New Roman" w:hAnsi="Times New Roman" w:cs="Times New Roman"/>
+        </w:rPr>
+        <w:t> (дата обращения: 21.05.2026). — Режим доступа: свободный. — Текст</w:t>
+      </w:r>
+      <w:proofErr w:type="gramStart"/>
+      <w:r>
+        <w:rPr>
+          <w:rFonts w:ascii="Times New Roman" w:hAnsi="Times New Roman" w:cs="Times New Roman"/>
+        </w:rPr>
+        <w:t xml:space="preserve"> :</w:t>
+      </w:r>
+      <w:proofErr w:type="gramEnd"/>
+      <w:r>
+        <w:rPr>
+          <w:rFonts w:ascii="Times New Roman" w:hAnsi="Times New Roman" w:cs="Times New Roman"/>
+        </w:rPr>
+        <w:t xml:space="preserve"> электронный.</w:t>
       </w:r>
     </w:p>
     <w:p>
       <w:pPr>
-        <w:numPr>
-          <w:ilvl w:val="0"/>
-          <w:numId w:val="18"/>
-        </w:numPr>
-        <w:rPr>
-          <w:rFonts w:ascii="Times New Roman" w:hAnsi="Times New Roman" w:cs="Times New Roman"/>
-        </w:rPr>
-      </w:pPr>
-      <w:r>
-        <w:rPr>
-          <w:rFonts w:ascii="Times New Roman" w:hAnsi="Times New Roman" w:cs="Times New Roman"/>
-        </w:rPr>
-        <w:t>Сумма — исходная сумма денег, которую ввел пользователь;</w:t>
-      </w:r>
-    </w:p>
-    <w:p>
-      <w:pPr>
-        <w:numPr>
-          <w:ilvl w:val="0"/>
-          <w:numId w:val="18"/>
-        </w:numPr>
-        <w:rPr>
-          <w:rFonts w:ascii="Times New Roman" w:hAnsi="Times New Roman" w:cs="Times New Roman"/>
-        </w:rPr>
-      </w:pPr>
-      <w:proofErr w:type="spellStart"/>
-      <w:r>
-        <w:rPr>
-          <w:rFonts w:ascii="Times New Roman" w:hAnsi="Times New Roman" w:cs="Times New Roman"/>
-        </w:rPr>
-        <w:t>Курс_Из</w:t>
-      </w:r>
-      <w:proofErr w:type="spellEnd"/>
-      <w:r>
-        <w:rPr>
-          <w:rFonts w:ascii="Times New Roman" w:hAnsi="Times New Roman" w:cs="Times New Roman"/>
-        </w:rPr>
-        <w:t xml:space="preserve"> — стоимость одной единицы исходной валюты в рублях;</w:t>
-      </w:r>
-    </w:p>
-    <w:p>
-      <w:pPr>
-        <w:numPr>
-          <w:ilvl w:val="0"/>
-          <w:numId w:val="18"/>
-        </w:numPr>
-        <w:rPr>
-          <w:rFonts w:ascii="Times New Roman" w:hAnsi="Times New Roman" w:cs="Times New Roman"/>
-        </w:rPr>
-      </w:pPr>
-      <w:proofErr w:type="spellStart"/>
-      <w:r>
-        <w:rPr>
-          <w:rFonts w:ascii="Times New Roman" w:hAnsi="Times New Roman" w:cs="Times New Roman"/>
-        </w:rPr>
-        <w:t>Курс_В</w:t>
-      </w:r>
-      <w:proofErr w:type="spellEnd"/>
-      <w:r>
-        <w:rPr>
-          <w:rFonts w:ascii="Times New Roman" w:hAnsi="Times New Roman" w:cs="Times New Roman"/>
-        </w:rPr>
-        <w:t xml:space="preserve"> — стоимость одной единицы целевой валюты в рублях.</w:t>
-      </w:r>
-    </w:p>
-    <w:p>
-      <w:pPr>
-        <w:rPr>
-          <w:rFonts w:ascii="Times New Roman" w:hAnsi="Times New Roman" w:cs="Times New Roman"/>
-        </w:rPr>
-      </w:pPr>
-      <w:r>
-        <w:rPr>
-          <w:rFonts w:ascii="Times New Roman" w:hAnsi="Times New Roman" w:cs="Times New Roman"/>
-        </w:rPr>
-        <w:lastRenderedPageBreak/>
-        <w:t xml:space="preserve">Полученный результат округляется до двух знаков после запятой с помощью метода </w:t>
-      </w:r>
-      <w:proofErr w:type="spellStart"/>
-      <w:proofErr w:type="gramStart"/>
-      <w:r>
-        <w:rPr>
-          <w:rFonts w:ascii="Times New Roman" w:hAnsi="Times New Roman" w:cs="Times New Roman"/>
-        </w:rPr>
-        <w:t>toFixed</w:t>
-      </w:r>
-      <w:proofErr w:type="spellEnd"/>
-      <w:r>
-        <w:rPr>
-          <w:rFonts w:ascii="Times New Roman" w:hAnsi="Times New Roman" w:cs="Times New Roman"/>
-        </w:rPr>
-        <w:t>(</w:t>
-      </w:r>
-      <w:proofErr w:type="gramEnd"/>
-      <w:r>
-        <w:rPr>
-          <w:rFonts w:ascii="Times New Roman" w:hAnsi="Times New Roman" w:cs="Times New Roman"/>
-        </w:rPr>
-        <w:t xml:space="preserve">2) и выводится на экран в блок с классом </w:t>
-      </w:r>
-      <w:proofErr w:type="spellStart"/>
-      <w:r>
-        <w:rPr>
-          <w:rFonts w:ascii="Times New Roman" w:hAnsi="Times New Roman" w:cs="Times New Roman"/>
-        </w:rPr>
-        <w:t>res</w:t>
-      </w:r>
-      <w:proofErr w:type="spellEnd"/>
-      <w:r>
-        <w:rPr>
-          <w:rFonts w:ascii="Times New Roman" w:hAnsi="Times New Roman" w:cs="Times New Roman"/>
-        </w:rPr>
-        <w:t>.</w:t>
-      </w:r>
-    </w:p>
-    <w:p>
-      <w:pPr>
-        <w:rPr>
-          <w:rFonts w:ascii="Times New Roman" w:hAnsi="Times New Roman" w:cs="Times New Roman"/>
-        </w:rPr>
-      </w:pPr>
-      <w:r>
-        <w:rPr>
-          <w:rFonts w:ascii="Times New Roman" w:hAnsi="Times New Roman" w:cs="Times New Roman"/>
-        </w:rPr>
-        <w:t>2.3. Математическое ядро и программная логика конвертации</w:t>
-      </w:r>
-    </w:p>
-    <w:p>
-      <w:pPr>
-        <w:rPr>
-          <w:rFonts w:ascii="Times New Roman" w:hAnsi="Times New Roman" w:cs="Times New Roman"/>
-        </w:rPr>
-      </w:pPr>
-      <w:r>
-        <w:rPr>
-          <w:rFonts w:ascii="Times New Roman" w:hAnsi="Times New Roman" w:cs="Times New Roman"/>
-        </w:rPr>
-        <w:t xml:space="preserve">Вычислительный процесс и обработка пользовательских действий осуществляются в рамках функции </w:t>
-      </w:r>
-      <w:proofErr w:type="spellStart"/>
-      <w:proofErr w:type="gramStart"/>
-      <w:r>
-        <w:rPr>
-          <w:rFonts w:ascii="Times New Roman" w:hAnsi="Times New Roman" w:cs="Times New Roman"/>
-        </w:rPr>
-        <w:t>convertCurrency</w:t>
-      </w:r>
-      <w:proofErr w:type="spellEnd"/>
-      <w:r>
-        <w:rPr>
-          <w:rFonts w:ascii="Times New Roman" w:hAnsi="Times New Roman" w:cs="Times New Roman"/>
-        </w:rPr>
-        <w:t>(</w:t>
-      </w:r>
-      <w:proofErr w:type="gramEnd"/>
-      <w:r>
-        <w:rPr>
-          <w:rFonts w:ascii="Times New Roman" w:hAnsi="Times New Roman" w:cs="Times New Roman"/>
-        </w:rPr>
-        <w:t>). Вызов данного модуля происходит автоматически при наступлении одного из двух событий: щелчка левой кнопкой мыши по элементу интерфейса #convert-btn или нажатия клавиши Enter в поле ввода суммы.</w:t>
-      </w:r>
-    </w:p>
-    <w:p>
-      <w:pPr>
-        <w:rPr>
-          <w:rFonts w:ascii="Times New Roman" w:hAnsi="Times New Roman" w:cs="Times New Roman"/>
-        </w:rPr>
-      </w:pPr>
-      <w:r>
-        <w:rPr>
-          <w:rFonts w:ascii="Times New Roman" w:hAnsi="Times New Roman" w:cs="Times New Roman"/>
-        </w:rPr>
-        <w:t xml:space="preserve">Программная реализация функции </w:t>
-      </w:r>
-      <w:proofErr w:type="spellStart"/>
-      <w:proofErr w:type="gramStart"/>
-      <w:r>
-        <w:rPr>
-          <w:rFonts w:ascii="Times New Roman" w:hAnsi="Times New Roman" w:cs="Times New Roman"/>
-        </w:rPr>
-        <w:t>convertCurrency</w:t>
-      </w:r>
-      <w:proofErr w:type="spellEnd"/>
-      <w:r>
-        <w:rPr>
-          <w:rFonts w:ascii="Times New Roman" w:hAnsi="Times New Roman" w:cs="Times New Roman"/>
-        </w:rPr>
-        <w:t>(</w:t>
-      </w:r>
-      <w:proofErr w:type="gramEnd"/>
-      <w:r>
-        <w:rPr>
-          <w:rFonts w:ascii="Times New Roman" w:hAnsi="Times New Roman" w:cs="Times New Roman"/>
-        </w:rPr>
-        <w:t>) базируется на выполнении следующей последовательности операций:</w:t>
-      </w:r>
-    </w:p>
-    <w:p>
-      <w:pPr>
-        <w:numPr>
-          <w:ilvl w:val="0"/>
-          <w:numId w:val="12"/>
-        </w:numPr>
-        <w:rPr>
-          <w:rFonts w:ascii="Times New Roman" w:hAnsi="Times New Roman" w:cs="Times New Roman"/>
-        </w:rPr>
-      </w:pPr>
-      <w:r>
-        <w:rPr>
-          <w:rFonts w:ascii="Times New Roman" w:hAnsi="Times New Roman" w:cs="Times New Roman"/>
-        </w:rPr>
-        <w:t>Сбор и верификация входных данных</w:t>
-      </w:r>
-      <w:r>
-        <w:rPr>
-          <w:rFonts w:ascii="Times New Roman" w:hAnsi="Times New Roman" w:cs="Times New Roman"/>
-          <w:b/>
-          <w:bCs/>
-        </w:rPr>
-        <w:t>.</w:t>
-      </w:r>
-      <w:r>
-        <w:rPr>
-          <w:rFonts w:ascii="Times New Roman" w:hAnsi="Times New Roman" w:cs="Times New Roman"/>
-        </w:rPr>
-        <w:t xml:space="preserve"> Значение, введенное пользователем в текстовое поле с классом </w:t>
-      </w:r>
-      <w:proofErr w:type="spellStart"/>
-      <w:r>
-        <w:rPr>
-          <w:rFonts w:ascii="Times New Roman" w:hAnsi="Times New Roman" w:cs="Times New Roman"/>
-        </w:rPr>
-        <w:t>sum</w:t>
-      </w:r>
-      <w:proofErr w:type="spellEnd"/>
-      <w:r>
-        <w:rPr>
-          <w:rFonts w:ascii="Times New Roman" w:hAnsi="Times New Roman" w:cs="Times New Roman"/>
-        </w:rPr>
-        <w:t xml:space="preserve">, считывается и преобразуется в числовой формат с плавающей точкой посредством функции </w:t>
-      </w:r>
-      <w:proofErr w:type="spellStart"/>
-      <w:proofErr w:type="gramStart"/>
-      <w:r>
-        <w:rPr>
-          <w:rFonts w:ascii="Times New Roman" w:hAnsi="Times New Roman" w:cs="Times New Roman"/>
-        </w:rPr>
-        <w:t>parseFloat</w:t>
-      </w:r>
-      <w:proofErr w:type="spellEnd"/>
-      <w:r>
-        <w:rPr>
-          <w:rFonts w:ascii="Times New Roman" w:hAnsi="Times New Roman" w:cs="Times New Roman"/>
-        </w:rPr>
-        <w:t>(</w:t>
-      </w:r>
-      <w:proofErr w:type="gramEnd"/>
-      <w:r>
-        <w:rPr>
-          <w:rFonts w:ascii="Times New Roman" w:hAnsi="Times New Roman" w:cs="Times New Roman"/>
-        </w:rPr>
-        <w:t xml:space="preserve">). В системе предусмотрен блок валидации: если поле ввода оказывается пустым или содержит недопустимые символы (значение </w:t>
-      </w:r>
-      <w:proofErr w:type="spellStart"/>
-      <w:r>
-        <w:rPr>
-          <w:rFonts w:ascii="Times New Roman" w:hAnsi="Times New Roman" w:cs="Times New Roman"/>
-        </w:rPr>
-        <w:t>NaN</w:t>
-      </w:r>
-      <w:proofErr w:type="spellEnd"/>
-      <w:r>
-        <w:rPr>
-          <w:rFonts w:ascii="Times New Roman" w:hAnsi="Times New Roman" w:cs="Times New Roman"/>
-        </w:rPr>
-        <w:t>), алгоритм прерывает вычисления и выводит в интерфейс требование о корректном вводе.</w:t>
-      </w:r>
-    </w:p>
-    <w:p>
-      <w:pPr>
-        <w:numPr>
-          <w:ilvl w:val="0"/>
-          <w:numId w:val="12"/>
-        </w:numPr>
-        <w:rPr>
-          <w:rFonts w:ascii="Times New Roman" w:hAnsi="Times New Roman" w:cs="Times New Roman"/>
-        </w:rPr>
-      </w:pPr>
-      <w:r>
-        <w:rPr>
-          <w:rFonts w:ascii="Times New Roman" w:hAnsi="Times New Roman" w:cs="Times New Roman"/>
-        </w:rPr>
-        <w:t>Кросс-курсовое вычисление</w:t>
-      </w:r>
-      <w:r>
-        <w:rPr>
-          <w:rFonts w:ascii="Times New Roman" w:hAnsi="Times New Roman" w:cs="Times New Roman"/>
-          <w:b/>
-          <w:bCs/>
-        </w:rPr>
-        <w:t>.</w:t>
-      </w:r>
-      <w:r>
-        <w:rPr>
-          <w:rFonts w:ascii="Times New Roman" w:hAnsi="Times New Roman" w:cs="Times New Roman"/>
-        </w:rPr>
-        <w:t xml:space="preserve"> На основе выбранных пользователем строковых кодов в элементах </w:t>
-      </w:r>
-      <w:proofErr w:type="spellStart"/>
-      <w:r>
-        <w:rPr>
-          <w:rFonts w:ascii="Times New Roman" w:hAnsi="Times New Roman" w:cs="Times New Roman"/>
-        </w:rPr>
-        <w:t>select</w:t>
-      </w:r>
-      <w:proofErr w:type="spellEnd"/>
-      <w:r>
-        <w:rPr>
-          <w:rFonts w:ascii="Times New Roman" w:hAnsi="Times New Roman" w:cs="Times New Roman"/>
-        </w:rPr>
-        <w:t xml:space="preserve"> программа извлекает соответствующие нормализованные коэффициенты из объекта </w:t>
-      </w:r>
-      <w:proofErr w:type="spellStart"/>
-      <w:r>
-        <w:rPr>
-          <w:rFonts w:ascii="Times New Roman" w:hAnsi="Times New Roman" w:cs="Times New Roman"/>
-        </w:rPr>
-        <w:t>currencyRates</w:t>
-      </w:r>
-      <w:proofErr w:type="spellEnd"/>
-      <w:r>
-        <w:rPr>
-          <w:rFonts w:ascii="Times New Roman" w:hAnsi="Times New Roman" w:cs="Times New Roman"/>
-        </w:rPr>
-        <w:t>. Прямой пересчет денежных средств из одной валюты в другую минуя промежуточные транзакции выполняется по формуле:</w:t>
-      </w:r>
-    </w:p>
-    <w:p>
-      <w:pPr>
-        <w:rPr>
-          <w:rFonts w:ascii="Times New Roman" w:hAnsi="Times New Roman" w:cs="Times New Roman"/>
-          <w:lang w:val="en-US"/>
-        </w:rPr>
-      </w:pPr>
-      <w:r>
-        <w:rPr>
-          <w:rFonts w:ascii="Times New Roman" w:hAnsi="Times New Roman" w:cs="Times New Roman"/>
-          <w:lang w:val="en-US"/>
-        </w:rPr>
-        <w:t>\(S_{target}=S_{source}\times \frac{K_{source</w:t>
-      </w:r>
-      <w:proofErr w:type="gramStart"/>
-      <w:r>
-        <w:rPr>
-          <w:rFonts w:ascii="Times New Roman" w:hAnsi="Times New Roman" w:cs="Times New Roman"/>
-          <w:lang w:val="en-US"/>
-        </w:rPr>
-        <w:t>}}{</w:t>
-      </w:r>
-      <w:proofErr w:type="gramEnd"/>
-      <w:r>
-        <w:rPr>
-          <w:rFonts w:ascii="Times New Roman" w:hAnsi="Times New Roman" w:cs="Times New Roman"/>
-          <w:lang w:val="en-US"/>
-        </w:rPr>
-        <w:t>K_{target</w:t>
-      </w:r>
-      <w:proofErr w:type="gramStart"/>
-      <w:r>
-        <w:rPr>
-          <w:rFonts w:ascii="Times New Roman" w:hAnsi="Times New Roman" w:cs="Times New Roman"/>
-          <w:lang w:val="en-US"/>
-        </w:rPr>
-        <w:t>}}\</w:t>
-      </w:r>
-      <w:proofErr w:type="gramEnd"/>
-      <w:r>
-        <w:rPr>
-          <w:rFonts w:ascii="Times New Roman" w:hAnsi="Times New Roman" w:cs="Times New Roman"/>
-          <w:lang w:val="en-US"/>
-        </w:rPr>
-        <w:t>)</w:t>
-      </w:r>
-    </w:p>
-    <w:p>
-      <w:pPr>
-        <w:rPr>
-          <w:rFonts w:ascii="Times New Roman" w:hAnsi="Times New Roman" w:cs="Times New Roman"/>
-        </w:rPr>
-      </w:pPr>
-      <w:r>
-        <w:rPr>
-          <w:rFonts w:ascii="Times New Roman" w:hAnsi="Times New Roman" w:cs="Times New Roman"/>
-        </w:rPr>
-        <w:t>где:</w:t>
-      </w:r>
-    </w:p>
-    <w:p>
-      <w:pPr>
-        <w:numPr>
-          <w:ilvl w:val="0"/>
-          <w:numId w:val="13"/>
-        </w:numPr>
-        <w:rPr>
-          <w:rFonts w:ascii="Times New Roman" w:hAnsi="Times New Roman" w:cs="Times New Roman"/>
-        </w:rPr>
-      </w:pPr>
-      <w:r>
-        <w:rPr>
-          <w:rFonts w:ascii="Times New Roman" w:hAnsi="Times New Roman" w:cs="Times New Roman"/>
-        </w:rPr>
-        <w:t>\(S_{</w:t>
-      </w:r>
-      <w:proofErr w:type="spellStart"/>
-      <w:r>
-        <w:rPr>
-          <w:rFonts w:ascii="Times New Roman" w:hAnsi="Times New Roman" w:cs="Times New Roman"/>
-        </w:rPr>
-        <w:t>target</w:t>
-      </w:r>
-      <w:proofErr w:type="spellEnd"/>
-      <w:r>
-        <w:rPr>
-          <w:rFonts w:ascii="Times New Roman" w:hAnsi="Times New Roman" w:cs="Times New Roman"/>
-        </w:rPr>
-        <w:t>}\) — результирующая сумма в целевой валюте;</w:t>
-      </w:r>
-    </w:p>
-    <w:p>
-      <w:pPr>
-        <w:numPr>
-          <w:ilvl w:val="0"/>
-          <w:numId w:val="13"/>
-        </w:numPr>
-        <w:rPr>
-          <w:rFonts w:ascii="Times New Roman" w:hAnsi="Times New Roman" w:cs="Times New Roman"/>
-        </w:rPr>
-      </w:pPr>
-      <w:r>
-        <w:rPr>
-          <w:rFonts w:ascii="Times New Roman" w:hAnsi="Times New Roman" w:cs="Times New Roman"/>
-        </w:rPr>
-        <w:t>\(S_{</w:t>
-      </w:r>
-      <w:proofErr w:type="spellStart"/>
-      <w:r>
-        <w:rPr>
-          <w:rFonts w:ascii="Times New Roman" w:hAnsi="Times New Roman" w:cs="Times New Roman"/>
-        </w:rPr>
-        <w:t>source</w:t>
-      </w:r>
-      <w:proofErr w:type="spellEnd"/>
-      <w:r>
-        <w:rPr>
-          <w:rFonts w:ascii="Times New Roman" w:hAnsi="Times New Roman" w:cs="Times New Roman"/>
-        </w:rPr>
-        <w:t>}\) — исходная сумма, введенная пользователем;</w:t>
-      </w:r>
-    </w:p>
-    <w:p>
-      <w:pPr>
-        <w:numPr>
-          <w:ilvl w:val="0"/>
-          <w:numId w:val="13"/>
-        </w:numPr>
-        <w:rPr>
-          <w:rFonts w:ascii="Times New Roman" w:hAnsi="Times New Roman" w:cs="Times New Roman"/>
-        </w:rPr>
-      </w:pPr>
-      <w:r>
-        <w:rPr>
-          <w:rFonts w:ascii="Times New Roman" w:hAnsi="Times New Roman" w:cs="Times New Roman"/>
-        </w:rPr>
-        <w:t>\(K_{</w:t>
-      </w:r>
-      <w:proofErr w:type="spellStart"/>
-      <w:r>
-        <w:rPr>
-          <w:rFonts w:ascii="Times New Roman" w:hAnsi="Times New Roman" w:cs="Times New Roman"/>
-        </w:rPr>
-        <w:t>source</w:t>
-      </w:r>
-      <w:proofErr w:type="spellEnd"/>
-      <w:r>
-        <w:rPr>
-          <w:rFonts w:ascii="Times New Roman" w:hAnsi="Times New Roman" w:cs="Times New Roman"/>
-        </w:rPr>
-        <w:t>}\) — нормализованный коэффициент стоимости исходной валюты;</w:t>
-      </w:r>
-    </w:p>
-    <w:p>
-      <w:pPr>
-        <w:numPr>
-          <w:ilvl w:val="0"/>
-          <w:numId w:val="13"/>
-        </w:numPr>
-        <w:rPr>
-          <w:rFonts w:ascii="Times New Roman" w:hAnsi="Times New Roman" w:cs="Times New Roman"/>
-        </w:rPr>
-      </w:pPr>
-      <w:r>
-        <w:rPr>
-          <w:rFonts w:ascii="Times New Roman" w:hAnsi="Times New Roman" w:cs="Times New Roman"/>
-        </w:rPr>
-        <w:t>\(K_{</w:t>
-      </w:r>
-      <w:proofErr w:type="spellStart"/>
-      <w:r>
-        <w:rPr>
-          <w:rFonts w:ascii="Times New Roman" w:hAnsi="Times New Roman" w:cs="Times New Roman"/>
-        </w:rPr>
-        <w:t>target</w:t>
-      </w:r>
-      <w:proofErr w:type="spellEnd"/>
-      <w:r>
-        <w:rPr>
-          <w:rFonts w:ascii="Times New Roman" w:hAnsi="Times New Roman" w:cs="Times New Roman"/>
-        </w:rPr>
-        <w:t>}\) — нормализованный коэффициент стоимости целевой валюты.</w:t>
-      </w:r>
-    </w:p>
-    <w:p>
-      <w:pPr>
-        <w:rPr>
-          <w:rFonts w:ascii="Times New Roman" w:hAnsi="Times New Roman" w:cs="Times New Roman"/>
-        </w:rPr>
-      </w:pPr>
-      <w:r>
-        <w:rPr>
-          <w:rFonts w:ascii="Times New Roman" w:hAnsi="Times New Roman" w:cs="Times New Roman"/>
-        </w:rPr>
-        <w:t xml:space="preserve">Полученное итоговое значение округляется до сотых долей с помощью метода </w:t>
-      </w:r>
-      <w:proofErr w:type="spellStart"/>
-      <w:proofErr w:type="gramStart"/>
-      <w:r>
-        <w:rPr>
-          <w:rFonts w:ascii="Times New Roman" w:hAnsi="Times New Roman" w:cs="Times New Roman"/>
-        </w:rPr>
-        <w:t>toFixed</w:t>
-      </w:r>
-      <w:proofErr w:type="spellEnd"/>
-      <w:r>
-        <w:rPr>
-          <w:rFonts w:ascii="Times New Roman" w:hAnsi="Times New Roman" w:cs="Times New Roman"/>
-        </w:rPr>
-        <w:t>(</w:t>
-      </w:r>
-      <w:proofErr w:type="gramEnd"/>
-      <w:r>
-        <w:rPr>
-          <w:rFonts w:ascii="Times New Roman" w:hAnsi="Times New Roman" w:cs="Times New Roman"/>
-        </w:rPr>
-        <w:t xml:space="preserve">2), что соответствует стандартному отображению денежных номиналов. Результат конкатенируется со строковым кодом целевой валюты и выводится на экран в блок с классом </w:t>
-      </w:r>
-      <w:proofErr w:type="spellStart"/>
-      <w:r>
-        <w:rPr>
-          <w:rFonts w:ascii="Times New Roman" w:hAnsi="Times New Roman" w:cs="Times New Roman"/>
-        </w:rPr>
-        <w:t>res</w:t>
-      </w:r>
-      <w:proofErr w:type="spellEnd"/>
-      <w:r>
-        <w:rPr>
-          <w:rFonts w:ascii="Times New Roman" w:hAnsi="Times New Roman" w:cs="Times New Roman"/>
-        </w:rPr>
-        <w:t>.</w:t>
-      </w:r>
-    </w:p>
-    <w:p>
-      <w:pPr>
-        <w:rPr>
-          <w:rFonts w:ascii="Times New Roman" w:hAnsi="Times New Roman" w:cs="Times New Roman"/>
-        </w:rPr>
-      </w:pPr>
-      <w:r>
-        <w:rPr>
-          <w:rFonts w:ascii="Times New Roman" w:hAnsi="Times New Roman" w:cs="Times New Roman"/>
-        </w:rPr>
-        <w:t xml:space="preserve">Вычислительное ядро приложения сосредоточено в функции </w:t>
-      </w:r>
-      <w:proofErr w:type="spellStart"/>
-      <w:proofErr w:type="gramStart"/>
-      <w:r>
-        <w:rPr>
-          <w:rFonts w:ascii="Times New Roman" w:hAnsi="Times New Roman" w:cs="Times New Roman"/>
-        </w:rPr>
-        <w:t>convertCurrency</w:t>
-      </w:r>
-      <w:proofErr w:type="spellEnd"/>
-      <w:r>
-        <w:rPr>
-          <w:rFonts w:ascii="Times New Roman" w:hAnsi="Times New Roman" w:cs="Times New Roman"/>
-        </w:rPr>
-        <w:t>(</w:t>
-      </w:r>
-      <w:proofErr w:type="gramEnd"/>
-      <w:r>
-        <w:rPr>
-          <w:rFonts w:ascii="Times New Roman" w:hAnsi="Times New Roman" w:cs="Times New Roman"/>
-        </w:rPr>
-        <w:t>). Инициация расчета происходит по событию клика на кнопку конвертации или по перехвату нажатия клавиши Enter в текстовом поле ввода, что повышает эргономику интерфейса.</w:t>
-      </w:r>
-    </w:p>
-    <w:p>
-      <w:pPr>
-        <w:rPr>
-          <w:rFonts w:ascii="Times New Roman" w:hAnsi="Times New Roman" w:cs="Times New Roman"/>
-        </w:rPr>
-      </w:pPr>
-    </w:p>
-    <w:p>
-      <w:pPr>
-        <w:rPr>
-          <w:rFonts w:ascii="Times New Roman" w:hAnsi="Times New Roman" w:cs="Times New Roman"/>
-        </w:rPr>
-      </w:pPr>
-    </w:p>
-    <w:p>
-      <w:pPr>
-        <w:rPr>
-          <w:rFonts w:ascii="Times New Roman" w:hAnsi="Times New Roman" w:cs="Times New Roman"/>
-        </w:rPr>
-      </w:pPr>
-    </w:p>
-    <w:p>
-      <w:pPr>
-        <w:rPr>
-          <w:rFonts w:ascii="Times New Roman" w:hAnsi="Times New Roman" w:cs="Times New Roman"/>
-        </w:rPr>
-      </w:pPr>
-      <w:r>
-        <w:rPr>
-          <w:rFonts w:ascii="Times New Roman" w:hAnsi="Times New Roman" w:cs="Times New Roman"/>
-        </w:rPr>
-        <w:lastRenderedPageBreak/>
-        <w:t>В рамках выполнения функции реализуется следующий линейный алгоритм:</w:t>
-      </w:r>
-    </w:p>
-    <w:p>
-      <w:pPr>
-        <w:numPr>
-          <w:ilvl w:val="0"/>
-          <w:numId w:val="6"/>
-        </w:numPr>
-        <w:rPr>
-          <w:rFonts w:ascii="Times New Roman" w:hAnsi="Times New Roman" w:cs="Times New Roman"/>
-        </w:rPr>
-      </w:pPr>
-      <w:r>
-        <w:rPr>
-          <w:rFonts w:ascii="Times New Roman" w:hAnsi="Times New Roman" w:cs="Times New Roman"/>
-        </w:rPr>
-        <w:t xml:space="preserve">Преобразование и валидация данных. Строковое значение, полученное из интерфейса, трансформируется в числовой тип с плавающей точкой с помощью функции </w:t>
-      </w:r>
-      <w:proofErr w:type="spellStart"/>
-      <w:proofErr w:type="gramStart"/>
-      <w:r>
-        <w:rPr>
-          <w:rFonts w:ascii="Times New Roman" w:hAnsi="Times New Roman" w:cs="Times New Roman"/>
-        </w:rPr>
-        <w:t>parseFloat</w:t>
-      </w:r>
-      <w:proofErr w:type="spellEnd"/>
-      <w:r>
-        <w:rPr>
-          <w:rFonts w:ascii="Times New Roman" w:hAnsi="Times New Roman" w:cs="Times New Roman"/>
-        </w:rPr>
-        <w:t>(</w:t>
-      </w:r>
-      <w:proofErr w:type="gramEnd"/>
-      <w:r>
-        <w:rPr>
-          <w:rFonts w:ascii="Times New Roman" w:hAnsi="Times New Roman" w:cs="Times New Roman"/>
-        </w:rPr>
-        <w:t>). Программная конструкция осуществляет валидацию входного параметра: если поле пусто или содержит нечисловые символы (</w:t>
-      </w:r>
-      <w:proofErr w:type="spellStart"/>
-      <w:r>
-        <w:rPr>
-          <w:rFonts w:ascii="Times New Roman" w:hAnsi="Times New Roman" w:cs="Times New Roman"/>
-        </w:rPr>
-        <w:t>NaN</w:t>
-      </w:r>
-      <w:proofErr w:type="spellEnd"/>
-      <w:r>
-        <w:rPr>
-          <w:rFonts w:ascii="Times New Roman" w:hAnsi="Times New Roman" w:cs="Times New Roman"/>
-        </w:rPr>
-        <w:t>), выполнение прерывается.</w:t>
-      </w:r>
-    </w:p>
-    <w:p>
-      <w:pPr>
-        <w:numPr>
-          <w:ilvl w:val="0"/>
-          <w:numId w:val="6"/>
-        </w:numPr>
-        <w:rPr>
-          <w:rFonts w:ascii="Times New Roman" w:hAnsi="Times New Roman" w:cs="Times New Roman"/>
-        </w:rPr>
-      </w:pPr>
-      <w:r>
-        <w:rPr>
-          <w:rFonts w:ascii="Times New Roman" w:hAnsi="Times New Roman" w:cs="Times New Roman"/>
-        </w:rPr>
-        <w:t xml:space="preserve">Кросс-курсовой расчет. Программа извлекает выбранные пользователем строковые коды валют (например, USD, EUR) и сопоставляет их с объектом коэффициентов </w:t>
-      </w:r>
-      <w:proofErr w:type="spellStart"/>
-      <w:r>
-        <w:rPr>
-          <w:rFonts w:ascii="Times New Roman" w:hAnsi="Times New Roman" w:cs="Times New Roman"/>
-        </w:rPr>
-        <w:t>currencyRates</w:t>
-      </w:r>
-      <w:proofErr w:type="spellEnd"/>
-      <w:r>
-        <w:rPr>
-          <w:rFonts w:ascii="Times New Roman" w:hAnsi="Times New Roman" w:cs="Times New Roman"/>
-        </w:rPr>
-        <w:t>. Прямой пересчет производится по формуле:</w:t>
-      </w:r>
-    </w:p>
-    <w:p>
-      <w:pPr>
-        <w:rPr>
-          <w:rFonts w:ascii="Times New Roman" w:hAnsi="Times New Roman" w:cs="Times New Roman"/>
-          <w:lang w:val="en-US"/>
-        </w:rPr>
-      </w:pPr>
-      <w:r>
-        <w:rPr>
-          <w:rFonts w:ascii="Times New Roman" w:hAnsi="Times New Roman" w:cs="Times New Roman"/>
-          <w:lang w:val="en-US"/>
-        </w:rPr>
-        <w:t>\(S_{target}=S_{source}\times \left(\frac{K_{source</w:t>
-      </w:r>
-      <w:proofErr w:type="gramStart"/>
-      <w:r>
-        <w:rPr>
-          <w:rFonts w:ascii="Times New Roman" w:hAnsi="Times New Roman" w:cs="Times New Roman"/>
-          <w:lang w:val="en-US"/>
-        </w:rPr>
-        <w:t>}}{</w:t>
-      </w:r>
-      <w:proofErr w:type="gramEnd"/>
-      <w:r>
-        <w:rPr>
-          <w:rFonts w:ascii="Times New Roman" w:hAnsi="Times New Roman" w:cs="Times New Roman"/>
-          <w:lang w:val="en-US"/>
-        </w:rPr>
-        <w:t>K_{target</w:t>
-      </w:r>
-      <w:proofErr w:type="gramStart"/>
-      <w:r>
-        <w:rPr>
-          <w:rFonts w:ascii="Times New Roman" w:hAnsi="Times New Roman" w:cs="Times New Roman"/>
-          <w:lang w:val="en-US"/>
-        </w:rPr>
-        <w:t>}}\right)\</w:t>
-      </w:r>
-      <w:proofErr w:type="gramEnd"/>
-      <w:r>
-        <w:rPr>
-          <w:rFonts w:ascii="Times New Roman" w:hAnsi="Times New Roman" w:cs="Times New Roman"/>
-          <w:lang w:val="en-US"/>
-        </w:rPr>
-        <w:t>)</w:t>
-      </w:r>
-    </w:p>
-    <w:p>
-      <w:pPr>
-        <w:rPr>
-          <w:rFonts w:ascii="Times New Roman" w:hAnsi="Times New Roman" w:cs="Times New Roman"/>
-        </w:rPr>
-      </w:pPr>
-      <w:r>
-        <w:rPr>
-          <w:rFonts w:ascii="Times New Roman" w:hAnsi="Times New Roman" w:cs="Times New Roman"/>
-        </w:rPr>
-        <w:t>Где \(S_{</w:t>
-      </w:r>
-      <w:proofErr w:type="spellStart"/>
-      <w:r>
-        <w:rPr>
-          <w:rFonts w:ascii="Times New Roman" w:hAnsi="Times New Roman" w:cs="Times New Roman"/>
-        </w:rPr>
-        <w:t>target</w:t>
-      </w:r>
-      <w:proofErr w:type="spellEnd"/>
-      <w:r>
-        <w:rPr>
-          <w:rFonts w:ascii="Times New Roman" w:hAnsi="Times New Roman" w:cs="Times New Roman"/>
-        </w:rPr>
-        <w:t>}\) — результирующая сумма, \(S_{</w:t>
-      </w:r>
-      <w:proofErr w:type="spellStart"/>
-      <w:r>
-        <w:rPr>
-          <w:rFonts w:ascii="Times New Roman" w:hAnsi="Times New Roman" w:cs="Times New Roman"/>
-        </w:rPr>
-        <w:t>source</w:t>
-      </w:r>
-      <w:proofErr w:type="spellEnd"/>
-      <w:r>
-        <w:rPr>
-          <w:rFonts w:ascii="Times New Roman" w:hAnsi="Times New Roman" w:cs="Times New Roman"/>
-        </w:rPr>
-        <w:t>}\) — исходная сумма, введенная пользователем, \(K_{</w:t>
-      </w:r>
-      <w:proofErr w:type="spellStart"/>
-      <w:r>
-        <w:rPr>
-          <w:rFonts w:ascii="Times New Roman" w:hAnsi="Times New Roman" w:cs="Times New Roman"/>
-        </w:rPr>
-        <w:t>source</w:t>
-      </w:r>
-      <w:proofErr w:type="spellEnd"/>
-      <w:r>
-        <w:rPr>
-          <w:rFonts w:ascii="Times New Roman" w:hAnsi="Times New Roman" w:cs="Times New Roman"/>
-        </w:rPr>
-        <w:t>}\) — нормализованный курс исходной валюты, \(K_{</w:t>
-      </w:r>
-      <w:proofErr w:type="spellStart"/>
-      <w:r>
-        <w:rPr>
-          <w:rFonts w:ascii="Times New Roman" w:hAnsi="Times New Roman" w:cs="Times New Roman"/>
-        </w:rPr>
-        <w:t>target</w:t>
-      </w:r>
-      <w:proofErr w:type="spellEnd"/>
-      <w:r>
-        <w:rPr>
-          <w:rFonts w:ascii="Times New Roman" w:hAnsi="Times New Roman" w:cs="Times New Roman"/>
-        </w:rPr>
-        <w:t xml:space="preserve">}\) — нормализованный курс целевой валюты. Полученное значение округляется до сотых долей с помощью метода </w:t>
-      </w:r>
-      <w:proofErr w:type="spellStart"/>
-      <w:proofErr w:type="gramStart"/>
-      <w:r>
-        <w:rPr>
-          <w:rFonts w:ascii="Times New Roman" w:hAnsi="Times New Roman" w:cs="Times New Roman"/>
-        </w:rPr>
-        <w:t>toFixed</w:t>
-      </w:r>
-      <w:proofErr w:type="spellEnd"/>
-      <w:r>
-        <w:rPr>
-          <w:rFonts w:ascii="Times New Roman" w:hAnsi="Times New Roman" w:cs="Times New Roman"/>
-        </w:rPr>
-        <w:t>(</w:t>
-      </w:r>
-      <w:proofErr w:type="gramEnd"/>
-      <w:r>
-        <w:rPr>
-          <w:rFonts w:ascii="Times New Roman" w:hAnsi="Times New Roman" w:cs="Times New Roman"/>
-        </w:rPr>
-        <w:t>2).</w:t>
-      </w:r>
-      <w:r>
-        <w:rPr>
-          <w:rFonts w:ascii="Times New Roman" w:hAnsi="Times New Roman" w:cs="Times New Roman"/>
-        </w:rPr>
-        <w:br/>
-        <w:t xml:space="preserve">3. Логирование и управление DOM. Результат выводится на экран. Для ведения истории операций </w:t>
-      </w:r>
-      <w:proofErr w:type="spellStart"/>
-      <w:r>
-        <w:rPr>
-          <w:rFonts w:ascii="Times New Roman" w:hAnsi="Times New Roman" w:cs="Times New Roman"/>
-        </w:rPr>
-        <w:t>программно</w:t>
-      </w:r>
-      <w:proofErr w:type="spellEnd"/>
-      <w:r>
-        <w:rPr>
-          <w:rFonts w:ascii="Times New Roman" w:hAnsi="Times New Roman" w:cs="Times New Roman"/>
-        </w:rPr>
-        <w:t xml:space="preserve"> создается новый элемент </w:t>
-      </w:r>
-      <w:proofErr w:type="spellStart"/>
-      <w:r>
-        <w:rPr>
-          <w:rFonts w:ascii="Times New Roman" w:hAnsi="Times New Roman" w:cs="Times New Roman"/>
-        </w:rPr>
-        <w:t>div</w:t>
-      </w:r>
-      <w:proofErr w:type="spellEnd"/>
-      <w:r>
-        <w:rPr>
-          <w:rFonts w:ascii="Times New Roman" w:hAnsi="Times New Roman" w:cs="Times New Roman"/>
-        </w:rPr>
-        <w:t xml:space="preserve"> с классом </w:t>
-      </w:r>
-      <w:proofErr w:type="spellStart"/>
-      <w:r>
-        <w:rPr>
-          <w:rFonts w:ascii="Times New Roman" w:hAnsi="Times New Roman" w:cs="Times New Roman"/>
-        </w:rPr>
-        <w:t>history-item</w:t>
-      </w:r>
-      <w:proofErr w:type="spellEnd"/>
-      <w:r>
-        <w:rPr>
-          <w:rFonts w:ascii="Times New Roman" w:hAnsi="Times New Roman" w:cs="Times New Roman"/>
-        </w:rPr>
-        <w:t xml:space="preserve">, содержащий строковую запись операции. Данный элемент интегрируется в начало списка методом </w:t>
-      </w:r>
-      <w:proofErr w:type="spellStart"/>
-      <w:proofErr w:type="gramStart"/>
-      <w:r>
-        <w:rPr>
-          <w:rFonts w:ascii="Times New Roman" w:hAnsi="Times New Roman" w:cs="Times New Roman"/>
-        </w:rPr>
-        <w:t>prepend</w:t>
-      </w:r>
-      <w:proofErr w:type="spellEnd"/>
-      <w:r>
-        <w:rPr>
-          <w:rFonts w:ascii="Times New Roman" w:hAnsi="Times New Roman" w:cs="Times New Roman"/>
-        </w:rPr>
-        <w:t>(</w:t>
-      </w:r>
-      <w:proofErr w:type="gramEnd"/>
-      <w:r>
-        <w:rPr>
-          <w:rFonts w:ascii="Times New Roman" w:hAnsi="Times New Roman" w:cs="Times New Roman"/>
-        </w:rPr>
-        <w:t xml:space="preserve">). Для предотвращения переполнения буфера памяти установлена логическая проверка: если количество дочерних узлов в контейнере превышает 10 единиц, самый старый элемент безвозвратно удаляется методом </w:t>
-      </w:r>
-      <w:proofErr w:type="spellStart"/>
-      <w:proofErr w:type="gramStart"/>
-      <w:r>
-        <w:rPr>
-          <w:rFonts w:ascii="Times New Roman" w:hAnsi="Times New Roman" w:cs="Times New Roman"/>
-        </w:rPr>
-        <w:t>remove</w:t>
-      </w:r>
-      <w:proofErr w:type="spellEnd"/>
-      <w:r>
-        <w:rPr>
-          <w:rFonts w:ascii="Times New Roman" w:hAnsi="Times New Roman" w:cs="Times New Roman"/>
-        </w:rPr>
-        <w:t>(</w:t>
-      </w:r>
-      <w:proofErr w:type="gramEnd"/>
-      <w:r>
-        <w:rPr>
-          <w:rFonts w:ascii="Times New Roman" w:hAnsi="Times New Roman" w:cs="Times New Roman"/>
-        </w:rPr>
-        <w:t>).</w:t>
-      </w:r>
-      <w:r>
-        <w:rPr>
-          <w:rFonts w:ascii="Times New Roman" w:hAnsi="Times New Roman" w:cs="Times New Roman"/>
-        </w:rPr>
-        <w:br/>
-        <w:t xml:space="preserve">4. Синхронизация с </w:t>
-      </w:r>
-      <w:proofErr w:type="spellStart"/>
-      <w:r>
-        <w:rPr>
-          <w:rFonts w:ascii="Times New Roman" w:hAnsi="Times New Roman" w:cs="Times New Roman"/>
-        </w:rPr>
-        <w:t>LocalStorage</w:t>
-      </w:r>
-      <w:proofErr w:type="spellEnd"/>
-      <w:r>
-        <w:rPr>
-          <w:rFonts w:ascii="Times New Roman" w:hAnsi="Times New Roman" w:cs="Times New Roman"/>
-        </w:rPr>
-        <w:t xml:space="preserve">. С целью сохранения данных между сессиями пользователя применяется технология Web Storage. Поскольку локальное хранилище браузера способно оперировать исключительно строковыми данными, внутренний HTML-код контейнера истории </w:t>
-      </w:r>
-      <w:proofErr w:type="spellStart"/>
-      <w:r>
-        <w:rPr>
-          <w:rFonts w:ascii="Times New Roman" w:hAnsi="Times New Roman" w:cs="Times New Roman"/>
-        </w:rPr>
-        <w:t>сериализуется</w:t>
-      </w:r>
-      <w:proofErr w:type="spellEnd"/>
-      <w:r>
-        <w:rPr>
-          <w:rFonts w:ascii="Times New Roman" w:hAnsi="Times New Roman" w:cs="Times New Roman"/>
-        </w:rPr>
-        <w:t xml:space="preserve"> в текстовую строку посредством метода </w:t>
-      </w:r>
-      <w:proofErr w:type="spellStart"/>
-      <w:r>
-        <w:rPr>
-          <w:rFonts w:ascii="Times New Roman" w:hAnsi="Times New Roman" w:cs="Times New Roman"/>
-        </w:rPr>
-        <w:t>JSON.stringify</w:t>
-      </w:r>
-      <w:proofErr w:type="spellEnd"/>
-      <w:r>
-        <w:rPr>
-          <w:rFonts w:ascii="Times New Roman" w:hAnsi="Times New Roman" w:cs="Times New Roman"/>
-        </w:rPr>
-        <w:t xml:space="preserve">() и записывается в память под ключом </w:t>
-      </w:r>
-      <w:proofErr w:type="spellStart"/>
-      <w:r>
-        <w:rPr>
-          <w:rFonts w:ascii="Times New Roman" w:hAnsi="Times New Roman" w:cs="Times New Roman"/>
-        </w:rPr>
-        <w:t>history</w:t>
-      </w:r>
-      <w:proofErr w:type="spellEnd"/>
-      <w:r>
-        <w:rPr>
-          <w:rFonts w:ascii="Times New Roman" w:hAnsi="Times New Roman" w:cs="Times New Roman"/>
-        </w:rPr>
-        <w:t>.</w:t>
-      </w:r>
-    </w:p>
-    <w:p>
-      <w:pPr>
-        <w:rPr>
-          <w:rFonts w:ascii="Times New Roman" w:hAnsi="Times New Roman" w:cs="Times New Roman"/>
-        </w:rPr>
-      </w:pPr>
-      <w:r>
-        <w:rPr>
-          <w:rFonts w:ascii="Times New Roman" w:hAnsi="Times New Roman" w:cs="Times New Roman"/>
-        </w:rPr>
-        <w:t xml:space="preserve">При первичной или повторной загрузке страницы функция </w:t>
-      </w:r>
-      <w:proofErr w:type="spellStart"/>
-      <w:proofErr w:type="gramStart"/>
-      <w:r>
-        <w:rPr>
-          <w:rFonts w:ascii="Times New Roman" w:hAnsi="Times New Roman" w:cs="Times New Roman"/>
-        </w:rPr>
-        <w:t>loadHistory</w:t>
-      </w:r>
-      <w:proofErr w:type="spellEnd"/>
-      <w:r>
-        <w:rPr>
-          <w:rFonts w:ascii="Times New Roman" w:hAnsi="Times New Roman" w:cs="Times New Roman"/>
-        </w:rPr>
-        <w:t>(</w:t>
-      </w:r>
-      <w:proofErr w:type="gramEnd"/>
-      <w:r>
-        <w:rPr>
-          <w:rFonts w:ascii="Times New Roman" w:hAnsi="Times New Roman" w:cs="Times New Roman"/>
-        </w:rPr>
-        <w:t xml:space="preserve">) проверяет наличие записи в </w:t>
-      </w:r>
-      <w:proofErr w:type="spellStart"/>
-      <w:r>
-        <w:rPr>
-          <w:rFonts w:ascii="Times New Roman" w:hAnsi="Times New Roman" w:cs="Times New Roman"/>
-        </w:rPr>
-        <w:t>LocalStorage</w:t>
-      </w:r>
-      <w:proofErr w:type="spellEnd"/>
-      <w:r>
-        <w:rPr>
-          <w:rFonts w:ascii="Times New Roman" w:hAnsi="Times New Roman" w:cs="Times New Roman"/>
-        </w:rPr>
-        <w:t xml:space="preserve">. </w:t>
-      </w:r>
-      <w:proofErr w:type="gramStart"/>
-      <w:r>
-        <w:rPr>
-          <w:rFonts w:ascii="Times New Roman" w:hAnsi="Times New Roman" w:cs="Times New Roman"/>
-        </w:rPr>
-        <w:t>В случае успешного обнаружения строки,</w:t>
-      </w:r>
-      <w:proofErr w:type="gramEnd"/>
-      <w:r>
-        <w:rPr>
-          <w:rFonts w:ascii="Times New Roman" w:hAnsi="Times New Roman" w:cs="Times New Roman"/>
-        </w:rPr>
-        <w:t xml:space="preserve"> данные </w:t>
-      </w:r>
-      <w:proofErr w:type="spellStart"/>
-      <w:r>
-        <w:rPr>
-          <w:rFonts w:ascii="Times New Roman" w:hAnsi="Times New Roman" w:cs="Times New Roman"/>
-        </w:rPr>
-        <w:t>десериализуются</w:t>
-      </w:r>
-      <w:proofErr w:type="spellEnd"/>
-      <w:r>
-        <w:rPr>
-          <w:rFonts w:ascii="Times New Roman" w:hAnsi="Times New Roman" w:cs="Times New Roman"/>
-        </w:rPr>
-        <w:t xml:space="preserve"> методом </w:t>
-      </w:r>
-      <w:proofErr w:type="spellStart"/>
-      <w:r>
-        <w:rPr>
-          <w:rFonts w:ascii="Times New Roman" w:hAnsi="Times New Roman" w:cs="Times New Roman"/>
-        </w:rPr>
-        <w:t>JSON.parse</w:t>
-      </w:r>
-      <w:proofErr w:type="spellEnd"/>
-      <w:r>
-        <w:rPr>
-          <w:rFonts w:ascii="Times New Roman" w:hAnsi="Times New Roman" w:cs="Times New Roman"/>
-        </w:rPr>
-        <w:t>() и монтируются в структуру DOM-дерева, полностью восстанавливая пользовательское окружение. Полная очистка хранилища и обнуление визуального интерфейса истории выполняются изолированным обработчиком событий при нажатии на кнопку #clear-btn.</w:t>
-      </w:r>
-    </w:p>
-    <w:p>
-      <w:pPr>
-        <w:rPr>
-          <w:rFonts w:ascii="Times New Roman" w:hAnsi="Times New Roman" w:cs="Times New Roman"/>
-        </w:rPr>
-      </w:pPr>
-    </w:p>
-    <w:p>
-      <w:pPr>
-        <w:rPr>
-          <w:rFonts w:ascii="Times New Roman" w:hAnsi="Times New Roman" w:cs="Times New Roman"/>
-        </w:rPr>
-      </w:pPr>
-    </w:p>
-    <w:p>
-      <w:pPr>
-        <w:rPr>
-          <w:rFonts w:ascii="Times New Roman" w:hAnsi="Times New Roman" w:cs="Times New Roman"/>
-        </w:rPr>
-      </w:pPr>
-    </w:p>
-    <w:p>
-      <w:pPr>
-        <w:rPr>
-          <w:rFonts w:ascii="Times New Roman" w:hAnsi="Times New Roman" w:cs="Times New Roman"/>
-        </w:rPr>
-      </w:pPr>
-    </w:p>
-    <w:p>
-      <w:pPr>
-        <w:rPr>
-          <w:rFonts w:ascii="Times New Roman" w:hAnsi="Times New Roman" w:cs="Times New Roman"/>
-        </w:rPr>
-      </w:pPr>
-    </w:p>
-    <w:p>
-      <w:pPr>
-        <w:rPr>
-          <w:rFonts w:ascii="Times New Roman" w:hAnsi="Times New Roman" w:cs="Times New Roman"/>
-        </w:rPr>
-      </w:pPr>
-    </w:p>
-    <w:p>
-      <w:pPr>
-        <w:rPr>
-          <w:rFonts w:ascii="Times New Roman" w:hAnsi="Times New Roman" w:cs="Times New Roman"/>
-        </w:rPr>
-      </w:pPr>
-    </w:p>
-    <w:p>
-      <w:pPr>
-        <w:rPr>
-          <w:rFonts w:ascii="Times New Roman" w:hAnsi="Times New Roman" w:cs="Times New Roman"/>
-        </w:rPr>
-      </w:pPr>
-    </w:p>
-    <w:p>
-      <w:pPr>
-        <w:rPr>
-          <w:rFonts w:ascii="Times New Roman" w:hAnsi="Times New Roman" w:cs="Times New Roman"/>
-        </w:rPr>
-      </w:pPr>
-    </w:p>
-    <w:p>
-      <w:pPr>
-        <w:rPr>
-          <w:rFonts w:ascii="Times New Roman" w:hAnsi="Times New Roman" w:cs="Times New Roman"/>
-        </w:rPr>
-      </w:pPr>
-    </w:p>
-    <w:p>
-      <w:pPr>
-        <w:rPr>
-          <w:rFonts w:ascii="Times New Roman" w:hAnsi="Times New Roman" w:cs="Times New Roman"/>
-        </w:rPr>
-      </w:pPr>
-      <w:r>
-        <w:rPr>
-          <w:rFonts w:ascii="Times New Roman" w:hAnsi="Times New Roman" w:cs="Times New Roman"/>
-        </w:rPr>
-        <w:t>ЗАКЛЮЧЕНИЕ</w:t>
-      </w:r>
-    </w:p>
-    <w:p>
-      <w:pPr>
-        <w:rPr>
-          <w:rFonts w:ascii="Times New Roman" w:hAnsi="Times New Roman" w:cs="Times New Roman"/>
-        </w:rPr>
-      </w:pPr>
-      <w:r>
-        <w:rPr>
-          <w:rFonts w:ascii="Times New Roman" w:hAnsi="Times New Roman" w:cs="Times New Roman"/>
-        </w:rPr>
-        <w:t>В ходе выполнения курсового проекта были успешно решены все поставленные теоретические и практические задачи. На основе анализа современных стандартов веб-разработки спроектировано и реализовано интерактивное веб-приложение «Конвертер валют».</w:t>
-      </w:r>
-    </w:p>
-    <w:p>
-      <w:pPr>
-        <w:rPr>
-          <w:rFonts w:ascii="Times New Roman" w:hAnsi="Times New Roman" w:cs="Times New Roman"/>
-        </w:rPr>
-      </w:pPr>
-      <w:r>
-        <w:rPr>
-          <w:rFonts w:ascii="Times New Roman" w:hAnsi="Times New Roman" w:cs="Times New Roman"/>
-        </w:rPr>
-        <w:t>В процессе работы над проектом:</w:t>
-      </w:r>
-    </w:p>
-    <w:p>
-      <w:pPr>
-        <w:numPr>
-          <w:ilvl w:val="0"/>
-          <w:numId w:val="7"/>
-        </w:numPr>
-        <w:rPr>
-          <w:rFonts w:ascii="Times New Roman" w:hAnsi="Times New Roman" w:cs="Times New Roman"/>
-        </w:rPr>
-      </w:pPr>
-      <w:r>
-        <w:rPr>
-          <w:rFonts w:ascii="Times New Roman" w:hAnsi="Times New Roman" w:cs="Times New Roman"/>
-        </w:rPr>
-        <w:t>Сформирована семантическая структура интерфейса программного модуля с применением стандартов HTML5.</w:t>
-      </w:r>
-    </w:p>
-    <w:p>
-      <w:pPr>
-        <w:numPr>
-          <w:ilvl w:val="0"/>
-          <w:numId w:val="7"/>
-        </w:numPr>
-        <w:rPr>
-          <w:rFonts w:ascii="Times New Roman" w:hAnsi="Times New Roman" w:cs="Times New Roman"/>
-        </w:rPr>
-      </w:pPr>
-      <w:r>
-        <w:rPr>
-          <w:rFonts w:ascii="Times New Roman" w:hAnsi="Times New Roman" w:cs="Times New Roman"/>
-        </w:rPr>
-        <w:t>Реализована система асинхронного взаимодействия (</w:t>
-      </w:r>
-      <w:proofErr w:type="spellStart"/>
-      <w:r>
-        <w:rPr>
-          <w:rFonts w:ascii="Times New Roman" w:hAnsi="Times New Roman" w:cs="Times New Roman"/>
-        </w:rPr>
-        <w:t>Fetch</w:t>
-      </w:r>
-      <w:proofErr w:type="spellEnd"/>
-      <w:r>
-        <w:rPr>
-          <w:rFonts w:ascii="Times New Roman" w:hAnsi="Times New Roman" w:cs="Times New Roman"/>
-        </w:rPr>
-        <w:t xml:space="preserve"> API) с сервером Центрального банка РФ, обеспечивающая автоматическое получение актуальных экономических данных без перезагрузки веб-страницы.</w:t>
-      </w:r>
-    </w:p>
-    <w:p>
-      <w:pPr>
-        <w:numPr>
-          <w:ilvl w:val="0"/>
-          <w:numId w:val="7"/>
-        </w:numPr>
-        <w:rPr>
-          <w:rFonts w:ascii="Times New Roman" w:hAnsi="Times New Roman" w:cs="Times New Roman"/>
-        </w:rPr>
-      </w:pPr>
-      <w:r>
-        <w:rPr>
-          <w:rFonts w:ascii="Times New Roman" w:hAnsi="Times New Roman" w:cs="Times New Roman"/>
-        </w:rPr>
-        <w:t xml:space="preserve">Разработан и </w:t>
-      </w:r>
-      <w:proofErr w:type="spellStart"/>
-      <w:r>
-        <w:rPr>
-          <w:rFonts w:ascii="Times New Roman" w:hAnsi="Times New Roman" w:cs="Times New Roman"/>
-        </w:rPr>
-        <w:t>программно</w:t>
-      </w:r>
-      <w:proofErr w:type="spellEnd"/>
-      <w:r>
-        <w:rPr>
-          <w:rFonts w:ascii="Times New Roman" w:hAnsi="Times New Roman" w:cs="Times New Roman"/>
-        </w:rPr>
-        <w:t xml:space="preserve"> описан алгоритм кросс-курсового пересчета денежных средств с учетом официального номинала валютных пакетов.</w:t>
-      </w:r>
-    </w:p>
-    <w:p>
-      <w:pPr>
-        <w:numPr>
-          <w:ilvl w:val="0"/>
-          <w:numId w:val="7"/>
-        </w:numPr>
-        <w:rPr>
-          <w:rFonts w:ascii="Times New Roman" w:hAnsi="Times New Roman" w:cs="Times New Roman"/>
-        </w:rPr>
-      </w:pPr>
-      <w:r>
-        <w:rPr>
-          <w:rFonts w:ascii="Times New Roman" w:hAnsi="Times New Roman" w:cs="Times New Roman"/>
-        </w:rPr>
-        <w:t xml:space="preserve">Развернута локальная подсистема персистентного хранения данных на базе технологии </w:t>
-      </w:r>
-      <w:proofErr w:type="spellStart"/>
-      <w:r>
-        <w:rPr>
-          <w:rFonts w:ascii="Times New Roman" w:hAnsi="Times New Roman" w:cs="Times New Roman"/>
-        </w:rPr>
-        <w:t>LocalStorage</w:t>
-      </w:r>
-      <w:proofErr w:type="spellEnd"/>
-      <w:r>
-        <w:rPr>
-          <w:rFonts w:ascii="Times New Roman" w:hAnsi="Times New Roman" w:cs="Times New Roman"/>
-        </w:rPr>
-        <w:t>, позволяющая сохранять историю последних десяти операций пользователя между рабочими сессиями.</w:t>
-      </w:r>
-    </w:p>
-    <w:p>
-      <w:pPr>
-        <w:rPr>
-          <w:rFonts w:ascii="Times New Roman" w:hAnsi="Times New Roman" w:cs="Times New Roman"/>
-        </w:rPr>
-      </w:pPr>
-      <w:r>
-        <w:rPr>
-          <w:rFonts w:ascii="Times New Roman" w:hAnsi="Times New Roman" w:cs="Times New Roman"/>
-        </w:rPr>
-        <w:t>Разработанное программное обеспечение полностью автономно, функционирует на стороне клиента, обладает высокой скоростью отклика и интуитивно понятным интерфейсом. Таким образом, цель курсового проекта достигнута в полном объеме.</w:t>
-      </w:r>
-    </w:p>
-    <w:p>
-      <w:pPr>
-        <w:rPr>
-          <w:rFonts w:ascii="Times New Roman" w:hAnsi="Times New Roman" w:cs="Times New Roman"/>
-        </w:rPr>
-      </w:pPr>
-      <w:r>
-        <w:rPr>
-          <w:rFonts w:ascii="Times New Roman" w:hAnsi="Times New Roman" w:cs="Times New Roman"/>
-        </w:rPr>
-        <w:br w:type="page"/>
-      </w:r>
-    </w:p>
-    <w:p>
-      <w:pPr>
-        <w:jc w:val="center"/>
-        <w:rPr>
-          <w:rFonts w:ascii="Times New Roman" w:hAnsi="Times New Roman" w:cs="Times New Roman"/>
-          <w:b/>
-          <w:bCs/>
-        </w:rPr>
-      </w:pPr>
-      <w:r>
-        <w:rPr>
-          <w:rFonts w:ascii="Times New Roman" w:hAnsi="Times New Roman" w:cs="Times New Roman"/>
-          <w:b/>
-          <w:bCs/>
-        </w:rPr>
-        <w:lastRenderedPageBreak/>
-        <w:t>СПИСОК ИСПОЛЬЗОВАННЫХ ИСТОЧНИКОВ</w:t>
-      </w:r>
-    </w:p>
-    <w:p>
-      <w:pPr>
-        <w:rPr>
-          <w:rFonts w:ascii="Times New Roman" w:hAnsi="Times New Roman" w:cs="Times New Roman"/>
-        </w:rPr>
-      </w:pPr>
-      <w:r>
-        <w:rPr>
-          <w:rFonts w:ascii="Times New Roman" w:hAnsi="Times New Roman" w:cs="Times New Roman"/>
-        </w:rPr>
-        <w:br/>
-      </w:r>
-      <w:r>
-        <w:rPr>
-          <w:rFonts w:ascii="Times New Roman" w:hAnsi="Times New Roman" w:cs="Times New Roman"/>
-        </w:rPr>
-        <w:t>1</w:t>
-      </w:r>
-      <w:r>
-        <w:rPr>
-          <w:rFonts w:ascii="Times New Roman" w:hAnsi="Times New Roman" w:cs="Times New Roman"/>
-          <w:lang w:val="en-US"/>
-        </w:rPr>
-        <w:t>.</w:t>
-      </w:r>
-      <w:r>
-        <w:rPr>
-          <w:rFonts w:ascii="Times New Roman" w:hAnsi="Times New Roman" w:cs="Times New Roman"/>
-        </w:rPr>
-        <w:t xml:space="preserve"> ГОСТ 7.32–2001. Система стандартов по информации, библиотечному и издательскому делу. Отчет о научно-исследовательской работе. Структура и правила оформления. — </w:t>
-      </w:r>
-      <w:proofErr w:type="spellStart"/>
-      <w:r>
-        <w:rPr>
-          <w:rFonts w:ascii="Times New Roman" w:hAnsi="Times New Roman" w:cs="Times New Roman"/>
-        </w:rPr>
-        <w:t>Введ</w:t>
-      </w:r>
-      <w:proofErr w:type="spellEnd"/>
-      <w:r>
-        <w:rPr>
-          <w:rFonts w:ascii="Times New Roman" w:hAnsi="Times New Roman" w:cs="Times New Roman"/>
-        </w:rPr>
-        <w:t xml:space="preserve">. 2002–07–01. — </w:t>
-      </w:r>
-      <w:proofErr w:type="gramStart"/>
-      <w:r>
-        <w:rPr>
-          <w:rFonts w:ascii="Times New Roman" w:hAnsi="Times New Roman" w:cs="Times New Roman"/>
-        </w:rPr>
-        <w:t>Минск :</w:t>
-      </w:r>
-      <w:proofErr w:type="gramEnd"/>
-      <w:r>
-        <w:rPr>
-          <w:rFonts w:ascii="Times New Roman" w:hAnsi="Times New Roman" w:cs="Times New Roman"/>
-        </w:rPr>
-        <w:t xml:space="preserve"> Межгосударственный совет по стандартизации, метрологии и </w:t>
-      </w:r>
-      <w:proofErr w:type="gramStart"/>
-      <w:r>
-        <w:rPr>
-          <w:rFonts w:ascii="Times New Roman" w:hAnsi="Times New Roman" w:cs="Times New Roman"/>
-        </w:rPr>
-        <w:t>сертификации ;</w:t>
-      </w:r>
-      <w:proofErr w:type="gramEnd"/>
-      <w:r>
-        <w:rPr>
-          <w:rFonts w:ascii="Times New Roman" w:hAnsi="Times New Roman" w:cs="Times New Roman"/>
-        </w:rPr>
-        <w:t xml:space="preserve"> </w:t>
-      </w:r>
-      <w:proofErr w:type="gramStart"/>
-      <w:r>
-        <w:rPr>
-          <w:rFonts w:ascii="Times New Roman" w:hAnsi="Times New Roman" w:cs="Times New Roman"/>
-        </w:rPr>
-        <w:t>Москва :</w:t>
-      </w:r>
-      <w:proofErr w:type="gramEnd"/>
-      <w:r>
-        <w:rPr>
-          <w:rFonts w:ascii="Times New Roman" w:hAnsi="Times New Roman" w:cs="Times New Roman"/>
-        </w:rPr>
-        <w:t xml:space="preserve"> Изд-во стандартов, 2001. — 20 с.</w:t>
-      </w:r>
-    </w:p>
-    <w:p>
-      <w:pPr>
-        <w:rPr>
-          <w:rFonts w:ascii="Times New Roman" w:hAnsi="Times New Roman" w:cs="Times New Roman"/>
-        </w:rPr>
-      </w:pPr>
-      <w:r>
-        <w:rPr>
-          <w:rFonts w:ascii="Times New Roman" w:hAnsi="Times New Roman" w:cs="Times New Roman"/>
-        </w:rPr>
-        <w:t xml:space="preserve">2. </w:t>
-      </w:r>
-      <w:r>
-        <w:rPr>
-          <w:rFonts w:ascii="Times New Roman" w:hAnsi="Times New Roman" w:cs="Times New Roman"/>
-        </w:rPr>
-        <w:t xml:space="preserve">Документация по веб-технологиям MDN Web </w:t>
-      </w:r>
-      <w:proofErr w:type="spellStart"/>
-      <w:proofErr w:type="gramStart"/>
-      <w:r>
-        <w:rPr>
-          <w:rFonts w:ascii="Times New Roman" w:hAnsi="Times New Roman" w:cs="Times New Roman"/>
-        </w:rPr>
-        <w:t>Docs</w:t>
-      </w:r>
-      <w:proofErr w:type="spellEnd"/>
-      <w:r>
-        <w:rPr>
-          <w:rFonts w:ascii="Times New Roman" w:hAnsi="Times New Roman" w:cs="Times New Roman"/>
-        </w:rPr>
-        <w:t xml:space="preserve"> :</w:t>
-      </w:r>
-      <w:proofErr w:type="gramEnd"/>
-      <w:r>
-        <w:rPr>
-          <w:rFonts w:ascii="Times New Roman" w:hAnsi="Times New Roman" w:cs="Times New Roman"/>
-        </w:rPr>
-        <w:t xml:space="preserve"> справочник для веб-разработчиков. — URL: mozilla.org (дата обращения: 02.04.2026). — Режим доступа: свободный. — </w:t>
-      </w:r>
-      <w:proofErr w:type="gramStart"/>
-      <w:r>
-        <w:rPr>
-          <w:rFonts w:ascii="Times New Roman" w:hAnsi="Times New Roman" w:cs="Times New Roman"/>
-        </w:rPr>
-        <w:t>Текст :</w:t>
-      </w:r>
-      <w:proofErr w:type="gramEnd"/>
-      <w:r>
-        <w:rPr>
-          <w:rFonts w:ascii="Times New Roman" w:hAnsi="Times New Roman" w:cs="Times New Roman"/>
-        </w:rPr>
-        <w:t xml:space="preserve"> электронный.</w:t>
-      </w:r>
-    </w:p>
-    <w:p>
-      <w:pPr>
-        <w:rPr>
-          <w:rFonts w:ascii="Times New Roman" w:hAnsi="Times New Roman" w:cs="Times New Roman"/>
-        </w:rPr>
-      </w:pPr>
-      <w:r>
-        <w:rPr>
-          <w:rFonts w:ascii="Times New Roman" w:hAnsi="Times New Roman" w:cs="Times New Roman"/>
-        </w:rPr>
-        <w:t>3.</w:t>
-      </w:r>
-      <w:r>
-        <w:rPr>
-          <w:rFonts w:ascii="Times New Roman" w:hAnsi="Times New Roman" w:cs="Times New Roman"/>
-        </w:rPr>
-        <w:t xml:space="preserve"> Веб-платформа </w:t>
-      </w:r>
-      <w:proofErr w:type="spellStart"/>
-      <w:r>
-        <w:rPr>
-          <w:rFonts w:ascii="Times New Roman" w:hAnsi="Times New Roman" w:cs="Times New Roman"/>
-        </w:rPr>
-        <w:t>Doka</w:t>
-      </w:r>
-      <w:proofErr w:type="spellEnd"/>
-      <w:r>
-        <w:rPr>
-          <w:rFonts w:ascii="Times New Roman" w:hAnsi="Times New Roman" w:cs="Times New Roman"/>
-        </w:rPr>
-        <w:t xml:space="preserve"> </w:t>
-      </w:r>
-      <w:proofErr w:type="gramStart"/>
-      <w:r>
-        <w:rPr>
-          <w:rFonts w:ascii="Times New Roman" w:hAnsi="Times New Roman" w:cs="Times New Roman"/>
-        </w:rPr>
-        <w:t>Guide :</w:t>
-      </w:r>
-      <w:proofErr w:type="gramEnd"/>
-      <w:r>
-        <w:rPr>
-          <w:rFonts w:ascii="Times New Roman" w:hAnsi="Times New Roman" w:cs="Times New Roman"/>
-        </w:rPr>
-        <w:t xml:space="preserve"> открытый справочник по фронтенд-разработке и программированию. — URL: https://doka.guide (дата обращения: 18.04.2026). — Режим доступа: свободный. — </w:t>
-      </w:r>
-      <w:proofErr w:type="gramStart"/>
-      <w:r>
-        <w:rPr>
-          <w:rFonts w:ascii="Times New Roman" w:hAnsi="Times New Roman" w:cs="Times New Roman"/>
-        </w:rPr>
-        <w:t>Текст :</w:t>
-      </w:r>
-      <w:proofErr w:type="gramEnd"/>
-      <w:r>
-        <w:rPr>
-          <w:rFonts w:ascii="Times New Roman" w:hAnsi="Times New Roman" w:cs="Times New Roman"/>
-        </w:rPr>
-        <w:t xml:space="preserve"> электронный.</w:t>
-      </w:r>
-    </w:p>
-    <w:p>
-      <w:pPr>
-        <w:rPr>
-          <w:rFonts w:ascii="Times New Roman" w:hAnsi="Times New Roman" w:cs="Times New Roman"/>
-        </w:rPr>
-      </w:pPr>
-      <w:r>
-        <w:rPr>
-          <w:rFonts w:ascii="Times New Roman" w:hAnsi="Times New Roman" w:cs="Times New Roman"/>
-        </w:rPr>
-        <w:t>4.</w:t>
-      </w:r>
-      <w:r>
-        <w:rPr>
-          <w:rFonts w:ascii="Times New Roman" w:hAnsi="Times New Roman" w:cs="Times New Roman"/>
-        </w:rPr>
-        <w:t xml:space="preserve"> Сервис хостинга IT-проектов </w:t>
-      </w:r>
-      <w:proofErr w:type="spellStart"/>
-      <w:proofErr w:type="gramStart"/>
-      <w:r>
-        <w:rPr>
-          <w:rFonts w:ascii="Times New Roman" w:hAnsi="Times New Roman" w:cs="Times New Roman"/>
-        </w:rPr>
-        <w:t>GitHub</w:t>
-      </w:r>
-      <w:proofErr w:type="spellEnd"/>
-      <w:r>
-        <w:rPr>
-          <w:rFonts w:ascii="Times New Roman" w:hAnsi="Times New Roman" w:cs="Times New Roman"/>
-        </w:rPr>
-        <w:t xml:space="preserve"> :</w:t>
-      </w:r>
-      <w:proofErr w:type="gramEnd"/>
-      <w:r>
-        <w:rPr>
-          <w:rFonts w:ascii="Times New Roman" w:hAnsi="Times New Roman" w:cs="Times New Roman"/>
-        </w:rPr>
-        <w:t xml:space="preserve"> облачная платформа для управления кодом и совместной разработки. — URL: https://github.com (дата обращения: 05.05.2026). — Режим доступа: свободный. — </w:t>
-      </w:r>
-      <w:proofErr w:type="gramStart"/>
-      <w:r>
-        <w:rPr>
-          <w:rFonts w:ascii="Times New Roman" w:hAnsi="Times New Roman" w:cs="Times New Roman"/>
-        </w:rPr>
-        <w:t>Текст :</w:t>
-      </w:r>
-      <w:proofErr w:type="gramEnd"/>
-      <w:r>
-        <w:rPr>
-          <w:rFonts w:ascii="Times New Roman" w:hAnsi="Times New Roman" w:cs="Times New Roman"/>
-        </w:rPr>
-        <w:t xml:space="preserve"> электронный.</w:t>
-      </w:r>
-    </w:p>
-    <w:p>
-      <w:pPr>
-        <w:rPr>
-          <w:rFonts w:ascii="Times New Roman" w:hAnsi="Times New Roman" w:cs="Times New Roman"/>
-        </w:rPr>
-      </w:pPr>
-      <w:r>
-        <w:rPr>
-          <w:rFonts w:ascii="Times New Roman" w:hAnsi="Times New Roman" w:cs="Times New Roman"/>
-        </w:rPr>
-        <w:t>5.</w:t>
-      </w:r>
-      <w:r>
-        <w:rPr>
-          <w:rFonts w:ascii="Times New Roman" w:hAnsi="Times New Roman" w:cs="Times New Roman"/>
-        </w:rPr>
-        <w:t xml:space="preserve"> Центральный банк Российской </w:t>
-      </w:r>
-      <w:proofErr w:type="gramStart"/>
-      <w:r>
-        <w:rPr>
-          <w:rFonts w:ascii="Times New Roman" w:hAnsi="Times New Roman" w:cs="Times New Roman"/>
-        </w:rPr>
-        <w:t>Федерации :</w:t>
-      </w:r>
-      <w:proofErr w:type="gramEnd"/>
-      <w:r>
-        <w:rPr>
-          <w:rFonts w:ascii="Times New Roman" w:hAnsi="Times New Roman" w:cs="Times New Roman"/>
-        </w:rPr>
-        <w:t xml:space="preserve"> официальный сайт программного интерфейса (API) ежедневных курсов валют. — URL: cbr-xml-daily.ru (дата обращения: 21.05.2026). — Режим доступа: свободный. — </w:t>
-      </w:r>
-      <w:proofErr w:type="gramStart"/>
-      <w:r>
-        <w:rPr>
-          <w:rFonts w:ascii="Times New Roman" w:hAnsi="Times New Roman" w:cs="Times New Roman"/>
-        </w:rPr>
-        <w:t>Текст :</w:t>
-      </w:r>
-      <w:proofErr w:type="gramEnd"/>
-      <w:r>
-        <w:rPr>
-          <w:rFonts w:ascii="Times New Roman" w:hAnsi="Times New Roman" w:cs="Times New Roman"/>
-        </w:rPr>
-        <w:t xml:space="preserve"> электронный.</w:t>
-      </w:r>
+        <w:rPr>
+          <w:rFonts w:ascii="Times New Roman" w:hAnsi="Times New Roman" w:cs="Times New Roman"/>
+        </w:rPr>
+      </w:pPr>
     </w:p>
     <w:sectPr>
-      <w:headerReference w:type="default" r:id="rId8"/>
+      <w:headerReference w:type="default" r:id="rId13"/>
       <w:pgSz w:w="11906" w:h="16838"/>
       <w:pgMar w:top="1134" w:right="850" w:bottom="1134" w:left="1701" w:header="708" w:footer="708" w:gutter="0"/>
       <w:cols w:space="708"/>
@@ -4222,7 +3765,7 @@
 </file>
 
 <file path=word/endnotes.xml><?xml version="1.0" encoding="utf-8"?>
-<w:endnotes xmlns:wpc="http://schemas.microsoft.com/office/word/2010/wordprocessingCanvas" xmlns:cx="http://schemas.microsoft.com/office/drawing/2014/chartex" xmlns:cx1="http://schemas.microsoft.com/office/drawing/2015/9/8/chartex" xmlns:cx2="http://schemas.microsoft.com/office/drawing/2015/10/21/chartex" xmlns:cx3="http://schemas.microsoft.com/office/drawing/2016/5/9/chartex" xmlns:cx4="http://schemas.microsoft.com/office/drawing/2016/5/10/chartex" xmlns:cx5="http://schemas.microsoft.com/office/drawing/2016/5/11/chartex" xmlns:cx6="http://schemas.microsoft.com/office/drawing/2016/5/12/chartex" xmlns:cx7="http://schemas.microsoft.com/office/drawing/2016/5/13/chartex" xmlns:cx8="http://schemas.microsoft.com/office/drawing/2016/5/14/chartex" xmlns:mc="http://schemas.openxmlformats.org/markup-compatibility/2006" xmlns:aink="http://schemas.microsoft.com/office/drawing/2016/ink" xmlns:am3d="http://schemas.microsoft.com/office/drawing/2017/model3d" xmlns:o="urn:schemas-microsoft-com:office:office" xmlns:oel="http://schemas.microsoft.com/office/2019/extlst" xmlns:r="http://schemas.openxmlformats.org/officeDocument/2006/relationships" xmlns:m="http://schemas.openxmlformats.org/officeDocument/2006/math" xmlns:v="urn:schemas-microsoft-com:vml" xmlns:wp14="http://schemas.microsoft.com/office/word/2010/wordprocessingDrawing" xmlns:wp="http://schemas.openxmlformats.org/drawingml/2006/wordprocessingDrawing" xmlns:w10="urn:schemas-microsoft-com:office:word" xmlns:w="http://schemas.openxmlformats.org/wordprocessingml/2006/main" xmlns:w14="http://schemas.microsoft.com/office/word/2010/wordml" xmlns:w15="http://schemas.microsoft.com/office/word/2012/wordml" xmlns:w16cex="http://schemas.microsoft.com/office/word/2018/wordml/cex" xmlns:w16cid="http://schemas.microsoft.com/office/word/2016/wordml/cid" xmlns:w16="http://schemas.microsoft.com/office/word/2018/wordml" xmlns:w16du="http://schemas.microsoft.com/office/word/2023/wordml/word16du" xmlns:w16sdtdh="http://schemas.microsoft.com/office/word/2020/wordml/sdtdatahash" xmlns:w16sdtfl="http://schemas.microsoft.com/office/word/2024/wordml/sdtformatlock" xmlns:w16se="http://schemas.microsoft.com/office/word/2015/wordml/symex" xmlns:wpg="http://schemas.microsoft.com/office/word/2010/wordprocessingGroup" xmlns:wpi="http://schemas.microsoft.com/office/word/2010/wordprocessingInk" xmlns:wne="http://schemas.microsoft.com/office/word/2006/wordml" xmlns:wps="http://schemas.microsoft.com/office/word/2010/wordprocessingShape" mc:Ignorable="w14 w15 w16se w16cid w16 w16cex w16sdtdh w16sdtfl w16du wp14">
+<w:endnotes xmlns:wpc="http://schemas.microsoft.com/office/word/2010/wordprocessingCanvas" xmlns:mc="http://schemas.openxmlformats.org/markup-compatibility/2006" xmlns:o="urn:schemas-microsoft-com:office:office" xmlns:r="http://schemas.openxmlformats.org/officeDocument/2006/relationships" xmlns:m="http://schemas.openxmlformats.org/officeDocument/2006/math" xmlns:v="urn:schemas-microsoft-com:vml" xmlns:wp14="http://schemas.microsoft.com/office/word/2010/wordprocessingDrawing" xmlns:wp="http://schemas.openxmlformats.org/drawingml/2006/wordprocessingDrawing" xmlns:w10="urn:schemas-microsoft-com:office:word" xmlns:w="http://schemas.openxmlformats.org/wordprocessingml/2006/main" xmlns:w14="http://schemas.microsoft.com/office/word/2010/wordml" xmlns:wpg="http://schemas.microsoft.com/office/word/2010/wordprocessingGroup" xmlns:wpi="http://schemas.microsoft.com/office/word/2010/wordprocessingInk" xmlns:wne="http://schemas.microsoft.com/office/word/2006/wordml" xmlns:wps="http://schemas.microsoft.com/office/word/2010/wordprocessingShape" mc:Ignorable="w14 wp14">
   <w:endnote w:type="separator" w:id="-1">
     <w:p>
       <w:pPr>
@@ -4247,7 +3790,7 @@
 </file>
 
 <file path=word/footnotes.xml><?xml version="1.0" encoding="utf-8"?>
-<w:footnotes xmlns:wpc="http://schemas.microsoft.com/office/word/2010/wordprocessingCanvas" xmlns:cx="http://schemas.microsoft.com/office/drawing/2014/chartex" xmlns:cx1="http://schemas.microsoft.com/office/drawing/2015/9/8/chartex" xmlns:cx2="http://schemas.microsoft.com/office/drawing/2015/10/21/chartex" xmlns:cx3="http://schemas.microsoft.com/office/drawing/2016/5/9/chartex" xmlns:cx4="http://schemas.microsoft.com/office/drawing/2016/5/10/chartex" xmlns:cx5="http://schemas.microsoft.com/office/drawing/2016/5/11/chartex" xmlns:cx6="http://schemas.microsoft.com/office/drawing/2016/5/12/chartex" xmlns:cx7="http://schemas.microsoft.com/office/drawing/2016/5/13/chartex" xmlns:cx8="http://schemas.microsoft.com/office/drawing/2016/5/14/chartex" xmlns:mc="http://schemas.openxmlformats.org/markup-compatibility/2006" xmlns:aink="http://schemas.microsoft.com/office/drawing/2016/ink" xmlns:am3d="http://schemas.microsoft.com/office/drawing/2017/model3d" xmlns:o="urn:schemas-microsoft-com:office:office" xmlns:oel="http://schemas.microsoft.com/office/2019/extlst" xmlns:r="http://schemas.openxmlformats.org/officeDocument/2006/relationships" xmlns:m="http://schemas.openxmlformats.org/officeDocument/2006/math" xmlns:v="urn:schemas-microsoft-com:vml" xmlns:wp14="http://schemas.microsoft.com/office/word/2010/wordprocessingDrawing" xmlns:wp="http://schemas.openxmlformats.org/drawingml/2006/wordprocessingDrawing" xmlns:w10="urn:schemas-microsoft-com:office:word" xmlns:w="http://schemas.openxmlformats.org/wordprocessingml/2006/main" xmlns:w14="http://schemas.microsoft.com/office/word/2010/wordml" xmlns:w15="http://schemas.microsoft.com/office/word/2012/wordml" xmlns:w16cex="http://schemas.microsoft.com/office/word/2018/wordml/cex" xmlns:w16cid="http://schemas.microsoft.com/office/word/2016/wordml/cid" xmlns:w16="http://schemas.microsoft.com/office/word/2018/wordml" xmlns:w16du="http://schemas.microsoft.com/office/word/2023/wordml/word16du" xmlns:w16sdtdh="http://schemas.microsoft.com/office/word/2020/wordml/sdtdatahash" xmlns:w16sdtfl="http://schemas.microsoft.com/office/word/2024/wordml/sdtformatlock" xmlns:w16se="http://schemas.microsoft.com/office/word/2015/wordml/symex" xmlns:wpg="http://schemas.microsoft.com/office/word/2010/wordprocessingGroup" xmlns:wpi="http://schemas.microsoft.com/office/word/2010/wordprocessingInk" xmlns:wne="http://schemas.microsoft.com/office/word/2006/wordml" xmlns:wps="http://schemas.microsoft.com/office/word/2010/wordprocessingShape" mc:Ignorable="w14 w15 w16se w16cid w16 w16cex w16sdtdh w16sdtfl w16du wp14">
+<w:footnotes xmlns:wpc="http://schemas.microsoft.com/office/word/2010/wordprocessingCanvas" xmlns:mc="http://schemas.openxmlformats.org/markup-compatibility/2006" xmlns:o="urn:schemas-microsoft-com:office:office" xmlns:r="http://schemas.openxmlformats.org/officeDocument/2006/relationships" xmlns:m="http://schemas.openxmlformats.org/officeDocument/2006/math" xmlns:v="urn:schemas-microsoft-com:vml" xmlns:wp14="http://schemas.microsoft.com/office/word/2010/wordprocessingDrawing" xmlns:wp="http://schemas.openxmlformats.org/drawingml/2006/wordprocessingDrawing" xmlns:w10="urn:schemas-microsoft-com:office:word" xmlns:w="http://schemas.openxmlformats.org/wordprocessingml/2006/main" xmlns:w14="http://schemas.microsoft.com/office/word/2010/wordml" xmlns:wpg="http://schemas.microsoft.com/office/word/2010/wordprocessingGroup" xmlns:wpi="http://schemas.microsoft.com/office/word/2010/wordprocessingInk" xmlns:wne="http://schemas.microsoft.com/office/word/2006/wordml" xmlns:wps="http://schemas.microsoft.com/office/word/2010/wordprocessingShape" mc:Ignorable="w14 wp14">
   <w:footnote w:type="separator" w:id="-1">
     <w:p>
       <w:pPr>
@@ -4272,7 +3815,7 @@
 </file>
 
 <file path=word/header1.xml><?xml version="1.0" encoding="utf-8"?>
-<w:hdr xmlns:wpc="http://schemas.microsoft.com/office/word/2010/wordprocessingCanvas" xmlns:cx="http://schemas.microsoft.com/office/drawing/2014/chartex" xmlns:cx1="http://schemas.microsoft.com/office/drawing/2015/9/8/chartex" xmlns:cx2="http://schemas.microsoft.com/office/drawing/2015/10/21/chartex" xmlns:cx3="http://schemas.microsoft.com/office/drawing/2016/5/9/chartex" xmlns:cx4="http://schemas.microsoft.com/office/drawing/2016/5/10/chartex" xmlns:cx5="http://schemas.microsoft.com/office/drawing/2016/5/11/chartex" xmlns:cx6="http://schemas.microsoft.com/office/drawing/2016/5/12/chartex" xmlns:cx7="http://schemas.microsoft.com/office/drawing/2016/5/13/chartex" xmlns:cx8="http://schemas.microsoft.com/office/drawing/2016/5/14/chartex" xmlns:mc="http://schemas.openxmlformats.org/markup-compatibility/2006" xmlns:aink="http://schemas.microsoft.com/office/drawing/2016/ink" xmlns:am3d="http://schemas.microsoft.com/office/drawing/2017/model3d" xmlns:o="urn:schemas-microsoft-com:office:office" xmlns:oel="http://schemas.microsoft.com/office/2019/extlst" xmlns:r="http://schemas.openxmlformats.org/officeDocument/2006/relationships" xmlns:m="http://schemas.openxmlformats.org/officeDocument/2006/math" xmlns:v="urn:schemas-microsoft-com:vml" xmlns:wp14="http://schemas.microsoft.com/office/word/2010/wordprocessingDrawing" xmlns:wp="http://schemas.openxmlformats.org/drawingml/2006/wordprocessingDrawing" xmlns:w10="urn:schemas-microsoft-com:office:word" xmlns:w="http://schemas.openxmlformats.org/wordprocessingml/2006/main" xmlns:w14="http://schemas.microsoft.com/office/word/2010/wordml" xmlns:w15="http://schemas.microsoft.com/office/word/2012/wordml" xmlns:w16cex="http://schemas.microsoft.com/office/word/2018/wordml/cex" xmlns:w16cid="http://schemas.microsoft.com/office/word/2016/wordml/cid" xmlns:w16="http://schemas.microsoft.com/office/word/2018/wordml" xmlns:w16du="http://schemas.microsoft.com/office/word/2023/wordml/word16du" xmlns:w16sdtdh="http://schemas.microsoft.com/office/word/2020/wordml/sdtdatahash" xmlns:w16sdtfl="http://schemas.microsoft.com/office/word/2024/wordml/sdtformatlock" xmlns:w16se="http://schemas.microsoft.com/office/word/2015/wordml/symex" xmlns:wpg="http://schemas.microsoft.com/office/word/2010/wordprocessingGroup" xmlns:wpi="http://schemas.microsoft.com/office/word/2010/wordprocessingInk" xmlns:wne="http://schemas.microsoft.com/office/word/2006/wordml" xmlns:wps="http://schemas.microsoft.com/office/word/2010/wordprocessingShape" mc:Ignorable="w14 w15 w16se w16cid w16 w16cex w16sdtdh w16sdtfl w16du wp14">
+<w:hdr xmlns:wpc="http://schemas.microsoft.com/office/word/2010/wordprocessingCanvas" xmlns:mc="http://schemas.openxmlformats.org/markup-compatibility/2006" xmlns:o="urn:schemas-microsoft-com:office:office" xmlns:r="http://schemas.openxmlformats.org/officeDocument/2006/relationships" xmlns:m="http://schemas.openxmlformats.org/officeDocument/2006/math" xmlns:v="urn:schemas-microsoft-com:vml" xmlns:wp14="http://schemas.microsoft.com/office/word/2010/wordprocessingDrawing" xmlns:wp="http://schemas.openxmlformats.org/drawingml/2006/wordprocessingDrawing" xmlns:w10="urn:schemas-microsoft-com:office:word" xmlns:w="http://schemas.openxmlformats.org/wordprocessingml/2006/main" xmlns:w14="http://schemas.microsoft.com/office/word/2010/wordml" xmlns:wpg="http://schemas.microsoft.com/office/word/2010/wordprocessingGroup" xmlns:wpi="http://schemas.microsoft.com/office/word/2010/wordprocessingInk" xmlns:wne="http://schemas.microsoft.com/office/word/2006/wordml" xmlns:wps="http://schemas.microsoft.com/office/word/2010/wordprocessingShape" mc:Ignorable="w14 wp14">
   <w:sdt>
     <w:sdtPr>
       <w:rPr>
@@ -4286,6 +3829,7 @@
         <w:docPartUnique/>
       </w:docPartObj>
     </w:sdtPr>
+    <w:sdtEndPr/>
     <w:sdtContent>
       <w:p>
         <w:pPr>
@@ -4324,10 +3868,11 @@
         <w:r>
           <w:rPr>
             <w:rFonts w:ascii="Times New Roman" w:hAnsi="Times New Roman" w:cs="Times New Roman"/>
+            <w:noProof/>
             <w:sz w:val="23"/>
             <w:szCs w:val="23"/>
           </w:rPr>
-          <w:t>2</w:t>
+          <w:t>5</w:t>
         </w:r>
         <w:r>
           <w:rPr>
@@ -4349,8 +3894,8 @@
 </file>
 
 <file path=word/numbering.xml><?xml version="1.0" encoding="utf-8"?>
-<w:numbering xmlns:wpc="http://schemas.microsoft.com/office/word/2010/wordprocessingCanvas" xmlns:cx="http://schemas.microsoft.com/office/drawing/2014/chartex" xmlns:cx1="http://schemas.microsoft.com/office/drawing/2015/9/8/chartex" xmlns:cx2="http://schemas.microsoft.com/office/drawing/2015/10/21/chartex" xmlns:cx3="http://schemas.microsoft.com/office/drawing/2016/5/9/chartex" xmlns:cx4="http://schemas.microsoft.com/office/drawing/2016/5/10/chartex" xmlns:cx5="http://schemas.microsoft.com/office/drawing/2016/5/11/chartex" xmlns:cx6="http://schemas.microsoft.com/office/drawing/2016/5/12/chartex" xmlns:cx7="http://schemas.microsoft.com/office/drawing/2016/5/13/chartex" xmlns:cx8="http://schemas.microsoft.com/office/drawing/2016/5/14/chartex" xmlns:mc="http://schemas.openxmlformats.org/markup-compatibility/2006" xmlns:aink="http://schemas.microsoft.com/office/drawing/2016/ink" xmlns:am3d="http://schemas.microsoft.com/office/drawing/2017/model3d" xmlns:o="urn:schemas-microsoft-com:office:office" xmlns:oel="http://schemas.microsoft.com/office/2019/extlst" xmlns:r="http://schemas.openxmlformats.org/officeDocument/2006/relationships" xmlns:m="http://schemas.openxmlformats.org/officeDocument/2006/math" xmlns:v="urn:schemas-microsoft-com:vml" xmlns:wp14="http://schemas.microsoft.com/office/word/2010/wordprocessingDrawing" xmlns:wp="http://schemas.openxmlformats.org/drawingml/2006/wordprocessingDrawing" xmlns:w10="urn:schemas-microsoft-com:office:word" xmlns:w="http://schemas.openxmlformats.org/wordprocessingml/2006/main" xmlns:w14="http://schemas.microsoft.com/office/word/2010/wordml" xmlns:w15="http://schemas.microsoft.com/office/word/2012/wordml" xmlns:w16cex="http://schemas.microsoft.com/office/word/2018/wordml/cex" xmlns:w16cid="http://schemas.microsoft.com/office/word/2016/wordml/cid" xmlns:w16="http://schemas.microsoft.com/office/word/2018/wordml" xmlns:w16du="http://schemas.microsoft.com/office/word/2023/wordml/word16du" xmlns:w16sdtdh="http://schemas.microsoft.com/office/word/2020/wordml/sdtdatahash" xmlns:w16sdtfl="http://schemas.microsoft.com/office/word/2024/wordml/sdtformatlock" xmlns:w16se="http://schemas.microsoft.com/office/word/2015/wordml/symex" xmlns:wpg="http://schemas.microsoft.com/office/word/2010/wordprocessingGroup" xmlns:wpi="http://schemas.microsoft.com/office/word/2010/wordprocessingInk" xmlns:wne="http://schemas.microsoft.com/office/word/2006/wordml" xmlns:wps="http://schemas.microsoft.com/office/word/2010/wordprocessingShape" mc:Ignorable="w14 w15 w16se w16cid w16 w16cex w16sdtdh w16sdtfl w16du wp14">
-  <w:abstractNum w:abstractNumId="0" w15:restartNumberingAfterBreak="0">
+<w:numbering xmlns:wpc="http://schemas.microsoft.com/office/word/2010/wordprocessingCanvas" xmlns:mc="http://schemas.openxmlformats.org/markup-compatibility/2006" xmlns:o="urn:schemas-microsoft-com:office:office" xmlns:r="http://schemas.openxmlformats.org/officeDocument/2006/relationships" xmlns:m="http://schemas.openxmlformats.org/officeDocument/2006/math" xmlns:v="urn:schemas-microsoft-com:vml" xmlns:wp14="http://schemas.microsoft.com/office/word/2010/wordprocessingDrawing" xmlns:wp="http://schemas.openxmlformats.org/drawingml/2006/wordprocessingDrawing" xmlns:w10="urn:schemas-microsoft-com:office:word" xmlns:w="http://schemas.openxmlformats.org/wordprocessingml/2006/main" xmlns:w14="http://schemas.microsoft.com/office/word/2010/wordml" xmlns:wpg="http://schemas.microsoft.com/office/word/2010/wordprocessingGroup" xmlns:wpi="http://schemas.microsoft.com/office/word/2010/wordprocessingInk" xmlns:wne="http://schemas.microsoft.com/office/word/2006/wordml" xmlns:wps="http://schemas.microsoft.com/office/word/2010/wordprocessingShape" mc:Ignorable="w14 wp14">
+  <w:abstractNum w:abstractNumId="0">
     <w:nsid w:val="0760309C"/>
     <w:multiLevelType w:val="multilevel"/>
     <w:tmpl w:val="401ABB36"/>
@@ -4499,7 +4044,7 @@
       </w:rPr>
     </w:lvl>
   </w:abstractNum>
-  <w:abstractNum w:abstractNumId="1" w15:restartNumberingAfterBreak="0">
+  <w:abstractNum w:abstractNumId="1">
     <w:nsid w:val="0B420734"/>
     <w:multiLevelType w:val="multilevel"/>
     <w:tmpl w:val="27A415B6"/>
@@ -4612,7 +4157,7 @@
       </w:pPr>
     </w:lvl>
   </w:abstractNum>
-  <w:abstractNum w:abstractNumId="2" w15:restartNumberingAfterBreak="0">
+  <w:abstractNum w:abstractNumId="2">
     <w:nsid w:val="0E086F51"/>
     <w:multiLevelType w:val="multilevel"/>
     <w:tmpl w:val="B1CA24F2"/>
@@ -4725,7 +4270,7 @@
       </w:pPr>
     </w:lvl>
   </w:abstractNum>
-  <w:abstractNum w:abstractNumId="3" w15:restartNumberingAfterBreak="0">
+  <w:abstractNum w:abstractNumId="3">
     <w:nsid w:val="12DF1A62"/>
     <w:multiLevelType w:val="multilevel"/>
     <w:tmpl w:val="B562E496"/>
@@ -4874,7 +4419,233 @@
       </w:rPr>
     </w:lvl>
   </w:abstractNum>
-  <w:abstractNum w:abstractNumId="4" w15:restartNumberingAfterBreak="0">
+  <w:abstractNum w:abstractNumId="4">
+    <w:nsid w:val="20616CB5"/>
+    <w:multiLevelType w:val="multilevel"/>
+    <w:tmpl w:val="434C2564"/>
+    <w:lvl w:ilvl="0">
+      <w:start w:val="1"/>
+      <w:numFmt w:val="decimal"/>
+      <w:lvlText w:val="%1."/>
+      <w:lvlJc w:val="left"/>
+      <w:pPr>
+        <w:tabs>
+          <w:tab w:val="num" w:pos="720"/>
+        </w:tabs>
+        <w:ind w:left="720" w:hanging="360"/>
+      </w:pPr>
+    </w:lvl>
+    <w:lvl w:ilvl="1" w:tentative="1">
+      <w:start w:val="1"/>
+      <w:numFmt w:val="decimal"/>
+      <w:lvlText w:val="%2."/>
+      <w:lvlJc w:val="left"/>
+      <w:pPr>
+        <w:tabs>
+          <w:tab w:val="num" w:pos="1440"/>
+        </w:tabs>
+        <w:ind w:left="1440" w:hanging="360"/>
+      </w:pPr>
+    </w:lvl>
+    <w:lvl w:ilvl="2" w:tentative="1">
+      <w:start w:val="1"/>
+      <w:numFmt w:val="decimal"/>
+      <w:lvlText w:val="%3."/>
+      <w:lvlJc w:val="left"/>
+      <w:pPr>
+        <w:tabs>
+          <w:tab w:val="num" w:pos="2160"/>
+        </w:tabs>
+        <w:ind w:left="2160" w:hanging="360"/>
+      </w:pPr>
+    </w:lvl>
+    <w:lvl w:ilvl="3" w:tentative="1">
+      <w:start w:val="1"/>
+      <w:numFmt w:val="decimal"/>
+      <w:lvlText w:val="%4."/>
+      <w:lvlJc w:val="left"/>
+      <w:pPr>
+        <w:tabs>
+          <w:tab w:val="num" w:pos="2880"/>
+        </w:tabs>
+        <w:ind w:left="2880" w:hanging="360"/>
+      </w:pPr>
+    </w:lvl>
+    <w:lvl w:ilvl="4" w:tentative="1">
+      <w:start w:val="1"/>
+      <w:numFmt w:val="decimal"/>
+      <w:lvlText w:val="%5."/>
+      <w:lvlJc w:val="left"/>
+      <w:pPr>
+        <w:tabs>
+          <w:tab w:val="num" w:pos="3600"/>
+        </w:tabs>
+        <w:ind w:left="3600" w:hanging="360"/>
+      </w:pPr>
+    </w:lvl>
+    <w:lvl w:ilvl="5" w:tentative="1">
+      <w:start w:val="1"/>
+      <w:numFmt w:val="decimal"/>
+      <w:lvlText w:val="%6."/>
+      <w:lvlJc w:val="left"/>
+      <w:pPr>
+        <w:tabs>
+          <w:tab w:val="num" w:pos="4320"/>
+        </w:tabs>
+        <w:ind w:left="4320" w:hanging="360"/>
+      </w:pPr>
+    </w:lvl>
+    <w:lvl w:ilvl="6" w:tentative="1">
+      <w:start w:val="1"/>
+      <w:numFmt w:val="decimal"/>
+      <w:lvlText w:val="%7."/>
+      <w:lvlJc w:val="left"/>
+      <w:pPr>
+        <w:tabs>
+          <w:tab w:val="num" w:pos="5040"/>
+        </w:tabs>
+        <w:ind w:left="5040" w:hanging="360"/>
+      </w:pPr>
+    </w:lvl>
+    <w:lvl w:ilvl="7" w:tentative="1">
+      <w:start w:val="1"/>
+      <w:numFmt w:val="decimal"/>
+      <w:lvlText w:val="%8."/>
+      <w:lvlJc w:val="left"/>
+      <w:pPr>
+        <w:tabs>
+          <w:tab w:val="num" w:pos="5760"/>
+        </w:tabs>
+        <w:ind w:left="5760" w:hanging="360"/>
+      </w:pPr>
+    </w:lvl>
+    <w:lvl w:ilvl="8" w:tentative="1">
+      <w:start w:val="1"/>
+      <w:numFmt w:val="decimal"/>
+      <w:lvlText w:val="%9."/>
+      <w:lvlJc w:val="left"/>
+      <w:pPr>
+        <w:tabs>
+          <w:tab w:val="num" w:pos="6480"/>
+        </w:tabs>
+        <w:ind w:left="6480" w:hanging="360"/>
+      </w:pPr>
+    </w:lvl>
+  </w:abstractNum>
+  <w:abstractNum w:abstractNumId="5">
+    <w:nsid w:val="2679257B"/>
+    <w:multiLevelType w:val="multilevel"/>
+    <w:tmpl w:val="1C682B06"/>
+    <w:lvl w:ilvl="0">
+      <w:start w:val="1"/>
+      <w:numFmt w:val="decimal"/>
+      <w:lvlText w:val="%1."/>
+      <w:lvlJc w:val="left"/>
+      <w:pPr>
+        <w:tabs>
+          <w:tab w:val="num" w:pos="720"/>
+        </w:tabs>
+        <w:ind w:left="720" w:hanging="360"/>
+      </w:pPr>
+    </w:lvl>
+    <w:lvl w:ilvl="1" w:tentative="1">
+      <w:start w:val="1"/>
+      <w:numFmt w:val="decimal"/>
+      <w:lvlText w:val="%2."/>
+      <w:lvlJc w:val="left"/>
+      <w:pPr>
+        <w:tabs>
+          <w:tab w:val="num" w:pos="1440"/>
+        </w:tabs>
+        <w:ind w:left="1440" w:hanging="360"/>
+      </w:pPr>
+    </w:lvl>
+    <w:lvl w:ilvl="2" w:tentative="1">
+      <w:start w:val="1"/>
+      <w:numFmt w:val="decimal"/>
+      <w:lvlText w:val="%3."/>
+      <w:lvlJc w:val="left"/>
+      <w:pPr>
+        <w:tabs>
+          <w:tab w:val="num" w:pos="2160"/>
+        </w:tabs>
+        <w:ind w:left="2160" w:hanging="360"/>
+      </w:pPr>
+    </w:lvl>
+    <w:lvl w:ilvl="3" w:tentative="1">
+      <w:start w:val="1"/>
+      <w:numFmt w:val="decimal"/>
+      <w:lvlText w:val="%4."/>
+      <w:lvlJc w:val="left"/>
+      <w:pPr>
+        <w:tabs>
+          <w:tab w:val="num" w:pos="2880"/>
+        </w:tabs>
+        <w:ind w:left="2880" w:hanging="360"/>
+      </w:pPr>
+    </w:lvl>
+    <w:lvl w:ilvl="4" w:tentative="1">
+      <w:start w:val="1"/>
+      <w:numFmt w:val="decimal"/>
+      <w:lvlText w:val="%5."/>
+      <w:lvlJc w:val="left"/>
+      <w:pPr>
+        <w:tabs>
+          <w:tab w:val="num" w:pos="3600"/>
+        </w:tabs>
+        <w:ind w:left="3600" w:hanging="360"/>
+      </w:pPr>
+    </w:lvl>
+    <w:lvl w:ilvl="5" w:tentative="1">
+      <w:start w:val="1"/>
+      <w:numFmt w:val="decimal"/>
+      <w:lvlText w:val="%6."/>
+      <w:lvlJc w:val="left"/>
+      <w:pPr>
+        <w:tabs>
+          <w:tab w:val="num" w:pos="4320"/>
+        </w:tabs>
+        <w:ind w:left="4320" w:hanging="360"/>
+      </w:pPr>
+    </w:lvl>
+    <w:lvl w:ilvl="6" w:tentative="1">
+      <w:start w:val="1"/>
+      <w:numFmt w:val="decimal"/>
+      <w:lvlText w:val="%7."/>
+      <w:lvlJc w:val="left"/>
+      <w:pPr>
+        <w:tabs>
+          <w:tab w:val="num" w:pos="5040"/>
+        </w:tabs>
+        <w:ind w:left="5040" w:hanging="360"/>
+      </w:pPr>
+    </w:lvl>
+    <w:lvl w:ilvl="7" w:tentative="1">
+      <w:start w:val="1"/>
+      <w:numFmt w:val="decimal"/>
+      <w:lvlText w:val="%8."/>
+      <w:lvlJc w:val="left"/>
+      <w:pPr>
+        <w:tabs>
+          <w:tab w:val="num" w:pos="5760"/>
+        </w:tabs>
+        <w:ind w:left="5760" w:hanging="360"/>
+      </w:pPr>
+    </w:lvl>
+    <w:lvl w:ilvl="8" w:tentative="1">
+      <w:start w:val="1"/>
+      <w:numFmt w:val="decimal"/>
+      <w:lvlText w:val="%9."/>
+      <w:lvlJc w:val="left"/>
+      <w:pPr>
+        <w:tabs>
+          <w:tab w:val="num" w:pos="6480"/>
+        </w:tabs>
+        <w:ind w:left="6480" w:hanging="360"/>
+      </w:pPr>
+    </w:lvl>
+  </w:abstractNum>
+  <w:abstractNum w:abstractNumId="6">
     <w:nsid w:val="29AD1608"/>
     <w:multiLevelType w:val="multilevel"/>
     <w:tmpl w:val="A9B652E4"/>
@@ -5023,7 +4794,7 @@
       </w:rPr>
     </w:lvl>
   </w:abstractNum>
-  <w:abstractNum w:abstractNumId="5" w15:restartNumberingAfterBreak="0">
+  <w:abstractNum w:abstractNumId="7">
     <w:nsid w:val="31536C14"/>
     <w:multiLevelType w:val="multilevel"/>
     <w:tmpl w:val="13E831F8"/>
@@ -5136,7 +4907,120 @@
       </w:pPr>
     </w:lvl>
   </w:abstractNum>
-  <w:abstractNum w:abstractNumId="6" w15:restartNumberingAfterBreak="0">
+  <w:abstractNum w:abstractNumId="8">
+    <w:nsid w:val="320C3060"/>
+    <w:multiLevelType w:val="multilevel"/>
+    <w:tmpl w:val="24727D6E"/>
+    <w:lvl w:ilvl="0">
+      <w:start w:val="1"/>
+      <w:numFmt w:val="decimal"/>
+      <w:lvlText w:val="%1."/>
+      <w:lvlJc w:val="left"/>
+      <w:pPr>
+        <w:tabs>
+          <w:tab w:val="num" w:pos="720"/>
+        </w:tabs>
+        <w:ind w:left="720" w:hanging="360"/>
+      </w:pPr>
+    </w:lvl>
+    <w:lvl w:ilvl="1" w:tentative="1">
+      <w:start w:val="1"/>
+      <w:numFmt w:val="decimal"/>
+      <w:lvlText w:val="%2."/>
+      <w:lvlJc w:val="left"/>
+      <w:pPr>
+        <w:tabs>
+          <w:tab w:val="num" w:pos="1440"/>
+        </w:tabs>
+        <w:ind w:left="1440" w:hanging="360"/>
+      </w:pPr>
+    </w:lvl>
+    <w:lvl w:ilvl="2" w:tentative="1">
+      <w:start w:val="1"/>
+      <w:numFmt w:val="decimal"/>
+      <w:lvlText w:val="%3."/>
+      <w:lvlJc w:val="left"/>
+      <w:pPr>
+        <w:tabs>
+          <w:tab w:val="num" w:pos="2160"/>
+        </w:tabs>
+        <w:ind w:left="2160" w:hanging="360"/>
+      </w:pPr>
+    </w:lvl>
+    <w:lvl w:ilvl="3" w:tentative="1">
+      <w:start w:val="1"/>
+      <w:numFmt w:val="decimal"/>
+      <w:lvlText w:val="%4."/>
+      <w:lvlJc w:val="left"/>
+      <w:pPr>
+        <w:tabs>
+          <w:tab w:val="num" w:pos="2880"/>
+        </w:tabs>
+        <w:ind w:left="2880" w:hanging="360"/>
+      </w:pPr>
+    </w:lvl>
+    <w:lvl w:ilvl="4" w:tentative="1">
+      <w:start w:val="1"/>
+      <w:numFmt w:val="decimal"/>
+      <w:lvlText w:val="%5."/>
+      <w:lvlJc w:val="left"/>
+      <w:pPr>
+        <w:tabs>
+          <w:tab w:val="num" w:pos="3600"/>
+        </w:tabs>
+        <w:ind w:left="3600" w:hanging="360"/>
+      </w:pPr>
+    </w:lvl>
+    <w:lvl w:ilvl="5" w:tentative="1">
+      <w:start w:val="1"/>
+      <w:numFmt w:val="decimal"/>
+      <w:lvlText w:val="%6."/>
+      <w:lvlJc w:val="left"/>
+      <w:pPr>
+        <w:tabs>
+          <w:tab w:val="num" w:pos="4320"/>
+        </w:tabs>
+        <w:ind w:left="4320" w:hanging="360"/>
+      </w:pPr>
+    </w:lvl>
+    <w:lvl w:ilvl="6" w:tentative="1">
+      <w:start w:val="1"/>
+      <w:numFmt w:val="decimal"/>
+      <w:lvlText w:val="%7."/>
+      <w:lvlJc w:val="left"/>
+      <w:pPr>
+        <w:tabs>
+          <w:tab w:val="num" w:pos="5040"/>
+        </w:tabs>
+        <w:ind w:left="5040" w:hanging="360"/>
+      </w:pPr>
+    </w:lvl>
+    <w:lvl w:ilvl="7" w:tentative="1">
+      <w:start w:val="1"/>
+      <w:numFmt w:val="decimal"/>
+      <w:lvlText w:val="%8."/>
+      <w:lvlJc w:val="left"/>
+      <w:pPr>
+        <w:tabs>
+          <w:tab w:val="num" w:pos="5760"/>
+        </w:tabs>
+        <w:ind w:left="5760" w:hanging="360"/>
+      </w:pPr>
+    </w:lvl>
+    <w:lvl w:ilvl="8" w:tentative="1">
+      <w:start w:val="1"/>
+      <w:numFmt w:val="decimal"/>
+      <w:lvlText w:val="%9."/>
+      <w:lvlJc w:val="left"/>
+      <w:pPr>
+        <w:tabs>
+          <w:tab w:val="num" w:pos="6480"/>
+        </w:tabs>
+        <w:ind w:left="6480" w:hanging="360"/>
+      </w:pPr>
+    </w:lvl>
+  </w:abstractNum>
+  <w:abstractNum w:abstractNumId="9">
     <w:nsid w:val="35594B64"/>
     <w:multiLevelType w:val="multilevel"/>
     <w:tmpl w:val="F522A8A4"/>
@@ -5249,7 +5133,7 @@
       </w:pPr>
     </w:lvl>
   </w:abstractNum>
-  <w:abstractNum w:abstractNumId="7" w15:restartNumberingAfterBreak="0">
+  <w:abstractNum w:abstractNumId="10">
     <w:nsid w:val="3D081CE2"/>
     <w:multiLevelType w:val="multilevel"/>
     <w:tmpl w:val="92E02166"/>
@@ -5362,7 +5246,7 @@
       </w:pPr>
     </w:lvl>
   </w:abstractNum>
-  <w:abstractNum w:abstractNumId="8" w15:restartNumberingAfterBreak="0">
+  <w:abstractNum w:abstractNumId="11">
     <w:nsid w:val="456E47D2"/>
     <w:multiLevelType w:val="multilevel"/>
     <w:tmpl w:val="18362DEA"/>
@@ -5475,7 +5359,7 @@
       </w:pPr>
     </w:lvl>
   </w:abstractNum>
-  <w:abstractNum w:abstractNumId="9" w15:restartNumberingAfterBreak="0">
+  <w:abstractNum w:abstractNumId="12">
     <w:nsid w:val="469A4C96"/>
     <w:multiLevelType w:val="multilevel"/>
     <w:tmpl w:val="DB26B8F4"/>
@@ -5588,7 +5472,7 @@
       </w:pPr>
     </w:lvl>
   </w:abstractNum>
-  <w:abstractNum w:abstractNumId="10" w15:restartNumberingAfterBreak="0">
+  <w:abstractNum w:abstractNumId="13">
     <w:nsid w:val="53424E89"/>
     <w:multiLevelType w:val="multilevel"/>
     <w:tmpl w:val="34AC0984"/>
@@ -5737,7 +5621,7 @@
       </w:rPr>
     </w:lvl>
   </w:abstractNum>
-  <w:abstractNum w:abstractNumId="11" w15:restartNumberingAfterBreak="0">
+  <w:abstractNum w:abstractNumId="14">
     <w:nsid w:val="5504431D"/>
     <w:multiLevelType w:val="multilevel"/>
     <w:tmpl w:val="E2707144"/>
@@ -5850,7 +5734,7 @@
       </w:pPr>
     </w:lvl>
   </w:abstractNum>
-  <w:abstractNum w:abstractNumId="12" w15:restartNumberingAfterBreak="0">
+  <w:abstractNum w:abstractNumId="15">
     <w:nsid w:val="556F4358"/>
     <w:multiLevelType w:val="multilevel"/>
     <w:tmpl w:val="71427F5E"/>
@@ -5999,7 +5883,7 @@
       </w:rPr>
     </w:lvl>
   </w:abstractNum>
-  <w:abstractNum w:abstractNumId="13" w15:restartNumberingAfterBreak="0">
+  <w:abstractNum w:abstractNumId="16">
     <w:nsid w:val="5A1B1481"/>
     <w:multiLevelType w:val="multilevel"/>
     <w:tmpl w:val="94B68D5E"/>
@@ -6112,7 +5996,7 @@
       </w:pPr>
     </w:lvl>
   </w:abstractNum>
-  <w:abstractNum w:abstractNumId="14" w15:restartNumberingAfterBreak="0">
+  <w:abstractNum w:abstractNumId="17">
     <w:nsid w:val="5F547386"/>
     <w:multiLevelType w:val="multilevel"/>
     <w:tmpl w:val="599AFA3A"/>
@@ -6225,7 +6109,7 @@
       </w:pPr>
     </w:lvl>
   </w:abstractNum>
-  <w:abstractNum w:abstractNumId="15" w15:restartNumberingAfterBreak="0">
+  <w:abstractNum w:abstractNumId="18">
     <w:nsid w:val="5F9D57FA"/>
     <w:multiLevelType w:val="multilevel"/>
     <w:tmpl w:val="9DB2473A"/>
@@ -6338,7 +6222,7 @@
       </w:pPr>
     </w:lvl>
   </w:abstractNum>
-  <w:abstractNum w:abstractNumId="16" w15:restartNumberingAfterBreak="0">
+  <w:abstractNum w:abstractNumId="19">
     <w:nsid w:val="65E30ABC"/>
     <w:multiLevelType w:val="multilevel"/>
     <w:tmpl w:val="0608B1C4"/>
@@ -6451,7 +6335,233 @@
       </w:pPr>
     </w:lvl>
   </w:abstractNum>
-  <w:abstractNum w:abstractNumId="17" w15:restartNumberingAfterBreak="0">
+  <w:abstractNum w:abstractNumId="20">
+    <w:nsid w:val="6D006D8A"/>
+    <w:multiLevelType w:val="multilevel"/>
+    <w:tmpl w:val="16C4BC74"/>
+    <w:lvl w:ilvl="0">
+      <w:start w:val="1"/>
+      <w:numFmt w:val="decimal"/>
+      <w:lvlText w:val="%1."/>
+      <w:lvlJc w:val="left"/>
+      <w:pPr>
+        <w:tabs>
+          <w:tab w:val="num" w:pos="720"/>
+        </w:tabs>
+        <w:ind w:left="720" w:hanging="360"/>
+      </w:pPr>
+    </w:lvl>
+    <w:lvl w:ilvl="1" w:tentative="1">
+      <w:start w:val="1"/>
+      <w:numFmt w:val="decimal"/>
+      <w:lvlText w:val="%2."/>
+      <w:lvlJc w:val="left"/>
+      <w:pPr>
+        <w:tabs>
+          <w:tab w:val="num" w:pos="1440"/>
+        </w:tabs>
+        <w:ind w:left="1440" w:hanging="360"/>
+      </w:pPr>
+    </w:lvl>
+    <w:lvl w:ilvl="2" w:tentative="1">
+      <w:start w:val="1"/>
+      <w:numFmt w:val="decimal"/>
+      <w:lvlText w:val="%3."/>
+      <w:lvlJc w:val="left"/>
+      <w:pPr>
+        <w:tabs>
+          <w:tab w:val="num" w:pos="2160"/>
+        </w:tabs>
+        <w:ind w:left="2160" w:hanging="360"/>
+      </w:pPr>
+    </w:lvl>
+    <w:lvl w:ilvl="3" w:tentative="1">
+      <w:start w:val="1"/>
+      <w:numFmt w:val="decimal"/>
+      <w:lvlText w:val="%4."/>
+      <w:lvlJc w:val="left"/>
+      <w:pPr>
+        <w:tabs>
+          <w:tab w:val="num" w:pos="2880"/>
+        </w:tabs>
+        <w:ind w:left="2880" w:hanging="360"/>
+      </w:pPr>
+    </w:lvl>
+    <w:lvl w:ilvl="4" w:tentative="1">
+      <w:start w:val="1"/>
+      <w:numFmt w:val="decimal"/>
+      <w:lvlText w:val="%5."/>
+      <w:lvlJc w:val="left"/>
+      <w:pPr>
+        <w:tabs>
+          <w:tab w:val="num" w:pos="3600"/>
+        </w:tabs>
+        <w:ind w:left="3600" w:hanging="360"/>
+      </w:pPr>
+    </w:lvl>
+    <w:lvl w:ilvl="5" w:tentative="1">
+      <w:start w:val="1"/>
+      <w:numFmt w:val="decimal"/>
+      <w:lvlText w:val="%6."/>
+      <w:lvlJc w:val="left"/>
+      <w:pPr>
+        <w:tabs>
+          <w:tab w:val="num" w:pos="4320"/>
+        </w:tabs>
+        <w:ind w:left="4320" w:hanging="360"/>
+      </w:pPr>
+    </w:lvl>
+    <w:lvl w:ilvl="6" w:tentative="1">
+      <w:start w:val="1"/>
+      <w:numFmt w:val="decimal"/>
+      <w:lvlText w:val="%7."/>
+      <w:lvlJc w:val="left"/>
+      <w:pPr>
+        <w:tabs>
+          <w:tab w:val="num" w:pos="5040"/>
+        </w:tabs>
+        <w:ind w:left="5040" w:hanging="360"/>
+      </w:pPr>
+    </w:lvl>
+    <w:lvl w:ilvl="7" w:tentative="1">
+      <w:start w:val="1"/>
+      <w:numFmt w:val="decimal"/>
+      <w:lvlText w:val="%8."/>
+      <w:lvlJc w:val="left"/>
+      <w:pPr>
+        <w:tabs>
+          <w:tab w:val="num" w:pos="5760"/>
+        </w:tabs>
+        <w:ind w:left="5760" w:hanging="360"/>
+      </w:pPr>
+    </w:lvl>
+    <w:lvl w:ilvl="8" w:tentative="1">
+      <w:start w:val="1"/>
+      <w:numFmt w:val="decimal"/>
+      <w:lvlText w:val="%9."/>
+      <w:lvlJc w:val="left"/>
+      <w:pPr>
+        <w:tabs>
+          <w:tab w:val="num" w:pos="6480"/>
+        </w:tabs>
+        <w:ind w:left="6480" w:hanging="360"/>
+      </w:pPr>
+    </w:lvl>
+  </w:abstractNum>
+  <w:abstractNum w:abstractNumId="21">
+    <w:nsid w:val="6D994A27"/>
+    <w:multiLevelType w:val="multilevel"/>
+    <w:tmpl w:val="094C0D16"/>
+    <w:lvl w:ilvl="0">
+      <w:start w:val="1"/>
+      <w:numFmt w:val="decimal"/>
+      <w:lvlText w:val="%1."/>
+      <w:lvlJc w:val="left"/>
+      <w:pPr>
+        <w:tabs>
+          <w:tab w:val="num" w:pos="720"/>
+        </w:tabs>
+        <w:ind w:left="720" w:hanging="360"/>
+      </w:pPr>
+    </w:lvl>
+    <w:lvl w:ilvl="1" w:tentative="1">
+      <w:start w:val="1"/>
+      <w:numFmt w:val="decimal"/>
+      <w:lvlText w:val="%2."/>
+      <w:lvlJc w:val="left"/>
+      <w:pPr>
+        <w:tabs>
+          <w:tab w:val="num" w:pos="1440"/>
+        </w:tabs>
+        <w:ind w:left="1440" w:hanging="360"/>
+      </w:pPr>
+    </w:lvl>
+    <w:lvl w:ilvl="2" w:tentative="1">
+      <w:start w:val="1"/>
+      <w:numFmt w:val="decimal"/>
+      <w:lvlText w:val="%3."/>
+      <w:lvlJc w:val="left"/>
+      <w:pPr>
+        <w:tabs>
+          <w:tab w:val="num" w:pos="2160"/>
+        </w:tabs>
+        <w:ind w:left="2160" w:hanging="360"/>
+      </w:pPr>
+    </w:lvl>
+    <w:lvl w:ilvl="3" w:tentative="1">
+      <w:start w:val="1"/>
+      <w:numFmt w:val="decimal"/>
+      <w:lvlText w:val="%4."/>
+      <w:lvlJc w:val="left"/>
+      <w:pPr>
+        <w:tabs>
+          <w:tab w:val="num" w:pos="2880"/>
+        </w:tabs>
+        <w:ind w:left="2880" w:hanging="360"/>
+      </w:pPr>
+    </w:lvl>
+    <w:lvl w:ilvl="4" w:tentative="1">
+      <w:start w:val="1"/>
+      <w:numFmt w:val="decimal"/>
+      <w:lvlText w:val="%5."/>
+      <w:lvlJc w:val="left"/>
+      <w:pPr>
+        <w:tabs>
+          <w:tab w:val="num" w:pos="3600"/>
+        </w:tabs>
+        <w:ind w:left="3600" w:hanging="360"/>
+      </w:pPr>
+    </w:lvl>
+    <w:lvl w:ilvl="5" w:tentative="1">
+      <w:start w:val="1"/>
+      <w:numFmt w:val="decimal"/>
+      <w:lvlText w:val="%6."/>
+      <w:lvlJc w:val="left"/>
+      <w:pPr>
+        <w:tabs>
+          <w:tab w:val="num" w:pos="4320"/>
+        </w:tabs>
+        <w:ind w:left="4320" w:hanging="360"/>
+      </w:pPr>
+    </w:lvl>
+    <w:lvl w:ilvl="6" w:tentative="1">
+      <w:start w:val="1"/>
+      <w:numFmt w:val="decimal"/>
+      <w:lvlText w:val="%7."/>
+      <w:lvlJc w:val="left"/>
+      <w:pPr>
+        <w:tabs>
+          <w:tab w:val="num" w:pos="5040"/>
+        </w:tabs>
+        <w:ind w:left="5040" w:hanging="360"/>
+      </w:pPr>
+    </w:lvl>
+    <w:lvl w:ilvl="7" w:tentative="1">
+      <w:start w:val="1"/>
+      <w:numFmt w:val="decimal"/>
+      <w:lvlText w:val="%8."/>
+      <w:lvlJc w:val="left"/>
+      <w:pPr>
+        <w:tabs>
+          <w:tab w:val="num" w:pos="5760"/>
+        </w:tabs>
+        <w:ind w:left="5760" w:hanging="360"/>
+      </w:pPr>
+    </w:lvl>
+    <w:lvl w:ilvl="8" w:tentative="1">
+      <w:start w:val="1"/>
+      <w:numFmt w:val="decimal"/>
+      <w:lvlText w:val="%9."/>
+      <w:lvlJc w:val="left"/>
+      <w:pPr>
+        <w:tabs>
+          <w:tab w:val="num" w:pos="6480"/>
+        </w:tabs>
+        <w:ind w:left="6480" w:hanging="360"/>
+      </w:pPr>
+    </w:lvl>
+  </w:abstractNum>
+  <w:abstractNum w:abstractNumId="22">
     <w:nsid w:val="6E4B09C4"/>
     <w:multiLevelType w:val="multilevel"/>
     <w:tmpl w:val="AF3AF420"/>
@@ -6600,7 +6710,120 @@
       </w:rPr>
     </w:lvl>
   </w:abstractNum>
-  <w:abstractNum w:abstractNumId="18" w15:restartNumberingAfterBreak="0">
+  <w:abstractNum w:abstractNumId="23">
+    <w:nsid w:val="729F01A7"/>
+    <w:multiLevelType w:val="multilevel"/>
+    <w:tmpl w:val="3E84A04A"/>
+    <w:lvl w:ilvl="0">
+      <w:start w:val="1"/>
+      <w:numFmt w:val="decimal"/>
+      <w:lvlText w:val="%1."/>
+      <w:lvlJc w:val="left"/>
+      <w:pPr>
+        <w:tabs>
+          <w:tab w:val="num" w:pos="720"/>
+        </w:tabs>
+        <w:ind w:left="720" w:hanging="360"/>
+      </w:pPr>
+    </w:lvl>
+    <w:lvl w:ilvl="1" w:tentative="1">
+      <w:start w:val="1"/>
+      <w:numFmt w:val="decimal"/>
+      <w:lvlText w:val="%2."/>
+      <w:lvlJc w:val="left"/>
+      <w:pPr>
+        <w:tabs>
+          <w:tab w:val="num" w:pos="1440"/>
+        </w:tabs>
+        <w:ind w:left="1440" w:hanging="360"/>
+      </w:pPr>
+    </w:lvl>
+    <w:lvl w:ilvl="2" w:tentative="1">
+      <w:start w:val="1"/>
+      <w:numFmt w:val="decimal"/>
+      <w:lvlText w:val="%3."/>
+      <w:lvlJc w:val="left"/>
+      <w:pPr>
+        <w:tabs>
+          <w:tab w:val="num" w:pos="2160"/>
+        </w:tabs>
+        <w:ind w:left="2160" w:hanging="360"/>
+      </w:pPr>
+    </w:lvl>
+    <w:lvl w:ilvl="3" w:tentative="1">
+      <w:start w:val="1"/>
+      <w:numFmt w:val="decimal"/>
+      <w:lvlText w:val="%4."/>
+      <w:lvlJc w:val="left"/>
+      <w:pPr>
+        <w:tabs>
+          <w:tab w:val="num" w:pos="2880"/>
+        </w:tabs>
+        <w:ind w:left="2880" w:hanging="360"/>
+      </w:pPr>
+    </w:lvl>
+    <w:lvl w:ilvl="4" w:tentative="1">
+      <w:start w:val="1"/>
+      <w:numFmt w:val="decimal"/>
+      <w:lvlText w:val="%5."/>
+      <w:lvlJc w:val="left"/>
+      <w:pPr>
+        <w:tabs>
+          <w:tab w:val="num" w:pos="3600"/>
+        </w:tabs>
+        <w:ind w:left="3600" w:hanging="360"/>
+      </w:pPr>
+    </w:lvl>
+    <w:lvl w:ilvl="5" w:tentative="1">
+      <w:start w:val="1"/>
+      <w:numFmt w:val="decimal"/>
+      <w:lvlText w:val="%6."/>
+      <w:lvlJc w:val="left"/>
+      <w:pPr>
+        <w:tabs>
+          <w:tab w:val="num" w:pos="4320"/>
+        </w:tabs>
+        <w:ind w:left="4320" w:hanging="360"/>
+      </w:pPr>
+    </w:lvl>
+    <w:lvl w:ilvl="6" w:tentative="1">
+      <w:start w:val="1"/>
+      <w:numFmt w:val="decimal"/>
+      <w:lvlText w:val="%7."/>
+      <w:lvlJc w:val="left"/>
+      <w:pPr>
+        <w:tabs>
+          <w:tab w:val="num" w:pos="5040"/>
+        </w:tabs>
+        <w:ind w:left="5040" w:hanging="360"/>
+      </w:pPr>
+    </w:lvl>
+    <w:lvl w:ilvl="7" w:tentative="1">
+      <w:start w:val="1"/>
+      <w:numFmt w:val="decimal"/>
+      <w:lvlText w:val="%8."/>
+      <w:lvlJc w:val="left"/>
+      <w:pPr>
+        <w:tabs>
+          <w:tab w:val="num" w:pos="5760"/>
+        </w:tabs>
+        <w:ind w:left="5760" w:hanging="360"/>
+      </w:pPr>
+    </w:lvl>
+    <w:lvl w:ilvl="8" w:tentative="1">
+      <w:start w:val="1"/>
+      <w:numFmt w:val="decimal"/>
+      <w:lvlText w:val="%9."/>
+      <w:lvlJc w:val="left"/>
+      <w:pPr>
+        <w:tabs>
+          <w:tab w:val="num" w:pos="6480"/>
+        </w:tabs>
+        <w:ind w:left="6480" w:hanging="360"/>
+      </w:pPr>
+    </w:lvl>
+  </w:abstractNum>
+  <w:abstractNum w:abstractNumId="24">
     <w:nsid w:val="772107FC"/>
     <w:multiLevelType w:val="multilevel"/>
     <w:tmpl w:val="E304B6DA"/>
@@ -6713,68 +6936,202 @@
       </w:pPr>
     </w:lvl>
   </w:abstractNum>
-  <w:num w:numId="1" w16cid:durableId="1311405105">
+  <w:abstractNum w:abstractNumId="25">
+    <w:nsid w:val="79837484"/>
+    <w:multiLevelType w:val="multilevel"/>
+    <w:tmpl w:val="5AE81372"/>
+    <w:lvl w:ilvl="0">
+      <w:start w:val="1"/>
+      <w:numFmt w:val="decimal"/>
+      <w:lvlText w:val="%1."/>
+      <w:lvlJc w:val="left"/>
+      <w:pPr>
+        <w:tabs>
+          <w:tab w:val="num" w:pos="720"/>
+        </w:tabs>
+        <w:ind w:left="720" w:hanging="360"/>
+      </w:pPr>
+    </w:lvl>
+    <w:lvl w:ilvl="1" w:tentative="1">
+      <w:start w:val="1"/>
+      <w:numFmt w:val="decimal"/>
+      <w:lvlText w:val="%2."/>
+      <w:lvlJc w:val="left"/>
+      <w:pPr>
+        <w:tabs>
+          <w:tab w:val="num" w:pos="1440"/>
+        </w:tabs>
+        <w:ind w:left="1440" w:hanging="360"/>
+      </w:pPr>
+    </w:lvl>
+    <w:lvl w:ilvl="2" w:tentative="1">
+      <w:start w:val="1"/>
+      <w:numFmt w:val="decimal"/>
+      <w:lvlText w:val="%3."/>
+      <w:lvlJc w:val="left"/>
+      <w:pPr>
+        <w:tabs>
+          <w:tab w:val="num" w:pos="2160"/>
+        </w:tabs>
+        <w:ind w:left="2160" w:hanging="360"/>
+      </w:pPr>
+    </w:lvl>
+    <w:lvl w:ilvl="3" w:tentative="1">
+      <w:start w:val="1"/>
+      <w:numFmt w:val="decimal"/>
+      <w:lvlText w:val="%4."/>
+      <w:lvlJc w:val="left"/>
+      <w:pPr>
+        <w:tabs>
+          <w:tab w:val="num" w:pos="2880"/>
+        </w:tabs>
+        <w:ind w:left="2880" w:hanging="360"/>
+      </w:pPr>
+    </w:lvl>
+    <w:lvl w:ilvl="4" w:tentative="1">
+      <w:start w:val="1"/>
+      <w:numFmt w:val="decimal"/>
+      <w:lvlText w:val="%5."/>
+      <w:lvlJc w:val="left"/>
+      <w:pPr>
+        <w:tabs>
+          <w:tab w:val="num" w:pos="3600"/>
+        </w:tabs>
+        <w:ind w:left="3600" w:hanging="360"/>
+      </w:pPr>
+    </w:lvl>
+    <w:lvl w:ilvl="5" w:tentative="1">
+      <w:start w:val="1"/>
+      <w:numFmt w:val="decimal"/>
+      <w:lvlText w:val="%6."/>
+      <w:lvlJc w:val="left"/>
+      <w:pPr>
+        <w:tabs>
+          <w:tab w:val="num" w:pos="4320"/>
+        </w:tabs>
+        <w:ind w:left="4320" w:hanging="360"/>
+      </w:pPr>
+    </w:lvl>
+    <w:lvl w:ilvl="6" w:tentative="1">
+      <w:start w:val="1"/>
+      <w:numFmt w:val="decimal"/>
+      <w:lvlText w:val="%7."/>
+      <w:lvlJc w:val="left"/>
+      <w:pPr>
+        <w:tabs>
+          <w:tab w:val="num" w:pos="5040"/>
+        </w:tabs>
+        <w:ind w:left="5040" w:hanging="360"/>
+      </w:pPr>
+    </w:lvl>
+    <w:lvl w:ilvl="7" w:tentative="1">
+      <w:start w:val="1"/>
+      <w:numFmt w:val="decimal"/>
+      <w:lvlText w:val="%8."/>
+      <w:lvlJc w:val="left"/>
+      <w:pPr>
+        <w:tabs>
+          <w:tab w:val="num" w:pos="5760"/>
+        </w:tabs>
+        <w:ind w:left="5760" w:hanging="360"/>
+      </w:pPr>
+    </w:lvl>
+    <w:lvl w:ilvl="8" w:tentative="1">
+      <w:start w:val="1"/>
+      <w:numFmt w:val="decimal"/>
+      <w:lvlText w:val="%9."/>
+      <w:lvlJc w:val="left"/>
+      <w:pPr>
+        <w:tabs>
+          <w:tab w:val="num" w:pos="6480"/>
+        </w:tabs>
+        <w:ind w:left="6480" w:hanging="360"/>
+      </w:pPr>
+    </w:lvl>
+  </w:abstractNum>
+  <w:num w:numId="1">
+    <w:abstractNumId w:val="10"/>
+  </w:num>
+  <w:num w:numId="2">
+    <w:abstractNumId w:val="13"/>
+  </w:num>
+  <w:num w:numId="3">
+    <w:abstractNumId w:val="18"/>
+  </w:num>
+  <w:num w:numId="4">
+    <w:abstractNumId w:val="3"/>
+  </w:num>
+  <w:num w:numId="5">
+    <w:abstractNumId w:val="19"/>
+  </w:num>
+  <w:num w:numId="6">
+    <w:abstractNumId w:val="14"/>
+  </w:num>
+  <w:num w:numId="7">
+    <w:abstractNumId w:val="16"/>
+  </w:num>
+  <w:num w:numId="8">
+    <w:abstractNumId w:val="1"/>
+  </w:num>
+  <w:num w:numId="9">
+    <w:abstractNumId w:val="24"/>
+  </w:num>
+  <w:num w:numId="10">
+    <w:abstractNumId w:val="15"/>
+  </w:num>
+  <w:num w:numId="11">
     <w:abstractNumId w:val="7"/>
   </w:num>
-  <w:num w:numId="2" w16cid:durableId="740979059">
-    <w:abstractNumId w:val="10"/>
+  <w:num w:numId="12">
+    <w:abstractNumId w:val="12"/>
   </w:num>
-  <w:num w:numId="3" w16cid:durableId="1718621348">
-    <w:abstractNumId w:val="15"/>
+  <w:num w:numId="13">
+    <w:abstractNumId w:val="0"/>
   </w:num>
-  <w:num w:numId="4" w16cid:durableId="1798720682">
-    <w:abstractNumId w:val="3"/>
+  <w:num w:numId="14">
+    <w:abstractNumId w:val="9"/>
   </w:num>
-  <w:num w:numId="5" w16cid:durableId="230775232">
-    <w:abstractNumId w:val="16"/>
+  <w:num w:numId="15">
+    <w:abstractNumId w:val="22"/>
   </w:num>
-  <w:num w:numId="6" w16cid:durableId="1713922089">
+  <w:num w:numId="16">
+    <w:abstractNumId w:val="17"/>
+  </w:num>
+  <w:num w:numId="17">
     <w:abstractNumId w:val="11"/>
   </w:num>
-  <w:num w:numId="7" w16cid:durableId="1622420307">
-    <w:abstractNumId w:val="13"/>
+  <w:num w:numId="18">
+    <w:abstractNumId w:val="6"/>
   </w:num>
-  <w:num w:numId="8" w16cid:durableId="780882520">
-    <w:abstractNumId w:val="1"/>
+  <w:num w:numId="19">
+    <w:abstractNumId w:val="2"/>
   </w:num>
-  <w:num w:numId="9" w16cid:durableId="763843631">
-    <w:abstractNumId w:val="18"/>
+  <w:num w:numId="20">
+    <w:abstractNumId w:val="23"/>
   </w:num>
-  <w:num w:numId="10" w16cid:durableId="1619068568">
-    <w:abstractNumId w:val="12"/>
+  <w:num w:numId="21">
+    <w:abstractNumId w:val="21"/>
   </w:num>
-  <w:num w:numId="11" w16cid:durableId="776950791">
+  <w:num w:numId="22">
+    <w:abstractNumId w:val="8"/>
+  </w:num>
+  <w:num w:numId="23">
+    <w:abstractNumId w:val="4"/>
+  </w:num>
+  <w:num w:numId="24">
+    <w:abstractNumId w:val="20"/>
+  </w:num>
+  <w:num w:numId="25">
     <w:abstractNumId w:val="5"/>
   </w:num>
-  <w:num w:numId="12" w16cid:durableId="89006355">
-    <w:abstractNumId w:val="9"/>
-  </w:num>
-  <w:num w:numId="13" w16cid:durableId="1492332231">
-    <w:abstractNumId w:val="0"/>
-  </w:num>
-  <w:num w:numId="14" w16cid:durableId="648094040">
-    <w:abstractNumId w:val="6"/>
-  </w:num>
-  <w:num w:numId="15" w16cid:durableId="2074036394">
-    <w:abstractNumId w:val="17"/>
-  </w:num>
-  <w:num w:numId="16" w16cid:durableId="264849564">
-    <w:abstractNumId w:val="14"/>
-  </w:num>
-  <w:num w:numId="17" w16cid:durableId="1550608525">
-    <w:abstractNumId w:val="8"/>
-  </w:num>
-  <w:num w:numId="18" w16cid:durableId="915744196">
-    <w:abstractNumId w:val="4"/>
-  </w:num>
-  <w:num w:numId="19" w16cid:durableId="1697122310">
-    <w:abstractNumId w:val="2"/>
+  <w:num w:numId="26">
+    <w:abstractNumId w:val="25"/>
   </w:num>
 </w:numbering>
 </file>
 
 <file path=word/styles.xml><?xml version="1.0" encoding="utf-8"?>
-<w:styles xmlns:mc="http://schemas.openxmlformats.org/markup-compatibility/2006" xmlns:r="http://schemas.openxmlformats.org/officeDocument/2006/relationships" xmlns:w="http://schemas.openxmlformats.org/wordprocessingml/2006/main" xmlns:w14="http://schemas.microsoft.com/office/word/2010/wordml" xmlns:w15="http://schemas.microsoft.com/office/word/2012/wordml" xmlns:w16cex="http://schemas.microsoft.com/office/word/2018/wordml/cex" xmlns:w16cid="http://schemas.microsoft.com/office/word/2016/wordml/cid" xmlns:w16="http://schemas.microsoft.com/office/word/2018/wordml" xmlns:w16du="http://schemas.microsoft.com/office/word/2023/wordml/word16du" xmlns:w16sdtdh="http://schemas.microsoft.com/office/word/2020/wordml/sdtdatahash" xmlns:w16sdtfl="http://schemas.microsoft.com/office/word/2024/wordml/sdtformatlock" xmlns:w16se="http://schemas.microsoft.com/office/word/2015/wordml/symex" mc:Ignorable="w14 w15 w16se w16cid w16 w16cex w16sdtdh w16sdtfl w16du">
+<w:styles xmlns:mc="http://schemas.openxmlformats.org/markup-compatibility/2006" xmlns:r="http://schemas.openxmlformats.org/officeDocument/2006/relationships" xmlns:w="http://schemas.openxmlformats.org/wordprocessingml/2006/main" xmlns:w14="http://schemas.microsoft.com/office/word/2010/wordml" mc:Ignorable="w14">
   <w:docDefaults>
     <w:rPrDefault>
       <w:rPr>
@@ -6792,383 +7149,144 @@
       </w:pPr>
     </w:pPrDefault>
   </w:docDefaults>
-  <w:latentStyles w:defLockedState="0" w:defUIPriority="99" w:defSemiHidden="0" w:defUnhideWhenUsed="0" w:defQFormat="0" w:count="376">
-    <w:lsdException w:name="Normal" w:uiPriority="0" w:qFormat="1"/>
-    <w:lsdException w:name="heading 1" w:uiPriority="9" w:qFormat="1"/>
-    <w:lsdException w:name="heading 2" w:semiHidden="1" w:uiPriority="9" w:unhideWhenUsed="1" w:qFormat="1"/>
-    <w:lsdException w:name="heading 3" w:semiHidden="1" w:uiPriority="9" w:unhideWhenUsed="1" w:qFormat="1"/>
-    <w:lsdException w:name="heading 4" w:semiHidden="1" w:uiPriority="9" w:unhideWhenUsed="1" w:qFormat="1"/>
-    <w:lsdException w:name="heading 5" w:semiHidden="1" w:uiPriority="9" w:unhideWhenUsed="1" w:qFormat="1"/>
-    <w:lsdException w:name="heading 6" w:semiHidden="1" w:uiPriority="9" w:unhideWhenUsed="1" w:qFormat="1"/>
-    <w:lsdException w:name="heading 7" w:semiHidden="1" w:uiPriority="9" w:unhideWhenUsed="1" w:qFormat="1"/>
-    <w:lsdException w:name="heading 8" w:semiHidden="1" w:uiPriority="9" w:unhideWhenUsed="1" w:qFormat="1"/>
-    <w:lsdException w:name="heading 9" w:semiHidden="1" w:uiPriority="9" w:unhideWhenUsed="1" w:qFormat="1"/>
-    <w:lsdException w:name="index 1" w:semiHidden="1" w:unhideWhenUsed="1"/>
-    <w:lsdException w:name="index 2" w:semiHidden="1" w:unhideWhenUsed="1"/>
-    <w:lsdException w:name="index 3" w:semiHidden="1" w:unhideWhenUsed="1"/>
-    <w:lsdException w:name="index 4" w:semiHidden="1" w:unhideWhenUsed="1"/>
-    <w:lsdException w:name="index 5" w:semiHidden="1" w:unhideWhenUsed="1"/>
-    <w:lsdException w:name="index 6" w:semiHidden="1" w:unhideWhenUsed="1"/>
-    <w:lsdException w:name="index 7" w:semiHidden="1" w:unhideWhenUsed="1"/>
-    <w:lsdException w:name="index 8" w:semiHidden="1" w:unhideWhenUsed="1"/>
-    <w:lsdException w:name="index 9" w:semiHidden="1" w:unhideWhenUsed="1"/>
-    <w:lsdException w:name="toc 1" w:semiHidden="1" w:uiPriority="39" w:unhideWhenUsed="1"/>
-    <w:lsdException w:name="toc 2" w:semiHidden="1" w:uiPriority="39" w:unhideWhenUsed="1"/>
-    <w:lsdException w:name="toc 3" w:semiHidden="1" w:uiPriority="39" w:unhideWhenUsed="1"/>
-    <w:lsdException w:name="toc 4" w:semiHidden="1" w:uiPriority="39" w:unhideWhenUsed="1"/>
-    <w:lsdException w:name="toc 5" w:semiHidden="1" w:uiPriority="39" w:unhideWhenUsed="1"/>
-    <w:lsdException w:name="toc 6" w:semiHidden="1" w:uiPriority="39" w:unhideWhenUsed="1"/>
-    <w:lsdException w:name="toc 7" w:semiHidden="1" w:uiPriority="39" w:unhideWhenUsed="1"/>
-    <w:lsdException w:name="toc 8" w:semiHidden="1" w:uiPriority="39" w:unhideWhenUsed="1"/>
-    <w:lsdException w:name="toc 9" w:semiHidden="1" w:uiPriority="39" w:unhideWhenUsed="1"/>
-    <w:lsdException w:name="Normal Indent" w:semiHidden="1" w:unhideWhenUsed="1"/>
-    <w:lsdException w:name="footnote text" w:semiHidden="1" w:unhideWhenUsed="1"/>
-    <w:lsdException w:name="annotation text" w:semiHidden="1" w:unhideWhenUsed="1"/>
-    <w:lsdException w:name="header" w:semiHidden="1" w:unhideWhenUsed="1"/>
-    <w:lsdException w:name="footer" w:semiHidden="1" w:unhideWhenUsed="1"/>
-    <w:lsdException w:name="index heading" w:semiHidden="1" w:unhideWhenUsed="1"/>
-    <w:lsdException w:name="caption" w:semiHidden="1" w:uiPriority="35" w:unhideWhenUsed="1" w:qFormat="1"/>
-    <w:lsdException w:name="table of figures" w:semiHidden="1" w:unhideWhenUsed="1"/>
-    <w:lsdException w:name="envelope address" w:semiHidden="1" w:unhideWhenUsed="1"/>
-    <w:lsdException w:name="envelope return" w:semiHidden="1" w:unhideWhenUsed="1"/>
-    <w:lsdException w:name="footnote reference" w:semiHidden="1" w:unhideWhenUsed="1"/>
-    <w:lsdException w:name="annotation reference" w:semiHidden="1" w:unhideWhenUsed="1"/>
-    <w:lsdException w:name="line number" w:semiHidden="1" w:unhideWhenUsed="1"/>
-    <w:lsdException w:name="page number" w:semiHidden="1" w:unhideWhenUsed="1"/>
-    <w:lsdException w:name="endnote reference" w:semiHidden="1" w:unhideWhenUsed="1"/>
-    <w:lsdException w:name="endnote text" w:semiHidden="1" w:unhideWhenUsed="1"/>
-    <w:lsdException w:name="table of authorities" w:semiHidden="1" w:unhideWhenUsed="1"/>
-    <w:lsdException w:name="macro" w:semiHidden="1" w:unhideWhenUsed="1"/>
-    <w:lsdException w:name="toa heading" w:semiHidden="1" w:unhideWhenUsed="1"/>
-    <w:lsdException w:name="List" w:semiHidden="1" w:unhideWhenUsed="1"/>
-    <w:lsdException w:name="List Bullet" w:semiHidden="1" w:unhideWhenUsed="1"/>
-    <w:lsdException w:name="List Number" w:semiHidden="1" w:unhideWhenUsed="1"/>
-    <w:lsdException w:name="List 2" w:semiHidden="1" w:unhideWhenUsed="1"/>
-    <w:lsdException w:name="List 3" w:semiHidden="1" w:unhideWhenUsed="1"/>
-    <w:lsdException w:name="List 4" w:semiHidden="1" w:unhideWhenUsed="1"/>
-    <w:lsdException w:name="List 5" w:semiHidden="1" w:unhideWhenUsed="1"/>
-    <w:lsdException w:name="List Bullet 2" w:semiHidden="1" w:unhideWhenUsed="1"/>
-    <w:lsdException w:name="List Bullet 3" w:semiHidden="1" w:unhideWhenUsed="1"/>
-    <w:lsdException w:name="List Bullet 4" w:semiHidden="1" w:unhideWhenUsed="1"/>
-    <w:lsdException w:name="List Bullet 5" w:semiHidden="1" w:unhideWhenUsed="1"/>
-    <w:lsdException w:name="List Number 2" w:semiHidden="1" w:unhideWhenUsed="1"/>
-    <w:lsdException w:name="List Number 3" w:semiHidden="1" w:unhideWhenUsed="1"/>
-    <w:lsdException w:name="List Number 4" w:semiHidden="1" w:unhideWhenUsed="1"/>
-    <w:lsdException w:name="List Number 5" w:semiHidden="1" w:unhideWhenUsed="1"/>
-    <w:lsdException w:name="Title" w:uiPriority="10" w:qFormat="1"/>
-    <w:lsdException w:name="Closing" w:semiHidden="1" w:unhideWhenUsed="1"/>
-    <w:lsdException w:name="Signature" w:semiHidden="1" w:unhideWhenUsed="1"/>
-    <w:lsdException w:name="Default Paragraph Font" w:semiHidden="1" w:uiPriority="1" w:unhideWhenUsed="1"/>
-    <w:lsdException w:name="Body Text" w:semiHidden="1" w:unhideWhenUsed="1"/>
-    <w:lsdException w:name="Body Text Indent" w:semiHidden="1" w:unhideWhenUsed="1"/>
-    <w:lsdException w:name="List Continue" w:semiHidden="1" w:unhideWhenUsed="1"/>
-    <w:lsdException w:name="List Continue 2" w:semiHidden="1" w:unhideWhenUsed="1"/>
-    <w:lsdException w:name="List Continue 3" w:semiHidden="1" w:unhideWhenUsed="1"/>
-    <w:lsdException w:name="List Continue 4" w:semiHidden="1" w:unhideWhenUsed="1"/>
-    <w:lsdException w:name="List Continue 5" w:semiHidden="1" w:unhideWhenUsed="1"/>
-    <w:lsdException w:name="Message Header" w:semiHidden="1" w:unhideWhenUsed="1"/>
-    <w:lsdException w:name="Subtitle" w:uiPriority="11" w:qFormat="1"/>
-    <w:lsdException w:name="Salutation" w:semiHidden="1" w:unhideWhenUsed="1"/>
-    <w:lsdException w:name="Date" w:semiHidden="1" w:unhideWhenUsed="1"/>
-    <w:lsdException w:name="Body Text First Indent" w:semiHidden="1" w:unhideWhenUsed="1"/>
-    <w:lsdException w:name="Body Text First Indent 2" w:semiHidden="1" w:unhideWhenUsed="1"/>
-    <w:lsdException w:name="Note Heading" w:semiHidden="1" w:unhideWhenUsed="1"/>
-    <w:lsdException w:name="Body Text 2" w:semiHidden="1" w:unhideWhenUsed="1"/>
-    <w:lsdException w:name="Body Text 3" w:semiHidden="1" w:unhideWhenUsed="1"/>
-    <w:lsdException w:name="Body Text Indent 2" w:semiHidden="1" w:unhideWhenUsed="1"/>
-    <w:lsdException w:name="Body Text Indent 3" w:semiHidden="1" w:unhideWhenUsed="1"/>
-    <w:lsdException w:name="Block Text" w:semiHidden="1" w:unhideWhenUsed="1"/>
-    <w:lsdException w:name="Hyperlink" w:semiHidden="1" w:unhideWhenUsed="1"/>
-    <w:lsdException w:name="FollowedHyperlink" w:semiHidden="1" w:unhideWhenUsed="1"/>
-    <w:lsdException w:name="Strong" w:uiPriority="22" w:qFormat="1"/>
-    <w:lsdException w:name="Emphasis" w:uiPriority="20" w:qFormat="1"/>
-    <w:lsdException w:name="Document Map" w:semiHidden="1" w:unhideWhenUsed="1"/>
-    <w:lsdException w:name="Plain Text" w:semiHidden="1" w:unhideWhenUsed="1"/>
-    <w:lsdException w:name="E-mail Signature" w:semiHidden="1" w:unhideWhenUsed="1"/>
-    <w:lsdException w:name="HTML Top of Form" w:semiHidden="1" w:unhideWhenUsed="1"/>
-    <w:lsdException w:name="HTML Bottom of Form" w:semiHidden="1" w:unhideWhenUsed="1"/>
-    <w:lsdException w:name="Normal (Web)" w:semiHidden="1" w:unhideWhenUsed="1"/>
-    <w:lsdException w:name="HTML Acronym" w:semiHidden="1" w:unhideWhenUsed="1"/>
-    <w:lsdException w:name="HTML Address" w:semiHidden="1" w:unhideWhenUsed="1"/>
-    <w:lsdException w:name="HTML Cite" w:semiHidden="1" w:unhideWhenUsed="1"/>
-    <w:lsdException w:name="HTML Code" w:semiHidden="1" w:unhideWhenUsed="1"/>
-    <w:lsdException w:name="HTML Definition" w:semiHidden="1" w:unhideWhenUsed="1"/>
-    <w:lsdException w:name="HTML Keyboard" w:semiHidden="1" w:unhideWhenUsed="1"/>
-    <w:lsdException w:name="HTML Preformatted" w:semiHidden="1" w:unhideWhenUsed="1"/>
-    <w:lsdException w:name="HTML Sample" w:semiHidden="1" w:unhideWhenUsed="1"/>
-    <w:lsdException w:name="HTML Typewriter" w:semiHidden="1" w:unhideWhenUsed="1"/>
-    <w:lsdException w:name="HTML Variable" w:semiHidden="1" w:unhideWhenUsed="1"/>
-    <w:lsdException w:name="Normal Table" w:semiHidden="1" w:unhideWhenUsed="1"/>
-    <w:lsdException w:name="annotation subject" w:semiHidden="1" w:unhideWhenUsed="1"/>
-    <w:lsdException w:name="No List" w:semiHidden="1" w:unhideWhenUsed="1"/>
-    <w:lsdException w:name="Outline List 1" w:semiHidden="1" w:unhideWhenUsed="1"/>
-    <w:lsdException w:name="Outline List 2" w:semiHidden="1" w:unhideWhenUsed="1"/>
-    <w:lsdException w:name="Outline List 3" w:semiHidden="1" w:unhideWhenUsed="1"/>
-    <w:lsdException w:name="Table Simple 1" w:semiHidden="1" w:unhideWhenUsed="1"/>
-    <w:lsdException w:name="Table Simple 2" w:semiHidden="1" w:unhideWhenUsed="1"/>
-    <w:lsdException w:name="Table Simple 3" w:semiHidden="1" w:unhideWhenUsed="1"/>
-    <w:lsdException w:name="Table Classic 1" w:semiHidden="1" w:unhideWhenUsed="1"/>
-    <w:lsdException w:name="Table Classic 2" w:semiHidden="1" w:unhideWhenUsed="1"/>
-    <w:lsdException w:name="Table Classic 3" w:semiHidden="1" w:unhideWhenUsed="1"/>
-    <w:lsdException w:name="Table Classic 4" w:semiHidden="1" w:unhideWhenUsed="1"/>
-    <w:lsdException w:name="Table Colorful 1" w:semiHidden="1" w:unhideWhenUsed="1"/>
-    <w:lsdException w:name="Table Colorful 2" w:semiHidden="1" w:unhideWhenUsed="1"/>
-    <w:lsdException w:name="Table Colorful 3" w:semiHidden="1" w:unhideWhenUsed="1"/>
-    <w:lsdException w:name="Table Columns 1" w:semiHidden="1" w:unhideWhenUsed="1"/>
-    <w:lsdException w:name="Table Columns 2" w:semiHidden="1" w:unhideWhenUsed="1"/>
-    <w:lsdException w:name="Table Columns 3" w:semiHidden="1" w:unhideWhenUsed="1"/>
-    <w:lsdException w:name="Table Columns 4" w:semiHidden="1" w:unhideWhenUsed="1"/>
-    <w:lsdException w:name="Table Columns 5" w:semiHidden="1" w:unhideWhenUsed="1"/>
-    <w:lsdException w:name="Table Grid 1" w:semiHidden="1" w:unhideWhenUsed="1"/>
-    <w:lsdException w:name="Table Grid 2" w:semiHidden="1" w:unhideWhenUsed="1"/>
-    <w:lsdException w:name="Table Grid 3" w:semiHidden="1" w:unhideWhenUsed="1"/>
-    <w:lsdException w:name="Table Grid 4" w:semiHidden="1" w:unhideWhenUsed="1"/>
-    <w:lsdException w:name="Table Grid 5" w:semiHidden="1" w:unhideWhenUsed="1"/>
-    <w:lsdException w:name="Table Grid 6" w:semiHidden="1" w:unhideWhenUsed="1"/>
-    <w:lsdException w:name="Table Grid 7" w:semiHidden="1" w:unhideWhenUsed="1"/>
-    <w:lsdException w:name="Table Grid 8" w:semiHidden="1" w:unhideWhenUsed="1"/>
-    <w:lsdException w:name="Table List 1" w:semiHidden="1" w:unhideWhenUsed="1"/>
-    <w:lsdException w:name="Table List 2" w:semiHidden="1" w:unhideWhenUsed="1"/>
-    <w:lsdException w:name="Table List 3" w:semiHidden="1" w:unhideWhenUsed="1"/>
-    <w:lsdException w:name="Table List 4" w:semiHidden="1" w:unhideWhenUsed="1"/>
-    <w:lsdException w:name="Table List 5" w:semiHidden="1" w:unhideWhenUsed="1"/>
-    <w:lsdException w:name="Table List 6" w:semiHidden="1" w:unhideWhenUsed="1"/>
-    <w:lsdException w:name="Table List 7" w:semiHidden="1" w:unhideWhenUsed="1"/>
-    <w:lsdException w:name="Table List 8" w:semiHidden="1" w:unhideWhenUsed="1"/>
-    <w:lsdException w:name="Table 3D effects 1" w:semiHidden="1" w:unhideWhenUsed="1"/>
-    <w:lsdException w:name="Table 3D effects 2" w:semiHidden="1" w:unhideWhenUsed="1"/>
-    <w:lsdException w:name="Table 3D effects 3" w:semiHidden="1" w:unhideWhenUsed="1"/>
-    <w:lsdException w:name="Table Contemporary" w:semiHidden="1" w:unhideWhenUsed="1"/>
-    <w:lsdException w:name="Table Elegant" w:semiHidden="1" w:unhideWhenUsed="1"/>
-    <w:lsdException w:name="Table Professional" w:semiHidden="1" w:unhideWhenUsed="1"/>
-    <w:lsdException w:name="Table Subtle 1" w:semiHidden="1" w:unhideWhenUsed="1"/>
-    <w:lsdException w:name="Table Subtle 2" w:semiHidden="1" w:unhideWhenUsed="1"/>
-    <w:lsdException w:name="Table Web 1" w:semiHidden="1" w:unhideWhenUsed="1"/>
-    <w:lsdException w:name="Table Web 2" w:semiHidden="1" w:unhideWhenUsed="1"/>
-    <w:lsdException w:name="Table Web 3" w:semiHidden="1" w:unhideWhenUsed="1"/>
-    <w:lsdException w:name="Balloon Text" w:semiHidden="1" w:unhideWhenUsed="1"/>
-    <w:lsdException w:name="Table Grid" w:uiPriority="39"/>
-    <w:lsdException w:name="Table Theme" w:semiHidden="1" w:unhideWhenUsed="1"/>
-    <w:lsdException w:name="Placeholder Text" w:semiHidden="1"/>
-    <w:lsdException w:name="No Spacing" w:uiPriority="1" w:qFormat="1"/>
-    <w:lsdException w:name="Light Shading" w:uiPriority="60"/>
-    <w:lsdException w:name="Light List" w:uiPriority="61"/>
-    <w:lsdException w:name="Light Grid" w:uiPriority="62"/>
-    <w:lsdException w:name="Medium Shading 1" w:uiPriority="63"/>
-    <w:lsdException w:name="Medium Shading 2" w:uiPriority="64"/>
-    <w:lsdException w:name="Medium List 1" w:uiPriority="65"/>
-    <w:lsdException w:name="Medium List 2" w:uiPriority="66"/>
-    <w:lsdException w:name="Medium Grid 1" w:uiPriority="67"/>
-    <w:lsdException w:name="Medium Grid 2" w:uiPriority="68"/>
-    <w:lsdException w:name="Medium Grid 3" w:uiPriority="69"/>
-    <w:lsdException w:name="Dark List" w:uiPriority="70"/>
-    <w:lsdException w:name="Colorful Shading" w:uiPriority="71"/>
-    <w:lsdException w:name="Colorful List" w:uiPriority="72"/>
-    <w:lsdException w:name="Colorful Grid" w:uiPriority="73"/>
-    <w:lsdException w:name="Light Shading Accent 1" w:uiPriority="60"/>
-    <w:lsdException w:name="Light List Accent 1" w:uiPriority="61"/>
-    <w:lsdException w:name="Light Grid Accent 1" w:uiPriority="62"/>
-    <w:lsdException w:name="Medium Shading 1 Accent 1" w:uiPriority="63"/>
-    <w:lsdException w:name="Medium Shading 2 Accent 1" w:uiPriority="64"/>
-    <w:lsdException w:name="Medium List 1 Accent 1" w:uiPriority="65"/>
-    <w:lsdException w:name="Revision" w:semiHidden="1"/>
-    <w:lsdException w:name="List Paragraph" w:uiPriority="34" w:qFormat="1"/>
-    <w:lsdException w:name="Quote" w:uiPriority="29" w:qFormat="1"/>
-    <w:lsdException w:name="Intense Quote" w:uiPriority="30" w:qFormat="1"/>
-    <w:lsdException w:name="Medium List 2 Accent 1" w:uiPriority="66"/>
-    <w:lsdException w:name="Medium Grid 1 Accent 1" w:uiPriority="67"/>
-    <w:lsdException w:name="Medium Grid 2 Accent 1" w:uiPriority="68"/>
-    <w:lsdException w:name="Medium Grid 3 Accent 1" w:uiPriority="69"/>
-    <w:lsdException w:name="Dark List Accent 1" w:uiPriority="70"/>
-    <w:lsdException w:name="Colorful Shading Accent 1" w:uiPriority="71"/>
-    <w:lsdException w:name="Colorful List Accent 1" w:uiPriority="72"/>
-    <w:lsdException w:name="Colorful Grid Accent 1" w:uiPriority="73"/>
-    <w:lsdException w:name="Light Shading Accent 2" w:uiPriority="60"/>
-    <w:lsdException w:name="Light List Accent 2" w:uiPriority="61"/>
-    <w:lsdException w:name="Light Grid Accent 2" w:uiPriority="62"/>
-    <w:lsdException w:name="Medium Shading 1 Accent 2" w:uiPriority="63"/>
-    <w:lsdException w:name="Medium Shading 2 Accent 2" w:uiPriority="64"/>
-    <w:lsdException w:name="Medium List 1 Accent 2" w:uiPriority="65"/>
-    <w:lsdException w:name="Medium List 2 Accent 2" w:uiPriority="66"/>
-    <w:lsdException w:name="Medium Grid 1 Accent 2" w:uiPriority="67"/>
-    <w:lsdException w:name="Medium Grid 2 Accent 2" w:uiPriority="68"/>
-    <w:lsdException w:name="Medium Grid 3 Accent 2" w:uiPriority="69"/>
-    <w:lsdException w:name="Dark List Accent 2" w:uiPriority="70"/>
-    <w:lsdException w:name="Colorful Shading Accent 2" w:uiPriority="71"/>
-    <w:lsdException w:name="Colorful List Accent 2" w:uiPriority="72"/>
-    <w:lsdException w:name="Colorful Grid Accent 2" w:uiPriority="73"/>
-    <w:lsdException w:name="Light Shading Accent 3" w:uiPriority="60"/>
-    <w:lsdException w:name="Light List Accent 3" w:uiPriority="61"/>
-    <w:lsdException w:name="Light Grid Accent 3" w:uiPriority="62"/>
-    <w:lsdException w:name="Medium Shading 1 Accent 3" w:uiPriority="63"/>
-    <w:lsdException w:name="Medium Shading 2 Accent 3" w:uiPriority="64"/>
-    <w:lsdException w:name="Medium List 1 Accent 3" w:uiPriority="65"/>
-    <w:lsdException w:name="Medium List 2 Accent 3" w:uiPriority="66"/>
-    <w:lsdException w:name="Medium Grid 1 Accent 3" w:uiPriority="67"/>
-    <w:lsdException w:name="Medium Grid 2 Accent 3" w:uiPriority="68"/>
-    <w:lsdException w:name="Medium Grid 3 Accent 3" w:uiPriority="69"/>
-    <w:lsdException w:name="Dark List Accent 3" w:uiPriority="70"/>
-    <w:lsdException w:name="Colorful Shading Accent 3" w:uiPriority="71"/>
-    <w:lsdException w:name="Colorful List Accent 3" w:uiPriority="72"/>
-    <w:lsdException w:name="Colorful Grid Accent 3" w:uiPriority="73"/>
-    <w:lsdException w:name="Light Shading Accent 4" w:uiPriority="60"/>
-    <w:lsdException w:name="Light List Accent 4" w:uiPriority="61"/>
-    <w:lsdException w:name="Light Grid Accent 4" w:uiPriority="62"/>
-    <w:lsdException w:name="Medium Shading 1 Accent 4" w:uiPriority="63"/>
-    <w:lsdException w:name="Medium Shading 2 Accent 4" w:uiPriority="64"/>
-    <w:lsdException w:name="Medium List 1 Accent 4" w:uiPriority="65"/>
-    <w:lsdException w:name="Medium List 2 Accent 4" w:uiPriority="66"/>
-    <w:lsdException w:name="Medium Grid 1 Accent 4" w:uiPriority="67"/>
-    <w:lsdException w:name="Medium Grid 2 Accent 4" w:uiPriority="68"/>
-    <w:lsdException w:name="Medium Grid 3 Accent 4" w:uiPriority="69"/>
-    <w:lsdException w:name="Dark List Accent 4" w:uiPriority="70"/>
-    <w:lsdException w:name="Colorful Shading Accent 4" w:uiPriority="71"/>
-    <w:lsdException w:name="Colorful List Accent 4" w:uiPriority="72"/>
-    <w:lsdException w:name="Colorful Grid Accent 4" w:uiPriority="73"/>
-    <w:lsdException w:name="Light Shading Accent 5" w:uiPriority="60"/>
-    <w:lsdException w:name="Light List Accent 5" w:uiPriority="61"/>
-    <w:lsdException w:name="Light Grid Accent 5" w:uiPriority="62"/>
-    <w:lsdException w:name="Medium Shading 1 Accent 5" w:uiPriority="63"/>
-    <w:lsdException w:name="Medium Shading 2 Accent 5" w:uiPriority="64"/>
-    <w:lsdException w:name="Medium List 1 Accent 5" w:uiPriority="65"/>
-    <w:lsdException w:name="Medium List 2 Accent 5" w:uiPriority="66"/>
-    <w:lsdException w:name="Medium Grid 1 Accent 5" w:uiPriority="67"/>
-    <w:lsdException w:name="Medium Grid 2 Accent 5" w:uiPriority="68"/>
-    <w:lsdException w:name="Medium Grid 3 Accent 5" w:uiPriority="69"/>
-    <w:lsdException w:name="Dark List Accent 5" w:uiPriority="70"/>
-    <w:lsdException w:name="Colorful Shading Accent 5" w:uiPriority="71"/>
-    <w:lsdException w:name="Colorful List Accent 5" w:uiPriority="72"/>
-    <w:lsdException w:name="Colorful Grid Accent 5" w:uiPriority="73"/>
-    <w:lsdException w:name="Light Shading Accent 6" w:uiPriority="60"/>
-    <w:lsdException w:name="Light List Accent 6" w:uiPriority="61"/>
-    <w:lsdException w:name="Light Grid Accent 6" w:uiPriority="62"/>
-    <w:lsdException w:name="Medium Shading 1 Accent 6" w:uiPriority="63"/>
-    <w:lsdException w:name="Medium Shading 2 Accent 6" w:uiPriority="64"/>
-    <w:lsdException w:name="Medium List 1 Accent 6" w:uiPriority="65"/>
-    <w:lsdException w:name="Medium List 2 Accent 6" w:uiPriority="66"/>
-    <w:lsdException w:name="Medium Grid 1 Accent 6" w:uiPriority="67"/>
-    <w:lsdException w:name="Medium Grid 2 Accent 6" w:uiPriority="68"/>
-    <w:lsdException w:name="Medium Grid 3 Accent 6" w:uiPriority="69"/>
-    <w:lsdException w:name="Dark List Accent 6" w:uiPriority="70"/>
-    <w:lsdException w:name="Colorful Shading Accent 6" w:uiPriority="71"/>
-    <w:lsdException w:name="Colorful List Accent 6" w:uiPriority="72"/>
-    <w:lsdException w:name="Colorful Grid Accent 6" w:uiPriority="73"/>
-    <w:lsdException w:name="Subtle Emphasis" w:uiPriority="19" w:qFormat="1"/>
-    <w:lsdException w:name="Intense Emphasis" w:uiPriority="21" w:qFormat="1"/>
-    <w:lsdException w:name="Subtle Reference" w:uiPriority="31" w:qFormat="1"/>
-    <w:lsdException w:name="Intense Reference" w:uiPriority="32" w:qFormat="1"/>
-    <w:lsdException w:name="Book Title" w:uiPriority="33" w:qFormat="1"/>
-    <w:lsdException w:name="Bibliography" w:semiHidden="1" w:uiPriority="37" w:unhideWhenUsed="1"/>
-    <w:lsdException w:name="TOC Heading" w:semiHidden="1" w:uiPriority="39" w:unhideWhenUsed="1" w:qFormat="1"/>
-    <w:lsdException w:name="Plain Table 1" w:uiPriority="41"/>
-    <w:lsdException w:name="Plain Table 2" w:uiPriority="42"/>
-    <w:lsdException w:name="Plain Table 3" w:uiPriority="43"/>
-    <w:lsdException w:name="Plain Table 4" w:uiPriority="44"/>
-    <w:lsdException w:name="Plain Table 5" w:uiPriority="45"/>
-    <w:lsdException w:name="Grid Table Light" w:uiPriority="40"/>
-    <w:lsdException w:name="Grid Table 1 Light" w:uiPriority="46"/>
-    <w:lsdException w:name="Grid Table 2" w:uiPriority="47"/>
-    <w:lsdException w:name="Grid Table 3" w:uiPriority="48"/>
-    <w:lsdException w:name="Grid Table 4" w:uiPriority="49"/>
-    <w:lsdException w:name="Grid Table 5 Dark" w:uiPriority="50"/>
-    <w:lsdException w:name="Grid Table 6 Colorful" w:uiPriority="51"/>
-    <w:lsdException w:name="Grid Table 7 Colorful" w:uiPriority="52"/>
-    <w:lsdException w:name="Grid Table 1 Light Accent 1" w:uiPriority="46"/>
-    <w:lsdException w:name="Grid Table 2 Accent 1" w:uiPriority="47"/>
-    <w:lsdException w:name="Grid Table 3 Accent 1" w:uiPriority="48"/>
-    <w:lsdException w:name="Grid Table 4 Accent 1" w:uiPriority="49"/>
-    <w:lsdException w:name="Grid Table 5 Dark Accent 1" w:uiPriority="50"/>
-    <w:lsdException w:name="Grid Table 6 Colorful Accent 1" w:uiPriority="51"/>
-    <w:lsdException w:name="Grid Table 7 Colorful Accent 1" w:uiPriority="52"/>
-    <w:lsdException w:name="Grid Table 1 Light Accent 2" w:uiPriority="46"/>
-    <w:lsdException w:name="Grid Table 2 Accent 2" w:uiPriority="47"/>
-    <w:lsdException w:name="Grid Table 3 Accent 2" w:uiPriority="48"/>
-    <w:lsdException w:name="Grid Table 4 Accent 2" w:uiPriority="49"/>
-    <w:lsdException w:name="Grid Table 5 Dark Accent 2" w:uiPriority="50"/>
-    <w:lsdException w:name="Grid Table 6 Colorful Accent 2" w:uiPriority="51"/>
-    <w:lsdException w:name="Grid Table 7 Colorful Accent 2" w:uiPriority="52"/>
-    <w:lsdException w:name="Grid Table 1 Light Accent 3" w:uiPriority="46"/>
-    <w:lsdException w:name="Grid Table 2 Accent 3" w:uiPriority="47"/>
-    <w:lsdException w:name="Grid Table 3 Accent 3" w:uiPriority="48"/>
-    <w:lsdException w:name="Grid Table 4 Accent 3" w:uiPriority="49"/>
-    <w:lsdException w:name="Grid Table 5 Dark Accent 3" w:uiPriority="50"/>
-    <w:lsdException w:name="Grid Table 6 Colorful Accent 3" w:uiPriority="51"/>
-    <w:lsdException w:name="Grid Table 7 Colorful Accent 3" w:uiPriority="52"/>
-    <w:lsdException w:name="Grid Table 1 Light Accent 4" w:uiPriority="46"/>
-    <w:lsdException w:name="Grid Table 2 Accent 4" w:uiPriority="47"/>
-    <w:lsdException w:name="Grid Table 3 Accent 4" w:uiPriority="48"/>
-    <w:lsdException w:name="Grid Table 4 Accent 4" w:uiPriority="49"/>
-    <w:lsdException w:name="Grid Table 5 Dark Accent 4" w:uiPriority="50"/>
-    <w:lsdException w:name="Grid Table 6 Colorful Accent 4" w:uiPriority="51"/>
-    <w:lsdException w:name="Grid Table 7 Colorful Accent 4" w:uiPriority="52"/>
-    <w:lsdException w:name="Grid Table 1 Light Accent 5" w:uiPriority="46"/>
-    <w:lsdException w:name="Grid Table 2 Accent 5" w:uiPriority="47"/>
-    <w:lsdException w:name="Grid Table 3 Accent 5" w:uiPriority="48"/>
-    <w:lsdException w:name="Grid Table 4 Accent 5" w:uiPriority="49"/>
-    <w:lsdException w:name="Grid Table 5 Dark Accent 5" w:uiPriority="50"/>
-    <w:lsdException w:name="Grid Table 6 Colorful Accent 5" w:uiPriority="51"/>
-    <w:lsdException w:name="Grid Table 7 Colorful Accent 5" w:uiPriority="52"/>
-    <w:lsdException w:name="Grid Table 1 Light Accent 6" w:uiPriority="46"/>
-    <w:lsdException w:name="Grid Table 2 Accent 6" w:uiPriority="47"/>
-    <w:lsdException w:name="Grid Table 3 Accent 6" w:uiPriority="48"/>
-    <w:lsdException w:name="Grid Table 4 Accent 6" w:uiPriority="49"/>
-    <w:lsdException w:name="Grid Table 5 Dark Accent 6" w:uiPriority="50"/>
-    <w:lsdException w:name="Grid Table 6 Colorful Accent 6" w:uiPriority="51"/>
-    <w:lsdException w:name="Grid Table 7 Colorful Accent 6" w:uiPriority="52"/>
-    <w:lsdException w:name="List Table 1 Light" w:uiPriority="46"/>
-    <w:lsdException w:name="List Table 2" w:uiPriority="47"/>
-    <w:lsdException w:name="List Table 3" w:uiPriority="48"/>
-    <w:lsdException w:name="List Table 4" w:uiPriority="49"/>
-    <w:lsdException w:name="List Table 5 Dark" w:uiPriority="50"/>
-    <w:lsdException w:name="List Table 6 Colorful" w:uiPriority="51"/>
-    <w:lsdException w:name="List Table 7 Colorful" w:uiPriority="52"/>
-    <w:lsdException w:name="List Table 1 Light Accent 1" w:uiPriority="46"/>
-    <w:lsdException w:name="List Table 2 Accent 1" w:uiPriority="47"/>
-    <w:lsdException w:name="List Table 3 Accent 1" w:uiPriority="48"/>
-    <w:lsdException w:name="List Table 4 Accent 1" w:uiPriority="49"/>
-    <w:lsdException w:name="List Table 5 Dark Accent 1" w:uiPriority="50"/>
-    <w:lsdException w:name="List Table 6 Colorful Accent 1" w:uiPriority="51"/>
-    <w:lsdException w:name="List Table 7 Colorful Accent 1" w:uiPriority="52"/>
-    <w:lsdException w:name="List Table 1 Light Accent 2" w:uiPriority="46"/>
-    <w:lsdException w:name="List Table 2 Accent 2" w:uiPriority="47"/>
-    <w:lsdException w:name="List Table 3 Accent 2" w:uiPriority="48"/>
-    <w:lsdException w:name="List Table 4 Accent 2" w:uiPriority="49"/>
-    <w:lsdException w:name="List Table 5 Dark Accent 2" w:uiPriority="50"/>
-    <w:lsdException w:name="List Table 6 Colorful Accent 2" w:uiPriority="51"/>
-    <w:lsdException w:name="List Table 7 Colorful Accent 2" w:uiPriority="52"/>
-    <w:lsdException w:name="List Table 1 Light Accent 3" w:uiPriority="46"/>
-    <w:lsdException w:name="List Table 2 Accent 3" w:uiPriority="47"/>
-    <w:lsdException w:name="List Table 3 Accent 3" w:uiPriority="48"/>
-    <w:lsdException w:name="List Table 4 Accent 3" w:uiPriority="49"/>
-    <w:lsdException w:name="List Table 5 Dark Accent 3" w:uiPriority="50"/>
-    <w:lsdException w:name="List Table 6 Colorful Accent 3" w:uiPriority="51"/>
-    <w:lsdException w:name="List Table 7 Colorful Accent 3" w:uiPriority="52"/>
-    <w:lsdException w:name="List Table 1 Light Accent 4" w:uiPriority="46"/>
-    <w:lsdException w:name="List Table 2 Accent 4" w:uiPriority="47"/>
-    <w:lsdException w:name="List Table 3 Accent 4" w:uiPriority="48"/>
-    <w:lsdException w:name="List Table 4 Accent 4" w:uiPriority="49"/>
-    <w:lsdException w:name="List Table 5 Dark Accent 4" w:uiPriority="50"/>
-    <w:lsdException w:name="List Table 6 Colorful Accent 4" w:uiPriority="51"/>
-    <w:lsdException w:name="List Table 7 Colorful Accent 4" w:uiPriority="52"/>
-    <w:lsdException w:name="List Table 1 Light Accent 5" w:uiPriority="46"/>
-    <w:lsdException w:name="List Table 2 Accent 5" w:uiPriority="47"/>
-    <w:lsdException w:name="List Table 3 Accent 5" w:uiPriority="48"/>
-    <w:lsdException w:name="List Table 4 Accent 5" w:uiPriority="49"/>
-    <w:lsdException w:name="List Table 5 Dark Accent 5" w:uiPriority="50"/>
-    <w:lsdException w:name="List Table 6 Colorful Accent 5" w:uiPriority="51"/>
-    <w:lsdException w:name="List Table 7 Colorful Accent 5" w:uiPriority="52"/>
-    <w:lsdException w:name="List Table 1 Light Accent 6" w:uiPriority="46"/>
-    <w:lsdException w:name="List Table 2 Accent 6" w:uiPriority="47"/>
-    <w:lsdException w:name="List Table 3 Accent 6" w:uiPriority="48"/>
-    <w:lsdException w:name="List Table 4 Accent 6" w:uiPriority="49"/>
-    <w:lsdException w:name="List Table 5 Dark Accent 6" w:uiPriority="50"/>
-    <w:lsdException w:name="List Table 6 Colorful Accent 6" w:uiPriority="51"/>
-    <w:lsdException w:name="List Table 7 Colorful Accent 6" w:uiPriority="52"/>
-    <w:lsdException w:name="Mention" w:semiHidden="1" w:unhideWhenUsed="1"/>
-    <w:lsdException w:name="Smart Hyperlink" w:semiHidden="1" w:unhideWhenUsed="1"/>
-    <w:lsdException w:name="Hashtag" w:semiHidden="1" w:unhideWhenUsed="1"/>
-    <w:lsdException w:name="Unresolved Mention" w:semiHidden="1" w:unhideWhenUsed="1"/>
-    <w:lsdException w:name="Smart Link" w:semiHidden="1" w:unhideWhenUsed="1"/>
+  <w:latentStyles w:defLockedState="0" w:defUIPriority="99" w:defSemiHidden="1" w:defUnhideWhenUsed="1" w:defQFormat="0" w:count="267">
+    <w:lsdException w:name="Normal" w:semiHidden="0" w:uiPriority="0" w:unhideWhenUsed="0" w:qFormat="1"/>
+    <w:lsdException w:name="heading 1" w:semiHidden="0" w:uiPriority="9" w:unhideWhenUsed="0" w:qFormat="1"/>
+    <w:lsdException w:name="heading 2" w:uiPriority="9" w:qFormat="1"/>
+    <w:lsdException w:name="heading 3" w:uiPriority="9" w:qFormat="1"/>
+    <w:lsdException w:name="heading 4" w:uiPriority="9" w:qFormat="1"/>
+    <w:lsdException w:name="heading 5" w:uiPriority="9" w:qFormat="1"/>
+    <w:lsdException w:name="heading 6" w:uiPriority="9" w:qFormat="1"/>
+    <w:lsdException w:name="heading 7" w:uiPriority="9" w:qFormat="1"/>
+    <w:lsdException w:name="heading 8" w:uiPriority="9" w:qFormat="1"/>
+    <w:lsdException w:name="heading 9" w:uiPriority="9" w:qFormat="1"/>
+    <w:lsdException w:name="toc 1" w:uiPriority="39"/>
+    <w:lsdException w:name="toc 2" w:uiPriority="39"/>
+    <w:lsdException w:name="toc 3" w:uiPriority="39"/>
+    <w:lsdException w:name="toc 4" w:uiPriority="39"/>
+    <w:lsdException w:name="toc 5" w:uiPriority="39"/>
+    <w:lsdException w:name="toc 6" w:uiPriority="39"/>
+    <w:lsdException w:name="toc 7" w:uiPriority="39"/>
+    <w:lsdException w:name="toc 8" w:uiPriority="39"/>
+    <w:lsdException w:name="toc 9" w:uiPriority="39"/>
+    <w:lsdException w:name="caption" w:uiPriority="35" w:qFormat="1"/>
+    <w:lsdException w:name="Title" w:semiHidden="0" w:uiPriority="10" w:unhideWhenUsed="0" w:qFormat="1"/>
+    <w:lsdException w:name="Default Paragraph Font" w:uiPriority="1"/>
+    <w:lsdException w:name="Subtitle" w:semiHidden="0" w:uiPriority="11" w:unhideWhenUsed="0" w:qFormat="1"/>
+    <w:lsdException w:name="Strong" w:semiHidden="0" w:uiPriority="22" w:unhideWhenUsed="0" w:qFormat="1"/>
+    <w:lsdException w:name="Emphasis" w:semiHidden="0" w:uiPriority="20" w:unhideWhenUsed="0" w:qFormat="1"/>
+    <w:lsdException w:name="Table Grid" w:semiHidden="0" w:uiPriority="39" w:unhideWhenUsed="0"/>
+    <w:lsdException w:name="Placeholder Text" w:unhideWhenUsed="0"/>
+    <w:lsdException w:name="No Spacing" w:semiHidden="0" w:uiPriority="1" w:unhideWhenUsed="0" w:qFormat="1"/>
+    <w:lsdException w:name="Light Shading" w:semiHidden="0" w:uiPriority="60" w:unhideWhenUsed="0"/>
+    <w:lsdException w:name="Light List" w:semiHidden="0" w:uiPriority="61" w:unhideWhenUsed="0"/>
+    <w:lsdException w:name="Light Grid" w:semiHidden="0" w:uiPriority="62" w:unhideWhenUsed="0"/>
+    <w:lsdException w:name="Medium Shading 1" w:semiHidden="0" w:uiPriority="63" w:unhideWhenUsed="0"/>
+    <w:lsdException w:name="Medium Shading 2" w:semiHidden="0" w:uiPriority="64" w:unhideWhenUsed="0"/>
+    <w:lsdException w:name="Medium List 1" w:semiHidden="0" w:uiPriority="65" w:unhideWhenUsed="0"/>
+    <w:lsdException w:name="Medium List 2" w:semiHidden="0" w:uiPriority="66" w:unhideWhenUsed="0"/>
+    <w:lsdException w:name="Medium Grid 1" w:semiHidden="0" w:uiPriority="67" w:unhideWhenUsed="0"/>
+    <w:lsdException w:name="Medium Grid 2" w:semiHidden="0" w:uiPriority="68" w:unhideWhenUsed="0"/>
+    <w:lsdException w:name="Medium Grid 3" w:semiHidden="0" w:uiPriority="69" w:unhideWhenUsed="0"/>
+    <w:lsdException w:name="Dark List" w:semiHidden="0" w:uiPriority="70" w:unhideWhenUsed="0"/>
+    <w:lsdException w:name="Colorful Shading" w:semiHidden="0" w:uiPriority="71" w:unhideWhenUsed="0"/>
+    <w:lsdException w:name="Colorful List" w:semiHidden="0" w:uiPriority="72" w:unhideWhenUsed="0"/>
+    <w:lsdException w:name="Colorful Grid" w:semiHidden="0" w:uiPriority="73" w:unhideWhenUsed="0"/>
+    <w:lsdException w:name="Light Shading Accent 1" w:semiHidden="0" w:uiPriority="60" w:unhideWhenUsed="0"/>
+    <w:lsdException w:name="Light List Accent 1" w:semiHidden="0" w:uiPriority="61" w:unhideWhenUsed="0"/>
+    <w:lsdException w:name="Light Grid Accent 1" w:semiHidden="0" w:uiPriority="62" w:unhideWhenUsed="0"/>
+    <w:lsdException w:name="Medium Shading 1 Accent 1" w:semiHidden="0" w:uiPriority="63" w:unhideWhenUsed="0"/>
+    <w:lsdException w:name="Medium Shading 2 Accent 1" w:semiHidden="0" w:uiPriority="64" w:unhideWhenUsed="0"/>
+    <w:lsdException w:name="Medium List 1 Accent 1" w:semiHidden="0" w:uiPriority="65" w:unhideWhenUsed="0"/>
+    <w:lsdException w:name="Revision" w:unhideWhenUsed="0"/>
+    <w:lsdException w:name="List Paragraph" w:semiHidden="0" w:uiPriority="34" w:unhideWhenUsed="0" w:qFormat="1"/>
+    <w:lsdException w:name="Quote" w:semiHidden="0" w:uiPriority="29" w:unhideWhenUsed="0" w:qFormat="1"/>
+    <w:lsdException w:name="Intense Quote" w:semiHidden="0" w:uiPriority="30" w:unhideWhenUsed="0" w:qFormat="1"/>
+    <w:lsdException w:name="Medium List 2 Accent 1" w:semiHidden="0" w:uiPriority="66" w:unhideWhenUsed="0"/>
+    <w:lsdException w:name="Medium Grid 1 Accent 1" w:semiHidden="0" w:uiPriority="67" w:unhideWhenUsed="0"/>
+    <w:lsdException w:name="Medium Grid 2 Accent 1" w:semiHidden="0" w:uiPriority="68" w:unhideWhenUsed="0"/>
+    <w:lsdException w:name="Medium Grid 3 Accent 1" w:semiHidden="0" w:uiPriority="69" w:unhideWhenUsed="0"/>
+    <w:lsdException w:name="Dark List Accent 1" w:semiHidden="0" w:uiPriority="70" w:unhideWhenUsed="0"/>
+    <w:lsdException w:name="Colorful Shading Accent 1" w:semiHidden="0" w:uiPriority="71" w:unhideWhenUsed="0"/>
+    <w:lsdException w:name="Colorful List Accent 1" w:semiHidden="0" w:uiPriority="72" w:unhideWhenUsed="0"/>
+    <w:lsdException w:name="Colorful Grid Accent 1" w:semiHidden="0" w:uiPriority="73" w:unhideWhenUsed="0"/>
+    <w:lsdException w:name="Light Shading Accent 2" w:semiHidden="0" w:uiPriority="60" w:unhideWhenUsed="0"/>
+    <w:lsdException w:name="Light List Accent 2" w:semiHidden="0" w:uiPriority="61" w:unhideWhenUsed="0"/>
+    <w:lsdException w:name="Light Grid Accent 2" w:semiHidden="0" w:uiPriority="62" w:unhideWhenUsed="0"/>
+    <w:lsdException w:name="Medium Shading 1 Accent 2" w:semiHidden="0" w:uiPriority="63" w:unhideWhenUsed="0"/>
+    <w:lsdException w:name="Medium Shading 2 Accent 2" w:semiHidden="0" w:uiPriority="64" w:unhideWhenUsed="0"/>
+    <w:lsdException w:name="Medium List 1 Accent 2" w:semiHidden="0" w:uiPriority="65" w:unhideWhenUsed="0"/>
+    <w:lsdException w:name="Medium List 2 Accent 2" w:semiHidden="0" w:uiPriority="66" w:unhideWhenUsed="0"/>
+    <w:lsdException w:name="Medium Grid 1 Accent 2" w:semiHidden="0" w:uiPriority="67" w:unhideWhenUsed="0"/>
+    <w:lsdException w:name="Medium Grid 2 Accent 2" w:semiHidden="0" w:uiPriority="68" w:unhideWhenUsed="0"/>
+    <w:lsdException w:name="Medium Grid 3 Accent 2" w:semiHidden="0" w:uiPriority="69" w:unhideWhenUsed="0"/>
+    <w:lsdException w:name="Dark List Accent 2" w:semiHidden="0" w:uiPriority="70" w:unhideWhenUsed="0"/>
+    <w:lsdException w:name="Colorful Shading Accent 2" w:semiHidden="0" w:uiPriority="71" w:unhideWhenUsed="0"/>
+    <w:lsdException w:name="Colorful List Accent 2" w:semiHidden="0" w:uiPriority="72" w:unhideWhenUsed="0"/>
+    <w:lsdException w:name="Colorful Grid Accent 2" w:semiHidden="0" w:uiPriority="73" w:unhideWhenUsed="0"/>
+    <w:lsdException w:name="Light Shading Accent 3" w:semiHidden="0" w:uiPriority="60" w:unhideWhenUsed="0"/>
+    <w:lsdException w:name="Light List Accent 3" w:semiHidden="0" w:uiPriority="61" w:unhideWhenUsed="0"/>
+    <w:lsdException w:name="Light Grid Accent 3" w:semiHidden="0" w:uiPriority="62" w:unhideWhenUsed="0"/>
+    <w:lsdException w:name="Medium Shading 1 Accent 3" w:semiHidden="0" w:uiPriority="63" w:unhideWhenUsed="0"/>
+    <w:lsdException w:name="Medium Shading 2 Accent 3" w:semiHidden="0" w:uiPriority="64" w:unhideWhenUsed="0"/>
+    <w:lsdException w:name="Medium List 1 Accent 3" w:semiHidden="0" w:uiPriority="65" w:unhideWhenUsed="0"/>
+    <w:lsdException w:name="Medium List 2 Accent 3" w:semiHidden="0" w:uiPriority="66" w:unhideWhenUsed="0"/>
+    <w:lsdException w:name="Medium Grid 1 Accent 3" w:semiHidden="0" w:uiPriority="67" w:unhideWhenUsed="0"/>
+    <w:lsdException w:name="Medium Grid 2 Accent 3" w:semiHidden="0" w:uiPriority="68" w:unhideWhenUsed="0"/>
+    <w:lsdException w:name="Medium Grid 3 Accent 3" w:semiHidden="0" w:uiPriority="69" w:unhideWhenUsed="0"/>
+    <w:lsdException w:name="Dark List Accent 3" w:semiHidden="0" w:uiPriority="70" w:unhideWhenUsed="0"/>
+    <w:lsdException w:name="Colorful Shading Accent 3" w:semiHidden="0" w:uiPriority="71" w:unhideWhenUsed="0"/>
+    <w:lsdException w:name="Colorful List Accent 3" w:semiHidden="0" w:uiPriority="72" w:unhideWhenUsed="0"/>
+    <w:lsdException w:name="Colorful Grid Accent 3" w:semiHidden="0" w:uiPriority="73" w:unhideWhenUsed="0"/>
+    <w:lsdException w:name="Light Shading Accent 4" w:semiHidden="0" w:uiPriority="60" w:unhideWhenUsed="0"/>
+    <w:lsdException w:name="Light List Accent 4" w:semiHidden="0" w:uiPriority="61" w:unhideWhenUsed="0"/>
+    <w:lsdException w:name="Light Grid Accent 4" w:semiHidden="0" w:uiPriority="62" w:unhideWhenUsed="0"/>
+    <w:lsdException w:name="Medium Shading 1 Accent 4" w:semiHidden="0" w:uiPriority="63" w:unhideWhenUsed="0"/>
+    <w:lsdException w:name="Medium Shading 2 Accent 4" w:semiHidden="0" w:uiPriority="64" w:unhideWhenUsed="0"/>
+    <w:lsdException w:name="Medium List 1 Accent 4" w:semiHidden="0" w:uiPriority="65" w:unhideWhenUsed="0"/>
+    <w:lsdException w:name="Medium List 2 Accent 4" w:semiHidden="0" w:uiPriority="66" w:unhideWhenUsed="0"/>
+    <w:lsdException w:name="Medium Grid 1 Accent 4" w:semiHidden="0" w:uiPriority="67" w:unhideWhenUsed="0"/>
+    <w:lsdException w:name="Medium Grid 2 Accent 4" w:semiHidden="0" w:uiPriority="68" w:unhideWhenUsed="0"/>
+    <w:lsdException w:name="Medium Grid 3 Accent 4" w:semiHidden="0" w:uiPriority="69" w:unhideWhenUsed="0"/>
+    <w:lsdException w:name="Dark List Accent 4" w:semiHidden="0" w:uiPriority="70" w:unhideWhenUsed="0"/>
+    <w:lsdException w:name="Colorful Shading Accent 4" w:semiHidden="0" w:uiPriority="71" w:unhideWhenUsed="0"/>
+    <w:lsdException w:name="Colorful List Accent 4" w:semiHidden="0" w:uiPriority="72" w:unhideWhenUsed="0"/>
+    <w:lsdException w:name="Colorful Grid Accent 4" w:semiHidden="0" w:uiPriority="73" w:unhideWhenUsed="0"/>
+    <w:lsdException w:name="Light Shading Accent 5" w:semiHidden="0" w:uiPriority="60" w:unhideWhenUsed="0"/>
+    <w:lsdException w:name="Light List Accent 5" w:semiHidden="0" w:uiPriority="61" w:unhideWhenUsed="0"/>
+    <w:lsdException w:name="Light Grid Accent 5" w:semiHidden="0" w:uiPriority="62" w:unhideWhenUsed="0"/>
+    <w:lsdException w:name="Medium Shading 1 Accent 5" w:semiHidden="0" w:uiPriority="63" w:unhideWhenUsed="0"/>
+    <w:lsdException w:name="Medium Shading 2 Accent 5" w:semiHidden="0" w:uiPriority="64" w:unhideWhenUsed="0"/>
+    <w:lsdException w:name="Medium List 1 Accent 5" w:semiHidden="0" w:uiPriority="65" w:unhideWhenUsed="0"/>
+    <w:lsdException w:name="Medium List 2 Accent 5" w:semiHidden="0" w:uiPriority="66" w:unhideWhenUsed="0"/>
+    <w:lsdException w:name="Medium Grid 1 Accent 5" w:semiHidden="0" w:uiPriority="67" w:unhideWhenUsed="0"/>
+    <w:lsdException w:name="Medium Grid 2 Accent 5" w:semiHidden="0" w:uiPriority="68" w:unhideWhenUsed="0"/>
+    <w:lsdException w:name="Medium Grid 3 Accent 5" w:semiHidden="0" w:uiPriority="69" w:unhideWhenUsed="0"/>
+    <w:lsdException w:name="Dark List Accent 5" w:semiHidden="0" w:uiPriority="70" w:unhideWhenUsed="0"/>
+    <w:lsdException w:name="Colorful Shading Accent 5" w:semiHidden="0" w:uiPriority="71" w:unhideWhenUsed="0"/>
+    <w:lsdException w:name="Colorful List Accent 5" w:semiHidden="0" w:uiPriority="72" w:unhideWhenUsed="0"/>
+    <w:lsdException w:name="Colorful Grid Accent 5" w:semiHidden="0" w:uiPriority="73" w:unhideWhenUsed="0"/>
+    <w:lsdException w:name="Light Shading Accent 6" w:semiHidden="0" w:uiPriority="60" w:unhideWhenUsed="0"/>
+    <w:lsdException w:name="Light List Accent 6" w:semiHidden="0" w:uiPriority="61" w:unhideWhenUsed="0"/>
+    <w:lsdException w:name="Light Grid Accent 6" w:semiHidden="0" w:uiPriority="62" w:unhideWhenUsed="0"/>
+    <w:lsdException w:name="Medium Shading 1 Accent 6" w:semiHidden="0" w:uiPriority="63" w:unhideWhenUsed="0"/>
+    <w:lsdException w:name="Medium Shading 2 Accent 6" w:semiHidden="0" w:uiPriority="64" w:unhideWhenUsed="0"/>
+    <w:lsdException w:name="Medium List 1 Accent 6" w:semiHidden="0" w:uiPriority="65" w:unhideWhenUsed="0"/>
+    <w:lsdException w:name="Medium List 2 Accent 6" w:semiHidden="0" w:uiPriority="66" w:unhideWhenUsed="0"/>
+    <w:lsdException w:name="Medium Grid 1 Accent 6" w:semiHidden="0" w:uiPriority="67" w:unhideWhenUsed="0"/>
+    <w:lsdException w:name="Medium Grid 2 Accent 6" w:semiHidden="0" w:uiPriority="68" w:unhideWhenUsed="0"/>
+    <w:lsdException w:name="Medium Grid 3 Accent 6" w:semiHidden="0" w:uiPriority="69" w:unhideWhenUsed="0"/>
+    <w:lsdException w:name="Dark List Accent 6" w:semiHidden="0" w:uiPriority="70" w:unhideWhenUsed="0"/>
+    <w:lsdException w:name="Colorful Shading Accent 6" w:semiHidden="0" w:uiPriority="71" w:unhideWhenUsed="0"/>
+    <w:lsdException w:name="Colorful List Accent 6" w:semiHidden="0" w:uiPriority="72" w:unhideWhenUsed="0"/>
+    <w:lsdException w:name="Colorful Grid Accent 6" w:semiHidden="0" w:uiPriority="73" w:unhideWhenUsed="0"/>
+    <w:lsdException w:name="Subtle Emphasis" w:semiHidden="0" w:uiPriority="19" w:unhideWhenUsed="0" w:qFormat="1"/>
+    <w:lsdException w:name="Intense Emphasis" w:semiHidden="0" w:uiPriority="21" w:unhideWhenUsed="0" w:qFormat="1"/>
+    <w:lsdException w:name="Subtle Reference" w:semiHidden="0" w:uiPriority="31" w:unhideWhenUsed="0" w:qFormat="1"/>
+    <w:lsdException w:name="Intense Reference" w:semiHidden="0" w:uiPriority="32" w:unhideWhenUsed="0" w:qFormat="1"/>
+    <w:lsdException w:name="Book Title" w:semiHidden="0" w:uiPriority="33" w:unhideWhenUsed="0" w:qFormat="1"/>
+    <w:lsdException w:name="Bibliography" w:uiPriority="37"/>
+    <w:lsdException w:name="TOC Heading" w:uiPriority="39" w:qFormat="1"/>
   </w:latentStyles>
   <w:style w:type="paragraph" w:default="1" w:styleId="a">
     <w:name w:val="Normal"/>
@@ -7539,7 +7657,7 @@
     </w:rPr>
   </w:style>
   <w:style w:type="character" w:customStyle="1" w:styleId="a4">
-    <w:name w:val="Заголовок Знак"/>
+    <w:name w:val="Название Знак"/>
     <w:basedOn w:val="a0"/>
     <w:link w:val="a3"/>
     <w:uiPriority w:val="10"/>
@@ -7776,6 +7894,795 @@
       <w:color w:val="666666"/>
     </w:rPr>
   </w:style>
+  <w:style w:type="character" w:styleId="af3">
+    <w:name w:val="Hyperlink"/>
+    <w:basedOn w:val="a0"/>
+    <w:uiPriority w:val="99"/>
+    <w:unhideWhenUsed/>
+    <w:rsid w:val="00A4260B"/>
+    <w:rPr>
+      <w:color w:val="467886" w:themeColor="hyperlink"/>
+      <w:u w:val="single"/>
+    </w:rPr>
+  </w:style>
+</w:styles>
+</file>
+
+<file path=word/stylesWithEffects.xml><?xml version="1.0" encoding="utf-8"?>
+<w:styles xmlns:wpc="http://schemas.microsoft.com/office/word/2010/wordprocessingCanvas" xmlns:mc="http://schemas.openxmlformats.org/markup-compatibility/2006" xmlns:o="urn:schemas-microsoft-com:office:office" xmlns:r="http://schemas.openxmlformats.org/officeDocument/2006/relationships" xmlns:m="http://schemas.openxmlformats.org/officeDocument/2006/math" xmlns:v="urn:schemas-microsoft-com:vml" xmlns:wp14="http://schemas.microsoft.com/office/word/2010/wordprocessingDrawing" xmlns:wp="http://schemas.openxmlformats.org/drawingml/2006/wordprocessingDrawing" xmlns:w10="urn:schemas-microsoft-com:office:word" xmlns:w="http://schemas.openxmlformats.org/wordprocessingml/2006/main" xmlns:w14="http://schemas.microsoft.com/office/word/2010/wordml" xmlns:wpg="http://schemas.microsoft.com/office/word/2010/wordprocessingGroup" xmlns:wpi="http://schemas.microsoft.com/office/word/2010/wordprocessingInk" xmlns:wne="http://schemas.microsoft.com/office/word/2006/wordml" xmlns:wps="http://schemas.microsoft.com/office/word/2010/wordprocessingShape" mc:Ignorable="w14 wp14">
+  <w:docDefaults>
+    <w:rPrDefault>
+      <w:rPr>
+        <w:rFonts w:asciiTheme="minorHAnsi" w:eastAsiaTheme="minorHAnsi" w:hAnsiTheme="minorHAnsi" w:cstheme="minorBidi"/>
+        <w:kern w:val="2"/>
+        <w:sz w:val="24"/>
+        <w:szCs w:val="24"/>
+        <w:lang w:val="ru-RU" w:eastAsia="en-US" w:bidi="ar-SA"/>
+        <w14:ligatures w14:val="standardContextual"/>
+      </w:rPr>
+    </w:rPrDefault>
+    <w:pPrDefault>
+      <w:pPr>
+        <w:spacing w:after="160" w:line="278" w:lineRule="auto"/>
+      </w:pPr>
+    </w:pPrDefault>
+  </w:docDefaults>
+  <w:latentStyles w:defLockedState="0" w:defUIPriority="99" w:defSemiHidden="1" w:defUnhideWhenUsed="1" w:defQFormat="0" w:count="267">
+    <w:lsdException w:name="Normal" w:semiHidden="0" w:uiPriority="0" w:unhideWhenUsed="0" w:qFormat="1"/>
+    <w:lsdException w:name="heading 1" w:semiHidden="0" w:uiPriority="9" w:unhideWhenUsed="0" w:qFormat="1"/>
+    <w:lsdException w:name="heading 2" w:uiPriority="9" w:qFormat="1"/>
+    <w:lsdException w:name="heading 3" w:uiPriority="9" w:qFormat="1"/>
+    <w:lsdException w:name="heading 4" w:uiPriority="9" w:qFormat="1"/>
+    <w:lsdException w:name="heading 5" w:uiPriority="9" w:qFormat="1"/>
+    <w:lsdException w:name="heading 6" w:uiPriority="9" w:qFormat="1"/>
+    <w:lsdException w:name="heading 7" w:uiPriority="9" w:qFormat="1"/>
+    <w:lsdException w:name="heading 8" w:uiPriority="9" w:qFormat="1"/>
+    <w:lsdException w:name="heading 9" w:uiPriority="9" w:qFormat="1"/>
+    <w:lsdException w:name="toc 1" w:uiPriority="39"/>
+    <w:lsdException w:name="toc 2" w:uiPriority="39"/>
+    <w:lsdException w:name="toc 3" w:uiPriority="39"/>
+    <w:lsdException w:name="toc 4" w:uiPriority="39"/>
+    <w:lsdException w:name="toc 5" w:uiPriority="39"/>
+    <w:lsdException w:name="toc 6" w:uiPriority="39"/>
+    <w:lsdException w:name="toc 7" w:uiPriority="39"/>
+    <w:lsdException w:name="toc 8" w:uiPriority="39"/>
+    <w:lsdException w:name="toc 9" w:uiPriority="39"/>
+    <w:lsdException w:name="caption" w:uiPriority="35" w:qFormat="1"/>
+    <w:lsdException w:name="Title" w:semiHidden="0" w:uiPriority="10" w:unhideWhenUsed="0" w:qFormat="1"/>
+    <w:lsdException w:name="Default Paragraph Font" w:uiPriority="1"/>
+    <w:lsdException w:name="Subtitle" w:semiHidden="0" w:uiPriority="11" w:unhideWhenUsed="0" w:qFormat="1"/>
+    <w:lsdException w:name="Strong" w:semiHidden="0" w:uiPriority="22" w:unhideWhenUsed="0" w:qFormat="1"/>
+    <w:lsdException w:name="Emphasis" w:semiHidden="0" w:uiPriority="20" w:unhideWhenUsed="0" w:qFormat="1"/>
+    <w:lsdException w:name="Table Grid" w:semiHidden="0" w:uiPriority="39" w:unhideWhenUsed="0"/>
+    <w:lsdException w:name="Placeholder Text" w:unhideWhenUsed="0"/>
+    <w:lsdException w:name="No Spacing" w:semiHidden="0" w:uiPriority="1" w:unhideWhenUsed="0" w:qFormat="1"/>
+    <w:lsdException w:name="Light Shading" w:semiHidden="0" w:uiPriority="60" w:unhideWhenUsed="0"/>
+    <w:lsdException w:name="Light List" w:semiHidden="0" w:uiPriority="61" w:unhideWhenUsed="0"/>
+    <w:lsdException w:name="Light Grid" w:semiHidden="0" w:uiPriority="62" w:unhideWhenUsed="0"/>
+    <w:lsdException w:name="Medium Shading 1" w:semiHidden="0" w:uiPriority="63" w:unhideWhenUsed="0"/>
+    <w:lsdException w:name="Medium Shading 2" w:semiHidden="0" w:uiPriority="64" w:unhideWhenUsed="0"/>
+    <w:lsdException w:name="Medium List 1" w:semiHidden="0" w:uiPriority="65" w:unhideWhenUsed="0"/>
+    <w:lsdException w:name="Medium List 2" w:semiHidden="0" w:uiPriority="66" w:unhideWhenUsed="0"/>
+    <w:lsdException w:name="Medium Grid 1" w:semiHidden="0" w:uiPriority="67" w:unhideWhenUsed="0"/>
+    <w:lsdException w:name="Medium Grid 2" w:semiHidden="0" w:uiPriority="68" w:unhideWhenUsed="0"/>
+    <w:lsdException w:name="Medium Grid 3" w:semiHidden="0" w:uiPriority="69" w:unhideWhenUsed="0"/>
+    <w:lsdException w:name="Dark List" w:semiHidden="0" w:uiPriority="70" w:unhideWhenUsed="0"/>
+    <w:lsdException w:name="Colorful Shading" w:semiHidden="0" w:uiPriority="71" w:unhideWhenUsed="0"/>
+    <w:lsdException w:name="Colorful List" w:semiHidden="0" w:uiPriority="72" w:unhideWhenUsed="0"/>
+    <w:lsdException w:name="Colorful Grid" w:semiHidden="0" w:uiPriority="73" w:unhideWhenUsed="0"/>
+    <w:lsdException w:name="Light Shading Accent 1" w:semiHidden="0" w:uiPriority="60" w:unhideWhenUsed="0"/>
+    <w:lsdException w:name="Light List Accent 1" w:semiHidden="0" w:uiPriority="61" w:unhideWhenUsed="0"/>
+    <w:lsdException w:name="Light Grid Accent 1" w:semiHidden="0" w:uiPriority="62" w:unhideWhenUsed="0"/>
+    <w:lsdException w:name="Medium Shading 1 Accent 1" w:semiHidden="0" w:uiPriority="63" w:unhideWhenUsed="0"/>
+    <w:lsdException w:name="Medium Shading 2 Accent 1" w:semiHidden="0" w:uiPriority="64" w:unhideWhenUsed="0"/>
+    <w:lsdException w:name="Medium List 1 Accent 1" w:semiHidden="0" w:uiPriority="65" w:unhideWhenUsed="0"/>
+    <w:lsdException w:name="Revision" w:unhideWhenUsed="0"/>
+    <w:lsdException w:name="List Paragraph" w:semiHidden="0" w:uiPriority="34" w:unhideWhenUsed="0" w:qFormat="1"/>
+    <w:lsdException w:name="Quote" w:semiHidden="0" w:uiPriority="29" w:unhideWhenUsed="0" w:qFormat="1"/>
+    <w:lsdException w:name="Intense Quote" w:semiHidden="0" w:uiPriority="30" w:unhideWhenUsed="0" w:qFormat="1"/>
+    <w:lsdException w:name="Medium List 2 Accent 1" w:semiHidden="0" w:uiPriority="66" w:unhideWhenUsed="0"/>
+    <w:lsdException w:name="Medium Grid 1 Accent 1" w:semiHidden="0" w:uiPriority="67" w:unhideWhenUsed="0"/>
+    <w:lsdException w:name="Medium Grid 2 Accent 1" w:semiHidden="0" w:uiPriority="68" w:unhideWhenUsed="0"/>
+    <w:lsdException w:name="Medium Grid 3 Accent 1" w:semiHidden="0" w:uiPriority="69" w:unhideWhenUsed="0"/>
+    <w:lsdException w:name="Dark List Accent 1" w:semiHidden="0" w:uiPriority="70" w:unhideWhenUsed="0"/>
+    <w:lsdException w:name="Colorful Shading Accent 1" w:semiHidden="0" w:uiPriority="71" w:unhideWhenUsed="0"/>
+    <w:lsdException w:name="Colorful List Accent 1" w:semiHidden="0" w:uiPriority="72" w:unhideWhenUsed="0"/>
+    <w:lsdException w:name="Colorful Grid Accent 1" w:semiHidden="0" w:uiPriority="73" w:unhideWhenUsed="0"/>
+    <w:lsdException w:name="Light Shading Accent 2" w:semiHidden="0" w:uiPriority="60" w:unhideWhenUsed="0"/>
+    <w:lsdException w:name="Light List Accent 2" w:semiHidden="0" w:uiPriority="61" w:unhideWhenUsed="0"/>
+    <w:lsdException w:name="Light Grid Accent 2" w:semiHidden="0" w:uiPriority="62" w:unhideWhenUsed="0"/>
+    <w:lsdException w:name="Medium Shading 1 Accent 2" w:semiHidden="0" w:uiPriority="63" w:unhideWhenUsed="0"/>
+    <w:lsdException w:name="Medium Shading 2 Accent 2" w:semiHidden="0" w:uiPriority="64" w:unhideWhenUsed="0"/>
+    <w:lsdException w:name="Medium List 1 Accent 2" w:semiHidden="0" w:uiPriority="65" w:unhideWhenUsed="0"/>
+    <w:lsdException w:name="Medium List 2 Accent 2" w:semiHidden="0" w:uiPriority="66" w:unhideWhenUsed="0"/>
+    <w:lsdException w:name="Medium Grid 1 Accent 2" w:semiHidden="0" w:uiPriority="67" w:unhideWhenUsed="0"/>
+    <w:lsdException w:name="Medium Grid 2 Accent 2" w:semiHidden="0" w:uiPriority="68" w:unhideWhenUsed="0"/>
+    <w:lsdException w:name="Medium Grid 3 Accent 2" w:semiHidden="0" w:uiPriority="69" w:unhideWhenUsed="0"/>
+    <w:lsdException w:name="Dark List Accent 2" w:semiHidden="0" w:uiPriority="70" w:unhideWhenUsed="0"/>
+    <w:lsdException w:name="Colorful Shading Accent 2" w:semiHidden="0" w:uiPriority="71" w:unhideWhenUsed="0"/>
+    <w:lsdException w:name="Colorful List Accent 2" w:semiHidden="0" w:uiPriority="72" w:unhideWhenUsed="0"/>
+    <w:lsdException w:name="Colorful Grid Accent 2" w:semiHidden="0" w:uiPriority="73" w:unhideWhenUsed="0"/>
+    <w:lsdException w:name="Light Shading Accent 3" w:semiHidden="0" w:uiPriority="60" w:unhideWhenUsed="0"/>
+    <w:lsdException w:name="Light List Accent 3" w:semiHidden="0" w:uiPriority="61" w:unhideWhenUsed="0"/>
+    <w:lsdException w:name="Light Grid Accent 3" w:semiHidden="0" w:uiPriority="62" w:unhideWhenUsed="0"/>
+    <w:lsdException w:name="Medium Shading 1 Accent 3" w:semiHidden="0" w:uiPriority="63" w:unhideWhenUsed="0"/>
+    <w:lsdException w:name="Medium Shading 2 Accent 3" w:semiHidden="0" w:uiPriority="64" w:unhideWhenUsed="0"/>
+    <w:lsdException w:name="Medium List 1 Accent 3" w:semiHidden="0" w:uiPriority="65" w:unhideWhenUsed="0"/>
+    <w:lsdException w:name="Medium List 2 Accent 3" w:semiHidden="0" w:uiPriority="66" w:unhideWhenUsed="0"/>
+    <w:lsdException w:name="Medium Grid 1 Accent 3" w:semiHidden="0" w:uiPriority="67" w:unhideWhenUsed="0"/>
+    <w:lsdException w:name="Medium Grid 2 Accent 3" w:semiHidden="0" w:uiPriority="68" w:unhideWhenUsed="0"/>
+    <w:lsdException w:name="Medium Grid 3 Accent 3" w:semiHidden="0" w:uiPriority="69" w:unhideWhenUsed="0"/>
+    <w:lsdException w:name="Dark List Accent 3" w:semiHidden="0" w:uiPriority="70" w:unhideWhenUsed="0"/>
+    <w:lsdException w:name="Colorful Shading Accent 3" w:semiHidden="0" w:uiPriority="71" w:unhideWhenUsed="0"/>
+    <w:lsdException w:name="Colorful List Accent 3" w:semiHidden="0" w:uiPriority="72" w:unhideWhenUsed="0"/>
+    <w:lsdException w:name="Colorful Grid Accent 3" w:semiHidden="0" w:uiPriority="73" w:unhideWhenUsed="0"/>
+    <w:lsdException w:name="Light Shading Accent 4" w:semiHidden="0" w:uiPriority="60" w:unhideWhenUsed="0"/>
+    <w:lsdException w:name="Light List Accent 4" w:semiHidden="0" w:uiPriority="61" w:unhideWhenUsed="0"/>
+    <w:lsdException w:name="Light Grid Accent 4" w:semiHidden="0" w:uiPriority="62" w:unhideWhenUsed="0"/>
+    <w:lsdException w:name="Medium Shading 1 Accent 4" w:semiHidden="0" w:uiPriority="63" w:unhideWhenUsed="0"/>
+    <w:lsdException w:name="Medium Shading 2 Accent 4" w:semiHidden="0" w:uiPriority="64" w:unhideWhenUsed="0"/>
+    <w:lsdException w:name="Medium List 1 Accent 4" w:semiHidden="0" w:uiPriority="65" w:unhideWhenUsed="0"/>
+    <w:lsdException w:name="Medium List 2 Accent 4" w:semiHidden="0" w:uiPriority="66" w:unhideWhenUsed="0"/>
+    <w:lsdException w:name="Medium Grid 1 Accent 4" w:semiHidden="0" w:uiPriority="67" w:unhideWhenUsed="0"/>
+    <w:lsdException w:name="Medium Grid 2 Accent 4" w:semiHidden="0" w:uiPriority="68" w:unhideWhenUsed="0"/>
+    <w:lsdException w:name="Medium Grid 3 Accent 4" w:semiHidden="0" w:uiPriority="69" w:unhideWhenUsed="0"/>
+    <w:lsdException w:name="Dark List Accent 4" w:semiHidden="0" w:uiPriority="70" w:unhideWhenUsed="0"/>
+    <w:lsdException w:name="Colorful Shading Accent 4" w:semiHidden="0" w:uiPriority="71" w:unhideWhenUsed="0"/>
+    <w:lsdException w:name="Colorful List Accent 4" w:semiHidden="0" w:uiPriority="72" w:unhideWhenUsed="0"/>
+    <w:lsdException w:name="Colorful Grid Accent 4" w:semiHidden="0" w:uiPriority="73" w:unhideWhenUsed="0"/>
+    <w:lsdException w:name="Light Shading Accent 5" w:semiHidden="0" w:uiPriority="60" w:unhideWhenUsed="0"/>
+    <w:lsdException w:name="Light List Accent 5" w:semiHidden="0" w:uiPriority="61" w:unhideWhenUsed="0"/>
+    <w:lsdException w:name="Light Grid Accent 5" w:semiHidden="0" w:uiPriority="62" w:unhideWhenUsed="0"/>
+    <w:lsdException w:name="Medium Shading 1 Accent 5" w:semiHidden="0" w:uiPriority="63" w:unhideWhenUsed="0"/>
+    <w:lsdException w:name="Medium Shading 2 Accent 5" w:semiHidden="0" w:uiPriority="64" w:unhideWhenUsed="0"/>
+    <w:lsdException w:name="Medium List 1 Accent 5" w:semiHidden="0" w:uiPriority="65" w:unhideWhenUsed="0"/>
+    <w:lsdException w:name="Medium List 2 Accent 5" w:semiHidden="0" w:uiPriority="66" w:unhideWhenUsed="0"/>
+    <w:lsdException w:name="Medium Grid 1 Accent 5" w:semiHidden="0" w:uiPriority="67" w:unhideWhenUsed="0"/>
+    <w:lsdException w:name="Medium Grid 2 Accent 5" w:semiHidden="0" w:uiPriority="68" w:unhideWhenUsed="0"/>
+    <w:lsdException w:name="Medium Grid 3 Accent 5" w:semiHidden="0" w:uiPriority="69" w:unhideWhenUsed="0"/>
+    <w:lsdException w:name="Dark List Accent 5" w:semiHidden="0" w:uiPriority="70" w:unhideWhenUsed="0"/>
+    <w:lsdException w:name="Colorful Shading Accent 5" w:semiHidden="0" w:uiPriority="71" w:unhideWhenUsed="0"/>
+    <w:lsdException w:name="Colorful List Accent 5" w:semiHidden="0" w:uiPriority="72" w:unhideWhenUsed="0"/>
+    <w:lsdException w:name="Colorful Grid Accent 5" w:semiHidden="0" w:uiPriority="73" w:unhideWhenUsed="0"/>
+    <w:lsdException w:name="Light Shading Accent 6" w:semiHidden="0" w:uiPriority="60" w:unhideWhenUsed="0"/>
+    <w:lsdException w:name="Light List Accent 6" w:semiHidden="0" w:uiPriority="61" w:unhideWhenUsed="0"/>
+    <w:lsdException w:name="Light Grid Accent 6" w:semiHidden="0" w:uiPriority="62" w:unhideWhenUsed="0"/>
+    <w:lsdException w:name="Medium Shading 1 Accent 6" w:semiHidden="0" w:uiPriority="63" w:unhideWhenUsed="0"/>
+    <w:lsdException w:name="Medium Shading 2 Accent 6" w:semiHidden="0" w:uiPriority="64" w:unhideWhenUsed="0"/>
+    <w:lsdException w:name="Medium List 1 Accent 6" w:semiHidden="0" w:uiPriority="65" w:unhideWhenUsed="0"/>
+    <w:lsdException w:name="Medium List 2 Accent 6" w:semiHidden="0" w:uiPriority="66" w:unhideWhenUsed="0"/>
+    <w:lsdException w:name="Medium Grid 1 Accent 6" w:semiHidden="0" w:uiPriority="67" w:unhideWhenUsed="0"/>
+    <w:lsdException w:name="Medium Grid 2 Accent 6" w:semiHidden="0" w:uiPriority="68" w:unhideWhenUsed="0"/>
+    <w:lsdException w:name="Medium Grid 3 Accent 6" w:semiHidden="0" w:uiPriority="69" w:unhideWhenUsed="0"/>
+    <w:lsdException w:name="Dark List Accent 6" w:semiHidden="0" w:uiPriority="70" w:unhideWhenUsed="0"/>
+    <w:lsdException w:name="Colorful Shading Accent 6" w:semiHidden="0" w:uiPriority="71" w:unhideWhenUsed="0"/>
+    <w:lsdException w:name="Colorful List Accent 6" w:semiHidden="0" w:uiPriority="72" w:unhideWhenUsed="0"/>
+    <w:lsdException w:name="Colorful Grid Accent 6" w:semiHidden="0" w:uiPriority="73" w:unhideWhenUsed="0"/>
+    <w:lsdException w:name="Subtle Emphasis" w:semiHidden="0" w:uiPriority="19" w:unhideWhenUsed="0" w:qFormat="1"/>
+    <w:lsdException w:name="Intense Emphasis" w:semiHidden="0" w:uiPriority="21" w:unhideWhenUsed="0" w:qFormat="1"/>
+    <w:lsdException w:name="Subtle Reference" w:semiHidden="0" w:uiPriority="31" w:unhideWhenUsed="0" w:qFormat="1"/>
+    <w:lsdException w:name="Intense Reference" w:semiHidden="0" w:uiPriority="32" w:unhideWhenUsed="0" w:qFormat="1"/>
+    <w:lsdException w:name="Book Title" w:semiHidden="0" w:uiPriority="33" w:unhideWhenUsed="0" w:qFormat="1"/>
+    <w:lsdException w:name="Bibliography" w:uiPriority="37"/>
+    <w:lsdException w:name="TOC Heading" w:uiPriority="39" w:qFormat="1"/>
+  </w:latentStyles>
+  <w:style w:type="paragraph" w:default="1" w:styleId="a">
+    <w:name w:val="Normal"/>
+    <w:qFormat/>
+  </w:style>
+  <w:style w:type="paragraph" w:styleId="1">
+    <w:name w:val="heading 1"/>
+    <w:basedOn w:val="a"/>
+    <w:next w:val="a"/>
+    <w:link w:val="10"/>
+    <w:uiPriority w:val="9"/>
+    <w:qFormat/>
+    <w:rsid w:val="00603E00"/>
+    <w:pPr>
+      <w:keepNext/>
+      <w:keepLines/>
+      <w:spacing w:before="360" w:after="80"/>
+      <w:outlineLvl w:val="0"/>
+    </w:pPr>
+    <w:rPr>
+      <w:rFonts w:asciiTheme="majorHAnsi" w:eastAsiaTheme="majorEastAsia" w:hAnsiTheme="majorHAnsi" w:cstheme="majorBidi"/>
+      <w:color w:val="0F4761" w:themeColor="accent1" w:themeShade="BF"/>
+      <w:sz w:val="40"/>
+      <w:szCs w:val="40"/>
+    </w:rPr>
+  </w:style>
+  <w:style w:type="paragraph" w:styleId="2">
+    <w:name w:val="heading 2"/>
+    <w:basedOn w:val="a"/>
+    <w:next w:val="a"/>
+    <w:link w:val="20"/>
+    <w:uiPriority w:val="9"/>
+    <w:semiHidden/>
+    <w:unhideWhenUsed/>
+    <w:qFormat/>
+    <w:rsid w:val="00603E00"/>
+    <w:pPr>
+      <w:keepNext/>
+      <w:keepLines/>
+      <w:spacing w:before="160" w:after="80"/>
+      <w:outlineLvl w:val="1"/>
+    </w:pPr>
+    <w:rPr>
+      <w:rFonts w:asciiTheme="majorHAnsi" w:eastAsiaTheme="majorEastAsia" w:hAnsiTheme="majorHAnsi" w:cstheme="majorBidi"/>
+      <w:color w:val="0F4761" w:themeColor="accent1" w:themeShade="BF"/>
+      <w:sz w:val="32"/>
+      <w:szCs w:val="32"/>
+    </w:rPr>
+  </w:style>
+  <w:style w:type="paragraph" w:styleId="3">
+    <w:name w:val="heading 3"/>
+    <w:basedOn w:val="a"/>
+    <w:next w:val="a"/>
+    <w:link w:val="30"/>
+    <w:uiPriority w:val="9"/>
+    <w:semiHidden/>
+    <w:unhideWhenUsed/>
+    <w:qFormat/>
+    <w:rsid w:val="00603E00"/>
+    <w:pPr>
+      <w:keepNext/>
+      <w:keepLines/>
+      <w:spacing w:before="160" w:after="80"/>
+      <w:outlineLvl w:val="2"/>
+    </w:pPr>
+    <w:rPr>
+      <w:rFonts w:eastAsiaTheme="majorEastAsia" w:cstheme="majorBidi"/>
+      <w:color w:val="0F4761" w:themeColor="accent1" w:themeShade="BF"/>
+      <w:sz w:val="28"/>
+      <w:szCs w:val="28"/>
+    </w:rPr>
+  </w:style>
+  <w:style w:type="paragraph" w:styleId="4">
+    <w:name w:val="heading 4"/>
+    <w:basedOn w:val="a"/>
+    <w:next w:val="a"/>
+    <w:link w:val="40"/>
+    <w:uiPriority w:val="9"/>
+    <w:semiHidden/>
+    <w:unhideWhenUsed/>
+    <w:qFormat/>
+    <w:rsid w:val="00603E00"/>
+    <w:pPr>
+      <w:keepNext/>
+      <w:keepLines/>
+      <w:spacing w:before="80" w:after="40"/>
+      <w:outlineLvl w:val="3"/>
+    </w:pPr>
+    <w:rPr>
+      <w:rFonts w:eastAsiaTheme="majorEastAsia" w:cstheme="majorBidi"/>
+      <w:i/>
+      <w:iCs/>
+      <w:color w:val="0F4761" w:themeColor="accent1" w:themeShade="BF"/>
+    </w:rPr>
+  </w:style>
+  <w:style w:type="paragraph" w:styleId="5">
+    <w:name w:val="heading 5"/>
+    <w:basedOn w:val="a"/>
+    <w:next w:val="a"/>
+    <w:link w:val="50"/>
+    <w:uiPriority w:val="9"/>
+    <w:semiHidden/>
+    <w:unhideWhenUsed/>
+    <w:qFormat/>
+    <w:rsid w:val="00603E00"/>
+    <w:pPr>
+      <w:keepNext/>
+      <w:keepLines/>
+      <w:spacing w:before="80" w:after="40"/>
+      <w:outlineLvl w:val="4"/>
+    </w:pPr>
+    <w:rPr>
+      <w:rFonts w:eastAsiaTheme="majorEastAsia" w:cstheme="majorBidi"/>
+      <w:color w:val="0F4761" w:themeColor="accent1" w:themeShade="BF"/>
+    </w:rPr>
+  </w:style>
+  <w:style w:type="paragraph" w:styleId="6">
+    <w:name w:val="heading 6"/>
+    <w:basedOn w:val="a"/>
+    <w:next w:val="a"/>
+    <w:link w:val="60"/>
+    <w:uiPriority w:val="9"/>
+    <w:semiHidden/>
+    <w:unhideWhenUsed/>
+    <w:qFormat/>
+    <w:rsid w:val="00603E00"/>
+    <w:pPr>
+      <w:keepNext/>
+      <w:keepLines/>
+      <w:spacing w:before="40" w:after="0"/>
+      <w:outlineLvl w:val="5"/>
+    </w:pPr>
+    <w:rPr>
+      <w:rFonts w:eastAsiaTheme="majorEastAsia" w:cstheme="majorBidi"/>
+      <w:i/>
+      <w:iCs/>
+      <w:color w:val="595959" w:themeColor="text1" w:themeTint="A6"/>
+    </w:rPr>
+  </w:style>
+  <w:style w:type="paragraph" w:styleId="7">
+    <w:name w:val="heading 7"/>
+    <w:basedOn w:val="a"/>
+    <w:next w:val="a"/>
+    <w:link w:val="70"/>
+    <w:uiPriority w:val="9"/>
+    <w:semiHidden/>
+    <w:unhideWhenUsed/>
+    <w:qFormat/>
+    <w:rsid w:val="00603E00"/>
+    <w:pPr>
+      <w:keepNext/>
+      <w:keepLines/>
+      <w:spacing w:before="40" w:after="0"/>
+      <w:outlineLvl w:val="6"/>
+    </w:pPr>
+    <w:rPr>
+      <w:rFonts w:eastAsiaTheme="majorEastAsia" w:cstheme="majorBidi"/>
+      <w:color w:val="595959" w:themeColor="text1" w:themeTint="A6"/>
+    </w:rPr>
+  </w:style>
+  <w:style w:type="paragraph" w:styleId="8">
+    <w:name w:val="heading 8"/>
+    <w:basedOn w:val="a"/>
+    <w:next w:val="a"/>
+    <w:link w:val="80"/>
+    <w:uiPriority w:val="9"/>
+    <w:semiHidden/>
+    <w:unhideWhenUsed/>
+    <w:qFormat/>
+    <w:rsid w:val="00603E00"/>
+    <w:pPr>
+      <w:keepNext/>
+      <w:keepLines/>
+      <w:spacing w:after="0"/>
+      <w:outlineLvl w:val="7"/>
+    </w:pPr>
+    <w:rPr>
+      <w:rFonts w:eastAsiaTheme="majorEastAsia" w:cstheme="majorBidi"/>
+      <w:i/>
+      <w:iCs/>
+      <w:color w:val="272727" w:themeColor="text1" w:themeTint="D8"/>
+    </w:rPr>
+  </w:style>
+  <w:style w:type="paragraph" w:styleId="9">
+    <w:name w:val="heading 9"/>
+    <w:basedOn w:val="a"/>
+    <w:next w:val="a"/>
+    <w:link w:val="90"/>
+    <w:uiPriority w:val="9"/>
+    <w:semiHidden/>
+    <w:unhideWhenUsed/>
+    <w:qFormat/>
+    <w:rsid w:val="00603E00"/>
+    <w:pPr>
+      <w:keepNext/>
+      <w:keepLines/>
+      <w:spacing w:after="0"/>
+      <w:outlineLvl w:val="8"/>
+    </w:pPr>
+    <w:rPr>
+      <w:rFonts w:eastAsiaTheme="majorEastAsia" w:cstheme="majorBidi"/>
+      <w:color w:val="272727" w:themeColor="text1" w:themeTint="D8"/>
+    </w:rPr>
+  </w:style>
+  <w:style w:type="character" w:default="1" w:styleId="a0">
+    <w:name w:val="Default Paragraph Font"/>
+    <w:uiPriority w:val="1"/>
+    <w:unhideWhenUsed/>
+  </w:style>
+  <w:style w:type="table" w:default="1" w:styleId="a1">
+    <w:name w:val="Normal Table"/>
+    <w:uiPriority w:val="99"/>
+    <w:semiHidden/>
+    <w:unhideWhenUsed/>
+    <w:tblPr>
+      <w:tblInd w:w="0" w:type="dxa"/>
+      <w:tblCellMar>
+        <w:top w:w="0" w:type="dxa"/>
+        <w:left w:w="108" w:type="dxa"/>
+        <w:bottom w:w="0" w:type="dxa"/>
+        <w:right w:w="108" w:type="dxa"/>
+      </w:tblCellMar>
+    </w:tblPr>
+  </w:style>
+  <w:style w:type="numbering" w:default="1" w:styleId="a2">
+    <w:name w:val="No List"/>
+    <w:uiPriority w:val="99"/>
+    <w:semiHidden/>
+    <w:unhideWhenUsed/>
+  </w:style>
+  <w:style w:type="character" w:customStyle="1" w:styleId="10">
+    <w:name w:val="Заголовок 1 Знак"/>
+    <w:basedOn w:val="a0"/>
+    <w:link w:val="1"/>
+    <w:uiPriority w:val="9"/>
+    <w:rsid w:val="00603E00"/>
+    <w:rPr>
+      <w:rFonts w:asciiTheme="majorHAnsi" w:eastAsiaTheme="majorEastAsia" w:hAnsiTheme="majorHAnsi" w:cstheme="majorBidi"/>
+      <w:color w:val="0F4761" w:themeColor="accent1" w:themeShade="BF"/>
+      <w:sz w:val="40"/>
+      <w:szCs w:val="40"/>
+    </w:rPr>
+  </w:style>
+  <w:style w:type="character" w:customStyle="1" w:styleId="20">
+    <w:name w:val="Заголовок 2 Знак"/>
+    <w:basedOn w:val="a0"/>
+    <w:link w:val="2"/>
+    <w:uiPriority w:val="9"/>
+    <w:semiHidden/>
+    <w:rsid w:val="00603E00"/>
+    <w:rPr>
+      <w:rFonts w:asciiTheme="majorHAnsi" w:eastAsiaTheme="majorEastAsia" w:hAnsiTheme="majorHAnsi" w:cstheme="majorBidi"/>
+      <w:color w:val="0F4761" w:themeColor="accent1" w:themeShade="BF"/>
+      <w:sz w:val="32"/>
+      <w:szCs w:val="32"/>
+    </w:rPr>
+  </w:style>
+  <w:style w:type="character" w:customStyle="1" w:styleId="30">
+    <w:name w:val="Заголовок 3 Знак"/>
+    <w:basedOn w:val="a0"/>
+    <w:link w:val="3"/>
+    <w:uiPriority w:val="9"/>
+    <w:semiHidden/>
+    <w:rsid w:val="00603E00"/>
+    <w:rPr>
+      <w:rFonts w:eastAsiaTheme="majorEastAsia" w:cstheme="majorBidi"/>
+      <w:color w:val="0F4761" w:themeColor="accent1" w:themeShade="BF"/>
+      <w:sz w:val="28"/>
+      <w:szCs w:val="28"/>
+    </w:rPr>
+  </w:style>
+  <w:style w:type="character" w:customStyle="1" w:styleId="40">
+    <w:name w:val="Заголовок 4 Знак"/>
+    <w:basedOn w:val="a0"/>
+    <w:link w:val="4"/>
+    <w:uiPriority w:val="9"/>
+    <w:semiHidden/>
+    <w:rsid w:val="00603E00"/>
+    <w:rPr>
+      <w:rFonts w:eastAsiaTheme="majorEastAsia" w:cstheme="majorBidi"/>
+      <w:i/>
+      <w:iCs/>
+      <w:color w:val="0F4761" w:themeColor="accent1" w:themeShade="BF"/>
+    </w:rPr>
+  </w:style>
+  <w:style w:type="character" w:customStyle="1" w:styleId="50">
+    <w:name w:val="Заголовок 5 Знак"/>
+    <w:basedOn w:val="a0"/>
+    <w:link w:val="5"/>
+    <w:uiPriority w:val="9"/>
+    <w:semiHidden/>
+    <w:rsid w:val="00603E00"/>
+    <w:rPr>
+      <w:rFonts w:eastAsiaTheme="majorEastAsia" w:cstheme="majorBidi"/>
+      <w:color w:val="0F4761" w:themeColor="accent1" w:themeShade="BF"/>
+    </w:rPr>
+  </w:style>
+  <w:style w:type="character" w:customStyle="1" w:styleId="60">
+    <w:name w:val="Заголовок 6 Знак"/>
+    <w:basedOn w:val="a0"/>
+    <w:link w:val="6"/>
+    <w:uiPriority w:val="9"/>
+    <w:semiHidden/>
+    <w:rsid w:val="00603E00"/>
+    <w:rPr>
+      <w:rFonts w:eastAsiaTheme="majorEastAsia" w:cstheme="majorBidi"/>
+      <w:i/>
+      <w:iCs/>
+      <w:color w:val="595959" w:themeColor="text1" w:themeTint="A6"/>
+    </w:rPr>
+  </w:style>
+  <w:style w:type="character" w:customStyle="1" w:styleId="70">
+    <w:name w:val="Заголовок 7 Знак"/>
+    <w:basedOn w:val="a0"/>
+    <w:link w:val="7"/>
+    <w:uiPriority w:val="9"/>
+    <w:semiHidden/>
+    <w:rsid w:val="00603E00"/>
+    <w:rPr>
+      <w:rFonts w:eastAsiaTheme="majorEastAsia" w:cstheme="majorBidi"/>
+      <w:color w:val="595959" w:themeColor="text1" w:themeTint="A6"/>
+    </w:rPr>
+  </w:style>
+  <w:style w:type="character" w:customStyle="1" w:styleId="80">
+    <w:name w:val="Заголовок 8 Знак"/>
+    <w:basedOn w:val="a0"/>
+    <w:link w:val="8"/>
+    <w:uiPriority w:val="9"/>
+    <w:semiHidden/>
+    <w:rsid w:val="00603E00"/>
+    <w:rPr>
+      <w:rFonts w:eastAsiaTheme="majorEastAsia" w:cstheme="majorBidi"/>
+      <w:i/>
+      <w:iCs/>
+      <w:color w:val="272727" w:themeColor="text1" w:themeTint="D8"/>
+    </w:rPr>
+  </w:style>
+  <w:style w:type="character" w:customStyle="1" w:styleId="90">
+    <w:name w:val="Заголовок 9 Знак"/>
+    <w:basedOn w:val="a0"/>
+    <w:link w:val="9"/>
+    <w:uiPriority w:val="9"/>
+    <w:semiHidden/>
+    <w:rsid w:val="00603E00"/>
+    <w:rPr>
+      <w:rFonts w:eastAsiaTheme="majorEastAsia" w:cstheme="majorBidi"/>
+      <w:color w:val="272727" w:themeColor="text1" w:themeTint="D8"/>
+    </w:rPr>
+  </w:style>
+  <w:style w:type="paragraph" w:styleId="a3">
+    <w:name w:val="Title"/>
+    <w:basedOn w:val="a"/>
+    <w:next w:val="a"/>
+    <w:link w:val="a4"/>
+    <w:uiPriority w:val="10"/>
+    <w:qFormat/>
+    <w:rsid w:val="00603E00"/>
+    <w:pPr>
+      <w:spacing w:after="80" w:line="240" w:lineRule="auto"/>
+      <w:contextualSpacing/>
+    </w:pPr>
+    <w:rPr>
+      <w:rFonts w:asciiTheme="majorHAnsi" w:eastAsiaTheme="majorEastAsia" w:hAnsiTheme="majorHAnsi" w:cstheme="majorBidi"/>
+      <w:spacing w:val="-10"/>
+      <w:kern w:val="28"/>
+      <w:sz w:val="56"/>
+      <w:szCs w:val="56"/>
+    </w:rPr>
+  </w:style>
+  <w:style w:type="character" w:customStyle="1" w:styleId="a4">
+    <w:name w:val="Название Знак"/>
+    <w:basedOn w:val="a0"/>
+    <w:link w:val="a3"/>
+    <w:uiPriority w:val="10"/>
+    <w:rsid w:val="00603E00"/>
+    <w:rPr>
+      <w:rFonts w:asciiTheme="majorHAnsi" w:eastAsiaTheme="majorEastAsia" w:hAnsiTheme="majorHAnsi" w:cstheme="majorBidi"/>
+      <w:spacing w:val="-10"/>
+      <w:kern w:val="28"/>
+      <w:sz w:val="56"/>
+      <w:szCs w:val="56"/>
+    </w:rPr>
+  </w:style>
+  <w:style w:type="paragraph" w:styleId="a5">
+    <w:name w:val="Subtitle"/>
+    <w:basedOn w:val="a"/>
+    <w:next w:val="a"/>
+    <w:link w:val="a6"/>
+    <w:uiPriority w:val="11"/>
+    <w:qFormat/>
+    <w:rsid w:val="00603E00"/>
+    <w:pPr>
+      <w:numPr>
+        <w:ilvl w:val="1"/>
+      </w:numPr>
+    </w:pPr>
+    <w:rPr>
+      <w:rFonts w:eastAsiaTheme="majorEastAsia" w:cstheme="majorBidi"/>
+      <w:color w:val="595959" w:themeColor="text1" w:themeTint="A6"/>
+      <w:spacing w:val="15"/>
+      <w:sz w:val="28"/>
+      <w:szCs w:val="28"/>
+    </w:rPr>
+  </w:style>
+  <w:style w:type="character" w:customStyle="1" w:styleId="a6">
+    <w:name w:val="Подзаголовок Знак"/>
+    <w:basedOn w:val="a0"/>
+    <w:link w:val="a5"/>
+    <w:uiPriority w:val="11"/>
+    <w:rsid w:val="00603E00"/>
+    <w:rPr>
+      <w:rFonts w:eastAsiaTheme="majorEastAsia" w:cstheme="majorBidi"/>
+      <w:color w:val="595959" w:themeColor="text1" w:themeTint="A6"/>
+      <w:spacing w:val="15"/>
+      <w:sz w:val="28"/>
+      <w:szCs w:val="28"/>
+    </w:rPr>
+  </w:style>
+  <w:style w:type="paragraph" w:styleId="21">
+    <w:name w:val="Quote"/>
+    <w:basedOn w:val="a"/>
+    <w:next w:val="a"/>
+    <w:link w:val="22"/>
+    <w:uiPriority w:val="29"/>
+    <w:qFormat/>
+    <w:rsid w:val="00603E00"/>
+    <w:pPr>
+      <w:spacing w:before="160"/>
+      <w:jc w:val="center"/>
+    </w:pPr>
+    <w:rPr>
+      <w:i/>
+      <w:iCs/>
+      <w:color w:val="404040" w:themeColor="text1" w:themeTint="BF"/>
+    </w:rPr>
+  </w:style>
+  <w:style w:type="character" w:customStyle="1" w:styleId="22">
+    <w:name w:val="Цитата 2 Знак"/>
+    <w:basedOn w:val="a0"/>
+    <w:link w:val="21"/>
+    <w:uiPriority w:val="29"/>
+    <w:rsid w:val="00603E00"/>
+    <w:rPr>
+      <w:i/>
+      <w:iCs/>
+      <w:color w:val="404040" w:themeColor="text1" w:themeTint="BF"/>
+    </w:rPr>
+  </w:style>
+  <w:style w:type="paragraph" w:styleId="a7">
+    <w:name w:val="List Paragraph"/>
+    <w:basedOn w:val="a"/>
+    <w:uiPriority w:val="34"/>
+    <w:qFormat/>
+    <w:rsid w:val="00603E00"/>
+    <w:pPr>
+      <w:ind w:left="720"/>
+      <w:contextualSpacing/>
+    </w:pPr>
+  </w:style>
+  <w:style w:type="character" w:styleId="a8">
+    <w:name w:val="Intense Emphasis"/>
+    <w:basedOn w:val="a0"/>
+    <w:uiPriority w:val="21"/>
+    <w:qFormat/>
+    <w:rsid w:val="00603E00"/>
+    <w:rPr>
+      <w:i/>
+      <w:iCs/>
+      <w:color w:val="0F4761" w:themeColor="accent1" w:themeShade="BF"/>
+    </w:rPr>
+  </w:style>
+  <w:style w:type="paragraph" w:styleId="a9">
+    <w:name w:val="Intense Quote"/>
+    <w:basedOn w:val="a"/>
+    <w:next w:val="a"/>
+    <w:link w:val="aa"/>
+    <w:uiPriority w:val="30"/>
+    <w:qFormat/>
+    <w:rsid w:val="00603E00"/>
+    <w:pPr>
+      <w:pBdr>
+        <w:top w:val="single" w:sz="4" w:space="10" w:color="0F4761" w:themeColor="accent1" w:themeShade="BF"/>
+        <w:bottom w:val="single" w:sz="4" w:space="10" w:color="0F4761" w:themeColor="accent1" w:themeShade="BF"/>
+      </w:pBdr>
+      <w:spacing w:before="360" w:after="360"/>
+      <w:ind w:left="864" w:right="864"/>
+      <w:jc w:val="center"/>
+    </w:pPr>
+    <w:rPr>
+      <w:i/>
+      <w:iCs/>
+      <w:color w:val="0F4761" w:themeColor="accent1" w:themeShade="BF"/>
+    </w:rPr>
+  </w:style>
+  <w:style w:type="character" w:customStyle="1" w:styleId="aa">
+    <w:name w:val="Выделенная цитата Знак"/>
+    <w:basedOn w:val="a0"/>
+    <w:link w:val="a9"/>
+    <w:uiPriority w:val="30"/>
+    <w:rsid w:val="00603E00"/>
+    <w:rPr>
+      <w:i/>
+      <w:iCs/>
+      <w:color w:val="0F4761" w:themeColor="accent1" w:themeShade="BF"/>
+    </w:rPr>
+  </w:style>
+  <w:style w:type="character" w:styleId="ab">
+    <w:name w:val="Intense Reference"/>
+    <w:basedOn w:val="a0"/>
+    <w:uiPriority w:val="32"/>
+    <w:qFormat/>
+    <w:rsid w:val="00603E00"/>
+    <w:rPr>
+      <w:b/>
+      <w:bCs/>
+      <w:smallCaps/>
+      <w:color w:val="0F4761" w:themeColor="accent1" w:themeShade="BF"/>
+      <w:spacing w:val="5"/>
+    </w:rPr>
+  </w:style>
+  <w:style w:type="paragraph" w:styleId="ac">
+    <w:name w:val="header"/>
+    <w:basedOn w:val="a"/>
+    <w:link w:val="ad"/>
+    <w:uiPriority w:val="99"/>
+    <w:unhideWhenUsed/>
+    <w:rsid w:val="008F40A6"/>
+    <w:pPr>
+      <w:tabs>
+        <w:tab w:val="center" w:pos="4677"/>
+        <w:tab w:val="right" w:pos="9355"/>
+      </w:tabs>
+      <w:spacing w:after="0" w:line="240" w:lineRule="auto"/>
+    </w:pPr>
+  </w:style>
+  <w:style w:type="character" w:customStyle="1" w:styleId="ad">
+    <w:name w:val="Верхний колонтитул Знак"/>
+    <w:basedOn w:val="a0"/>
+    <w:link w:val="ac"/>
+    <w:uiPriority w:val="99"/>
+    <w:rsid w:val="008F40A6"/>
+  </w:style>
+  <w:style w:type="paragraph" w:styleId="ae">
+    <w:name w:val="footer"/>
+    <w:basedOn w:val="a"/>
+    <w:link w:val="af"/>
+    <w:uiPriority w:val="99"/>
+    <w:unhideWhenUsed/>
+    <w:rsid w:val="008F40A6"/>
+    <w:pPr>
+      <w:tabs>
+        <w:tab w:val="center" w:pos="4677"/>
+        <w:tab w:val="right" w:pos="9355"/>
+      </w:tabs>
+      <w:spacing w:after="0" w:line="240" w:lineRule="auto"/>
+    </w:pPr>
+  </w:style>
+  <w:style w:type="character" w:customStyle="1" w:styleId="af">
+    <w:name w:val="Нижний колонтитул Знак"/>
+    <w:basedOn w:val="a0"/>
+    <w:link w:val="ae"/>
+    <w:uiPriority w:val="99"/>
+    <w:rsid w:val="008F40A6"/>
+  </w:style>
+  <w:style w:type="paragraph" w:styleId="af0">
+    <w:name w:val="No Spacing"/>
+    <w:link w:val="af1"/>
+    <w:uiPriority w:val="1"/>
+    <w:qFormat/>
+    <w:rsid w:val="00E90E53"/>
+    <w:pPr>
+      <w:spacing w:after="0" w:line="240" w:lineRule="auto"/>
+    </w:pPr>
+    <w:rPr>
+      <w:rFonts w:eastAsiaTheme="minorEastAsia"/>
+      <w:kern w:val="0"/>
+      <w:sz w:val="22"/>
+      <w:szCs w:val="22"/>
+      <w:lang w:eastAsia="ru-RU"/>
+      <w14:ligatures w14:val="none"/>
+    </w:rPr>
+  </w:style>
+  <w:style w:type="character" w:customStyle="1" w:styleId="af1">
+    <w:name w:val="Без интервала Знак"/>
+    <w:basedOn w:val="a0"/>
+    <w:link w:val="af0"/>
+    <w:uiPriority w:val="1"/>
+    <w:rsid w:val="00E90E53"/>
+    <w:rPr>
+      <w:rFonts w:eastAsiaTheme="minorEastAsia"/>
+      <w:kern w:val="0"/>
+      <w:sz w:val="22"/>
+      <w:szCs w:val="22"/>
+      <w:lang w:eastAsia="ru-RU"/>
+      <w14:ligatures w14:val="none"/>
+    </w:rPr>
+  </w:style>
+  <w:style w:type="character" w:styleId="af2">
+    <w:name w:val="Placeholder Text"/>
+    <w:basedOn w:val="a0"/>
+    <w:uiPriority w:val="99"/>
+    <w:semiHidden/>
+    <w:rsid w:val="008B3C26"/>
+    <w:rPr>
+      <w:color w:val="666666"/>
+    </w:rPr>
+  </w:style>
+  <w:style w:type="character" w:styleId="af3">
+    <w:name w:val="Hyperlink"/>
+    <w:basedOn w:val="a0"/>
+    <w:uiPriority w:val="99"/>
+    <w:unhideWhenUsed/>
+    <w:rsid w:val="00A4260B"/>
+    <w:rPr>
+      <w:color w:val="467886" w:themeColor="hyperlink"/>
+      <w:u w:val="single"/>
+    </w:rPr>
+  </w:style>
 </w:styles>
 </file>
 
@@ -7822,7 +8729,7 @@
     </a:clrScheme>
     <a:fontScheme name="Стандартная">
       <a:majorFont>
-        <a:latin typeface="Aptos Display" panose="02110004020202020204"/>
+        <a:latin typeface="Aptos Display"/>
         <a:ea typeface=""/>
         <a:cs typeface=""/>
         <a:font script="Jpan" typeface="游ゴシック Light"/>
@@ -7874,7 +8781,7 @@
         <a:font script="Tfng" typeface="Ebrima"/>
       </a:majorFont>
       <a:minorFont>
-        <a:latin typeface="Aptos" panose="02110004020202020204"/>
+        <a:latin typeface="Aptos"/>
         <a:ea typeface=""/>
         <a:cs typeface=""/>
         <a:font script="Jpan" typeface="游明朝"/>
@@ -8088,7 +8995,7 @@
   <a:extraClrSchemeLst/>
   <a:extLst>
     <a:ext uri="{05A4C25C-085E-4340-85A3-A5531E510DB2}">
-      <thm15:themeFamily xmlns:thm15="http://schemas.microsoft.com/office/thememl/2012/main" name="Office Theme" id="{2E142A2C-CD16-42D6-873A-C26D2A0506FA}" vid="{1BDDFF52-6CD6-40A5-AB3C-68EB2F1E4D0A}"/>
+      <thm15:themeFamily xmlns:thm15="http://schemas.microsoft.com/office/thememl/2012/main" xmlns="" name="Office Theme" id="{2E142A2C-CD16-42D6-873A-C26D2A0506FA}" vid="{1BDDFF52-6CD6-40A5-AB3C-68EB2F1E4D0A}"/>
     </a:ext>
   </a:extLst>
 </a:theme>
@@ -8099,7 +9006,7 @@
 </file>
 
 <file path=customXml/itemProps1.xml><?xml version="1.0" encoding="utf-8"?>
-<ds:datastoreItem xmlns:ds="http://schemas.openxmlformats.org/officeDocument/2006/customXml" ds:itemID="{983131DF-6E2A-49CC-89F3-7B5836A945F3}">
+<ds:datastoreItem xmlns:ds="http://schemas.openxmlformats.org/officeDocument/2006/customXml" ds:itemID="{79658FF0-713C-426F-9700-D520CE2B2C67}">
   <ds:schemaRefs>
     <ds:schemaRef ds:uri="http://schemas.openxmlformats.org/officeDocument/2006/bibliography"/>
   </ds:schemaRefs>
